--- a/stem_lessons/Pedro_Lesson_5.docx
+++ b/stem_lessons/Pedro_Lesson_5.docx
@@ -1796,7 +1796,7 @@
               <w:rPr>
                 <w:rStyle w:val="IndexLink"/>
               </w:rPr>
-              <w:t>1. Install the Pedro Program (Skip this step if already completed in Lesson n°3)</w:t>
+              <w:t>1. Install the Pedro Program</w:t>
               <w:tab/>
               <w:t>4</w:t>
             </w:r>
@@ -1856,7 +1856,7 @@
               <w:rPr>
                 <w:rStyle w:val="IndexLink"/>
               </w:rPr>
-              <w:t>4. Radio Mode Configuration Overview</w:t>
+              <w:t>4. Activities</w:t>
               <w:tab/>
               <w:t>7</w:t>
             </w:r>
@@ -1897,66 +1897,6 @@
             </w:tabs>
             <w:rPr/>
           </w:pPr>
-          <w:hyperlink w:anchor="__RefHeading___Toc3662_490965806">
-            <w:r>
-              <w:rPr>
-                <w:rStyle w:val="IndexLink"/>
-              </w:rPr>
-              <w:t>Mission</w:t>
-              <w:tab/>
-              <w:t>7</w:t>
-            </w:r>
-          </w:hyperlink>
-        </w:p>
-        <w:p>
-          <w:pPr>
-            <w:pStyle w:val="TOC3"/>
-            <w:tabs>
-              <w:tab w:val="clear" w:pos="9354"/>
-              <w:tab w:val="right" w:pos="9920" w:leader="dot"/>
-            </w:tabs>
-            <w:rPr/>
-          </w:pPr>
-          <w:hyperlink w:anchor="__RefHeading___Toc3664_490965806">
-            <w:r>
-              <w:rPr>
-                <w:rStyle w:val="IndexLink"/>
-              </w:rPr>
-              <w:t>Student Actions</w:t>
-              <w:tab/>
-              <w:t>7</w:t>
-            </w:r>
-          </w:hyperlink>
-        </w:p>
-        <w:p>
-          <w:pPr>
-            <w:pStyle w:val="TOC3"/>
-            <w:tabs>
-              <w:tab w:val="clear" w:pos="9354"/>
-              <w:tab w:val="right" w:pos="9920" w:leader="dot"/>
-            </w:tabs>
-            <w:rPr/>
-          </w:pPr>
-          <w:hyperlink w:anchor="__RefHeading___Toc3666_490965806">
-            <w:r>
-              <w:rPr>
-                <w:rStyle w:val="IndexLink"/>
-              </w:rPr>
-              <w:t>Observation</w:t>
-              <w:tab/>
-              <w:t>7</w:t>
-            </w:r>
-          </w:hyperlink>
-        </w:p>
-        <w:p>
-          <w:pPr>
-            <w:pStyle w:val="TOC3"/>
-            <w:tabs>
-              <w:tab w:val="clear" w:pos="9354"/>
-              <w:tab w:val="right" w:pos="9920" w:leader="dot"/>
-            </w:tabs>
-            <w:rPr/>
-          </w:pPr>
           <w:hyperlink w:anchor="__RefHeading___Toc3668_490965806">
             <w:r>
               <w:rPr>
@@ -1969,66 +1909,6 @@
                 <w:rStyle w:val="IndexLink"/>
               </w:rPr>
               <w:t>Activity 2 — Mirror Movement</w:t>
-              <w:tab/>
-              <w:t>7</w:t>
-            </w:r>
-          </w:hyperlink>
-        </w:p>
-        <w:p>
-          <w:pPr>
-            <w:pStyle w:val="TOC3"/>
-            <w:tabs>
-              <w:tab w:val="clear" w:pos="9354"/>
-              <w:tab w:val="right" w:pos="9920" w:leader="dot"/>
-            </w:tabs>
-            <w:rPr/>
-          </w:pPr>
-          <w:hyperlink w:anchor="__RefHeading___Toc3670_490965806">
-            <w:r>
-              <w:rPr>
-                <w:rStyle w:val="IndexLink"/>
-              </w:rPr>
-              <w:t>Mission</w:t>
-              <w:tab/>
-              <w:t>7</w:t>
-            </w:r>
-          </w:hyperlink>
-        </w:p>
-        <w:p>
-          <w:pPr>
-            <w:pStyle w:val="TOC3"/>
-            <w:tabs>
-              <w:tab w:val="clear" w:pos="9354"/>
-              <w:tab w:val="right" w:pos="9920" w:leader="dot"/>
-            </w:tabs>
-            <w:rPr/>
-          </w:pPr>
-          <w:hyperlink w:anchor="__RefHeading___Toc3672_490965806">
-            <w:r>
-              <w:rPr>
-                <w:rStyle w:val="IndexLink"/>
-              </w:rPr>
-              <w:t>Student Actions</w:t>
-              <w:tab/>
-              <w:t>8</w:t>
-            </w:r>
-          </w:hyperlink>
-        </w:p>
-        <w:p>
-          <w:pPr>
-            <w:pStyle w:val="TOC3"/>
-            <w:tabs>
-              <w:tab w:val="clear" w:pos="9354"/>
-              <w:tab w:val="right" w:pos="9920" w:leader="dot"/>
-            </w:tabs>
-            <w:rPr/>
-          </w:pPr>
-          <w:hyperlink w:anchor="__RefHeading___Toc3674_490965806">
-            <w:r>
-              <w:rPr>
-                <w:rStyle w:val="IndexLink"/>
-              </w:rPr>
-              <w:t>Observation</w:t>
               <w:tab/>
               <w:t>8</w:t>
             </w:r>
@@ -2069,46 +1949,6 @@
             </w:tabs>
             <w:rPr/>
           </w:pPr>
-          <w:hyperlink w:anchor="__RefHeading___Toc3678_490965806">
-            <w:r>
-              <w:rPr>
-                <w:rStyle w:val="IndexLink"/>
-              </w:rPr>
-              <w:t>Mission</w:t>
-              <w:tab/>
-              <w:t>8</w:t>
-            </w:r>
-          </w:hyperlink>
-        </w:p>
-        <w:p>
-          <w:pPr>
-            <w:pStyle w:val="TOC3"/>
-            <w:tabs>
-              <w:tab w:val="clear" w:pos="9354"/>
-              <w:tab w:val="right" w:pos="9920" w:leader="dot"/>
-            </w:tabs>
-            <w:rPr/>
-          </w:pPr>
-          <w:hyperlink w:anchor="__RefHeading___Toc3680_490965806">
-            <w:r>
-              <w:rPr>
-                <w:rStyle w:val="IndexLink"/>
-              </w:rPr>
-              <w:t>Experiment</w:t>
-              <w:tab/>
-              <w:t>8</w:t>
-            </w:r>
-          </w:hyperlink>
-        </w:p>
-        <w:p>
-          <w:pPr>
-            <w:pStyle w:val="TOC2"/>
-            <w:tabs>
-              <w:tab w:val="clear" w:pos="9638"/>
-              <w:tab w:val="right" w:pos="9920" w:leader="dot"/>
-            </w:tabs>
-            <w:rPr/>
-          </w:pPr>
           <w:hyperlink w:anchor="__RefHeading___Toc3682_490965806">
             <w:r>
               <w:rPr>
@@ -2120,7 +1960,7 @@
               <w:rPr>
                 <w:rStyle w:val="IndexLink"/>
               </w:rPr>
-              <w:t>Activity 3 — Break the Connection</w:t>
+              <w:t>Activity 4 — Break the Connection</w:t>
               <w:tab/>
               <w:t>9</w:t>
             </w:r>
@@ -2131,46 +1971,6 @@
             <w:pStyle w:val="TOC3"/>
             <w:tabs>
               <w:tab w:val="clear" w:pos="9354"/>
-              <w:tab w:val="right" w:pos="9920" w:leader="dot"/>
-            </w:tabs>
-            <w:rPr/>
-          </w:pPr>
-          <w:hyperlink w:anchor="__RefHeading___Toc3684_490965806">
-            <w:r>
-              <w:rPr>
-                <w:rStyle w:val="IndexLink"/>
-              </w:rPr>
-              <w:t>Mission</w:t>
-              <w:tab/>
-              <w:t>9</w:t>
-            </w:r>
-          </w:hyperlink>
-        </w:p>
-        <w:p>
-          <w:pPr>
-            <w:pStyle w:val="TOC3"/>
-            <w:tabs>
-              <w:tab w:val="clear" w:pos="9354"/>
-              <w:tab w:val="right" w:pos="9920" w:leader="dot"/>
-            </w:tabs>
-            <w:rPr/>
-          </w:pPr>
-          <w:hyperlink w:anchor="__RefHeading___Toc3686_490965806">
-            <w:r>
-              <w:rPr>
-                <w:rStyle w:val="IndexLink"/>
-              </w:rPr>
-              <w:t>Experiment</w:t>
-              <w:tab/>
-              <w:t>9</w:t>
-            </w:r>
-          </w:hyperlink>
-        </w:p>
-        <w:p>
-          <w:pPr>
-            <w:pStyle w:val="TOC1"/>
-            <w:tabs>
-              <w:tab w:val="clear" w:pos="9921"/>
               <w:tab w:val="right" w:pos="9920" w:leader="dot"/>
             </w:tabs>
             <w:rPr/>
@@ -2205,8 +2005,23 @@
             <w:r>
               <w:rPr>
                 <w:rStyle w:val="IndexLink"/>
+                <w:i w:val="false"/>
+                <w:iCs w:val="false"/>
               </w:rPr>
-              <w:t>3. Quiz (20 Questions)</w:t>
+              <w:t xml:space="preserve">📝 </w:t>
+            </w:r>
+            <w:r>
+              <w:rPr>
+                <w:rStyle w:val="IndexLink"/>
+                <w:i w:val="false"/>
+                <w:iCs w:val="false"/>
+              </w:rPr>
+              <w:t>Quiz — Check Your Understanding</w:t>
+            </w:r>
+            <w:r>
+              <w:rPr>
+                <w:rStyle w:val="IndexLink"/>
+              </w:rPr>
               <w:tab/>
               <w:t>10</w:t>
             </w:r>
@@ -2409,158 +2224,208 @@
       <w:pPr>
         <w:pStyle w:val="BodyText"/>
         <w:rPr>
-          <w:rFonts w:eastAsia="Noto Serif CJK SC" w:cs="Noto Sans Devanagari"/>
-          <w:color w:val="auto"/>
-          <w:kern w:val="2"/>
-          <w:sz w:val="32"/>
-          <w:szCs w:val="32"/>
-          <w:lang w:val="fr-FR" w:eastAsia="zh-CN" w:bidi="hi-IN"/>
-        </w:rPr>
-      </w:pPr>
-      <w:r>
-        <w:rPr>
-          <w:rFonts w:eastAsia="Noto Serif CJK SC" w:cs="Noto Sans Devanagari"/>
-          <w:color w:val="auto"/>
-          <w:kern w:val="2"/>
-          <w:sz w:val="32"/>
-          <w:szCs w:val="32"/>
-          <w:lang w:val="fr-FR" w:eastAsia="zh-CN" w:bidi="hi-IN"/>
-        </w:rPr>
-      </w:r>
-    </w:p>
-    <w:p>
-      <w:pPr>
-        <w:pStyle w:val="BodyText"/>
-        <w:rPr>
-          <w:rFonts w:eastAsia="Noto Serif CJK SC" w:cs="Noto Sans Devanagari"/>
-          <w:color w:val="auto"/>
-          <w:kern w:val="2"/>
-          <w:sz w:val="32"/>
-          <w:szCs w:val="32"/>
-          <w:lang w:val="fr-FR" w:eastAsia="zh-CN" w:bidi="hi-IN"/>
-        </w:rPr>
-      </w:pPr>
-      <w:r>
-        <w:rPr>
-          <w:rFonts w:eastAsia="Noto Serif CJK SC" w:cs="Noto Sans Devanagari"/>
-          <w:color w:val="auto"/>
-          <w:kern w:val="2"/>
-          <w:sz w:val="32"/>
-          <w:szCs w:val="32"/>
-          <w:lang w:val="fr-FR" w:eastAsia="zh-CN" w:bidi="hi-IN"/>
-        </w:rPr>
-      </w:r>
-    </w:p>
-    <w:p>
-      <w:pPr>
-        <w:pStyle w:val="BodyText"/>
-        <w:rPr>
-          <w:rFonts w:eastAsia="Noto Serif CJK SC" w:cs="Noto Sans Devanagari"/>
-          <w:color w:val="auto"/>
-          <w:kern w:val="2"/>
-          <w:sz w:val="32"/>
-          <w:szCs w:val="32"/>
-          <w:lang w:val="fr-FR" w:eastAsia="zh-CN" w:bidi="hi-IN"/>
-        </w:rPr>
-      </w:pPr>
-      <w:r>
-        <w:rPr>
-          <w:rFonts w:eastAsia="Noto Serif CJK SC" w:cs="Noto Sans Devanagari"/>
-          <w:color w:val="auto"/>
-          <w:kern w:val="2"/>
-          <w:sz w:val="32"/>
-          <w:szCs w:val="32"/>
-          <w:lang w:val="fr-FR" w:eastAsia="zh-CN" w:bidi="hi-IN"/>
-        </w:rPr>
-      </w:r>
-    </w:p>
-    <w:p>
-      <w:pPr>
-        <w:pStyle w:val="BodyText"/>
-        <w:rPr>
-          <w:rFonts w:eastAsia="Noto Serif CJK SC" w:cs="Noto Sans Devanagari"/>
-          <w:color w:val="auto"/>
-          <w:kern w:val="2"/>
-          <w:sz w:val="32"/>
-          <w:szCs w:val="32"/>
-          <w:lang w:val="fr-FR" w:eastAsia="zh-CN" w:bidi="hi-IN"/>
-        </w:rPr>
-      </w:pPr>
-      <w:r>
-        <w:rPr>
-          <w:rFonts w:eastAsia="Noto Serif CJK SC" w:cs="Noto Sans Devanagari"/>
-          <w:color w:val="auto"/>
-          <w:kern w:val="2"/>
-          <w:sz w:val="32"/>
-          <w:szCs w:val="32"/>
-          <w:lang w:val="fr-FR" w:eastAsia="zh-CN" w:bidi="hi-IN"/>
-        </w:rPr>
-      </w:r>
-    </w:p>
-    <w:p>
-      <w:pPr>
-        <w:pStyle w:val="BodyText"/>
-        <w:rPr>
-          <w:rFonts w:eastAsia="Noto Serif CJK SC" w:cs="Noto Sans Devanagari"/>
-          <w:color w:val="auto"/>
-          <w:kern w:val="2"/>
-          <w:sz w:val="32"/>
-          <w:szCs w:val="32"/>
-          <w:lang w:val="fr-FR" w:eastAsia="zh-CN" w:bidi="hi-IN"/>
-        </w:rPr>
-      </w:pPr>
-      <w:r>
-        <w:rPr>
-          <w:rFonts w:eastAsia="Noto Serif CJK SC" w:cs="Noto Sans Devanagari"/>
-          <w:color w:val="auto"/>
-          <w:kern w:val="2"/>
-          <w:sz w:val="32"/>
-          <w:szCs w:val="32"/>
-          <w:lang w:val="fr-FR" w:eastAsia="zh-CN" w:bidi="hi-IN"/>
-        </w:rPr>
-      </w:r>
-    </w:p>
-    <w:p>
-      <w:pPr>
-        <w:pStyle w:val="BodyText"/>
-        <w:rPr>
-          <w:rFonts w:eastAsia="Noto Serif CJK SC" w:cs="Noto Sans Devanagari"/>
-          <w:color w:val="auto"/>
-          <w:kern w:val="2"/>
-          <w:sz w:val="32"/>
-          <w:szCs w:val="32"/>
-          <w:lang w:val="fr-FR" w:eastAsia="zh-CN" w:bidi="hi-IN"/>
-        </w:rPr>
-      </w:pPr>
-      <w:r>
-        <w:rPr>
-          <w:rFonts w:eastAsia="Noto Serif CJK SC" w:cs="Noto Sans Devanagari"/>
-          <w:color w:val="auto"/>
-          <w:kern w:val="2"/>
-          <w:sz w:val="32"/>
-          <w:szCs w:val="32"/>
-          <w:lang w:val="fr-FR" w:eastAsia="zh-CN" w:bidi="hi-IN"/>
-        </w:rPr>
+          <w:lang w:val="fr-FR" w:eastAsia="zh-CN" w:bidi="hi-IN"/>
+        </w:rPr>
+      </w:pPr>
+      <w:r>
+        <w:rPr>
+          <w:lang w:val="fr-FR" w:eastAsia="zh-CN" w:bidi="hi-IN"/>
+        </w:rPr>
+      </w:r>
+    </w:p>
+    <w:p>
+      <w:pPr>
+        <w:pStyle w:val="Normal"/>
+        <w:rPr/>
+      </w:pPr>
+      <w:r>
+        <w:rPr/>
+      </w:r>
+    </w:p>
+    <w:p>
+      <w:pPr>
+        <w:pStyle w:val="Normal"/>
+        <w:rPr/>
+      </w:pPr>
+      <w:r>
+        <w:rPr/>
+      </w:r>
+    </w:p>
+    <w:p>
+      <w:pPr>
+        <w:pStyle w:val="Normal"/>
+        <w:rPr/>
+      </w:pPr>
+      <w:r>
+        <w:rPr/>
+      </w:r>
+    </w:p>
+    <w:p>
+      <w:pPr>
+        <w:pStyle w:val="Normal"/>
+        <w:rPr/>
+      </w:pPr>
+      <w:r>
+        <w:rPr/>
+      </w:r>
+    </w:p>
+    <w:p>
+      <w:pPr>
+        <w:pStyle w:val="Normal"/>
+        <w:rPr/>
+      </w:pPr>
+      <w:r>
+        <w:rPr/>
+      </w:r>
+    </w:p>
+    <w:p>
+      <w:pPr>
+        <w:pStyle w:val="Normal"/>
+        <w:rPr/>
+      </w:pPr>
+      <w:r>
+        <w:rPr/>
+      </w:r>
+    </w:p>
+    <w:p>
+      <w:pPr>
+        <w:pStyle w:val="Normal"/>
+        <w:rPr/>
+      </w:pPr>
+      <w:r>
+        <w:rPr/>
+      </w:r>
+    </w:p>
+    <w:p>
+      <w:pPr>
+        <w:pStyle w:val="Normal"/>
+        <w:rPr/>
+      </w:pPr>
+      <w:r>
+        <w:rPr/>
+      </w:r>
+    </w:p>
+    <w:p>
+      <w:pPr>
+        <w:pStyle w:val="Normal"/>
+        <w:rPr/>
+      </w:pPr>
+      <w:r>
+        <w:rPr/>
+      </w:r>
+    </w:p>
+    <w:p>
+      <w:pPr>
+        <w:pStyle w:val="Normal"/>
+        <w:rPr>
+          <w:sz w:val="36"/>
+          <w:szCs w:val="36"/>
+        </w:rPr>
+      </w:pPr>
+      <w:r>
+        <w:rPr/>
+      </w:r>
+    </w:p>
+    <w:p>
+      <w:pPr>
+        <w:pStyle w:val="Normal"/>
+        <w:rPr>
+          <w:sz w:val="36"/>
+          <w:szCs w:val="36"/>
+        </w:rPr>
+      </w:pPr>
+      <w:r>
+        <w:rPr/>
+      </w:r>
+    </w:p>
+    <w:p>
+      <w:pPr>
+        <w:pStyle w:val="Normal"/>
+        <w:rPr>
+          <w:sz w:val="36"/>
+          <w:szCs w:val="36"/>
+        </w:rPr>
+      </w:pPr>
+      <w:r>
+        <w:rPr/>
+      </w:r>
+    </w:p>
+    <w:p>
+      <w:pPr>
+        <w:pStyle w:val="Normal"/>
+        <w:rPr>
+          <w:sz w:val="36"/>
+          <w:szCs w:val="36"/>
+        </w:rPr>
+      </w:pPr>
+      <w:r>
+        <w:rPr/>
+      </w:r>
+    </w:p>
+    <w:p>
+      <w:pPr>
+        <w:pStyle w:val="Normal"/>
+        <w:rPr>
+          <w:sz w:val="36"/>
+          <w:szCs w:val="36"/>
+        </w:rPr>
+      </w:pPr>
+      <w:r>
+        <w:rPr/>
+      </w:r>
+    </w:p>
+    <w:p>
+      <w:pPr>
+        <w:pStyle w:val="Normal"/>
+        <w:rPr>
+          <w:sz w:val="36"/>
+          <w:szCs w:val="36"/>
+        </w:rPr>
+      </w:pPr>
+      <w:r>
+        <w:rPr/>
+      </w:r>
+    </w:p>
+    <w:p>
+      <w:pPr>
+        <w:pStyle w:val="Normal"/>
+        <w:rPr>
+          <w:sz w:val="36"/>
+          <w:szCs w:val="36"/>
+        </w:rPr>
+      </w:pPr>
+      <w:r>
+        <w:rPr/>
+      </w:r>
+    </w:p>
+    <w:p>
+      <w:pPr>
+        <w:pStyle w:val="Normal"/>
+        <w:rPr>
+          <w:sz w:val="36"/>
+          <w:szCs w:val="36"/>
+        </w:rPr>
+      </w:pPr>
+      <w:r>
+        <w:rPr/>
+      </w:r>
+    </w:p>
+    <w:p>
+      <w:pPr>
+        <w:pStyle w:val="Normal"/>
+        <w:rPr>
+          <w:sz w:val="36"/>
+          <w:szCs w:val="36"/>
+        </w:rPr>
+      </w:pPr>
+      <w:r>
+        <w:rPr/>
       </w:r>
     </w:p>
     <w:p>
       <w:pPr>
         <w:pStyle w:val="Heading2"/>
-        <w:widowControl/>
-        <w:tabs>
-          <w:tab w:val="clear" w:pos="720"/>
-          <w:tab w:val="left" w:pos="0" w:leader="none"/>
-        </w:tabs>
-        <w:suppressAutoHyphens w:val="true"/>
-        <w:overflowPunct w:val="true"/>
-        <w:bidi w:val="0"/>
-        <w:spacing w:before="0" w:after="26"/>
-        <w:ind w:hanging="0" w:start="0" w:end="0"/>
-        <w:jc w:val="start"/>
-        <w:rPr>
-          <w:sz w:val="28"/>
-          <w:szCs w:val="28"/>
-        </w:rPr>
+        <w:rPr/>
       </w:pPr>
       <w:bookmarkStart w:id="3" w:name="__RefHeading___Toc910_332147322"/>
       <w:bookmarkEnd w:id="3"/>
@@ -2570,7 +2435,18 @@
           <w:szCs w:val="36"/>
         </w:rPr>
         <w:t xml:space="preserve">1. Install the Pedro Program </w:t>
-        <w:br/>
+      </w:r>
+    </w:p>
+    <w:p>
+      <w:pPr>
+        <w:pStyle w:val="BodyText"/>
+        <w:rPr/>
+      </w:pPr>
+      <w:r>
+        <w:rPr>
+          <w:sz w:val="36"/>
+          <w:szCs w:val="36"/>
+        </w:rPr>
         <w:t>(</w:t>
       </w:r>
       <w:r>
@@ -5826,13 +5702,23 @@
     </w:p>
     <w:p>
       <w:pPr>
-        <w:pStyle w:val="Heading3"/>
-        <w:rPr/>
+        <w:pStyle w:val="BodyText"/>
+        <w:rPr>
+          <w:b/>
+          <w:bCs/>
+          <w:sz w:val="28"/>
+          <w:szCs w:val="28"/>
+        </w:rPr>
       </w:pPr>
       <w:bookmarkStart w:id="11" w:name="__RefHeading___Toc3662_490965806"/>
       <w:bookmarkEnd w:id="11"/>
       <w:r>
-        <w:rPr/>
+        <w:rPr>
+          <w:b/>
+          <w:bCs/>
+          <w:sz w:val="28"/>
+          <w:szCs w:val="28"/>
+        </w:rPr>
         <w:t>Mission</w:t>
       </w:r>
     </w:p>
@@ -5848,34 +5734,57 @@
     </w:p>
     <w:p>
       <w:pPr>
-        <w:pStyle w:val="Heading3"/>
-        <w:rPr/>
+        <w:pStyle w:val="BodyText"/>
+        <w:widowControl/>
+        <w:suppressAutoHyphens w:val="true"/>
+        <w:overflowPunct w:val="true"/>
+        <w:bidi w:val="0"/>
+        <w:jc w:val="start"/>
+        <w:rPr>
+          <w:rFonts w:ascii="Liberation Serif" w:hAnsi="Liberation Serif" w:eastAsia="Noto Serif CJK SC" w:cs="Noto Sans Devanagari"/>
+          <w:b/>
+          <w:bCs/>
+          <w:color w:val="auto"/>
+          <w:kern w:val="2"/>
+          <w:sz w:val="28"/>
+          <w:szCs w:val="28"/>
+          <w:lang w:val="fr-FR" w:eastAsia="zh-CN" w:bidi="hi-IN"/>
+        </w:rPr>
       </w:pPr>
       <w:bookmarkStart w:id="12" w:name="__RefHeading___Toc3664_490965806"/>
       <w:bookmarkEnd w:id="12"/>
       <w:r>
-        <w:rPr/>
-        <w:t>Student Actions</w:t>
-      </w:r>
-    </w:p>
-    <w:p>
-      <w:pPr>
-        <w:pStyle w:val="BodyText"/>
-        <w:bidi w:val="0"/>
-        <w:rPr/>
-      </w:pPr>
-      <w:r>
-        <w:rPr/>
-        <w:t xml:space="preserve">Once the two Pedro robot are configured as transmitter and receiver. </w:t>
-      </w:r>
-      <w:r>
-        <w:rPr/>
-        <w:t xml:space="preserve">Press </w:t>
-      </w:r>
-      <w:r>
-        <w:rPr>
+        <w:rPr>
+          <w:rFonts w:eastAsia="Noto Serif CJK SC" w:cs="Noto Sans Devanagari"/>
           <w:b/>
           <w:bCs/>
+          <w:color w:val="auto"/>
+          <w:kern w:val="2"/>
+          <w:sz w:val="28"/>
+          <w:szCs w:val="28"/>
+          <w:lang w:val="fr-FR" w:eastAsia="zh-CN" w:bidi="hi-IN"/>
+        </w:rPr>
+        <w:t>Student Actions</w:t>
+      </w:r>
+    </w:p>
+    <w:p>
+      <w:pPr>
+        <w:pStyle w:val="BodyText"/>
+        <w:bidi w:val="0"/>
+        <w:rPr/>
+      </w:pPr>
+      <w:r>
+        <w:rPr/>
+        <w:t xml:space="preserve">Once the two Pedro robot are configured as transmitter and receiver. </w:t>
+      </w:r>
+      <w:r>
+        <w:rPr/>
+        <w:t xml:space="preserve">Press </w:t>
+      </w:r>
+      <w:r>
+        <w:rPr>
+          <w:b/>
+          <w:bCs/>
         </w:rPr>
         <w:t xml:space="preserve">A0 </w:t>
       </w:r>
@@ -5889,13 +5798,36 @@
     </w:p>
     <w:p>
       <w:pPr>
-        <w:pStyle w:val="Heading3"/>
-        <w:rPr/>
+        <w:pStyle w:val="BodyText"/>
+        <w:widowControl/>
+        <w:suppressAutoHyphens w:val="true"/>
+        <w:overflowPunct w:val="true"/>
+        <w:bidi w:val="0"/>
+        <w:jc w:val="start"/>
+        <w:rPr>
+          <w:rFonts w:ascii="Liberation Serif" w:hAnsi="Liberation Serif" w:eastAsia="Noto Serif CJK SC" w:cs="Noto Sans Devanagari"/>
+          <w:b/>
+          <w:bCs/>
+          <w:color w:val="auto"/>
+          <w:kern w:val="2"/>
+          <w:sz w:val="28"/>
+          <w:szCs w:val="28"/>
+          <w:lang w:val="fr-FR" w:eastAsia="zh-CN" w:bidi="hi-IN"/>
+        </w:rPr>
       </w:pPr>
       <w:bookmarkStart w:id="13" w:name="__RefHeading___Toc3666_490965806"/>
       <w:bookmarkEnd w:id="13"/>
       <w:r>
-        <w:rPr/>
+        <w:rPr>
+          <w:rFonts w:eastAsia="Noto Serif CJK SC" w:cs="Noto Sans Devanagari"/>
+          <w:b/>
+          <w:bCs/>
+          <w:color w:val="auto"/>
+          <w:kern w:val="2"/>
+          <w:sz w:val="28"/>
+          <w:szCs w:val="28"/>
+          <w:lang w:val="fr-FR" w:eastAsia="zh-CN" w:bidi="hi-IN"/>
+        </w:rPr>
         <w:t>Observation</w:t>
       </w:r>
     </w:p>
@@ -5955,42 +5887,116 @@
     </w:p>
     <w:p>
       <w:pPr>
-        <w:pStyle w:val="BodyText"/>
-        <w:bidi w:val="0"/>
-        <w:rPr>
+        <w:pStyle w:val="Normal"/>
+        <w:rPr/>
+      </w:pPr>
+      <w:r>
+        <w:rPr/>
+      </w:r>
+    </w:p>
+    <w:p>
+      <w:pPr>
+        <w:pStyle w:val="Normal"/>
+        <w:rPr/>
+      </w:pPr>
+      <w:r>
+        <w:rPr/>
+      </w:r>
+    </w:p>
+    <w:p>
+      <w:pPr>
+        <w:pStyle w:val="Normal"/>
+        <w:rPr/>
+      </w:pPr>
+      <w:r>
+        <w:rPr/>
+      </w:r>
+    </w:p>
+    <w:p>
+      <w:pPr>
+        <w:pStyle w:val="Normal"/>
+        <w:rPr/>
+      </w:pPr>
+      <w:r>
+        <w:rPr/>
+      </w:r>
+    </w:p>
+    <w:p>
+      <w:pPr>
+        <w:pStyle w:val="Normal"/>
+        <w:rPr/>
+      </w:pPr>
+      <w:r>
+        <w:rPr/>
+      </w:r>
+    </w:p>
+    <w:p>
+      <w:pPr>
+        <w:pStyle w:val="Heading3"/>
+        <w:keepNext w:val="true"/>
+        <w:widowControl/>
+        <w:suppressAutoHyphens w:val="true"/>
+        <w:overflowPunct w:val="true"/>
+        <w:bidi w:val="0"/>
+        <w:jc w:val="start"/>
+        <w:rPr>
+          <w:color w:val="auto"/>
+          <w:kern w:val="2"/>
+          <w:lang w:val="fr-FR" w:eastAsia="zh-CN" w:bidi="hi-IN"/>
+        </w:rPr>
+      </w:pPr>
+      <w:bookmarkStart w:id="14" w:name="__RefHeading___Toc3668_490965806"/>
+      <w:bookmarkEnd w:id="14"/>
+      <w:r>
+        <w:rPr>
+          <w:color w:val="auto"/>
+          <w:kern w:val="2"/>
+          <w:lang w:val="fr-FR" w:eastAsia="zh-CN" w:bidi="hi-IN"/>
+        </w:rPr>
+        <w:t xml:space="preserve">🎯 </w:t>
+      </w:r>
+      <w:r>
+        <w:rPr>
+          <w:color w:val="auto"/>
+          <w:kern w:val="2"/>
+          <w:lang w:val="fr-FR" w:eastAsia="zh-CN" w:bidi="hi-IN"/>
+        </w:rPr>
+        <w:t>Activity 2 — Mirror Movement</w:t>
+      </w:r>
+    </w:p>
+    <w:p>
+      <w:pPr>
+        <w:pStyle w:val="BodyText"/>
+        <w:widowControl/>
+        <w:suppressAutoHyphens w:val="true"/>
+        <w:overflowPunct w:val="true"/>
+        <w:bidi w:val="0"/>
+        <w:jc w:val="start"/>
+        <w:rPr>
+          <w:rFonts w:ascii="Liberation Serif" w:hAnsi="Liberation Serif" w:eastAsia="Noto Serif CJK SC" w:cs="Noto Sans Devanagari"/>
           <w:b/>
           <w:bCs/>
-        </w:rPr>
-      </w:pPr>
-      <w:r>
-        <w:rPr/>
-      </w:r>
-    </w:p>
-    <w:p>
-      <w:pPr>
-        <w:pStyle w:val="Heading3"/>
-        <w:rPr/>
-      </w:pPr>
-      <w:bookmarkStart w:id="14" w:name="__RefHeading___Toc3668_490965806"/>
-      <w:bookmarkEnd w:id="14"/>
-      <w:r>
-        <w:rPr/>
-        <w:t xml:space="preserve">🎯 </w:t>
-      </w:r>
-      <w:r>
-        <w:rPr/>
-        <w:t>Activity 2 — Mirror Movement</w:t>
-      </w:r>
-    </w:p>
-    <w:p>
-      <w:pPr>
-        <w:pStyle w:val="Heading3"/>
-        <w:rPr/>
+          <w:color w:val="auto"/>
+          <w:kern w:val="2"/>
+          <w:sz w:val="28"/>
+          <w:szCs w:val="28"/>
+          <w:lang w:val="fr-FR" w:eastAsia="zh-CN" w:bidi="hi-IN"/>
+        </w:rPr>
       </w:pPr>
       <w:bookmarkStart w:id="15" w:name="__RefHeading___Toc3670_490965806"/>
       <w:bookmarkEnd w:id="15"/>
       <w:r>
-        <w:rPr/>
+        <w:rPr>
+          <w:rFonts w:eastAsia="Noto Serif CJK SC" w:cs="Noto Sans Devanagari"/>
+          <w:b/>
+          <w:bCs/>
+          <w:color w:val="auto"/>
+          <w:kern w:val="2"/>
+          <w:sz w:val="28"/>
+          <w:szCs w:val="28"/>
+          <w:lang w:val="fr-FR" w:eastAsia="zh-CN" w:bidi="hi-IN"/>
+        </w:rPr>
+        <w:br/>
         <w:t>Mission</w:t>
       </w:r>
     </w:p>
@@ -6006,13 +6012,36 @@
     </w:p>
     <w:p>
       <w:pPr>
-        <w:pStyle w:val="Heading3"/>
-        <w:rPr/>
+        <w:pStyle w:val="BodyText"/>
+        <w:widowControl/>
+        <w:suppressAutoHyphens w:val="true"/>
+        <w:overflowPunct w:val="true"/>
+        <w:bidi w:val="0"/>
+        <w:jc w:val="start"/>
+        <w:rPr>
+          <w:rFonts w:ascii="Liberation Serif" w:hAnsi="Liberation Serif" w:eastAsia="Noto Serif CJK SC" w:cs="Noto Sans Devanagari"/>
+          <w:b/>
+          <w:bCs/>
+          <w:color w:val="auto"/>
+          <w:kern w:val="2"/>
+          <w:sz w:val="28"/>
+          <w:szCs w:val="28"/>
+          <w:lang w:val="fr-FR" w:eastAsia="zh-CN" w:bidi="hi-IN"/>
+        </w:rPr>
       </w:pPr>
       <w:bookmarkStart w:id="16" w:name="__RefHeading___Toc3672_490965806"/>
       <w:bookmarkEnd w:id="16"/>
       <w:r>
-        <w:rPr/>
+        <w:rPr>
+          <w:rFonts w:eastAsia="Noto Serif CJK SC" w:cs="Noto Sans Devanagari"/>
+          <w:b/>
+          <w:bCs/>
+          <w:color w:val="auto"/>
+          <w:kern w:val="2"/>
+          <w:sz w:val="28"/>
+          <w:szCs w:val="28"/>
+          <w:lang w:val="fr-FR" w:eastAsia="zh-CN" w:bidi="hi-IN"/>
+        </w:rPr>
         <w:t>Student Actions</w:t>
       </w:r>
     </w:p>
@@ -6042,16 +6071,27 @@
     </w:p>
     <w:p>
       <w:pPr>
-        <w:pStyle w:val="Heading3"/>
-        <w:rPr/>
-      </w:pPr>
-      <w:r>
-        <w:rPr/>
-        <w:t>Observation:</w:t>
-      </w:r>
-      <w:r>
-        <w:rPr>
-          <w:rFonts w:eastAsia="Noto Serif CJK SC" w:cs="Noto Sans Devanagari" w:ascii="Liberation Serif" w:hAnsi="Liberation Serif"/>
+        <w:pStyle w:val="BodyText"/>
+        <w:rPr/>
+      </w:pPr>
+      <w:bookmarkStart w:id="17" w:name="__RefHeading___Toc3713_490965806"/>
+      <w:bookmarkEnd w:id="17"/>
+      <w:r>
+        <w:rPr>
+          <w:rFonts w:eastAsia="Noto Serif CJK SC" w:cs="Noto Sans Devanagari"/>
+          <w:b/>
+          <w:bCs/>
+          <w:color w:val="auto"/>
+          <w:kern w:val="2"/>
+          <w:sz w:val="28"/>
+          <w:szCs w:val="28"/>
+          <w:lang w:val="fr-FR" w:eastAsia="zh-CN" w:bidi="hi-IN"/>
+        </w:rPr>
+        <w:t xml:space="preserve">Observation: </w:t>
+      </w:r>
+      <w:r>
+        <w:rPr>
+          <w:rFonts w:eastAsia="Noto Serif CJK SC" w:cs="Noto Sans Devanagari"/>
           <w:b w:val="false"/>
           <w:bCs w:val="false"/>
           <w:color w:val="auto"/>
@@ -6060,7 +6100,7 @@
           <w:szCs w:val="24"/>
           <w:lang w:val="fr-FR" w:eastAsia="zh-CN" w:bidi="hi-IN"/>
         </w:rPr>
-        <w:t xml:space="preserve"> Do both robots move at the same time?</w:t>
+        <w:t>Do both robots move at the same time?</w:t>
       </w:r>
       <w:r>
         <w:rPr/>
@@ -6072,8 +6112,8 @@
         <w:pStyle w:val="Heading3"/>
         <w:rPr/>
       </w:pPr>
-      <w:bookmarkStart w:id="17" w:name="__RefHeading___Toc3676_490965806"/>
-      <w:bookmarkEnd w:id="17"/>
+      <w:bookmarkStart w:id="18" w:name="__RefHeading___Toc3676_490965806"/>
+      <w:bookmarkEnd w:id="18"/>
       <w:r>
         <w:rPr>
           <w:b/>
@@ -6102,13 +6142,36 @@
     </w:p>
     <w:p>
       <w:pPr>
-        <w:pStyle w:val="Heading3"/>
-        <w:rPr/>
-      </w:pPr>
-      <w:bookmarkStart w:id="18" w:name="__RefHeading___Toc3678_490965806"/>
-      <w:bookmarkEnd w:id="18"/>
-      <w:r>
-        <w:rPr/>
+        <w:pStyle w:val="BodyText"/>
+        <w:widowControl/>
+        <w:suppressAutoHyphens w:val="true"/>
+        <w:overflowPunct w:val="true"/>
+        <w:bidi w:val="0"/>
+        <w:jc w:val="start"/>
+        <w:rPr>
+          <w:rFonts w:ascii="Liberation Serif" w:hAnsi="Liberation Serif" w:eastAsia="Noto Serif CJK SC" w:cs="Noto Sans Devanagari"/>
+          <w:b/>
+          <w:bCs/>
+          <w:color w:val="auto"/>
+          <w:kern w:val="2"/>
+          <w:sz w:val="28"/>
+          <w:szCs w:val="28"/>
+          <w:lang w:val="fr-FR" w:eastAsia="zh-CN" w:bidi="hi-IN"/>
+        </w:rPr>
+      </w:pPr>
+      <w:bookmarkStart w:id="19" w:name="__RefHeading___Toc3678_490965806"/>
+      <w:bookmarkEnd w:id="19"/>
+      <w:r>
+        <w:rPr>
+          <w:rFonts w:eastAsia="Noto Serif CJK SC" w:cs="Noto Sans Devanagari"/>
+          <w:b/>
+          <w:bCs/>
+          <w:color w:val="auto"/>
+          <w:kern w:val="2"/>
+          <w:sz w:val="28"/>
+          <w:szCs w:val="28"/>
+          <w:lang w:val="fr-FR" w:eastAsia="zh-CN" w:bidi="hi-IN"/>
+        </w:rPr>
         <w:t>Mission</w:t>
       </w:r>
     </w:p>
@@ -6219,13 +6282,36 @@
     </w:p>
     <w:p>
       <w:pPr>
-        <w:pStyle w:val="Heading3"/>
-        <w:rPr/>
-      </w:pPr>
-      <w:bookmarkStart w:id="19" w:name="__RefHeading___Toc3680_490965806"/>
-      <w:bookmarkEnd w:id="19"/>
-      <w:r>
-        <w:rPr/>
+        <w:pStyle w:val="BodyText"/>
+        <w:widowControl/>
+        <w:suppressAutoHyphens w:val="true"/>
+        <w:overflowPunct w:val="true"/>
+        <w:bidi w:val="0"/>
+        <w:jc w:val="start"/>
+        <w:rPr>
+          <w:rFonts w:ascii="Liberation Serif" w:hAnsi="Liberation Serif" w:eastAsia="Noto Serif CJK SC" w:cs="Noto Sans Devanagari"/>
+          <w:b/>
+          <w:bCs/>
+          <w:color w:val="auto"/>
+          <w:kern w:val="2"/>
+          <w:sz w:val="28"/>
+          <w:szCs w:val="28"/>
+          <w:lang w:val="fr-FR" w:eastAsia="zh-CN" w:bidi="hi-IN"/>
+        </w:rPr>
+      </w:pPr>
+      <w:bookmarkStart w:id="20" w:name="__RefHeading___Toc3680_490965806"/>
+      <w:bookmarkEnd w:id="20"/>
+      <w:r>
+        <w:rPr>
+          <w:rFonts w:eastAsia="Noto Serif CJK SC" w:cs="Noto Sans Devanagari"/>
+          <w:b/>
+          <w:bCs/>
+          <w:color w:val="auto"/>
+          <w:kern w:val="2"/>
+          <w:sz w:val="28"/>
+          <w:szCs w:val="28"/>
+          <w:lang w:val="fr-FR" w:eastAsia="zh-CN" w:bidi="hi-IN"/>
+        </w:rPr>
         <w:t>Experiment</w:t>
       </w:r>
     </w:p>
@@ -6326,27 +6412,23 @@
       </w:pPr>
       <w:r>
         <w:rPr/>
-        <w:t xml:space="preserve">• </w:t>
-      </w:r>
-      <w:r>
-        <w:rPr/>
-        <w:t>Press A1 or A2</w:t>
-        <w:br/>
-        <w:t>• Observe the RECEIVER</w:t>
-      </w:r>
-    </w:p>
-    <w:p>
-      <w:pPr>
-        <w:pStyle w:val="BodyText"/>
-        <w:rPr/>
-      </w:pPr>
-      <w:r>
-        <w:rPr/>
-        <w:t xml:space="preserve">👉 </w:t>
-      </w:r>
-      <w:r>
-        <w:rPr/>
-        <w:t>Does it still respond?</w:t>
+        <w:t xml:space="preserve">Press A1 or A2 </w:t>
+      </w:r>
+      <w:r>
+        <w:rPr/>
+        <w:t>and o</w:t>
+      </w:r>
+      <w:r>
+        <w:rPr/>
+        <w:t xml:space="preserve">bserve the RECEIVER: </w:t>
+      </w:r>
+      <w:r>
+        <w:rPr/>
+        <w:t>d</w:t>
+      </w:r>
+      <w:r>
+        <w:rPr/>
+        <w:t>oes it still respond?</w:t>
       </w:r>
     </w:p>
     <w:p>
@@ -6929,8 +7011,8 @@
         <w:pStyle w:val="Heading3"/>
         <w:rPr/>
       </w:pPr>
-      <w:bookmarkStart w:id="20" w:name="__RefHeading___Toc3682_490965806"/>
-      <w:bookmarkEnd w:id="20"/>
+      <w:bookmarkStart w:id="21" w:name="__RefHeading___Toc3682_490965806"/>
+      <w:bookmarkEnd w:id="21"/>
       <w:r>
         <w:rPr/>
         <w:t xml:space="preserve">🎯 </w:t>
@@ -6950,13 +7032,36 @@
     </w:p>
     <w:p>
       <w:pPr>
-        <w:pStyle w:val="Heading3"/>
-        <w:rPr/>
-      </w:pPr>
-      <w:bookmarkStart w:id="21" w:name="__RefHeading___Toc3684_490965806"/>
-      <w:bookmarkEnd w:id="21"/>
-      <w:r>
-        <w:rPr/>
+        <w:pStyle w:val="BodyText"/>
+        <w:widowControl/>
+        <w:suppressAutoHyphens w:val="true"/>
+        <w:overflowPunct w:val="true"/>
+        <w:bidi w:val="0"/>
+        <w:jc w:val="start"/>
+        <w:rPr>
+          <w:rFonts w:ascii="Liberation Serif" w:hAnsi="Liberation Serif" w:eastAsia="Noto Serif CJK SC" w:cs="Noto Sans Devanagari"/>
+          <w:b/>
+          <w:bCs/>
+          <w:color w:val="auto"/>
+          <w:kern w:val="2"/>
+          <w:sz w:val="28"/>
+          <w:szCs w:val="28"/>
+          <w:lang w:val="fr-FR" w:eastAsia="zh-CN" w:bidi="hi-IN"/>
+        </w:rPr>
+      </w:pPr>
+      <w:bookmarkStart w:id="22" w:name="__RefHeading___Toc3684_490965806"/>
+      <w:bookmarkEnd w:id="22"/>
+      <w:r>
+        <w:rPr>
+          <w:rFonts w:eastAsia="Noto Serif CJK SC" w:cs="Noto Sans Devanagari"/>
+          <w:b/>
+          <w:bCs/>
+          <w:color w:val="auto"/>
+          <w:kern w:val="2"/>
+          <w:sz w:val="28"/>
+          <w:szCs w:val="28"/>
+          <w:lang w:val="fr-FR" w:eastAsia="zh-CN" w:bidi="hi-IN"/>
+        </w:rPr>
         <w:t>Mission</w:t>
       </w:r>
     </w:p>
@@ -6972,13 +7077,36 @@
     </w:p>
     <w:p>
       <w:pPr>
-        <w:pStyle w:val="Heading3"/>
-        <w:rPr/>
-      </w:pPr>
-      <w:bookmarkStart w:id="22" w:name="__RefHeading___Toc3686_490965806"/>
-      <w:bookmarkEnd w:id="22"/>
-      <w:r>
-        <w:rPr/>
+        <w:pStyle w:val="BodyText"/>
+        <w:widowControl/>
+        <w:suppressAutoHyphens w:val="true"/>
+        <w:overflowPunct w:val="true"/>
+        <w:bidi w:val="0"/>
+        <w:jc w:val="start"/>
+        <w:rPr>
+          <w:rFonts w:ascii="Liberation Serif" w:hAnsi="Liberation Serif" w:eastAsia="Noto Serif CJK SC" w:cs="Noto Sans Devanagari"/>
+          <w:b/>
+          <w:bCs/>
+          <w:color w:val="auto"/>
+          <w:kern w:val="2"/>
+          <w:sz w:val="28"/>
+          <w:szCs w:val="28"/>
+          <w:lang w:val="fr-FR" w:eastAsia="zh-CN" w:bidi="hi-IN"/>
+        </w:rPr>
+      </w:pPr>
+      <w:bookmarkStart w:id="23" w:name="__RefHeading___Toc3686_490965806"/>
+      <w:bookmarkEnd w:id="23"/>
+      <w:r>
+        <w:rPr>
+          <w:rFonts w:eastAsia="Noto Serif CJK SC" w:cs="Noto Sans Devanagari"/>
+          <w:b/>
+          <w:bCs/>
+          <w:color w:val="auto"/>
+          <w:kern w:val="2"/>
+          <w:sz w:val="28"/>
+          <w:szCs w:val="28"/>
+          <w:lang w:val="fr-FR" w:eastAsia="zh-CN" w:bidi="hi-IN"/>
+        </w:rPr>
         <w:t>Experiment</w:t>
       </w:r>
     </w:p>
@@ -7041,28 +7169,34 @@
     </w:p>
     <w:p>
       <w:pPr>
-        <w:pStyle w:val="Heading1"/>
-        <w:numPr>
-          <w:ilvl w:val="0"/>
-          <w:numId w:val="1"/>
-        </w:numPr>
-        <w:bidi w:val="0"/>
-        <w:ind w:hanging="0" w:start="0"/>
-        <w:rPr/>
-      </w:pPr>
-      <w:bookmarkStart w:id="23" w:name="__RefHeading___Toc3688_490965806"/>
-      <w:bookmarkEnd w:id="23"/>
-      <w:r>
-        <w:rPr>
-          <w:b/>
-          <w:bCs/>
+        <w:pStyle w:val="Heading3"/>
+        <w:keepNext w:val="true"/>
+        <w:widowControl/>
+        <w:suppressAutoHyphens w:val="true"/>
+        <w:overflowPunct w:val="true"/>
+        <w:bidi w:val="0"/>
+        <w:jc w:val="start"/>
+        <w:rPr>
+          <w:color w:val="auto"/>
+          <w:kern w:val="2"/>
+          <w:lang w:val="fr-FR" w:eastAsia="zh-CN" w:bidi="hi-IN"/>
+        </w:rPr>
+      </w:pPr>
+      <w:bookmarkStart w:id="24" w:name="__RefHeading___Toc3688_490965806"/>
+      <w:bookmarkEnd w:id="24"/>
+      <w:r>
+        <w:rPr>
+          <w:color w:val="auto"/>
+          <w:kern w:val="2"/>
+          <w:lang w:val="fr-FR" w:eastAsia="zh-CN" w:bidi="hi-IN"/>
         </w:rPr>
         <w:t xml:space="preserve">🧠 </w:t>
       </w:r>
       <w:r>
         <w:rPr>
-          <w:b/>
-          <w:bCs/>
+          <w:color w:val="auto"/>
+          <w:kern w:val="2"/>
+          <w:lang w:val="fr-FR" w:eastAsia="zh-CN" w:bidi="hi-IN"/>
         </w:rPr>
         <w:t>Reflection Questions</w:t>
       </w:r>
@@ -7413,17 +7547,24 @@
         <w:jc w:val="start"/>
         <w:rPr/>
       </w:pPr>
-      <w:bookmarkStart w:id="24" w:name="__RefHeading___Toc3728_2564125926"/>
-      <w:bookmarkEnd w:id="24"/>
-      <w:r>
-        <w:rPr>
-          <w:rStyle w:val="Strong"/>
+      <w:bookmarkStart w:id="25" w:name="__RefHeading___Toc3728_2564125926"/>
+      <w:bookmarkEnd w:id="25"/>
+      <w:r>
+        <w:rPr>
+          <w:rStyle w:val="Strong"/>
+          <w:rFonts w:eastAsia="Noto Serif CJK SC" w:cs="Noto Sans Devanagari"/>
           <w:b/>
           <w:bCs/>
+          <w:i w:val="false"/>
+          <w:iCs w:val="false"/>
+          <w:color w:val="auto"/>
+          <w:kern w:val="2"/>
           <w:sz w:val="36"/>
           <w:szCs w:val="36"/>
-        </w:rPr>
-        <w:t xml:space="preserve">3. </w:t>
+          <w:u w:val="none"/>
+          <w:lang w:val="fr-FR" w:eastAsia="zh-CN" w:bidi="hi-IN"/>
+        </w:rPr>
+        <w:t xml:space="preserve">📝 </w:t>
       </w:r>
       <w:r>
         <w:rPr>
@@ -7431,13 +7572,16 @@
           <w:rFonts w:eastAsia="Noto Serif CJK SC" w:cs="Noto Sans Devanagari"/>
           <w:b/>
           <w:bCs/>
+          <w:i w:val="false"/>
+          <w:iCs w:val="false"/>
           <w:color w:val="auto"/>
           <w:kern w:val="2"/>
           <w:sz w:val="36"/>
           <w:szCs w:val="36"/>
-          <w:lang w:val="fr-FR" w:eastAsia="zh-CN" w:bidi="hi-IN"/>
-        </w:rPr>
-        <w:t>Quiz (20 Questions)</w:t>
+          <w:u w:val="none"/>
+          <w:lang w:val="fr-FR" w:eastAsia="zh-CN" w:bidi="hi-IN"/>
+        </w:rPr>
+        <w:t>Quiz — Check Your Understanding</w:t>
       </w:r>
     </w:p>
     <w:p>
@@ -7982,414 +8126,52 @@
       <w:pPr>
         <w:pStyle w:val="BodyText"/>
         <w:rPr>
+          <w:rFonts w:eastAsia="Noto Serif CJK SC" w:cs="Noto Sans Devanagari"/>
+          <w:color w:val="auto"/>
+          <w:kern w:val="2"/>
+          <w:sz w:val="32"/>
+          <w:szCs w:val="32"/>
+          <w:lang w:val="fr-FR" w:eastAsia="zh-CN" w:bidi="hi-IN"/>
+        </w:rPr>
+      </w:pPr>
+      <w:r>
+        <w:rPr>
+          <w:rFonts w:eastAsia="Noto Serif CJK SC" w:cs="Noto Sans Devanagari"/>
+          <w:b/>
+          <w:bCs/>
+          <w:color w:val="auto"/>
+          <w:kern w:val="2"/>
           <w:sz w:val="20"/>
           <w:szCs w:val="20"/>
-        </w:rPr>
-      </w:pPr>
-      <w:r>
-        <w:rPr>
+          <w:lang w:val="fr-FR" w:eastAsia="zh-CN" w:bidi="hi-IN"/>
+        </w:rPr>
+        <w:t>1</w:t>
+      </w:r>
+      <w:r>
+        <w:rPr>
+          <w:rFonts w:eastAsia="Noto Serif CJK SC" w:cs="Noto Sans Devanagari"/>
           <w:b/>
           <w:bCs/>
+          <w:color w:val="auto"/>
+          <w:kern w:val="2"/>
           <w:sz w:val="20"/>
           <w:szCs w:val="20"/>
-        </w:rPr>
-        <w:t>10</w:t>
-      </w:r>
-      <w:r>
-        <w:rPr>
+          <w:lang w:val="fr-FR" w:eastAsia="zh-CN" w:bidi="hi-IN"/>
+        </w:rPr>
+        <w:t>0</w:t>
+      </w:r>
+      <w:r>
+        <w:rPr>
+          <w:rFonts w:eastAsia="Noto Serif CJK SC" w:cs="Noto Sans Devanagari"/>
           <w:b/>
           <w:bCs/>
+          <w:color w:val="auto"/>
+          <w:kern w:val="2"/>
           <w:sz w:val="20"/>
           <w:szCs w:val="20"/>
-        </w:rPr>
-        <w:t>. « No tools required » means the kit is ___________.</w:t>
-      </w:r>
-      <w:r>
-        <w:rPr>
-          <w:sz w:val="20"/>
-          <w:szCs w:val="20"/>
-        </w:rPr>
-        <w:br/>
-        <w:t>A) Pre-assembled </w:t>
-        <w:br/>
-        <w:t>B) Tool-free assembly </w:t>
-        <w:br/>
-        <w:t>C) Only screws </w:t>
-        <w:br/>
-        <w:t>D) Requires soldering</w:t>
-      </w:r>
-      <w:r>
-        <w:rPr>
-          <w:rStyle w:val="Strong"/>
-          <w:sz w:val="20"/>
-          <w:szCs w:val="20"/>
-        </w:rPr>
-        <w:br/>
-        <w:t>✅ Answer:</w:t>
-      </w:r>
-    </w:p>
-    <w:p>
-      <w:pPr>
-        <w:pStyle w:val="BodyText"/>
-        <w:rPr>
-          <w:sz w:val="20"/>
-          <w:szCs w:val="20"/>
-        </w:rPr>
-      </w:pPr>
-      <w:r>
-        <w:rPr>
-          <w:b/>
-          <w:bCs/>
-          <w:sz w:val="20"/>
-          <w:szCs w:val="20"/>
-        </w:rPr>
-        <w:t>5</w:t>
-      </w:r>
-      <w:r>
-        <w:rPr>
-          <w:b/>
-          <w:bCs/>
-          <w:sz w:val="20"/>
-          <w:szCs w:val="20"/>
-        </w:rPr>
-        <w:t>. The primary learning domain for these modes is ___________.</w:t>
-      </w:r>
-      <w:r>
-        <w:rPr>
-          <w:sz w:val="20"/>
-          <w:szCs w:val="20"/>
-        </w:rPr>
-        <w:br/>
-        <w:t>A) History </w:t>
-        <w:br/>
-        <w:t>B) STEM </w:t>
-        <w:br/>
-        <w:t>C) Art </w:t>
-        <w:br/>
-        <w:t>D) Geography</w:t>
-      </w:r>
-      <w:r>
-        <w:rPr>
-          <w:rStyle w:val="Strong"/>
-          <w:sz w:val="20"/>
-          <w:szCs w:val="20"/>
-        </w:rPr>
-        <w:br/>
-        <w:t>✅ Answer:</w:t>
-      </w:r>
-    </w:p>
-    <w:p>
-      <w:pPr>
-        <w:pStyle w:val="BodyText"/>
-        <w:rPr>
-          <w:sz w:val="20"/>
-          <w:szCs w:val="20"/>
-        </w:rPr>
-      </w:pPr>
-      <w:r>
-        <w:rPr>
-          <w:b/>
-          <w:bCs/>
-          <w:sz w:val="20"/>
-          <w:szCs w:val="20"/>
-        </w:rPr>
-        <w:t>6</w:t>
-      </w:r>
-      <w:r>
-        <w:rPr>
-          <w:b/>
-          <w:bCs/>
-          <w:sz w:val="20"/>
-          <w:szCs w:val="20"/>
-        </w:rPr>
-        <w:t>. « Hands-on STEM learning » promotes ___________.</w:t>
-      </w:r>
-      <w:r>
-        <w:rPr>
-          <w:sz w:val="20"/>
-          <w:szCs w:val="20"/>
-        </w:rPr>
-        <w:br/>
-        <w:t>A) Watching videos </w:t>
-        <w:br/>
-        <w:t>B) Building and experimenting </w:t>
-        <w:br/>
-        <w:t>C) Reading books only </w:t>
-        <w:br/>
-        <w:t>D) Using simulators</w:t>
-      </w:r>
-      <w:r>
-        <w:rPr>
-          <w:rStyle w:val="Strong"/>
-          <w:sz w:val="20"/>
-          <w:szCs w:val="20"/>
-        </w:rPr>
-        <w:br/>
-        <w:t>✅ Answer:</w:t>
-      </w:r>
-    </w:p>
-    <w:p>
-      <w:pPr>
-        <w:pStyle w:val="BodyText"/>
-        <w:rPr>
-          <w:sz w:val="20"/>
-          <w:szCs w:val="20"/>
-        </w:rPr>
-      </w:pPr>
-      <w:r>
-        <w:rPr>
-          <w:b/>
-          <w:bCs/>
-          <w:sz w:val="20"/>
-          <w:szCs w:val="20"/>
-        </w:rPr>
-        <w:t>7</w:t>
-      </w:r>
-      <w:r>
-        <w:rPr>
-          <w:b/>
-          <w:bCs/>
-          <w:sz w:val="20"/>
-          <w:szCs w:val="20"/>
-        </w:rPr>
-        <w:t>. Open-source hardware allows students to ___________.</w:t>
-      </w:r>
-      <w:r>
-        <w:rPr>
-          <w:sz w:val="20"/>
-          <w:szCs w:val="20"/>
-        </w:rPr>
-        <w:br/>
-        <w:t>A) Disassemble parts only </w:t>
-        <w:br/>
-        <w:t>B) View, modify and share designs </w:t>
-        <w:br/>
-        <w:t>C) Keep designs proprietary </w:t>
-        <w:br/>
-        <w:t>D) Use closed software</w:t>
-      </w:r>
-      <w:r>
-        <w:rPr>
-          <w:rStyle w:val="Strong"/>
-          <w:sz w:val="20"/>
-          <w:szCs w:val="20"/>
-        </w:rPr>
-        <w:br/>
-        <w:t>✅ Answer:</w:t>
-      </w:r>
-    </w:p>
-    <w:p>
-      <w:pPr>
-        <w:pStyle w:val="BodyText"/>
-        <w:rPr>
-          <w:rStyle w:val="Strong"/>
-          <w:sz w:val="20"/>
-          <w:szCs w:val="20"/>
-        </w:rPr>
-      </w:pPr>
-      <w:r>
-        <w:rPr>
-          <w:sz w:val="20"/>
-          <w:szCs w:val="20"/>
-        </w:rPr>
-      </w:r>
-    </w:p>
-    <w:p>
-      <w:pPr>
-        <w:pStyle w:val="BodyText"/>
-        <w:rPr>
-          <w:sz w:val="20"/>
-          <w:szCs w:val="20"/>
-        </w:rPr>
-      </w:pPr>
-      <w:r>
-        <w:rPr>
-          <w:b/>
-          <w:bCs/>
-          <w:sz w:val="20"/>
-          <w:szCs w:val="20"/>
-        </w:rPr>
-        <w:t>8</w:t>
-      </w:r>
-      <w:r>
-        <w:rPr>
-          <w:b/>
-          <w:bCs/>
-          <w:sz w:val="20"/>
-          <w:szCs w:val="20"/>
-        </w:rPr>
-        <w:t>. Which mode is best for directly recording manual movements?</w:t>
-      </w:r>
-      <w:r>
-        <w:rPr>
-          <w:sz w:val="20"/>
-          <w:szCs w:val="20"/>
-        </w:rPr>
-        <w:br/>
-        <w:t>A) Manual Mode </w:t>
-        <w:br/>
-        <w:t>B) Record &amp; Replay Mode </w:t>
-        <w:br/>
-        <w:t>C) Bluetooth Mode </w:t>
-        <w:br/>
-        <w:t>D) USB Serial Mode</w:t>
-      </w:r>
-      <w:r>
-        <w:rPr>
-          <w:rStyle w:val="Strong"/>
-          <w:sz w:val="20"/>
-          <w:szCs w:val="20"/>
-        </w:rPr>
-        <w:br/>
-        <w:t>✅ Answer:</w:t>
-      </w:r>
-    </w:p>
-    <w:p>
-      <w:pPr>
-        <w:pStyle w:val="BodyText"/>
-        <w:rPr>
-          <w:sz w:val="20"/>
-          <w:szCs w:val="20"/>
-        </w:rPr>
-      </w:pPr>
-      <w:r>
-        <w:rPr>
-          <w:b/>
-          <w:bCs/>
-          <w:sz w:val="20"/>
-          <w:szCs w:val="20"/>
-        </w:rPr>
-        <w:t>9</w:t>
-      </w:r>
-      <w:r>
-        <w:rPr>
-          <w:b/>
-          <w:bCs/>
-          <w:sz w:val="20"/>
-          <w:szCs w:val="20"/>
-        </w:rPr>
-        <w:t>. Pedro’s 3D missing parts can be found on _________.</w:t>
-      </w:r>
-      <w:r>
-        <w:rPr>
-          <w:sz w:val="20"/>
-          <w:szCs w:val="20"/>
-        </w:rPr>
-        <w:br/>
-        <w:t>A) Facebook </w:t>
-        <w:br/>
-        <w:t>B) GitHub </w:t>
-        <w:br/>
-        <w:t>C) Instagram </w:t>
-        <w:br/>
-        <w:t>D) Pinterest</w:t>
-      </w:r>
-      <w:r>
-        <w:rPr>
-          <w:rStyle w:val="Strong"/>
-          <w:sz w:val="20"/>
-          <w:szCs w:val="20"/>
-        </w:rPr>
-        <w:br/>
-        <w:t>✅ Answer:</w:t>
-      </w:r>
-    </w:p>
-    <w:p>
-      <w:pPr>
-        <w:pStyle w:val="BodyText"/>
-        <w:rPr>
-          <w:sz w:val="20"/>
-          <w:szCs w:val="20"/>
-        </w:rPr>
-      </w:pPr>
-      <w:r>
-        <w:rPr>
-          <w:b/>
-          <w:bCs/>
-          <w:sz w:val="20"/>
-          <w:szCs w:val="20"/>
-        </w:rPr>
-        <w:t>1</w:t>
-      </w:r>
-      <w:r>
-        <w:rPr>
-          <w:b/>
-          <w:bCs/>
-          <w:sz w:val="20"/>
-          <w:szCs w:val="20"/>
-        </w:rPr>
-        <w:t>0</w:t>
-      </w:r>
-      <w:r>
-        <w:rPr>
-          <w:b/>
-          <w:bCs/>
-          <w:sz w:val="20"/>
-          <w:szCs w:val="20"/>
-        </w:rPr>
-        <w:t>. The educational value of Multiple Modes is to show _________.</w:t>
-      </w:r>
-      <w:r>
-        <w:rPr>
-          <w:sz w:val="20"/>
-          <w:szCs w:val="20"/>
-        </w:rPr>
-        <w:br/>
-        <w:t>A) Only one type of control </w:t>
-        <w:br/>
-        <w:t>B) Diverse control interfaces </w:t>
-        <w:br/>
-        <w:t>C) Just electronics </w:t>
-        <w:br/>
-        <w:t>D) Only mechanics</w:t>
-      </w:r>
-      <w:r>
-        <w:rPr>
-          <w:rStyle w:val="Strong"/>
-          <w:sz w:val="20"/>
-          <w:szCs w:val="20"/>
-        </w:rPr>
-        <w:br/>
-        <w:t>✅ Answer:</w:t>
-      </w:r>
-    </w:p>
-    <w:p>
-      <w:pPr>
-        <w:pStyle w:val="BodyText"/>
-        <w:rPr>
-          <w:rFonts w:eastAsia="Noto Serif CJK SC" w:cs="Noto Sans Devanagari"/>
-          <w:color w:val="auto"/>
-          <w:kern w:val="2"/>
-          <w:sz w:val="32"/>
-          <w:szCs w:val="32"/>
-          <w:lang w:val="fr-FR" w:eastAsia="zh-CN" w:bidi="hi-IN"/>
-        </w:rPr>
-      </w:pPr>
-      <w:r>
-        <w:rPr>
-          <w:rFonts w:eastAsia="Noto Serif CJK SC" w:cs="Noto Sans Devanagari"/>
-          <w:b/>
-          <w:bCs/>
-          <w:color w:val="auto"/>
-          <w:kern w:val="2"/>
-          <w:sz w:val="20"/>
-          <w:szCs w:val="20"/>
-          <w:lang w:val="fr-FR" w:eastAsia="zh-CN" w:bidi="hi-IN"/>
-        </w:rPr>
-        <w:t>11</w:t>
-      </w:r>
-      <w:r>
-        <w:rPr>
-          <w:rFonts w:eastAsia="Noto Serif CJK SC" w:cs="Noto Sans Devanagari"/>
-          <w:b/>
-          <w:bCs/>
-          <w:color w:val="auto"/>
-          <w:kern w:val="2"/>
-          <w:sz w:val="20"/>
-          <w:szCs w:val="20"/>
-          <w:lang w:val="fr-FR" w:eastAsia="zh-CN" w:bidi="hi-IN"/>
-        </w:rPr>
-        <w:t>. In Radio Mode, both robots must use the same _________.</w:t>
+          <w:lang w:val="fr-FR" w:eastAsia="zh-CN" w:bidi="hi-IN"/>
+        </w:rPr>
+        <w:t>. In Radio Mode, both robots must use the same:</w:t>
       </w:r>
       <w:r>
         <w:rPr>
@@ -8471,367 +8253,11 @@
     </w:p>
     <w:p>
       <w:pPr>
-        <w:pStyle w:val="BodyText"/>
-        <w:rPr>
-          <w:rFonts w:eastAsia="Noto Serif CJK SC" w:cs="Noto Sans Devanagari"/>
-          <w:color w:val="auto"/>
-          <w:kern w:val="2"/>
-          <w:sz w:val="32"/>
-          <w:szCs w:val="32"/>
-          <w:lang w:val="fr-FR" w:eastAsia="zh-CN" w:bidi="hi-IN"/>
-        </w:rPr>
-      </w:pPr>
-      <w:r>
-        <w:rPr>
-          <w:rFonts w:eastAsia="Noto Serif CJK SC" w:cs="Noto Sans Devanagari"/>
-          <w:color w:val="auto"/>
-          <w:kern w:val="2"/>
-          <w:sz w:val="32"/>
-          <w:szCs w:val="32"/>
-          <w:lang w:val="fr-FR" w:eastAsia="zh-CN" w:bidi="hi-IN"/>
-        </w:rPr>
-      </w:r>
-    </w:p>
-    <w:p>
-      <w:pPr>
-        <w:pStyle w:val="BodyText"/>
-        <w:rPr>
-          <w:rFonts w:eastAsia="Noto Serif CJK SC" w:cs="Noto Sans Devanagari"/>
-          <w:color w:val="auto"/>
-          <w:kern w:val="2"/>
-          <w:sz w:val="32"/>
-          <w:szCs w:val="32"/>
-          <w:lang w:val="fr-FR" w:eastAsia="zh-CN" w:bidi="hi-IN"/>
-        </w:rPr>
-      </w:pPr>
-      <w:r>
-        <w:rPr>
-          <w:rFonts w:eastAsia="Noto Serif CJK SC" w:cs="Noto Sans Devanagari"/>
-          <w:color w:val="auto"/>
-          <w:kern w:val="2"/>
-          <w:sz w:val="32"/>
-          <w:szCs w:val="32"/>
-          <w:lang w:val="fr-FR" w:eastAsia="zh-CN" w:bidi="hi-IN"/>
-        </w:rPr>
-      </w:r>
-    </w:p>
-    <w:p>
-      <w:pPr>
-        <w:pStyle w:val="BodyText"/>
-        <w:rPr>
-          <w:rFonts w:eastAsia="Noto Serif CJK SC" w:cs="Noto Sans Devanagari"/>
-          <w:color w:val="auto"/>
-          <w:kern w:val="2"/>
-          <w:sz w:val="32"/>
-          <w:szCs w:val="32"/>
-          <w:lang w:val="fr-FR" w:eastAsia="zh-CN" w:bidi="hi-IN"/>
-        </w:rPr>
-      </w:pPr>
-      <w:r>
-        <w:rPr>
-          <w:rFonts w:eastAsia="Noto Serif CJK SC" w:cs="Noto Sans Devanagari"/>
-          <w:color w:val="auto"/>
-          <w:kern w:val="2"/>
-          <w:sz w:val="32"/>
-          <w:szCs w:val="32"/>
-          <w:lang w:val="fr-FR" w:eastAsia="zh-CN" w:bidi="hi-IN"/>
-        </w:rPr>
-      </w:r>
-    </w:p>
-    <w:p>
-      <w:pPr>
-        <w:pStyle w:val="BodyText"/>
-        <w:rPr>
-          <w:rFonts w:eastAsia="Noto Serif CJK SC" w:cs="Noto Sans Devanagari"/>
-          <w:color w:val="auto"/>
-          <w:kern w:val="2"/>
-          <w:sz w:val="32"/>
-          <w:szCs w:val="32"/>
-          <w:lang w:val="fr-FR" w:eastAsia="zh-CN" w:bidi="hi-IN"/>
-        </w:rPr>
-      </w:pPr>
-      <w:r>
-        <w:rPr>
-          <w:rFonts w:eastAsia="Noto Serif CJK SC" w:cs="Noto Sans Devanagari"/>
-          <w:color w:val="auto"/>
-          <w:kern w:val="2"/>
-          <w:sz w:val="32"/>
-          <w:szCs w:val="32"/>
-          <w:lang w:val="fr-FR" w:eastAsia="zh-CN" w:bidi="hi-IN"/>
-        </w:rPr>
-      </w:r>
-    </w:p>
-    <w:p>
-      <w:pPr>
-        <w:pStyle w:val="BodyText"/>
-        <w:rPr>
-          <w:rFonts w:eastAsia="Noto Serif CJK SC" w:cs="Noto Sans Devanagari"/>
-          <w:color w:val="auto"/>
-          <w:kern w:val="2"/>
-          <w:sz w:val="32"/>
-          <w:szCs w:val="32"/>
-          <w:lang w:val="fr-FR" w:eastAsia="zh-CN" w:bidi="hi-IN"/>
-        </w:rPr>
-      </w:pPr>
-      <w:r>
-        <w:rPr>
-          <w:rFonts w:eastAsia="Noto Serif CJK SC" w:cs="Noto Sans Devanagari"/>
-          <w:color w:val="auto"/>
-          <w:kern w:val="2"/>
-          <w:sz w:val="32"/>
-          <w:szCs w:val="32"/>
-          <w:lang w:val="fr-FR" w:eastAsia="zh-CN" w:bidi="hi-IN"/>
-        </w:rPr>
-      </w:r>
-    </w:p>
-    <w:p>
-      <w:pPr>
-        <w:pStyle w:val="BodyText"/>
-        <w:rPr>
-          <w:rFonts w:eastAsia="Noto Serif CJK SC" w:cs="Noto Sans Devanagari"/>
-          <w:color w:val="auto"/>
-          <w:kern w:val="2"/>
-          <w:sz w:val="32"/>
-          <w:szCs w:val="32"/>
-          <w:lang w:val="fr-FR" w:eastAsia="zh-CN" w:bidi="hi-IN"/>
-        </w:rPr>
-      </w:pPr>
-      <w:r>
-        <w:rPr>
-          <w:rFonts w:eastAsia="Noto Serif CJK SC" w:cs="Noto Sans Devanagari"/>
-          <w:b/>
-          <w:bCs/>
-          <w:color w:val="auto"/>
-          <w:kern w:val="2"/>
-          <w:sz w:val="80"/>
-          <w:szCs w:val="80"/>
-          <w:lang w:val="fr-FR" w:eastAsia="zh-CN" w:bidi="hi-IN"/>
-        </w:rPr>
-      </w:r>
-    </w:p>
-    <w:p>
-      <w:pPr>
-        <w:pStyle w:val="BodyText"/>
-        <w:jc w:val="center"/>
-        <w:rPr>
-          <w:rFonts w:eastAsia="Noto Serif CJK SC" w:cs="Noto Sans Devanagari"/>
-          <w:b/>
-          <w:bCs/>
-          <w:color w:val="auto"/>
-          <w:kern w:val="2"/>
-          <w:sz w:val="80"/>
-          <w:szCs w:val="80"/>
-          <w:lang w:val="fr-FR" w:eastAsia="zh-CN" w:bidi="hi-IN"/>
-        </w:rPr>
-      </w:pPr>
-      <w:r>
-        <w:rPr>
-          <w:rFonts w:eastAsia="Noto Serif CJK SC" w:cs="Noto Sans Devanagari"/>
-          <w:b/>
-          <w:bCs/>
-          <w:color w:val="auto"/>
-          <w:kern w:val="2"/>
-          <w:sz w:val="80"/>
-          <w:szCs w:val="80"/>
-          <w:lang w:val="fr-FR" w:eastAsia="zh-CN" w:bidi="hi-IN"/>
-        </w:rPr>
-        <w:t>Work in progress...</w:t>
-      </w:r>
-    </w:p>
-    <w:p>
-      <w:pPr>
-        <w:pStyle w:val="BodyText"/>
-        <w:rPr>
-          <w:rFonts w:eastAsia="Noto Serif CJK SC" w:cs="Noto Sans Devanagari"/>
-          <w:color w:val="auto"/>
-          <w:kern w:val="2"/>
-          <w:sz w:val="32"/>
-          <w:szCs w:val="32"/>
-          <w:lang w:val="fr-FR" w:eastAsia="zh-CN" w:bidi="hi-IN"/>
-        </w:rPr>
-      </w:pPr>
-      <w:r>
-        <w:rPr>
-          <w:rFonts w:eastAsia="Noto Serif CJK SC" w:cs="Noto Sans Devanagari"/>
-          <w:color w:val="auto"/>
-          <w:kern w:val="2"/>
-          <w:sz w:val="32"/>
-          <w:szCs w:val="32"/>
-          <w:lang w:val="fr-FR" w:eastAsia="zh-CN" w:bidi="hi-IN"/>
-        </w:rPr>
-      </w:r>
-    </w:p>
-    <w:p>
-      <w:pPr>
-        <w:pStyle w:val="BodyText"/>
-        <w:rPr>
-          <w:rFonts w:eastAsia="Noto Serif CJK SC" w:cs="Noto Sans Devanagari"/>
-          <w:color w:val="auto"/>
-          <w:kern w:val="2"/>
-          <w:sz w:val="32"/>
-          <w:szCs w:val="32"/>
-          <w:lang w:val="fr-FR" w:eastAsia="zh-CN" w:bidi="hi-IN"/>
-        </w:rPr>
-      </w:pPr>
-      <w:r>
-        <w:rPr>
-          <w:rFonts w:eastAsia="Noto Serif CJK SC" w:cs="Noto Sans Devanagari"/>
-          <w:color w:val="auto"/>
-          <w:kern w:val="2"/>
-          <w:sz w:val="32"/>
-          <w:szCs w:val="32"/>
-          <w:lang w:val="fr-FR" w:eastAsia="zh-CN" w:bidi="hi-IN"/>
-        </w:rPr>
-      </w:r>
-    </w:p>
-    <w:p>
-      <w:pPr>
-        <w:pStyle w:val="BodyText"/>
-        <w:rPr>
-          <w:rFonts w:eastAsia="Noto Serif CJK SC" w:cs="Noto Sans Devanagari"/>
-          <w:color w:val="auto"/>
-          <w:kern w:val="2"/>
-          <w:sz w:val="32"/>
-          <w:szCs w:val="32"/>
-          <w:lang w:val="fr-FR" w:eastAsia="zh-CN" w:bidi="hi-IN"/>
-        </w:rPr>
-      </w:pPr>
-      <w:r>
-        <w:rPr>
-          <w:rFonts w:eastAsia="Noto Serif CJK SC" w:cs="Noto Sans Devanagari"/>
-          <w:color w:val="auto"/>
-          <w:kern w:val="2"/>
-          <w:sz w:val="32"/>
-          <w:szCs w:val="32"/>
-          <w:lang w:val="fr-FR" w:eastAsia="zh-CN" w:bidi="hi-IN"/>
-        </w:rPr>
-      </w:r>
-    </w:p>
-    <w:p>
-      <w:pPr>
-        <w:pStyle w:val="BodyText"/>
-        <w:rPr>
-          <w:rFonts w:eastAsia="Noto Serif CJK SC" w:cs="Noto Sans Devanagari"/>
-          <w:color w:val="auto"/>
-          <w:kern w:val="2"/>
-          <w:sz w:val="32"/>
-          <w:szCs w:val="32"/>
-          <w:lang w:val="fr-FR" w:eastAsia="zh-CN" w:bidi="hi-IN"/>
-        </w:rPr>
-      </w:pPr>
-      <w:r>
-        <w:rPr>
-          <w:rFonts w:eastAsia="Noto Serif CJK SC" w:cs="Noto Sans Devanagari"/>
-          <w:color w:val="auto"/>
-          <w:kern w:val="2"/>
-          <w:sz w:val="32"/>
-          <w:szCs w:val="32"/>
-          <w:lang w:val="fr-FR" w:eastAsia="zh-CN" w:bidi="hi-IN"/>
-        </w:rPr>
-      </w:r>
-    </w:p>
-    <w:p>
-      <w:pPr>
-        <w:pStyle w:val="BodyText"/>
-        <w:rPr>
-          <w:rFonts w:eastAsia="Noto Serif CJK SC" w:cs="Noto Sans Devanagari"/>
-          <w:color w:val="auto"/>
-          <w:kern w:val="2"/>
-          <w:sz w:val="32"/>
-          <w:szCs w:val="32"/>
-          <w:lang w:val="fr-FR" w:eastAsia="zh-CN" w:bidi="hi-IN"/>
-        </w:rPr>
-      </w:pPr>
-      <w:r>
-        <w:rPr>
-          <w:rFonts w:eastAsia="Noto Serif CJK SC" w:cs="Noto Sans Devanagari"/>
-          <w:color w:val="auto"/>
-          <w:kern w:val="2"/>
-          <w:sz w:val="32"/>
-          <w:szCs w:val="32"/>
-          <w:lang w:val="fr-FR" w:eastAsia="zh-CN" w:bidi="hi-IN"/>
-        </w:rPr>
-      </w:r>
-    </w:p>
-    <w:p>
-      <w:pPr>
-        <w:pStyle w:val="BodyText"/>
-        <w:rPr>
-          <w:rFonts w:eastAsia="Noto Serif CJK SC" w:cs="Noto Sans Devanagari"/>
-          <w:color w:val="auto"/>
-          <w:kern w:val="2"/>
-          <w:sz w:val="32"/>
-          <w:szCs w:val="32"/>
-          <w:lang w:val="fr-FR" w:eastAsia="zh-CN" w:bidi="hi-IN"/>
-        </w:rPr>
-      </w:pPr>
-      <w:r>
-        <w:rPr>
-          <w:rFonts w:eastAsia="Noto Serif CJK SC" w:cs="Noto Sans Devanagari"/>
-          <w:color w:val="auto"/>
-          <w:kern w:val="2"/>
-          <w:sz w:val="32"/>
-          <w:szCs w:val="32"/>
-          <w:lang w:val="fr-FR" w:eastAsia="zh-CN" w:bidi="hi-IN"/>
-        </w:rPr>
-      </w:r>
-    </w:p>
-    <w:p>
-      <w:pPr>
         <w:pStyle w:val="Normal"/>
         <w:rPr/>
       </w:pPr>
       <w:r>
         <w:rPr/>
-      </w:r>
-    </w:p>
-    <w:p>
-      <w:pPr>
-        <w:pStyle w:val="HorizontalLine"/>
-        <w:bidi w:val="0"/>
-        <w:spacing w:before="140" w:after="120"/>
-        <w:ind w:hanging="0" w:start="0"/>
-        <w:jc w:val="start"/>
-        <w:rPr>
-          <w:b/>
-          <w:bCs/>
-        </w:rPr>
-      </w:pPr>
-      <w:r>
-        <w:rPr>
-          <w:b/>
-          <w:bCs/>
-        </w:rPr>
-      </w:r>
-    </w:p>
-    <w:p>
-      <w:pPr>
-        <w:pStyle w:val="Heading2"/>
-        <w:widowControl/>
-        <w:tabs>
-          <w:tab w:val="clear" w:pos="720"/>
-          <w:tab w:val="left" w:pos="0" w:leader="none"/>
-        </w:tabs>
-        <w:suppressAutoHyphens w:val="true"/>
-        <w:overflowPunct w:val="true"/>
-        <w:bidi w:val="0"/>
-        <w:spacing w:before="0" w:after="26"/>
-        <w:ind w:hanging="0" w:start="0" w:end="0"/>
-        <w:jc w:val="start"/>
-        <w:rPr>
-          <w:b/>
-          <w:bCs/>
-          <w:sz w:val="36"/>
-          <w:szCs w:val="36"/>
-        </w:rPr>
-      </w:pPr>
-      <w:r>
-        <w:rPr>
-          <w:b/>
-          <w:bCs/>
-          <w:sz w:val="36"/>
-          <w:szCs w:val="36"/>
-        </w:rPr>
       </w:r>
     </w:p>
     <w:p>
@@ -8896,8 +8322,8 @@
       <w:jc w:val="center"/>
       <w:rPr/>
     </w:pPr>
-    <w:bookmarkStart w:id="25" w:name="PageNumWizard_FOOTER_Default_Page_Style1"/>
-    <w:bookmarkEnd w:id="25"/>
+    <w:bookmarkStart w:id="26" w:name="PageNumWizard_FOOTER_Default_Page_Style1"/>
+    <w:bookmarkEnd w:id="26"/>
     <w:r>
       <w:rPr>
         <w:sz w:val="20"/>
@@ -8924,7 +8350,7 @@
         <w:sz w:val="20"/>
         <w:szCs w:val="20"/>
       </w:rPr>
-      <w:t>12</w:t>
+      <w:t>10</w:t>
     </w:r>
     <w:r>
       <w:rPr>
@@ -8973,7 +8399,7 @@
         <w:sz w:val="20"/>
         <w:szCs w:val="20"/>
       </w:rPr>
-      <w:t>12</w:t>
+      <w:t>11</w:t>
     </w:r>
     <w:r>
       <w:rPr>
@@ -9018,8 +8444,8 @@
       <w:jc w:val="center"/>
       <w:rPr/>
     </w:pPr>
-    <w:bookmarkStart w:id="26" w:name="PageNumWizard_FOOTER_Default_Page_Style1"/>
-    <w:bookmarkEnd w:id="26"/>
+    <w:bookmarkStart w:id="27" w:name="PageNumWizard_FOOTER_Default_Page_Style1"/>
+    <w:bookmarkEnd w:id="27"/>
     <w:r>
       <w:rPr>
         <w:sz w:val="20"/>
@@ -9046,7 +8472,7 @@
         <w:sz w:val="20"/>
         <w:szCs w:val="20"/>
       </w:rPr>
-      <w:t>12</w:t>
+      <w:t>10</w:t>
     </w:r>
     <w:r>
       <w:rPr>
@@ -9095,7 +8521,7 @@
         <w:sz w:val="20"/>
         <w:szCs w:val="20"/>
       </w:rPr>
-      <w:t>12</w:t>
+      <w:t>11</w:t>
     </w:r>
     <w:r>
       <w:rPr>

--- a/stem_lessons/Pedro_Lesson_5.docx
+++ b/stem_lessons/Pedro_Lesson_5.docx
@@ -376,18 +376,6 @@
       <w:r>
         <w:rPr>
           <w:rStyle w:val="Strong"/>
-          <w:i/>
-          <w:iCs/>
-          <w:sz w:val="20"/>
-          <w:szCs w:val="20"/>
-        </w:rPr>
-        <w:t>PDF Tricks</w:t>
-        <w:br/>
-        <w:t>(</w:t>
-      </w:r>
-      <w:r>
-        <w:rPr>
-          <w:rStyle w:val="Strong"/>
           <w:b w:val="false"/>
           <w:bCs w:val="false"/>
           <w:i/>
@@ -395,59 +383,6 @@
           <w:sz w:val="20"/>
           <w:szCs w:val="20"/>
         </w:rPr>
-        <w:t xml:space="preserve">To make sure the PDF file that opens in your browser shows the most up-to-date version, </w:t>
-        <w:br/>
-        <w:t>add a version query to the URL, like this:</w:t>
-        <w:br/>
-        <w:t>https://almtzr.github.io/PedroSTEM/stem_lessons//</w:t>
-      </w:r>
-      <w:r>
-        <w:rPr>
-          <w:rStyle w:val="Strong"/>
-          <w:b w:val="false"/>
-          <w:bCs w:val="false"/>
-          <w:i/>
-          <w:iCs/>
-          <w:sz w:val="20"/>
-          <w:szCs w:val="20"/>
-        </w:rPr>
-        <w:t>Pedro_Lesson_5</w:t>
-      </w:r>
-      <w:r>
-        <w:rPr>
-          <w:rStyle w:val="Strong"/>
-          <w:b w:val="false"/>
-          <w:bCs w:val="false"/>
-          <w:i/>
-          <w:iCs/>
-          <w:sz w:val="20"/>
-          <w:szCs w:val="20"/>
-        </w:rPr>
-        <w:t>.pdf?</w:t>
-      </w:r>
-      <w:r>
-        <w:rPr>
-          <w:rStyle w:val="Strong"/>
-          <w:b/>
-          <w:bCs/>
-          <w:i/>
-          <w:iCs/>
-          <w:sz w:val="20"/>
-          <w:szCs w:val="20"/>
-        </w:rPr>
-        <w:t>v=2</w:t>
-      </w:r>
-      <w:r>
-        <w:rPr>
-          <w:rStyle w:val="Strong"/>
-          <w:b w:val="false"/>
-          <w:bCs w:val="false"/>
-          <w:i/>
-          <w:iCs/>
-          <w:sz w:val="20"/>
-          <w:szCs w:val="20"/>
-        </w:rPr>
-        <w:t>)</w:t>
         <w:br/>
       </w:r>
     </w:p>
@@ -637,7 +572,7 @@
           <w:numId w:val="4"/>
         </w:numPr>
         <w:suppressAutoHyphens w:val="true"/>
-        <w:overflowPunct w:val="false"/>
+        <w:overflowPunct w:val="true"/>
         <w:bidi w:val="0"/>
         <w:spacing w:before="0" w:after="26"/>
         <w:jc w:val="start"/>
@@ -667,7 +602,7 @@
           <w:numId w:val="4"/>
         </w:numPr>
         <w:suppressAutoHyphens w:val="true"/>
-        <w:overflowPunct w:val="false"/>
+        <w:overflowPunct w:val="true"/>
         <w:bidi w:val="0"/>
         <w:spacing w:before="0" w:after="26"/>
         <w:jc w:val="start"/>
@@ -697,7 +632,7 @@
           <w:numId w:val="4"/>
         </w:numPr>
         <w:suppressAutoHyphens w:val="true"/>
-        <w:overflowPunct w:val="false"/>
+        <w:overflowPunct w:val="true"/>
         <w:bidi w:val="0"/>
         <w:spacing w:before="0" w:after="26"/>
         <w:jc w:val="start"/>
@@ -727,7 +662,7 @@
           <w:numId w:val="4"/>
         </w:numPr>
         <w:suppressAutoHyphens w:val="true"/>
-        <w:overflowPunct w:val="false"/>
+        <w:overflowPunct w:val="true"/>
         <w:bidi w:val="0"/>
         <w:spacing w:before="0" w:after="26"/>
         <w:jc w:val="start"/>
@@ -753,7 +688,7 @@
         <w:pStyle w:val="BodyText"/>
         <w:widowControl/>
         <w:suppressAutoHyphens w:val="true"/>
-        <w:overflowPunct w:val="false"/>
+        <w:overflowPunct w:val="true"/>
         <w:bidi w:val="0"/>
         <w:spacing w:before="0" w:after="26"/>
         <w:jc w:val="start"/>
@@ -819,7 +754,7 @@
         <w:pStyle w:val="BodyText"/>
         <w:widowControl/>
         <w:suppressAutoHyphens w:val="true"/>
-        <w:overflowPunct w:val="false"/>
+        <w:overflowPunct w:val="true"/>
         <w:bidi w:val="0"/>
         <w:jc w:val="start"/>
         <w:rPr/>
@@ -846,7 +781,7 @@
           <w:numId w:val="4"/>
         </w:numPr>
         <w:suppressAutoHyphens w:val="true"/>
-        <w:overflowPunct w:val="false"/>
+        <w:overflowPunct w:val="true"/>
         <w:bidi w:val="0"/>
         <w:spacing w:before="0" w:after="26"/>
         <w:jc w:val="start"/>
@@ -864,77 +799,7 @@
           <w:szCs w:val="24"/>
           <w:lang w:val="en-US" w:eastAsia="zh-CN" w:bidi="hi-IN"/>
         </w:rPr>
-        <w:t xml:space="preserve">2 x </w:t>
-      </w:r>
-      <w:r>
-        <w:rPr>
-          <w:rStyle w:val="Strong"/>
-          <w:rFonts w:eastAsia="Noto Serif CJK SC" w:cs="Noto Sans Devanagari"/>
-          <w:b w:val="false"/>
-          <w:bCs w:val="false"/>
-          <w:color w:val="auto"/>
-          <w:kern w:val="2"/>
-          <w:sz w:val="24"/>
-          <w:szCs w:val="24"/>
-          <w:lang w:val="en-US" w:eastAsia="zh-CN" w:bidi="hi-IN"/>
-        </w:rPr>
-        <w:t xml:space="preserve">Pedro </w:t>
-      </w:r>
-      <w:r>
-        <w:rPr>
-          <w:rStyle w:val="Strong"/>
-          <w:rFonts w:eastAsia="Noto Serif CJK SC" w:cs="Noto Sans Devanagari"/>
-          <w:b w:val="false"/>
-          <w:bCs w:val="false"/>
-          <w:color w:val="auto"/>
-          <w:kern w:val="2"/>
-          <w:sz w:val="24"/>
-          <w:szCs w:val="24"/>
-          <w:lang w:val="en-US" w:eastAsia="zh-CN" w:bidi="hi-IN"/>
-        </w:rPr>
-        <w:t>r</w:t>
-      </w:r>
-      <w:r>
-        <w:rPr>
-          <w:rStyle w:val="Strong"/>
-          <w:rFonts w:eastAsia="Noto Serif CJK SC" w:cs="Noto Sans Devanagari"/>
-          <w:b w:val="false"/>
-          <w:bCs w:val="false"/>
-          <w:color w:val="auto"/>
-          <w:kern w:val="2"/>
-          <w:sz w:val="24"/>
-          <w:szCs w:val="24"/>
-          <w:lang w:val="en-US" w:eastAsia="zh-CN" w:bidi="hi-IN"/>
-        </w:rPr>
-        <w:t>obot</w:t>
-      </w:r>
-      <w:r>
-        <w:rPr>
-          <w:rStyle w:val="Strong"/>
-          <w:rFonts w:eastAsia="Noto Serif CJK SC" w:cs="Noto Sans Devanagari"/>
-          <w:b w:val="false"/>
-          <w:bCs w:val="false"/>
-          <w:color w:val="auto"/>
-          <w:kern w:val="2"/>
-          <w:sz w:val="24"/>
-          <w:szCs w:val="24"/>
-          <w:lang w:val="en-US" w:eastAsia="zh-CN" w:bidi="hi-IN"/>
-        </w:rPr>
-        <w:t>s</w:t>
-      </w:r>
-      <w:r>
-        <w:rPr>
-          <w:rStyle w:val="Strong"/>
-          <w:rFonts w:eastAsia="Noto Serif CJK SC" w:cs="Noto Sans Devanagari"/>
-          <w:b w:val="false"/>
-          <w:bCs w:val="false"/>
-          <w:color w:val="auto"/>
-          <w:kern w:val="2"/>
-          <w:sz w:val="24"/>
-          <w:szCs w:val="24"/>
-          <w:lang w:val="en-US" w:eastAsia="zh-CN" w:bidi="hi-IN"/>
-        </w:rPr>
-        <w:t xml:space="preserve"> Assembled</w:t>
+        <w:t>2 x Pedro robots Assembled</w:t>
       </w:r>
     </w:p>
     <w:p>
@@ -946,7 +811,7 @@
           <w:numId w:val="4"/>
         </w:numPr>
         <w:suppressAutoHyphens w:val="true"/>
-        <w:overflowPunct w:val="false"/>
+        <w:overflowPunct w:val="true"/>
         <w:bidi w:val="0"/>
         <w:spacing w:before="0" w:after="26"/>
         <w:jc w:val="start"/>
@@ -976,7 +841,7 @@
           <w:numId w:val="4"/>
         </w:numPr>
         <w:suppressAutoHyphens w:val="true"/>
-        <w:overflowPunct w:val="false"/>
+        <w:overflowPunct w:val="true"/>
         <w:bidi w:val="0"/>
         <w:spacing w:before="0" w:after="26"/>
         <w:jc w:val="start"/>
@@ -1006,7 +871,7 @@
           <w:numId w:val="4"/>
         </w:numPr>
         <w:suppressAutoHyphens w:val="true"/>
-        <w:overflowPunct w:val="false"/>
+        <w:overflowPunct w:val="true"/>
         <w:bidi w:val="0"/>
         <w:spacing w:before="0" w:after="26"/>
         <w:jc w:val="start"/>
@@ -1040,7 +905,7 @@
           <w:tab w:val="left" w:pos="0" w:leader="none"/>
         </w:tabs>
         <w:suppressAutoHyphens w:val="true"/>
-        <w:overflowPunct w:val="false"/>
+        <w:overflowPunct w:val="true"/>
         <w:bidi w:val="0"/>
         <w:spacing w:before="0" w:after="26"/>
         <w:ind w:hanging="0" w:start="709"/>
@@ -1083,7 +948,7 @@
           <w:tab w:val="left" w:pos="0" w:leader="none"/>
         </w:tabs>
         <w:suppressAutoHyphens w:val="true"/>
-        <w:overflowPunct w:val="false"/>
+        <w:overflowPunct w:val="true"/>
         <w:bidi w:val="0"/>
         <w:spacing w:before="0" w:after="26"/>
         <w:ind w:hanging="0" w:start="709"/>
@@ -1126,7 +991,7 @@
           <w:tab w:val="left" w:pos="0" w:leader="none"/>
         </w:tabs>
         <w:suppressAutoHyphens w:val="true"/>
-        <w:overflowPunct w:val="false"/>
+        <w:overflowPunct w:val="true"/>
         <w:bidi w:val="0"/>
         <w:spacing w:before="0" w:after="26"/>
         <w:ind w:hanging="0" w:start="709"/>
@@ -1169,7 +1034,7 @@
           <w:tab w:val="left" w:pos="0" w:leader="none"/>
         </w:tabs>
         <w:suppressAutoHyphens w:val="true"/>
-        <w:overflowPunct w:val="false"/>
+        <w:overflowPunct w:val="true"/>
         <w:bidi w:val="0"/>
         <w:spacing w:before="0" w:after="26"/>
         <w:ind w:hanging="0" w:start="709"/>
@@ -1212,7 +1077,7 @@
           <w:tab w:val="left" w:pos="0" w:leader="none"/>
         </w:tabs>
         <w:suppressAutoHyphens w:val="true"/>
-        <w:overflowPunct w:val="false"/>
+        <w:overflowPunct w:val="true"/>
         <w:bidi w:val="0"/>
         <w:spacing w:before="0" w:after="26"/>
         <w:ind w:hanging="0" w:start="709"/>
@@ -1255,7 +1120,7 @@
           <w:tab w:val="left" w:pos="0" w:leader="none"/>
         </w:tabs>
         <w:suppressAutoHyphens w:val="true"/>
-        <w:overflowPunct w:val="false"/>
+        <w:overflowPunct w:val="true"/>
         <w:bidi w:val="0"/>
         <w:spacing w:before="0" w:after="26"/>
         <w:ind w:hanging="0" w:start="709"/>
@@ -1298,7 +1163,7 @@
           <w:tab w:val="left" w:pos="0" w:leader="none"/>
         </w:tabs>
         <w:suppressAutoHyphens w:val="true"/>
-        <w:overflowPunct w:val="false"/>
+        <w:overflowPunct w:val="true"/>
         <w:bidi w:val="0"/>
         <w:spacing w:before="0" w:after="26"/>
         <w:ind w:hanging="0" w:start="709"/>
@@ -1341,7 +1206,7 @@
           <w:tab w:val="left" w:pos="0" w:leader="none"/>
         </w:tabs>
         <w:suppressAutoHyphens w:val="true"/>
-        <w:overflowPunct w:val="false"/>
+        <w:overflowPunct w:val="true"/>
         <w:bidi w:val="0"/>
         <w:spacing w:before="0" w:after="26"/>
         <w:ind w:hanging="0" w:start="709"/>
@@ -1384,7 +1249,7 @@
           <w:tab w:val="left" w:pos="0" w:leader="none"/>
         </w:tabs>
         <w:suppressAutoHyphens w:val="true"/>
-        <w:overflowPunct w:val="false"/>
+        <w:overflowPunct w:val="true"/>
         <w:bidi w:val="0"/>
         <w:spacing w:before="0" w:after="26"/>
         <w:ind w:hanging="0" w:start="709"/>
@@ -1427,7 +1292,7 @@
           <w:tab w:val="left" w:pos="0" w:leader="none"/>
         </w:tabs>
         <w:suppressAutoHyphens w:val="true"/>
-        <w:overflowPunct w:val="false"/>
+        <w:overflowPunct w:val="true"/>
         <w:bidi w:val="0"/>
         <w:spacing w:before="0" w:after="26"/>
         <w:ind w:hanging="0" w:start="709"/>
@@ -1470,7 +1335,7 @@
           <w:tab w:val="left" w:pos="0" w:leader="none"/>
         </w:tabs>
         <w:suppressAutoHyphens w:val="true"/>
-        <w:overflowPunct w:val="false"/>
+        <w:overflowPunct w:val="true"/>
         <w:bidi w:val="0"/>
         <w:spacing w:before="0" w:after="26"/>
         <w:ind w:hanging="0" w:start="709"/>
@@ -1513,7 +1378,7 @@
           <w:tab w:val="left" w:pos="0" w:leader="none"/>
         </w:tabs>
         <w:suppressAutoHyphens w:val="true"/>
-        <w:overflowPunct w:val="false"/>
+        <w:overflowPunct w:val="true"/>
         <w:bidi w:val="0"/>
         <w:spacing w:before="0" w:after="26"/>
         <w:ind w:hanging="0" w:start="709"/>
@@ -1556,7 +1421,7 @@
           <w:tab w:val="left" w:pos="0" w:leader="none"/>
         </w:tabs>
         <w:suppressAutoHyphens w:val="true"/>
-        <w:overflowPunct w:val="false"/>
+        <w:overflowPunct w:val="true"/>
         <w:bidi w:val="0"/>
         <w:spacing w:before="0" w:after="26"/>
         <w:ind w:hanging="0" w:start="709"/>
@@ -1599,7 +1464,7 @@
           <w:tab w:val="left" w:pos="0" w:leader="none"/>
         </w:tabs>
         <w:suppressAutoHyphens w:val="true"/>
-        <w:overflowPunct w:val="false"/>
+        <w:overflowPunct w:val="true"/>
         <w:bidi w:val="0"/>
         <w:spacing w:before="0" w:after="26"/>
         <w:ind w:hanging="0" w:start="709"/>
@@ -2323,19 +2188,10 @@
         </w:rPr>
       </w:pPr>
       <w:r>
-        <w:rPr/>
-      </w:r>
-    </w:p>
-    <w:p>
-      <w:pPr>
-        <w:pStyle w:val="Normal"/>
         <w:rPr>
           <w:sz w:val="36"/>
           <w:szCs w:val="36"/>
         </w:rPr>
-      </w:pPr>
-      <w:r>
-        <w:rPr/>
       </w:r>
     </w:p>
     <w:p>
@@ -2347,19 +2203,10 @@
         </w:rPr>
       </w:pPr>
       <w:r>
-        <w:rPr/>
-      </w:r>
-    </w:p>
-    <w:p>
-      <w:pPr>
-        <w:pStyle w:val="Normal"/>
         <w:rPr>
           <w:sz w:val="36"/>
           <w:szCs w:val="36"/>
         </w:rPr>
-      </w:pPr>
-      <w:r>
-        <w:rPr/>
       </w:r>
     </w:p>
     <w:p>
@@ -2371,19 +2218,10 @@
         </w:rPr>
       </w:pPr>
       <w:r>
-        <w:rPr/>
-      </w:r>
-    </w:p>
-    <w:p>
-      <w:pPr>
-        <w:pStyle w:val="Normal"/>
         <w:rPr>
           <w:sz w:val="36"/>
           <w:szCs w:val="36"/>
         </w:rPr>
-      </w:pPr>
-      <w:r>
-        <w:rPr/>
       </w:r>
     </w:p>
     <w:p>
@@ -2395,19 +2233,10 @@
         </w:rPr>
       </w:pPr>
       <w:r>
-        <w:rPr/>
-      </w:r>
-    </w:p>
-    <w:p>
-      <w:pPr>
-        <w:pStyle w:val="Normal"/>
         <w:rPr>
           <w:sz w:val="36"/>
           <w:szCs w:val="36"/>
         </w:rPr>
-      </w:pPr>
-      <w:r>
-        <w:rPr/>
       </w:r>
     </w:p>
     <w:p>
@@ -2419,12 +2248,76 @@
         </w:rPr>
       </w:pPr>
       <w:r>
-        <w:rPr/>
+        <w:rPr>
+          <w:sz w:val="36"/>
+          <w:szCs w:val="36"/>
+        </w:rPr>
+      </w:r>
+    </w:p>
+    <w:p>
+      <w:pPr>
+        <w:pStyle w:val="Normal"/>
+        <w:rPr>
+          <w:sz w:val="36"/>
+          <w:szCs w:val="36"/>
+        </w:rPr>
+      </w:pPr>
+      <w:r>
+        <w:rPr>
+          <w:sz w:val="36"/>
+          <w:szCs w:val="36"/>
+        </w:rPr>
+      </w:r>
+    </w:p>
+    <w:p>
+      <w:pPr>
+        <w:pStyle w:val="Normal"/>
+        <w:rPr>
+          <w:sz w:val="36"/>
+          <w:szCs w:val="36"/>
+        </w:rPr>
+      </w:pPr>
+      <w:r>
+        <w:rPr>
+          <w:sz w:val="36"/>
+          <w:szCs w:val="36"/>
+        </w:rPr>
+      </w:r>
+    </w:p>
+    <w:p>
+      <w:pPr>
+        <w:pStyle w:val="Normal"/>
+        <w:rPr>
+          <w:sz w:val="36"/>
+          <w:szCs w:val="36"/>
+        </w:rPr>
+      </w:pPr>
+      <w:r>
+        <w:rPr>
+          <w:sz w:val="36"/>
+          <w:szCs w:val="36"/>
+        </w:rPr>
+      </w:r>
+    </w:p>
+    <w:p>
+      <w:pPr>
+        <w:pStyle w:val="Normal"/>
+        <w:rPr>
+          <w:sz w:val="36"/>
+          <w:szCs w:val="36"/>
+        </w:rPr>
+      </w:pPr>
+      <w:r>
+        <w:rPr>
+          <w:sz w:val="36"/>
+          <w:szCs w:val="36"/>
+        </w:rPr>
       </w:r>
     </w:p>
     <w:p>
       <w:pPr>
         <w:pStyle w:val="Heading2"/>
+        <w:ind w:hanging="0" w:start="0"/>
         <w:rPr/>
       </w:pPr>
       <w:bookmarkStart w:id="3" w:name="__RefHeading___Toc910_332147322"/>
@@ -2468,7 +2361,7 @@
           <w:tab w:val="left" w:pos="0" w:leader="none"/>
         </w:tabs>
         <w:suppressAutoHyphens w:val="true"/>
-        <w:overflowPunct w:val="true"/>
+        <w:overflowPunct w:val="false"/>
         <w:bidi w:val="0"/>
         <w:spacing w:before="0" w:after="26"/>
         <w:ind w:hanging="0" w:start="0" w:end="0"/>
@@ -2602,14 +2495,14 @@
         <w:widowControl/>
         <w:numPr>
           <w:ilvl w:val="1"/>
-          <w:numId w:val="8"/>
+          <w:numId w:val="10"/>
         </w:numPr>
         <w:tabs>
           <w:tab w:val="clear" w:pos="720"/>
           <w:tab w:val="left" w:pos="0" w:leader="none"/>
         </w:tabs>
         <w:suppressAutoHyphens w:val="true"/>
-        <w:overflowPunct w:val="true"/>
+        <w:overflowPunct w:val="false"/>
         <w:bidi w:val="0"/>
         <w:spacing w:before="0" w:after="0"/>
         <w:ind w:hanging="283" w:start="1418"/>
@@ -2637,14 +2530,14 @@
         <w:widowControl/>
         <w:numPr>
           <w:ilvl w:val="1"/>
-          <w:numId w:val="9"/>
+          <w:numId w:val="11"/>
         </w:numPr>
         <w:tabs>
           <w:tab w:val="clear" w:pos="720"/>
           <w:tab w:val="left" w:pos="0" w:leader="none"/>
         </w:tabs>
         <w:suppressAutoHyphens w:val="true"/>
-        <w:overflowPunct w:val="true"/>
+        <w:overflowPunct w:val="false"/>
         <w:bidi w:val="0"/>
         <w:spacing w:before="0" w:after="0"/>
         <w:ind w:hanging="283" w:start="1418"/>
@@ -2672,14 +2565,14 @@
         <w:widowControl/>
         <w:numPr>
           <w:ilvl w:val="1"/>
-          <w:numId w:val="10"/>
+          <w:numId w:val="12"/>
         </w:numPr>
         <w:tabs>
           <w:tab w:val="clear" w:pos="720"/>
           <w:tab w:val="left" w:pos="0" w:leader="none"/>
         </w:tabs>
         <w:suppressAutoHyphens w:val="true"/>
-        <w:overflowPunct w:val="true"/>
+        <w:overflowPunct w:val="false"/>
         <w:bidi w:val="0"/>
         <w:spacing w:before="0" w:after="0"/>
         <w:ind w:hanging="283" w:start="1418"/>
@@ -3317,7 +3210,7 @@
           <w:tab w:val="left" w:pos="0" w:leader="none"/>
         </w:tabs>
         <w:suppressAutoHyphens w:val="true"/>
-        <w:overflowPunct w:val="true"/>
+        <w:overflowPunct w:val="false"/>
         <w:bidi w:val="0"/>
         <w:spacing w:before="0" w:after="26"/>
         <w:ind w:hanging="0" w:start="0" w:end="0"/>
@@ -3389,7 +3282,7 @@
           <w:numId w:val="4"/>
         </w:numPr>
         <w:suppressAutoHyphens w:val="true"/>
-        <w:overflowPunct w:val="true"/>
+        <w:overflowPunct w:val="false"/>
         <w:bidi w:val="0"/>
         <w:spacing w:before="0" w:after="26"/>
         <w:jc w:val="start"/>
@@ -3433,7 +3326,7 @@
           <w:numId w:val="4"/>
         </w:numPr>
         <w:suppressAutoHyphens w:val="true"/>
-        <w:overflowPunct w:val="true"/>
+        <w:overflowPunct w:val="false"/>
         <w:bidi w:val="0"/>
         <w:spacing w:before="0" w:after="26"/>
         <w:jc w:val="start"/>
@@ -3477,7 +3370,7 @@
           <w:numId w:val="4"/>
         </w:numPr>
         <w:suppressAutoHyphens w:val="true"/>
-        <w:overflowPunct w:val="true"/>
+        <w:overflowPunct w:val="false"/>
         <w:bidi w:val="0"/>
         <w:spacing w:before="0" w:after="26"/>
         <w:jc w:val="start"/>
@@ -3521,7 +3414,7 @@
           <w:numId w:val="4"/>
         </w:numPr>
         <w:suppressAutoHyphens w:val="true"/>
-        <w:overflowPunct w:val="true"/>
+        <w:overflowPunct w:val="false"/>
         <w:bidi w:val="0"/>
         <w:spacing w:before="0" w:after="26"/>
         <w:jc w:val="start"/>
@@ -3565,7 +3458,7 @@
           <w:numId w:val="4"/>
         </w:numPr>
         <w:suppressAutoHyphens w:val="true"/>
-        <w:overflowPunct w:val="true"/>
+        <w:overflowPunct w:val="false"/>
         <w:bidi w:val="0"/>
         <w:spacing w:before="0" w:after="26"/>
         <w:jc w:val="start"/>
@@ -3623,7 +3516,7 @@
           <w:tab w:val="left" w:pos="0" w:leader="none"/>
         </w:tabs>
         <w:suppressAutoHyphens w:val="true"/>
-        <w:overflowPunct w:val="true"/>
+        <w:overflowPunct w:val="false"/>
         <w:bidi w:val="0"/>
         <w:spacing w:before="0" w:after="26"/>
         <w:ind w:hanging="0" w:start="0" w:end="0"/>
@@ -3688,7 +3581,7 @@
           <w:tab w:val="left" w:pos="0" w:leader="none"/>
         </w:tabs>
         <w:suppressAutoHyphens w:val="true"/>
-        <w:overflowPunct w:val="true"/>
+        <w:overflowPunct w:val="false"/>
         <w:bidi w:val="0"/>
         <w:spacing w:before="0" w:after="26"/>
         <w:ind w:hanging="0" w:start="0" w:end="0"/>
@@ -3714,7 +3607,7 @@
           <w:tab w:val="left" w:pos="0" w:leader="none"/>
         </w:tabs>
         <w:suppressAutoHyphens w:val="true"/>
-        <w:overflowPunct w:val="true"/>
+        <w:overflowPunct w:val="false"/>
         <w:bidi w:val="0"/>
         <w:spacing w:before="0" w:after="26"/>
         <w:ind w:hanging="0" w:start="0" w:end="0"/>
@@ -3740,7 +3633,7 @@
           <w:tab w:val="left" w:pos="0" w:leader="none"/>
         </w:tabs>
         <w:suppressAutoHyphens w:val="true"/>
-        <w:overflowPunct w:val="true"/>
+        <w:overflowPunct w:val="false"/>
         <w:bidi w:val="0"/>
         <w:spacing w:before="0" w:after="26"/>
         <w:ind w:hanging="0" w:start="0" w:end="0"/>
@@ -3766,7 +3659,7 @@
           <w:tab w:val="left" w:pos="0" w:leader="none"/>
         </w:tabs>
         <w:suppressAutoHyphens w:val="true"/>
-        <w:overflowPunct w:val="true"/>
+        <w:overflowPunct w:val="false"/>
         <w:bidi w:val="0"/>
         <w:spacing w:before="0" w:after="26"/>
         <w:ind w:hanging="0" w:start="0" w:end="0"/>
@@ -3792,7 +3685,7 @@
           <w:tab w:val="left" w:pos="0" w:leader="none"/>
         </w:tabs>
         <w:suppressAutoHyphens w:val="true"/>
-        <w:overflowPunct w:val="true"/>
+        <w:overflowPunct w:val="false"/>
         <w:bidi w:val="0"/>
         <w:spacing w:before="0" w:after="26"/>
         <w:ind w:hanging="0" w:start="0" w:end="0"/>
@@ -3818,7 +3711,7 @@
           <w:tab w:val="left" w:pos="0" w:leader="none"/>
         </w:tabs>
         <w:suppressAutoHyphens w:val="true"/>
-        <w:overflowPunct w:val="true"/>
+        <w:overflowPunct w:val="false"/>
         <w:bidi w:val="0"/>
         <w:spacing w:before="0" w:after="26"/>
         <w:ind w:hanging="0" w:start="0" w:end="0"/>
@@ -3844,7 +3737,7 @@
           <w:tab w:val="left" w:pos="0" w:leader="none"/>
         </w:tabs>
         <w:suppressAutoHyphens w:val="true"/>
-        <w:overflowPunct w:val="true"/>
+        <w:overflowPunct w:val="false"/>
         <w:bidi w:val="0"/>
         <w:spacing w:before="0" w:after="26"/>
         <w:ind w:hanging="0" w:start="0" w:end="0"/>
@@ -3870,7 +3763,7 @@
           <w:tab w:val="left" w:pos="0" w:leader="none"/>
         </w:tabs>
         <w:suppressAutoHyphens w:val="true"/>
-        <w:overflowPunct w:val="true"/>
+        <w:overflowPunct w:val="false"/>
         <w:bidi w:val="0"/>
         <w:spacing w:before="0" w:after="26"/>
         <w:ind w:hanging="0" w:start="0" w:end="0"/>
@@ -3896,7 +3789,7 @@
           <w:tab w:val="left" w:pos="0" w:leader="none"/>
         </w:tabs>
         <w:suppressAutoHyphens w:val="true"/>
-        <w:overflowPunct w:val="true"/>
+        <w:overflowPunct w:val="false"/>
         <w:bidi w:val="0"/>
         <w:spacing w:before="0" w:after="26"/>
         <w:ind w:hanging="0" w:start="0" w:end="0"/>
@@ -3922,7 +3815,7 @@
           <w:tab w:val="left" w:pos="0" w:leader="none"/>
         </w:tabs>
         <w:suppressAutoHyphens w:val="true"/>
-        <w:overflowPunct w:val="true"/>
+        <w:overflowPunct w:val="false"/>
         <w:bidi w:val="0"/>
         <w:spacing w:before="0" w:after="26"/>
         <w:ind w:hanging="0" w:start="0" w:end="0"/>
@@ -3948,7 +3841,7 @@
           <w:tab w:val="left" w:pos="0" w:leader="none"/>
         </w:tabs>
         <w:suppressAutoHyphens w:val="true"/>
-        <w:overflowPunct w:val="true"/>
+        <w:overflowPunct w:val="false"/>
         <w:bidi w:val="0"/>
         <w:spacing w:before="0" w:after="26"/>
         <w:ind w:hanging="0" w:start="0" w:end="0"/>
@@ -3974,7 +3867,7 @@
           <w:tab w:val="left" w:pos="0" w:leader="none"/>
         </w:tabs>
         <w:suppressAutoHyphens w:val="true"/>
-        <w:overflowPunct w:val="true"/>
+        <w:overflowPunct w:val="false"/>
         <w:bidi w:val="0"/>
         <w:spacing w:before="0" w:after="26"/>
         <w:ind w:hanging="0" w:start="0" w:end="0"/>
@@ -4000,7 +3893,7 @@
           <w:tab w:val="left" w:pos="0" w:leader="none"/>
         </w:tabs>
         <w:suppressAutoHyphens w:val="true"/>
-        <w:overflowPunct w:val="true"/>
+        <w:overflowPunct w:val="false"/>
         <w:bidi w:val="0"/>
         <w:spacing w:before="0" w:after="26"/>
         <w:ind w:hanging="0" w:start="0" w:end="0"/>
@@ -4026,7 +3919,7 @@
           <w:tab w:val="left" w:pos="0" w:leader="none"/>
         </w:tabs>
         <w:suppressAutoHyphens w:val="true"/>
-        <w:overflowPunct w:val="true"/>
+        <w:overflowPunct w:val="false"/>
         <w:bidi w:val="0"/>
         <w:spacing w:before="0" w:after="26"/>
         <w:ind w:hanging="0" w:start="0" w:end="0"/>
@@ -4052,7 +3945,7 @@
           <w:tab w:val="left" w:pos="0" w:leader="none"/>
         </w:tabs>
         <w:suppressAutoHyphens w:val="true"/>
-        <w:overflowPunct w:val="true"/>
+        <w:overflowPunct w:val="false"/>
         <w:bidi w:val="0"/>
         <w:spacing w:before="0" w:after="26"/>
         <w:ind w:hanging="0" w:start="0" w:end="0"/>
@@ -4078,7 +3971,7 @@
           <w:tab w:val="left" w:pos="0" w:leader="none"/>
         </w:tabs>
         <w:suppressAutoHyphens w:val="true"/>
-        <w:overflowPunct w:val="true"/>
+        <w:overflowPunct w:val="false"/>
         <w:bidi w:val="0"/>
         <w:spacing w:before="0" w:after="26"/>
         <w:ind w:hanging="0" w:start="0" w:end="0"/>
@@ -4104,7 +3997,7 @@
           <w:tab w:val="left" w:pos="0" w:leader="none"/>
         </w:tabs>
         <w:suppressAutoHyphens w:val="true"/>
-        <w:overflowPunct w:val="true"/>
+        <w:overflowPunct w:val="false"/>
         <w:bidi w:val="0"/>
         <w:spacing w:before="0" w:after="26"/>
         <w:ind w:hanging="0" w:start="0" w:end="0"/>
@@ -4193,6 +4086,7 @@
     <w:p>
       <w:pPr>
         <w:pStyle w:val="Heading2"/>
+        <w:ind w:hanging="0" w:start="0"/>
         <w:rPr/>
       </w:pPr>
       <w:bookmarkStart w:id="6" w:name="__RefHeading___Toc910_332147322_Copy_1_2"/>
@@ -4212,7 +4106,7 @@
           <w:tab w:val="left" w:pos="0" w:leader="none"/>
         </w:tabs>
         <w:suppressAutoHyphens w:val="true"/>
-        <w:overflowPunct w:val="false"/>
+        <w:overflowPunct w:val="true"/>
         <w:bidi w:val="0"/>
         <w:spacing w:before="0" w:after="26"/>
         <w:ind w:hanging="0" w:start="0" w:end="0"/>
@@ -4272,7 +4166,7 @@
           <w:tab w:val="left" w:pos="0" w:leader="none"/>
         </w:tabs>
         <w:suppressAutoHyphens w:val="true"/>
-        <w:overflowPunct w:val="false"/>
+        <w:overflowPunct w:val="true"/>
         <w:bidi w:val="0"/>
         <w:spacing w:before="0" w:after="26"/>
         <w:ind w:hanging="0" w:start="0" w:end="0"/>
@@ -4283,7 +4177,10 @@
         </w:rPr>
       </w:pPr>
       <w:r>
-        <w:rPr/>
+        <w:rPr>
+          <w:sz w:val="24"/>
+          <w:szCs w:val="24"/>
+        </w:rPr>
       </w:r>
     </w:p>
     <w:p>
@@ -4295,7 +4192,7 @@
           <w:tab w:val="left" w:pos="0" w:leader="none"/>
         </w:tabs>
         <w:suppressAutoHyphens w:val="true"/>
-        <w:overflowPunct w:val="false"/>
+        <w:overflowPunct w:val="true"/>
         <w:bidi w:val="0"/>
         <w:spacing w:before="0" w:after="26"/>
         <w:ind w:hanging="0" w:start="0" w:end="0"/>
@@ -4318,15 +4215,7 @@
       </w:r>
       <w:r>
         <w:rPr/>
-        <w:t xml:space="preserve">drones, remote-controlled cars </w:t>
-      </w:r>
-      <w:r>
-        <w:rPr/>
-        <w:t xml:space="preserve">or </w:t>
-      </w:r>
-      <w:r>
-        <w:rPr/>
-        <w:t>industrial robots</w:t>
+        <w:t>drones, remote-controlled cars or industrial robots</w:t>
       </w:r>
       <w:r>
         <w:rPr>
@@ -4345,7 +4234,7 @@
           <w:tab w:val="left" w:pos="0" w:leader="none"/>
         </w:tabs>
         <w:suppressAutoHyphens w:val="true"/>
-        <w:overflowPunct w:val="false"/>
+        <w:overflowPunct w:val="true"/>
         <w:bidi w:val="0"/>
         <w:spacing w:before="0" w:after="26"/>
         <w:ind w:hanging="0" w:start="0" w:end="0"/>
@@ -4356,7 +4245,10 @@
         </w:rPr>
       </w:pPr>
       <w:r>
-        <w:rPr/>
+        <w:rPr>
+          <w:sz w:val="24"/>
+          <w:szCs w:val="24"/>
+        </w:rPr>
       </w:r>
     </w:p>
     <w:p>
@@ -4368,7 +4260,7 @@
           <w:tab w:val="left" w:pos="0" w:leader="none"/>
         </w:tabs>
         <w:suppressAutoHyphens w:val="true"/>
-        <w:overflowPunct w:val="false"/>
+        <w:overflowPunct w:val="true"/>
         <w:bidi w:val="0"/>
         <w:spacing w:before="0" w:after="26"/>
         <w:ind w:hanging="0" w:start="0" w:end="0"/>
@@ -4379,7 +4271,10 @@
         </w:rPr>
       </w:pPr>
       <w:r>
-        <w:rPr/>
+        <w:rPr>
+          <w:sz w:val="24"/>
+          <w:szCs w:val="24"/>
+        </w:rPr>
         <w:drawing>
           <wp:anchor behindDoc="0" distT="0" distB="0" distL="0" distR="0" simplePos="0" locked="0" layoutInCell="0" allowOverlap="1" relativeHeight="9">
             <wp:simplePos x="0" y="0"/>
@@ -4448,7 +4343,7 @@
           <w:numId w:val="3"/>
         </w:numPr>
         <w:suppressAutoHyphens w:val="true"/>
-        <w:overflowPunct w:val="false"/>
+        <w:overflowPunct w:val="true"/>
         <w:bidi w:val="0"/>
         <w:spacing w:lineRule="auto" w:line="276" w:before="0" w:after="0"/>
         <w:ind w:hanging="340" w:start="340" w:end="0"/>
@@ -4468,15 +4363,7 @@
           <w:sz w:val="24"/>
           <w:szCs w:val="24"/>
         </w:rPr>
-        <w:t>NRF24L01 module</w:t>
-      </w:r>
-      <w:r>
-        <w:rPr>
-          <w:rStyle w:val="Strong"/>
-          <w:sz w:val="24"/>
-          <w:szCs w:val="24"/>
-        </w:rPr>
-        <w:t>s</w:t>
+        <w:t>NRF24L01 modules</w:t>
       </w:r>
       <w:r>
         <w:rPr>
@@ -4495,7 +4382,7 @@
           <w:numId w:val="3"/>
         </w:numPr>
         <w:suppressAutoHyphens w:val="true"/>
-        <w:overflowPunct w:val="false"/>
+        <w:overflowPunct w:val="true"/>
         <w:bidi w:val="0"/>
         <w:spacing w:lineRule="auto" w:line="276" w:before="0" w:after="0"/>
         <w:ind w:hanging="340" w:start="340" w:end="0"/>
@@ -4542,7 +4429,7 @@
           <w:numId w:val="3"/>
         </w:numPr>
         <w:suppressAutoHyphens w:val="true"/>
-        <w:overflowPunct w:val="false"/>
+        <w:overflowPunct w:val="true"/>
         <w:bidi w:val="0"/>
         <w:spacing w:lineRule="auto" w:line="276" w:before="0" w:after="0"/>
         <w:ind w:hanging="340" w:start="340" w:end="0"/>
@@ -4566,30 +4453,14 @@
           <w:sz w:val="24"/>
           <w:szCs w:val="24"/>
         </w:rPr>
-        <w:t xml:space="preserve">estart </w:t>
-      </w:r>
-      <w:r>
-        <w:rPr>
-          <w:b w:val="false"/>
-          <w:bCs w:val="false"/>
-          <w:sz w:val="24"/>
-          <w:szCs w:val="24"/>
-        </w:rPr>
-        <w:t>both</w:t>
-      </w:r>
-      <w:r>
-        <w:rPr>
-          <w:sz w:val="24"/>
-          <w:szCs w:val="24"/>
-        </w:rPr>
-        <w:t xml:space="preserve"> robot</w:t>
-      </w:r>
-      <w:r>
-        <w:rPr>
-          <w:sz w:val="24"/>
-          <w:szCs w:val="24"/>
-        </w:rPr>
-        <w:t>s</w:t>
+        <w:t>estart both</w:t>
+      </w:r>
+      <w:r>
+        <w:rPr>
+          <w:sz w:val="24"/>
+          <w:szCs w:val="24"/>
+        </w:rPr>
+        <w:t xml:space="preserve"> robots</w:t>
       </w:r>
     </w:p>
     <w:p>
@@ -4601,7 +4472,7 @@
           <w:numId w:val="3"/>
         </w:numPr>
         <w:suppressAutoHyphens w:val="true"/>
-        <w:overflowPunct w:val="false"/>
+        <w:overflowPunct w:val="true"/>
         <w:bidi w:val="0"/>
         <w:spacing w:lineRule="auto" w:line="276" w:before="0" w:after="0"/>
         <w:ind w:hanging="340" w:start="340" w:end="0"/>
@@ -4655,7 +4526,7 @@
           <w:numId w:val="3"/>
         </w:numPr>
         <w:suppressAutoHyphens w:val="true"/>
-        <w:overflowPunct w:val="false"/>
+        <w:overflowPunct w:val="true"/>
         <w:bidi w:val="0"/>
         <w:spacing w:lineRule="auto" w:line="276" w:before="0" w:after="0"/>
         <w:ind w:hanging="340" w:start="340" w:end="0"/>
@@ -4667,14 +4538,7 @@
           <w:sz w:val="24"/>
           <w:szCs w:val="24"/>
         </w:rPr>
-        <w:t>Select</w:t>
-      </w:r>
-      <w:r>
-        <w:rPr>
-          <w:sz w:val="24"/>
-          <w:szCs w:val="24"/>
-        </w:rPr>
-        <w:t xml:space="preserve"> </w:t>
+        <w:t xml:space="preserve">Select </w:t>
       </w:r>
       <w:r>
         <w:rPr>
@@ -4699,21 +4563,7 @@
           <w:sz w:val="24"/>
           <w:szCs w:val="24"/>
         </w:rPr>
-        <w:t xml:space="preserve"> from the menu </w:t>
-      </w:r>
-      <w:r>
-        <w:rPr>
-          <w:sz w:val="24"/>
-          <w:szCs w:val="24"/>
-        </w:rPr>
-        <w:t>and p</w:t>
-      </w:r>
-      <w:r>
-        <w:rPr>
-          <w:sz w:val="24"/>
-          <w:szCs w:val="24"/>
-        </w:rPr>
-        <w:t xml:space="preserve">ress </w:t>
+        <w:t xml:space="preserve"> from the menu and press </w:t>
       </w:r>
       <w:r>
         <w:rPr>
@@ -4740,7 +4590,7 @@
           <w:numId w:val="3"/>
         </w:numPr>
         <w:suppressAutoHyphens w:val="true"/>
-        <w:overflowPunct w:val="false"/>
+        <w:overflowPunct w:val="true"/>
         <w:bidi w:val="0"/>
         <w:spacing w:lineRule="auto" w:line="276" w:before="0" w:after="0"/>
         <w:ind w:hanging="340" w:start="340" w:end="0"/>
@@ -4809,7 +4659,7 @@
           <w:numId w:val="3"/>
         </w:numPr>
         <w:suppressAutoHyphens w:val="true"/>
-        <w:overflowPunct w:val="false"/>
+        <w:overflowPunct w:val="true"/>
         <w:bidi w:val="0"/>
         <w:spacing w:lineRule="auto" w:line="276" w:before="0" w:after="0"/>
         <w:ind w:hanging="340" w:start="340" w:end="0"/>
@@ -4848,7 +4698,7 @@
           <w:numId w:val="3"/>
         </w:numPr>
         <w:suppressAutoHyphens w:val="true"/>
-        <w:overflowPunct w:val="false"/>
+        <w:overflowPunct w:val="true"/>
         <w:bidi w:val="0"/>
         <w:spacing w:lineRule="auto" w:line="276" w:before="0" w:after="0"/>
         <w:ind w:hanging="340" w:start="340" w:end="0"/>
@@ -4958,7 +4808,7 @@
         <w:pStyle w:val="BlockQuotation"/>
         <w:widowControl/>
         <w:suppressAutoHyphens w:val="true"/>
-        <w:overflowPunct w:val="false"/>
+        <w:overflowPunct w:val="true"/>
         <w:bidi w:val="0"/>
         <w:spacing w:before="0" w:after="283"/>
         <w:ind w:hanging="0" w:start="0" w:end="0"/>
@@ -5012,7 +4862,7 @@
           <w:numId w:val="3"/>
         </w:numPr>
         <w:suppressAutoHyphens w:val="true"/>
-        <w:overflowPunct w:val="false"/>
+        <w:overflowPunct w:val="true"/>
         <w:bidi w:val="0"/>
         <w:spacing w:before="0" w:after="0"/>
         <w:ind w:hanging="340" w:start="340" w:end="0"/>
@@ -5063,7 +4913,7 @@
           <w:numId w:val="3"/>
         </w:numPr>
         <w:suppressAutoHyphens w:val="true"/>
-        <w:overflowPunct w:val="false"/>
+        <w:overflowPunct w:val="true"/>
         <w:bidi w:val="0"/>
         <w:spacing w:before="0" w:after="0"/>
         <w:ind w:hanging="340" w:start="340" w:end="0"/>
@@ -5134,7 +4984,7 @@
         <w:pStyle w:val="BodyText"/>
         <w:widowControl/>
         <w:suppressAutoHyphens w:val="true"/>
-        <w:overflowPunct w:val="false"/>
+        <w:overflowPunct w:val="true"/>
         <w:bidi w:val="0"/>
         <w:spacing w:before="0" w:after="0"/>
         <w:ind w:hanging="340" w:start="340" w:end="0"/>
@@ -5145,7 +4995,10 @@
         </w:rPr>
       </w:pPr>
       <w:r>
-        <w:rPr/>
+        <w:rPr>
+          <w:sz w:val="24"/>
+          <w:szCs w:val="24"/>
+        </w:rPr>
       </w:r>
     </w:p>
     <w:p>
@@ -5153,7 +5006,7 @@
         <w:pStyle w:val="BodyText"/>
         <w:widowControl/>
         <w:suppressAutoHyphens w:val="true"/>
-        <w:overflowPunct w:val="false"/>
+        <w:overflowPunct w:val="true"/>
         <w:bidi w:val="0"/>
         <w:spacing w:before="0" w:after="0"/>
         <w:ind w:hanging="340" w:start="340" w:end="0"/>
@@ -5164,7 +5017,10 @@
         </w:rPr>
       </w:pPr>
       <w:r>
-        <w:rPr/>
+        <w:rPr>
+          <w:sz w:val="24"/>
+          <w:szCs w:val="24"/>
+        </w:rPr>
       </w:r>
     </w:p>
     <w:p>
@@ -5173,15 +5029,14 @@
         <w:keepNext w:val="true"/>
         <w:widowControl/>
         <w:suppressAutoHyphens w:val="true"/>
-        <w:overflowPunct w:val="true"/>
-        <w:bidi w:val="0"/>
+        <w:overflowPunct w:val="false"/>
+        <w:bidi w:val="0"/>
+        <w:ind w:hanging="0" w:start="0"/>
         <w:jc w:val="start"/>
         <w:rPr/>
       </w:pPr>
       <w:r>
         <w:rPr/>
-      </w:r>
-      <w:r>
         <mc:AlternateContent>
           <mc:Choice Requires="wps">
             <w:drawing>
@@ -5200,17 +5055,28 @@
                 <a:graphic xmlns:a="http://schemas.openxmlformats.org/drawingml/2006/main">
                   <a:graphicData uri="http://schemas.microsoft.com/office/word/2010/wordprocessingShape">
                     <wps:wsp>
-                      <wps:cNvSpPr txBox="1"/>
+                      <wps:cNvSpPr/>
                       <wps:spPr>
                         <a:xfrm>
                           <a:off x="0" y="0"/>
-                          <a:ext cx="3562985" cy="4780915"/>
+                          <a:ext cx="3562920" cy="4780800"/>
                         </a:xfrm>
-                        <a:prstGeom prst="rect"/>
+                        <a:prstGeom prst="rect">
+                          <a:avLst/>
+                        </a:prstGeom>
                         <a:solidFill>
-                          <a:srgbClr val="FFFFFF"/>
+                          <a:srgbClr val="ffffff"/>
                         </a:solidFill>
+                        <a:ln w="0">
+                          <a:noFill/>
+                        </a:ln>
                       </wps:spPr>
+                      <wps:style>
+                        <a:lnRef idx="0"/>
+                        <a:fillRef idx="0"/>
+                        <a:effectRef idx="0"/>
+                        <a:fontRef idx="minor"/>
+                      </wps:style>
                       <wps:txbx>
                         <w:txbxContent>
                           <w:p>
@@ -5226,7 +5092,7 @@
                                 <wp:inline distT="0" distB="0" distL="0" distR="0">
                                   <wp:extent cx="3562985" cy="4453255"/>
                                   <wp:effectExtent l="0" t="0" r="0" b="0"/>
-                                  <wp:docPr id="8" name="Image4" descr="" title=""/>
+                                  <wp:docPr id="9" name="Image4" descr="" title=""/>
                                   <wp:cNvGraphicFramePr>
                                     <a:graphicFrameLocks xmlns:a="http://schemas.openxmlformats.org/drawingml/2006/main" noChangeAspect="1"/>
                                   </wp:cNvGraphicFramePr>
@@ -5234,7 +5100,7 @@
                                     <a:graphicData uri="http://schemas.openxmlformats.org/drawingml/2006/picture">
                                       <pic:pic xmlns:pic="http://schemas.openxmlformats.org/drawingml/2006/picture">
                                         <pic:nvPicPr>
-                                          <pic:cNvPr id="8" name="Image4" descr="" title=""/>
+                                          <pic:cNvPr id="9" name="Image4" descr="" title=""/>
                                           <pic:cNvPicPr>
                                             <a:picLocks noChangeAspect="1" noChangeArrowheads="1"/>
                                           </pic:cNvPicPr>
@@ -5260,12 +5126,15 @@
                                   </a:graphic>
                                 </wp:inline>
                               </w:drawing>
+                            </w:r>
+                            <w:r>
+                              <w:rPr/>
                               <w:t>Radio Mode Configuration Overview</w:t>
                             </w:r>
                           </w:p>
                         </w:txbxContent>
                       </wps:txbx>
-                      <wps:bodyPr anchor="t" lIns="0" tIns="0" rIns="0" bIns="0">
+                      <wps:bodyPr lIns="0" rIns="0" tIns="0" bIns="0" anchor="t">
                         <a:noAutofit/>
                       </wps:bodyPr>
                     </wps:wsp>
@@ -5276,8 +5145,10 @@
           </mc:Choice>
           <mc:Fallback>
             <w:pict>
-              <v:rect style="position:absolute;rotation:-0;width:280.55pt;height:376.45pt;mso-wrap-distance-left:0pt;mso-wrap-distance-right:0pt;mso-wrap-distance-top:0pt;mso-wrap-distance-bottom:0pt;margin-top:6.05pt;mso-position-vertical-relative:text;margin-left:106.9pt;mso-position-horizontal-relative:text">
-                <v:textbox inset="0in,0in,0in,0in">
+              <v:rect id="shape_0" ID="Frame1" path="m0,0l-2147483645,0l-2147483645,-2147483646l0,-2147483646xe" fillcolor="white" stroked="f" o:allowincell="f" style="position:absolute;margin-left:106.9pt;margin-top:6.05pt;width:280.5pt;height:376.4pt;mso-wrap-style:square;v-text-anchor:top">
+                <v:fill o:detectmouseclick="t" type="solid" color2="black"/>
+                <v:stroke color="#3465a4" joinstyle="round" endcap="flat"/>
+                <v:textbox>
                   <w:txbxContent>
                     <w:p>
                       <w:pPr>
@@ -5292,7 +5163,7 @@
                           <wp:inline distT="0" distB="0" distL="0" distR="0">
                             <wp:extent cx="3562985" cy="4453255"/>
                             <wp:effectExtent l="0" t="0" r="0" b="0"/>
-                            <wp:docPr id="9" name="Image4" descr="" title=""/>
+                            <wp:docPr id="10" name="Image4" descr="" title=""/>
                             <wp:cNvGraphicFramePr>
                               <a:graphicFrameLocks xmlns:a="http://schemas.openxmlformats.org/drawingml/2006/main" noChangeAspect="1"/>
                             </wp:cNvGraphicFramePr>
@@ -5300,7 +5171,7 @@
                               <a:graphicData uri="http://schemas.openxmlformats.org/drawingml/2006/picture">
                                 <pic:pic xmlns:pic="http://schemas.openxmlformats.org/drawingml/2006/picture">
                                   <pic:nvPicPr>
-                                    <pic:cNvPr id="9" name="Image4" descr="" title=""/>
+                                    <pic:cNvPr id="10" name="Image4" descr="" title=""/>
                                     <pic:cNvPicPr>
                                       <a:picLocks noChangeAspect="1" noChangeArrowheads="1"/>
                                     </pic:cNvPicPr>
@@ -5326,6 +5197,9 @@
                             </a:graphic>
                           </wp:inline>
                         </w:drawing>
+                      </w:r>
+                      <w:r>
+                        <w:rPr/>
                         <w:t>Radio Mode Configuration Overview</w:t>
                       </w:r>
                     </w:p>
@@ -5343,7 +5217,7 @@
         <w:pStyle w:val="BlockQuotation"/>
         <w:widowControl/>
         <w:suppressAutoHyphens w:val="true"/>
-        <w:overflowPunct w:val="false"/>
+        <w:overflowPunct w:val="true"/>
         <w:bidi w:val="0"/>
         <w:spacing w:before="0" w:after="283"/>
         <w:ind w:hanging="0" w:start="0" w:end="0"/>
@@ -5358,7 +5232,13 @@
         </w:rPr>
       </w:pPr>
       <w:r>
-        <w:rPr/>
+        <w:rPr>
+          <w:b w:val="false"/>
+          <w:bCs w:val="false"/>
+          <w:sz w:val="24"/>
+          <w:szCs w:val="24"/>
+          <w:u w:val="none"/>
+        </w:rPr>
       </w:r>
     </w:p>
     <w:p>
@@ -5366,7 +5246,7 @@
         <w:pStyle w:val="BlockQuotation"/>
         <w:widowControl/>
         <w:suppressAutoHyphens w:val="true"/>
-        <w:overflowPunct w:val="false"/>
+        <w:overflowPunct w:val="true"/>
         <w:bidi w:val="0"/>
         <w:spacing w:before="0" w:after="283"/>
         <w:ind w:hanging="0" w:start="0" w:end="0"/>
@@ -5381,7 +5261,13 @@
         </w:rPr>
       </w:pPr>
       <w:r>
-        <w:rPr/>
+        <w:rPr>
+          <w:b w:val="false"/>
+          <w:bCs w:val="false"/>
+          <w:sz w:val="24"/>
+          <w:szCs w:val="24"/>
+          <w:u w:val="none"/>
+        </w:rPr>
       </w:r>
     </w:p>
     <w:p>
@@ -5389,7 +5275,7 @@
         <w:pStyle w:val="BlockQuotation"/>
         <w:widowControl/>
         <w:suppressAutoHyphens w:val="true"/>
-        <w:overflowPunct w:val="false"/>
+        <w:overflowPunct w:val="true"/>
         <w:bidi w:val="0"/>
         <w:spacing w:before="0" w:after="283"/>
         <w:ind w:hanging="0" w:start="0" w:end="0"/>
@@ -5404,7 +5290,13 @@
         </w:rPr>
       </w:pPr>
       <w:r>
-        <w:rPr/>
+        <w:rPr>
+          <w:b w:val="false"/>
+          <w:bCs w:val="false"/>
+          <w:sz w:val="24"/>
+          <w:szCs w:val="24"/>
+          <w:u w:val="none"/>
+        </w:rPr>
       </w:r>
     </w:p>
     <w:p>
@@ -5412,7 +5304,7 @@
         <w:pStyle w:val="BlockQuotation"/>
         <w:widowControl/>
         <w:suppressAutoHyphens w:val="true"/>
-        <w:overflowPunct w:val="false"/>
+        <w:overflowPunct w:val="true"/>
         <w:bidi w:val="0"/>
         <w:spacing w:before="0" w:after="283"/>
         <w:ind w:hanging="0" w:start="0" w:end="0"/>
@@ -5427,7 +5319,13 @@
         </w:rPr>
       </w:pPr>
       <w:r>
-        <w:rPr/>
+        <w:rPr>
+          <w:b w:val="false"/>
+          <w:bCs w:val="false"/>
+          <w:sz w:val="24"/>
+          <w:szCs w:val="24"/>
+          <w:u w:val="none"/>
+        </w:rPr>
       </w:r>
     </w:p>
     <w:p>
@@ -5435,7 +5333,7 @@
         <w:pStyle w:val="BlockQuotation"/>
         <w:widowControl/>
         <w:suppressAutoHyphens w:val="true"/>
-        <w:overflowPunct w:val="false"/>
+        <w:overflowPunct w:val="true"/>
         <w:bidi w:val="0"/>
         <w:spacing w:before="0" w:after="283"/>
         <w:ind w:hanging="0" w:start="0" w:end="0"/>
@@ -5450,7 +5348,13 @@
         </w:rPr>
       </w:pPr>
       <w:r>
-        <w:rPr/>
+        <w:rPr>
+          <w:b w:val="false"/>
+          <w:bCs w:val="false"/>
+          <w:sz w:val="24"/>
+          <w:szCs w:val="24"/>
+          <w:u w:val="none"/>
+        </w:rPr>
       </w:r>
     </w:p>
     <w:p>
@@ -5458,7 +5362,7 @@
         <w:pStyle w:val="BlockQuotation"/>
         <w:widowControl/>
         <w:suppressAutoHyphens w:val="true"/>
-        <w:overflowPunct w:val="false"/>
+        <w:overflowPunct w:val="true"/>
         <w:bidi w:val="0"/>
         <w:spacing w:before="0" w:after="283"/>
         <w:ind w:hanging="0" w:start="0" w:end="0"/>
@@ -5473,7 +5377,13 @@
         </w:rPr>
       </w:pPr>
       <w:r>
-        <w:rPr/>
+        <w:rPr>
+          <w:b w:val="false"/>
+          <w:bCs w:val="false"/>
+          <w:sz w:val="24"/>
+          <w:szCs w:val="24"/>
+          <w:u w:val="none"/>
+        </w:rPr>
       </w:r>
     </w:p>
     <w:p>
@@ -5481,7 +5391,7 @@
         <w:pStyle w:val="BlockQuotation"/>
         <w:widowControl/>
         <w:suppressAutoHyphens w:val="true"/>
-        <w:overflowPunct w:val="false"/>
+        <w:overflowPunct w:val="true"/>
         <w:bidi w:val="0"/>
         <w:spacing w:before="0" w:after="283"/>
         <w:ind w:hanging="0" w:start="0" w:end="0"/>
@@ -5496,7 +5406,13 @@
         </w:rPr>
       </w:pPr>
       <w:r>
-        <w:rPr/>
+        <w:rPr>
+          <w:b w:val="false"/>
+          <w:bCs w:val="false"/>
+          <w:sz w:val="24"/>
+          <w:szCs w:val="24"/>
+          <w:u w:val="none"/>
+        </w:rPr>
       </w:r>
     </w:p>
     <w:p>
@@ -5504,7 +5420,7 @@
         <w:pStyle w:val="BlockQuotation"/>
         <w:widowControl/>
         <w:suppressAutoHyphens w:val="true"/>
-        <w:overflowPunct w:val="false"/>
+        <w:overflowPunct w:val="true"/>
         <w:bidi w:val="0"/>
         <w:spacing w:before="0" w:after="283"/>
         <w:ind w:hanging="0" w:start="0" w:end="0"/>
@@ -5519,7 +5435,13 @@
         </w:rPr>
       </w:pPr>
       <w:r>
-        <w:rPr/>
+        <w:rPr>
+          <w:b w:val="false"/>
+          <w:bCs w:val="false"/>
+          <w:sz w:val="24"/>
+          <w:szCs w:val="24"/>
+          <w:u w:val="none"/>
+        </w:rPr>
       </w:r>
     </w:p>
     <w:p>
@@ -5527,7 +5449,7 @@
         <w:pStyle w:val="BlockQuotation"/>
         <w:widowControl/>
         <w:suppressAutoHyphens w:val="true"/>
-        <w:overflowPunct w:val="false"/>
+        <w:overflowPunct w:val="true"/>
         <w:bidi w:val="0"/>
         <w:spacing w:before="0" w:after="283"/>
         <w:ind w:hanging="0" w:start="0" w:end="0"/>
@@ -5542,7 +5464,13 @@
         </w:rPr>
       </w:pPr>
       <w:r>
-        <w:rPr/>
+        <w:rPr>
+          <w:b w:val="false"/>
+          <w:bCs w:val="false"/>
+          <w:sz w:val="24"/>
+          <w:szCs w:val="24"/>
+          <w:u w:val="none"/>
+        </w:rPr>
       </w:r>
     </w:p>
     <w:p>
@@ -5550,7 +5478,7 @@
         <w:pStyle w:val="BlockQuotation"/>
         <w:widowControl/>
         <w:suppressAutoHyphens w:val="true"/>
-        <w:overflowPunct w:val="false"/>
+        <w:overflowPunct w:val="true"/>
         <w:bidi w:val="0"/>
         <w:spacing w:before="0" w:after="283"/>
         <w:ind w:hanging="0" w:start="0" w:end="0"/>
@@ -5565,7 +5493,13 @@
         </w:rPr>
       </w:pPr>
       <w:r>
-        <w:rPr/>
+        <w:rPr>
+          <w:b w:val="false"/>
+          <w:bCs w:val="false"/>
+          <w:sz w:val="24"/>
+          <w:szCs w:val="24"/>
+          <w:u w:val="none"/>
+        </w:rPr>
       </w:r>
     </w:p>
     <w:p>
@@ -5573,7 +5507,7 @@
         <w:pStyle w:val="BlockQuotation"/>
         <w:widowControl/>
         <w:suppressAutoHyphens w:val="true"/>
-        <w:overflowPunct w:val="false"/>
+        <w:overflowPunct w:val="true"/>
         <w:bidi w:val="0"/>
         <w:spacing w:before="0" w:after="283"/>
         <w:ind w:hanging="0" w:start="0" w:end="0"/>
@@ -5588,7 +5522,13 @@
         </w:rPr>
       </w:pPr>
       <w:r>
-        <w:rPr/>
+        <w:rPr>
+          <w:b w:val="false"/>
+          <w:bCs w:val="false"/>
+          <w:sz w:val="24"/>
+          <w:szCs w:val="24"/>
+          <w:u w:val="none"/>
+        </w:rPr>
       </w:r>
     </w:p>
     <w:p>
@@ -5596,7 +5536,7 @@
         <w:pStyle w:val="BlockQuotation"/>
         <w:widowControl/>
         <w:suppressAutoHyphens w:val="true"/>
-        <w:overflowPunct w:val="false"/>
+        <w:overflowPunct w:val="true"/>
         <w:bidi w:val="0"/>
         <w:spacing w:before="0" w:after="283"/>
         <w:ind w:hanging="0" w:start="0" w:end="0"/>
@@ -5611,7 +5551,13 @@
         </w:rPr>
       </w:pPr>
       <w:r>
-        <w:rPr/>
+        <w:rPr>
+          <w:b w:val="false"/>
+          <w:bCs w:val="false"/>
+          <w:sz w:val="24"/>
+          <w:szCs w:val="24"/>
+          <w:u w:val="none"/>
+        </w:rPr>
       </w:r>
     </w:p>
     <w:p>
@@ -5619,7 +5565,7 @@
         <w:pStyle w:val="BlockQuotation"/>
         <w:widowControl/>
         <w:suppressAutoHyphens w:val="true"/>
-        <w:overflowPunct w:val="false"/>
+        <w:overflowPunct w:val="true"/>
         <w:bidi w:val="0"/>
         <w:spacing w:before="0" w:after="283"/>
         <w:ind w:hanging="0" w:start="0" w:end="0"/>
@@ -5634,7 +5580,13 @@
         </w:rPr>
       </w:pPr>
       <w:r>
-        <w:rPr/>
+        <w:rPr>
+          <w:b w:val="false"/>
+          <w:bCs w:val="false"/>
+          <w:sz w:val="24"/>
+          <w:szCs w:val="24"/>
+          <w:u w:val="none"/>
+        </w:rPr>
       </w:r>
       <w:bookmarkStart w:id="7" w:name="__RefHeading___Toc1435_667713321_Copy_1"/>
       <w:bookmarkStart w:id="8" w:name="__RefHeading___Toc1435_667713321_Copy_1"/>
@@ -5643,6 +5595,7 @@
     <w:p>
       <w:pPr>
         <w:pStyle w:val="Heading3"/>
+        <w:ind w:hanging="0" w:start="0"/>
         <w:rPr/>
       </w:pPr>
       <w:r>
@@ -5655,8 +5608,9 @@
         <w:keepNext w:val="true"/>
         <w:widowControl/>
         <w:suppressAutoHyphens w:val="true"/>
-        <w:overflowPunct w:val="true"/>
-        <w:bidi w:val="0"/>
+        <w:overflowPunct w:val="false"/>
+        <w:bidi w:val="0"/>
+        <w:ind w:hanging="0" w:start="0"/>
         <w:jc w:val="start"/>
         <w:rPr>
           <w:color w:val="auto"/>
@@ -5672,21 +5626,14 @@
           <w:kern w:val="2"/>
           <w:lang w:val="fr-FR" w:eastAsia="zh-CN" w:bidi="hi-IN"/>
         </w:rPr>
-        <w:t xml:space="preserve">4. </w:t>
-      </w:r>
-      <w:r>
-        <w:rPr>
-          <w:color w:val="auto"/>
-          <w:kern w:val="2"/>
-          <w:lang w:val="fr-FR" w:eastAsia="zh-CN" w:bidi="hi-IN"/>
-        </w:rPr>
-        <w:t>Activities</w:t>
+        <w:t>4. Activities</w:t>
         <w:br/>
       </w:r>
     </w:p>
     <w:p>
       <w:pPr>
         <w:pStyle w:val="Heading3"/>
+        <w:ind w:hanging="0" w:start="0"/>
         <w:rPr/>
       </w:pPr>
       <w:bookmarkStart w:id="10" w:name="__RefHeading___Toc3660_490965806"/>
@@ -5737,7 +5684,7 @@
         <w:pStyle w:val="BodyText"/>
         <w:widowControl/>
         <w:suppressAutoHyphens w:val="true"/>
-        <w:overflowPunct w:val="true"/>
+        <w:overflowPunct w:val="false"/>
         <w:bidi w:val="0"/>
         <w:jc w:val="start"/>
         <w:rPr>
@@ -5775,11 +5722,7 @@
       </w:pPr>
       <w:r>
         <w:rPr/>
-        <w:t xml:space="preserve">Once the two Pedro robot are configured as transmitter and receiver. </w:t>
-      </w:r>
-      <w:r>
-        <w:rPr/>
-        <w:t xml:space="preserve">Press </w:t>
+        <w:t xml:space="preserve">Once the two Pedro robot are configured as transmitter and receiver. Press </w:t>
       </w:r>
       <w:r>
         <w:rPr>
@@ -5801,7 +5744,7 @@
         <w:pStyle w:val="BodyText"/>
         <w:widowControl/>
         <w:suppressAutoHyphens w:val="true"/>
-        <w:overflowPunct w:val="true"/>
+        <w:overflowPunct w:val="false"/>
         <w:bidi w:val="0"/>
         <w:jc w:val="start"/>
         <w:rPr>
@@ -5850,39 +5793,7 @@
           <w:iCs w:val="false"/>
           <w:u w:val="none"/>
         </w:rPr>
-        <w:t xml:space="preserve">The LED corresponding to the selected servo light on </w:t>
-      </w:r>
-      <w:r>
-        <w:rPr>
-          <w:i w:val="false"/>
-          <w:iCs w:val="false"/>
-          <w:u w:val="none"/>
-        </w:rPr>
-        <w:t>simultaneously on the Pedro transmitter and the receiver</w:t>
-      </w:r>
-      <w:r>
-        <w:rPr>
-          <w:i w:val="false"/>
-          <w:iCs w:val="false"/>
-          <w:u w:val="none"/>
-        </w:rPr>
-        <w:t xml:space="preserve">. </w:t>
-      </w:r>
-      <w:r>
-        <w:rPr>
-          <w:i w:val="false"/>
-          <w:iCs w:val="false"/>
-          <w:u w:val="none"/>
-        </w:rPr>
-        <w:t xml:space="preserve">That indicates </w:t>
-      </w:r>
-      <w:r>
-        <w:rPr>
-          <w:i w:val="false"/>
-          <w:iCs w:val="false"/>
-          <w:u w:val="none"/>
-        </w:rPr>
-        <w:t>that the radio communication between both is established.</w:t>
+        <w:t>The LED corresponding to the selected servo light on simultaneously on the Pedro transmitter and the receiver. That indicates that the radio communication between both is established.</w:t>
       </w:r>
     </w:p>
     <w:p>
@@ -5936,8 +5847,9 @@
         <w:keepNext w:val="true"/>
         <w:widowControl/>
         <w:suppressAutoHyphens w:val="true"/>
-        <w:overflowPunct w:val="true"/>
-        <w:bidi w:val="0"/>
+        <w:overflowPunct w:val="false"/>
+        <w:bidi w:val="0"/>
+        <w:ind w:hanging="0" w:start="0"/>
         <w:jc w:val="start"/>
         <w:rPr>
           <w:color w:val="auto"/>
@@ -5969,7 +5881,7 @@
         <w:pStyle w:val="BodyText"/>
         <w:widowControl/>
         <w:suppressAutoHyphens w:val="true"/>
-        <w:overflowPunct w:val="true"/>
+        <w:overflowPunct w:val="false"/>
         <w:bidi w:val="0"/>
         <w:jc w:val="start"/>
         <w:rPr>
@@ -6015,7 +5927,7 @@
         <w:pStyle w:val="BodyText"/>
         <w:widowControl/>
         <w:suppressAutoHyphens w:val="true"/>
-        <w:overflowPunct w:val="true"/>
+        <w:overflowPunct w:val="false"/>
         <w:bidi w:val="0"/>
         <w:jc w:val="start"/>
         <w:rPr>
@@ -6056,15 +5968,7 @@
       </w:r>
       <w:r>
         <w:rPr/>
-        <w:t>Press A1 /</w:t>
-      </w:r>
-      <w:r>
-        <w:rPr/>
-        <w:t xml:space="preserve">or </w:t>
-      </w:r>
-      <w:r>
-        <w:rPr/>
-        <w:t>A2 on transmitter</w:t>
+        <w:t>Press A1 /or A2 on transmitter</w:t>
         <w:br/>
         <w:t>• Observe receiver</w:t>
       </w:r>
@@ -6110,6 +6014,7 @@
     <w:p>
       <w:pPr>
         <w:pStyle w:val="Heading3"/>
+        <w:ind w:hanging="0" w:start="0"/>
         <w:rPr/>
       </w:pPr>
       <w:bookmarkStart w:id="18" w:name="__RefHeading___Toc3676_490965806"/>
@@ -6126,14 +6031,7 @@
           <w:b/>
           <w:bCs/>
         </w:rPr>
-        <w:t xml:space="preserve">Activity </w:t>
-      </w:r>
-      <w:r>
-        <w:rPr>
-          <w:b/>
-          <w:bCs/>
-        </w:rPr>
-        <w:t>3</w:t>
+        <w:t>Activity 3</w:t>
       </w:r>
       <w:r>
         <w:rPr/>
@@ -6145,7 +6043,7 @@
         <w:pStyle w:val="BodyText"/>
         <w:widowControl/>
         <w:suppressAutoHyphens w:val="true"/>
-        <w:overflowPunct w:val="true"/>
+        <w:overflowPunct w:val="false"/>
         <w:bidi w:val="0"/>
         <w:jc w:val="start"/>
         <w:rPr>
@@ -6248,11 +6146,7 @@
       </w:r>
       <w:r>
         <w:rPr/>
-        <w:t>ty</w:t>
-      </w:r>
-      <w:r>
-        <w:rPr/>
-        <w:t xml:space="preserve">pical range: </w:t>
+        <w:t xml:space="preserve">typical range: </w:t>
       </w:r>
       <w:r>
         <w:rPr>
@@ -6262,11 +6156,7 @@
       </w:r>
       <w:r>
         <w:rPr/>
-        <w:t>up</w:t>
-      </w:r>
-      <w:r>
-        <w:rPr/>
-        <w:t xml:space="preserve"> to </w:t>
+        <w:t xml:space="preserve">up to </w:t>
       </w:r>
       <w:r>
         <w:rPr>
@@ -6285,7 +6175,7 @@
         <w:pStyle w:val="BodyText"/>
         <w:widowControl/>
         <w:suppressAutoHyphens w:val="true"/>
-        <w:overflowPunct w:val="true"/>
+        <w:overflowPunct w:val="false"/>
         <w:bidi w:val="0"/>
         <w:jc w:val="start"/>
         <w:rPr>
@@ -6328,21 +6218,7 @@
           <w:b/>
           <w:bCs/>
         </w:rPr>
-        <w:t xml:space="preserve">Step </w:t>
-      </w:r>
-      <w:r>
-        <w:rPr>
-          <w:b/>
-          <w:bCs/>
-        </w:rPr>
-        <w:t>1</w:t>
-      </w:r>
-      <w:r>
-        <w:rPr>
-          <w:b/>
-          <w:bCs/>
-        </w:rPr>
-        <w:t>: Move Away</w:t>
+        <w:t>Step 1: Move Away</w:t>
       </w:r>
     </w:p>
     <w:p>
@@ -6374,61 +6250,17 @@
           <w:b/>
           <w:bCs/>
         </w:rPr>
-        <w:t xml:space="preserve">Step 2: </w:t>
-      </w:r>
-      <w:r>
-        <w:rPr>
-          <w:b/>
-          <w:bCs/>
-        </w:rPr>
-        <w:t xml:space="preserve">Every few meters </w:t>
-      </w:r>
-      <w:r>
-        <w:rPr>
-          <w:b/>
-          <w:bCs/>
-        </w:rPr>
-        <w:t xml:space="preserve">(5m 10m 20m 50m 100m 150m </w:t>
-      </w:r>
-      <w:r>
-        <w:rPr>
-          <w:b/>
-          <w:bCs/>
-        </w:rPr>
-        <w:t>etc</w:t>
-      </w:r>
-      <w:r>
-        <w:rPr>
-          <w:b/>
-          <w:bCs/>
-        </w:rPr>
-        <w:t>)</w:t>
-      </w:r>
-    </w:p>
-    <w:p>
-      <w:pPr>
-        <w:pStyle w:val="BodyText"/>
-        <w:rPr/>
-      </w:pPr>
-      <w:r>
-        <w:rPr/>
-        <w:t xml:space="preserve">Press A1 or A2 </w:t>
-      </w:r>
-      <w:r>
-        <w:rPr/>
-        <w:t>and o</w:t>
-      </w:r>
-      <w:r>
-        <w:rPr/>
-        <w:t xml:space="preserve">bserve the RECEIVER: </w:t>
-      </w:r>
-      <w:r>
-        <w:rPr/>
-        <w:t>d</w:t>
-      </w:r>
-      <w:r>
-        <w:rPr/>
-        <w:t>oes it still respond?</w:t>
+        <w:t>Step 2: Every few meters (5m 10m 20m 50m 100m 150m etc)</w:t>
+      </w:r>
+    </w:p>
+    <w:p>
+      <w:pPr>
+        <w:pStyle w:val="BodyText"/>
+        <w:rPr/>
+      </w:pPr>
+      <w:r>
+        <w:rPr/>
+        <w:t>Press A1 or A2 and observe the RECEIVER: does it still respond?</w:t>
       </w:r>
     </w:p>
     <w:p>
@@ -6436,7 +6268,7 @@
         <w:pStyle w:val="BodyText"/>
         <w:widowControl/>
         <w:suppressAutoHyphens w:val="true"/>
-        <w:overflowPunct w:val="true"/>
+        <w:overflowPunct w:val="false"/>
         <w:bidi w:val="0"/>
         <w:jc w:val="start"/>
         <w:rPr>
@@ -6485,7 +6317,7 @@
         <w:pStyle w:val="BodyText"/>
         <w:widowControl/>
         <w:suppressAutoHyphens w:val="true"/>
-        <w:overflowPunct w:val="true"/>
+        <w:overflowPunct w:val="false"/>
         <w:bidi w:val="0"/>
         <w:jc w:val="start"/>
         <w:rPr>
@@ -6534,7 +6366,7 @@
         <w:pStyle w:val="BodyText"/>
         <w:widowControl/>
         <w:suppressAutoHyphens w:val="true"/>
-        <w:overflowPunct w:val="true"/>
+        <w:overflowPunct w:val="false"/>
         <w:bidi w:val="0"/>
         <w:jc w:val="start"/>
         <w:rPr>
@@ -7009,6 +6841,7 @@
     <w:p>
       <w:pPr>
         <w:pStyle w:val="Heading3"/>
+        <w:ind w:hanging="0" w:start="0"/>
         <w:rPr/>
       </w:pPr>
       <w:bookmarkStart w:id="21" w:name="__RefHeading___Toc3682_490965806"/>
@@ -7019,15 +6852,7 @@
       </w:r>
       <w:r>
         <w:rPr/>
-        <w:t xml:space="preserve">Activity </w:t>
-      </w:r>
-      <w:r>
-        <w:rPr/>
-        <w:t>4</w:t>
-      </w:r>
-      <w:r>
-        <w:rPr/>
-        <w:t xml:space="preserve"> — Break the Connection</w:t>
+        <w:t>Activity 4 — Break the Connection</w:t>
       </w:r>
     </w:p>
     <w:p>
@@ -7035,7 +6860,7 @@
         <w:pStyle w:val="BodyText"/>
         <w:widowControl/>
         <w:suppressAutoHyphens w:val="true"/>
-        <w:overflowPunct w:val="true"/>
+        <w:overflowPunct w:val="false"/>
         <w:bidi w:val="0"/>
         <w:jc w:val="start"/>
         <w:rPr>
@@ -7080,7 +6905,7 @@
         <w:pStyle w:val="BodyText"/>
         <w:widowControl/>
         <w:suppressAutoHyphens w:val="true"/>
-        <w:overflowPunct w:val="true"/>
+        <w:overflowPunct w:val="false"/>
         <w:bidi w:val="0"/>
         <w:jc w:val="start"/>
         <w:rPr>
@@ -7164,7 +6989,10 @@
         </w:rPr>
       </w:pPr>
       <w:r>
-        <w:rPr/>
+        <w:rPr>
+          <w:b/>
+          <w:bCs/>
+        </w:rPr>
       </w:r>
     </w:p>
     <w:p>
@@ -7173,8 +7001,9 @@
         <w:keepNext w:val="true"/>
         <w:widowControl/>
         <w:suppressAutoHyphens w:val="true"/>
-        <w:overflowPunct w:val="true"/>
-        <w:bidi w:val="0"/>
+        <w:overflowPunct w:val="false"/>
+        <w:bidi w:val="0"/>
+        <w:ind w:hanging="0" w:start="0"/>
         <w:jc w:val="start"/>
         <w:rPr>
           <w:color w:val="auto"/>
@@ -7229,7 +7058,10 @@
         </w:rPr>
       </w:pPr>
       <w:r>
-        <w:rPr/>
+        <w:rPr>
+          <w:b/>
+          <w:bCs/>
+        </w:rPr>
       </w:r>
     </w:p>
     <w:p>
@@ -7540,7 +7372,7 @@
           <w:tab w:val="left" w:pos="0" w:leader="none"/>
         </w:tabs>
         <w:suppressAutoHyphens w:val="true"/>
-        <w:overflowPunct w:val="true"/>
+        <w:overflowPunct w:val="false"/>
         <w:bidi w:val="0"/>
         <w:spacing w:before="0" w:after="26"/>
         <w:ind w:hanging="0" w:start="0" w:end="0"/>
@@ -7593,7 +7425,7 @@
           <w:tab w:val="left" w:pos="0" w:leader="none"/>
         </w:tabs>
         <w:suppressAutoHyphens w:val="true"/>
-        <w:overflowPunct w:val="true"/>
+        <w:overflowPunct w:val="false"/>
         <w:bidi w:val="0"/>
         <w:spacing w:before="0" w:after="26"/>
         <w:ind w:hanging="0" w:start="0" w:end="0"/>
@@ -7677,15 +7509,7 @@
           <w:sz w:val="20"/>
           <w:szCs w:val="20"/>
         </w:rPr>
-        <w:t xml:space="preserve">2. </w:t>
-      </w:r>
-      <w:r>
-        <w:rPr>
-          <w:rStyle w:val="Strong"/>
-          <w:sz w:val="20"/>
-          <w:szCs w:val="20"/>
-        </w:rPr>
-        <w:t>The NRF24L01 module is used for:</w:t>
+        <w:t>2. The NRF24L01 module is used for:</w:t>
         <w:br/>
       </w:r>
       <w:r>
@@ -7732,15 +7556,7 @@
           <w:sz w:val="20"/>
           <w:szCs w:val="20"/>
         </w:rPr>
-        <w:t xml:space="preserve">3. </w:t>
-      </w:r>
-      <w:r>
-        <w:rPr>
-          <w:rStyle w:val="Strong"/>
-          <w:sz w:val="20"/>
-          <w:szCs w:val="20"/>
-        </w:rPr>
-        <w:t>A transmitter:</w:t>
+        <w:t>3. A transmitter:</w:t>
         <w:br/>
       </w:r>
       <w:r>
@@ -7787,15 +7603,7 @@
           <w:sz w:val="20"/>
           <w:szCs w:val="20"/>
         </w:rPr>
-        <w:t xml:space="preserve">4. </w:t>
-      </w:r>
-      <w:r>
-        <w:rPr>
-          <w:rStyle w:val="Strong"/>
-          <w:sz w:val="20"/>
-          <w:szCs w:val="20"/>
-        </w:rPr>
-        <w:t>A receiver:</w:t>
+        <w:t>4. A receiver:</w:t>
         <w:br/>
       </w:r>
       <w:r>
@@ -7839,16 +7647,7 @@
           <w:sz w:val="20"/>
           <w:szCs w:val="20"/>
         </w:rPr>
-        <w:t>5</w:t>
-      </w:r>
-      <w:r>
-        <w:rPr>
-          <w:b/>
-          <w:bCs/>
-          <w:sz w:val="20"/>
-          <w:szCs w:val="20"/>
-        </w:rPr>
-        <w:t xml:space="preserve">. The </w:t>
+        <w:t xml:space="preserve">5. The </w:t>
       </w:r>
       <w:r>
         <w:rPr>
@@ -7899,15 +7698,7 @@
           <w:sz w:val="20"/>
           <w:szCs w:val="20"/>
         </w:rPr>
-        <w:t xml:space="preserve">6. </w:t>
-      </w:r>
-      <w:r>
-        <w:rPr>
-          <w:rStyle w:val="Strong"/>
-          <w:sz w:val="20"/>
-          <w:szCs w:val="20"/>
-        </w:rPr>
-        <w:t>If Code Keys are different:</w:t>
+        <w:t>6. If Code Keys are different:</w:t>
         <w:br/>
       </w:r>
       <w:r>
@@ -7951,34 +7742,7 @@
           <w:sz w:val="20"/>
           <w:szCs w:val="20"/>
         </w:rPr>
-        <w:t>7</w:t>
-      </w:r>
-      <w:r>
-        <w:rPr>
-          <w:b/>
-          <w:bCs/>
-          <w:sz w:val="20"/>
-          <w:szCs w:val="20"/>
-        </w:rPr>
-        <w:t xml:space="preserve">. The Code </w:t>
-      </w:r>
-      <w:r>
-        <w:rPr>
-          <w:b/>
-          <w:bCs/>
-          <w:sz w:val="20"/>
-          <w:szCs w:val="20"/>
-        </w:rPr>
-        <w:t>K</w:t>
-      </w:r>
-      <w:r>
-        <w:rPr>
-          <w:b/>
-          <w:bCs/>
-          <w:sz w:val="20"/>
-          <w:szCs w:val="20"/>
-        </w:rPr>
-        <w:t>ey range is:</w:t>
+        <w:t>7. The Code Key range is:</w:t>
       </w:r>
       <w:r>
         <w:rPr>
@@ -8018,23 +7782,7 @@
           <w:sz w:val="20"/>
           <w:szCs w:val="20"/>
         </w:rPr>
-        <w:t>8</w:t>
-      </w:r>
-      <w:r>
-        <w:rPr>
-          <w:rStyle w:val="Strong"/>
-          <w:sz w:val="20"/>
-          <w:szCs w:val="20"/>
-        </w:rPr>
-        <w:t xml:space="preserve">. </w:t>
-      </w:r>
-      <w:r>
-        <w:rPr>
-          <w:rStyle w:val="Strong"/>
-          <w:sz w:val="20"/>
-          <w:szCs w:val="20"/>
-        </w:rPr>
-        <w:t>LED sync indicates:</w:t>
+        <w:t>8. LED sync indicates:</w:t>
         <w:br/>
       </w:r>
       <w:r>
@@ -8077,23 +7825,7 @@
           <w:sz w:val="20"/>
           <w:szCs w:val="20"/>
         </w:rPr>
-        <w:t>9</w:t>
-      </w:r>
-      <w:r>
-        <w:rPr>
-          <w:rStyle w:val="Strong"/>
-          <w:sz w:val="20"/>
-          <w:szCs w:val="20"/>
-        </w:rPr>
-        <w:t xml:space="preserve">. </w:t>
-      </w:r>
-      <w:r>
-        <w:rPr>
-          <w:rStyle w:val="Strong"/>
-          <w:sz w:val="20"/>
-          <w:szCs w:val="20"/>
-        </w:rPr>
-        <w:t>Robots moving together is called:</w:t>
+        <w:t>9. Robots moving together is called:</w:t>
         <w:br/>
       </w:r>
       <w:r>
@@ -8145,33 +7877,7 @@
           <w:szCs w:val="20"/>
           <w:lang w:val="fr-FR" w:eastAsia="zh-CN" w:bidi="hi-IN"/>
         </w:rPr>
-        <w:t>1</w:t>
-      </w:r>
-      <w:r>
-        <w:rPr>
-          <w:rFonts w:eastAsia="Noto Serif CJK SC" w:cs="Noto Sans Devanagari"/>
-          <w:b/>
-          <w:bCs/>
-          <w:color w:val="auto"/>
-          <w:kern w:val="2"/>
-          <w:sz w:val="20"/>
-          <w:szCs w:val="20"/>
-          <w:lang w:val="fr-FR" w:eastAsia="zh-CN" w:bidi="hi-IN"/>
-        </w:rPr>
-        <w:t>0</w:t>
-      </w:r>
-      <w:r>
-        <w:rPr>
-          <w:rFonts w:eastAsia="Noto Serif CJK SC" w:cs="Noto Sans Devanagari"/>
-          <w:b/>
-          <w:bCs/>
-          <w:color w:val="auto"/>
-          <w:kern w:val="2"/>
-          <w:sz w:val="20"/>
-          <w:szCs w:val="20"/>
-          <w:lang w:val="fr-FR" w:eastAsia="zh-CN" w:bidi="hi-IN"/>
-        </w:rPr>
-        <w:t>. In Radio Mode, both robots must use the same:</w:t>
+        <w:t>10. In Radio Mode, both robots must use the same:</w:t>
       </w:r>
       <w:r>
         <w:rPr>
@@ -8350,7 +8056,7 @@
         <w:sz w:val="20"/>
         <w:szCs w:val="20"/>
       </w:rPr>
-      <w:t>10</w:t>
+      <w:t>11</w:t>
     </w:r>
     <w:r>
       <w:rPr>
@@ -8472,7 +8178,7 @@
         <w:sz w:val="20"/>
         <w:szCs w:val="20"/>
       </w:rPr>
-      <w:t>10</w:t>
+      <w:t>11</w:t>
     </w:r>
     <w:r>
       <w:rPr>
@@ -9256,7 +8962,14 @@
         <w:ind w:start="709" w:hanging="283"/>
       </w:pPr>
       <w:rPr>
+        <w:sz w:val="18"/>
+        <w:b w:val="false"/>
+        <w:kern w:val="2"/>
+        <w:szCs w:val="18"/>
+        <w:bCs w:val="false"/>
         <w:rFonts w:cs="Symbol"/>
+        <w:color w:val="auto"/>
+        <w:lang w:val="fr-FR" w:eastAsia="zh-CN" w:bidi="hi-IN"/>
       </w:rPr>
     </w:lvl>
     <w:lvl w:ilvl="1">
@@ -9381,6 +9094,294 @@
     </w:lvl>
   </w:abstractNum>
   <w:abstractNum w:abstractNumId="7">
+    <w:lvl w:ilvl="0">
+      <w:start w:val="1"/>
+      <w:numFmt w:val="decimal"/>
+      <w:lvlText w:val="%1."/>
+      <w:lvlJc w:val="start"/>
+      <w:pPr>
+        <w:tabs>
+          <w:tab w:val="num" w:pos="709"/>
+        </w:tabs>
+        <w:ind w:start="709" w:hanging="283"/>
+      </w:pPr>
+      <w:rPr>
+        <w:sz w:val="18"/>
+        <w:b w:val="false"/>
+        <w:kern w:val="2"/>
+        <w:szCs w:val="18"/>
+        <w:bCs w:val="false"/>
+        <w:rFonts w:cs="Symbol"/>
+        <w:color w:val="auto"/>
+        <w:lang w:val="fr-FR" w:eastAsia="zh-CN" w:bidi="hi-IN"/>
+      </w:rPr>
+    </w:lvl>
+    <w:lvl w:ilvl="1">
+      <w:start w:val="1"/>
+      <w:numFmt w:val="bullet"/>
+      <w:lvlText w:val=""/>
+      <w:lvlJc w:val="start"/>
+      <w:pPr>
+        <w:tabs>
+          <w:tab w:val="num" w:pos="1418"/>
+        </w:tabs>
+        <w:ind w:start="1418" w:hanging="283"/>
+      </w:pPr>
+      <w:rPr>
+        <w:rFonts w:ascii="Symbol" w:hAnsi="Symbol" w:cs="Symbol" w:hint="default"/>
+      </w:rPr>
+    </w:lvl>
+    <w:lvl w:ilvl="2">
+      <w:start w:val="1"/>
+      <w:numFmt w:val="bullet"/>
+      <w:lvlText w:val=""/>
+      <w:lvlJc w:val="start"/>
+      <w:pPr>
+        <w:tabs>
+          <w:tab w:val="num" w:pos="2127"/>
+        </w:tabs>
+        <w:ind w:start="2127" w:hanging="283"/>
+      </w:pPr>
+      <w:rPr>
+        <w:rFonts w:ascii="Symbol" w:hAnsi="Symbol" w:cs="Symbol" w:hint="default"/>
+      </w:rPr>
+    </w:lvl>
+    <w:lvl w:ilvl="3">
+      <w:start w:val="1"/>
+      <w:numFmt w:val="bullet"/>
+      <w:lvlText w:val=""/>
+      <w:lvlJc w:val="start"/>
+      <w:pPr>
+        <w:tabs>
+          <w:tab w:val="num" w:pos="2836"/>
+        </w:tabs>
+        <w:ind w:start="2836" w:hanging="283"/>
+      </w:pPr>
+      <w:rPr>
+        <w:rFonts w:ascii="Symbol" w:hAnsi="Symbol" w:cs="Symbol" w:hint="default"/>
+      </w:rPr>
+    </w:lvl>
+    <w:lvl w:ilvl="4">
+      <w:start w:val="1"/>
+      <w:numFmt w:val="bullet"/>
+      <w:lvlText w:val=""/>
+      <w:lvlJc w:val="start"/>
+      <w:pPr>
+        <w:tabs>
+          <w:tab w:val="num" w:pos="3545"/>
+        </w:tabs>
+        <w:ind w:start="3545" w:hanging="283"/>
+      </w:pPr>
+      <w:rPr>
+        <w:rFonts w:ascii="Symbol" w:hAnsi="Symbol" w:cs="Symbol" w:hint="default"/>
+      </w:rPr>
+    </w:lvl>
+    <w:lvl w:ilvl="5">
+      <w:start w:val="1"/>
+      <w:numFmt w:val="bullet"/>
+      <w:lvlText w:val=""/>
+      <w:lvlJc w:val="start"/>
+      <w:pPr>
+        <w:tabs>
+          <w:tab w:val="num" w:pos="4254"/>
+        </w:tabs>
+        <w:ind w:start="4254" w:hanging="283"/>
+      </w:pPr>
+      <w:rPr>
+        <w:rFonts w:ascii="Symbol" w:hAnsi="Symbol" w:cs="Symbol" w:hint="default"/>
+      </w:rPr>
+    </w:lvl>
+    <w:lvl w:ilvl="6">
+      <w:start w:val="1"/>
+      <w:numFmt w:val="bullet"/>
+      <w:lvlText w:val=""/>
+      <w:lvlJc w:val="start"/>
+      <w:pPr>
+        <w:tabs>
+          <w:tab w:val="num" w:pos="4963"/>
+        </w:tabs>
+        <w:ind w:start="4963" w:hanging="283"/>
+      </w:pPr>
+      <w:rPr>
+        <w:rFonts w:ascii="Symbol" w:hAnsi="Symbol" w:cs="Symbol" w:hint="default"/>
+      </w:rPr>
+    </w:lvl>
+    <w:lvl w:ilvl="7">
+      <w:start w:val="1"/>
+      <w:numFmt w:val="bullet"/>
+      <w:lvlText w:val=""/>
+      <w:lvlJc w:val="start"/>
+      <w:pPr>
+        <w:tabs>
+          <w:tab w:val="num" w:pos="5672"/>
+        </w:tabs>
+        <w:ind w:start="5672" w:hanging="283"/>
+      </w:pPr>
+      <w:rPr>
+        <w:rFonts w:ascii="Symbol" w:hAnsi="Symbol" w:cs="Symbol" w:hint="default"/>
+      </w:rPr>
+    </w:lvl>
+    <w:lvl w:ilvl="8">
+      <w:start w:val="1"/>
+      <w:numFmt w:val="bullet"/>
+      <w:lvlText w:val=""/>
+      <w:lvlJc w:val="start"/>
+      <w:pPr>
+        <w:tabs>
+          <w:tab w:val="num" w:pos="6381"/>
+        </w:tabs>
+        <w:ind w:start="6381" w:hanging="283"/>
+      </w:pPr>
+      <w:rPr>
+        <w:rFonts w:ascii="Symbol" w:hAnsi="Symbol" w:cs="Symbol" w:hint="default"/>
+      </w:rPr>
+    </w:lvl>
+  </w:abstractNum>
+  <w:abstractNum w:abstractNumId="8">
+    <w:lvl w:ilvl="0">
+      <w:start w:val="1"/>
+      <w:numFmt w:val="decimal"/>
+      <w:lvlText w:val="%1."/>
+      <w:lvlJc w:val="start"/>
+      <w:pPr>
+        <w:tabs>
+          <w:tab w:val="num" w:pos="709"/>
+        </w:tabs>
+        <w:ind w:start="709" w:hanging="283"/>
+      </w:pPr>
+      <w:rPr>
+        <w:sz w:val="18"/>
+        <w:b w:val="false"/>
+        <w:kern w:val="2"/>
+        <w:szCs w:val="18"/>
+        <w:bCs w:val="false"/>
+        <w:rFonts w:cs="Symbol"/>
+        <w:color w:val="auto"/>
+        <w:lang w:val="fr-FR" w:eastAsia="zh-CN" w:bidi="hi-IN"/>
+      </w:rPr>
+    </w:lvl>
+    <w:lvl w:ilvl="1">
+      <w:start w:val="1"/>
+      <w:numFmt w:val="bullet"/>
+      <w:lvlText w:val=""/>
+      <w:lvlJc w:val="start"/>
+      <w:pPr>
+        <w:tabs>
+          <w:tab w:val="num" w:pos="1418"/>
+        </w:tabs>
+        <w:ind w:start="1418" w:hanging="283"/>
+      </w:pPr>
+      <w:rPr>
+        <w:rFonts w:ascii="Symbol" w:hAnsi="Symbol" w:cs="Symbol" w:hint="default"/>
+      </w:rPr>
+    </w:lvl>
+    <w:lvl w:ilvl="2">
+      <w:start w:val="1"/>
+      <w:numFmt w:val="bullet"/>
+      <w:lvlText w:val=""/>
+      <w:lvlJc w:val="start"/>
+      <w:pPr>
+        <w:tabs>
+          <w:tab w:val="num" w:pos="2127"/>
+        </w:tabs>
+        <w:ind w:start="2127" w:hanging="283"/>
+      </w:pPr>
+      <w:rPr>
+        <w:rFonts w:ascii="Symbol" w:hAnsi="Symbol" w:cs="Symbol" w:hint="default"/>
+      </w:rPr>
+    </w:lvl>
+    <w:lvl w:ilvl="3">
+      <w:start w:val="1"/>
+      <w:numFmt w:val="bullet"/>
+      <w:lvlText w:val=""/>
+      <w:lvlJc w:val="start"/>
+      <w:pPr>
+        <w:tabs>
+          <w:tab w:val="num" w:pos="2836"/>
+        </w:tabs>
+        <w:ind w:start="2836" w:hanging="283"/>
+      </w:pPr>
+      <w:rPr>
+        <w:rFonts w:ascii="Symbol" w:hAnsi="Symbol" w:cs="Symbol" w:hint="default"/>
+      </w:rPr>
+    </w:lvl>
+    <w:lvl w:ilvl="4">
+      <w:start w:val="1"/>
+      <w:numFmt w:val="bullet"/>
+      <w:lvlText w:val=""/>
+      <w:lvlJc w:val="start"/>
+      <w:pPr>
+        <w:tabs>
+          <w:tab w:val="num" w:pos="3545"/>
+        </w:tabs>
+        <w:ind w:start="3545" w:hanging="283"/>
+      </w:pPr>
+      <w:rPr>
+        <w:rFonts w:ascii="Symbol" w:hAnsi="Symbol" w:cs="Symbol" w:hint="default"/>
+      </w:rPr>
+    </w:lvl>
+    <w:lvl w:ilvl="5">
+      <w:start w:val="1"/>
+      <w:numFmt w:val="bullet"/>
+      <w:lvlText w:val=""/>
+      <w:lvlJc w:val="start"/>
+      <w:pPr>
+        <w:tabs>
+          <w:tab w:val="num" w:pos="4254"/>
+        </w:tabs>
+        <w:ind w:start="4254" w:hanging="283"/>
+      </w:pPr>
+      <w:rPr>
+        <w:rFonts w:ascii="Symbol" w:hAnsi="Symbol" w:cs="Symbol" w:hint="default"/>
+      </w:rPr>
+    </w:lvl>
+    <w:lvl w:ilvl="6">
+      <w:start w:val="1"/>
+      <w:numFmt w:val="bullet"/>
+      <w:lvlText w:val=""/>
+      <w:lvlJc w:val="start"/>
+      <w:pPr>
+        <w:tabs>
+          <w:tab w:val="num" w:pos="4963"/>
+        </w:tabs>
+        <w:ind w:start="4963" w:hanging="283"/>
+      </w:pPr>
+      <w:rPr>
+        <w:rFonts w:ascii="Symbol" w:hAnsi="Symbol" w:cs="Symbol" w:hint="default"/>
+      </w:rPr>
+    </w:lvl>
+    <w:lvl w:ilvl="7">
+      <w:start w:val="1"/>
+      <w:numFmt w:val="bullet"/>
+      <w:lvlText w:val=""/>
+      <w:lvlJc w:val="start"/>
+      <w:pPr>
+        <w:tabs>
+          <w:tab w:val="num" w:pos="5672"/>
+        </w:tabs>
+        <w:ind w:start="5672" w:hanging="283"/>
+      </w:pPr>
+      <w:rPr>
+        <w:rFonts w:ascii="Symbol" w:hAnsi="Symbol" w:cs="Symbol" w:hint="default"/>
+      </w:rPr>
+    </w:lvl>
+    <w:lvl w:ilvl="8">
+      <w:start w:val="1"/>
+      <w:numFmt w:val="bullet"/>
+      <w:lvlText w:val=""/>
+      <w:lvlJc w:val="start"/>
+      <w:pPr>
+        <w:tabs>
+          <w:tab w:val="num" w:pos="6381"/>
+        </w:tabs>
+        <w:ind w:start="6381" w:hanging="283"/>
+      </w:pPr>
+      <w:rPr>
+        <w:rFonts w:ascii="Symbol" w:hAnsi="Symbol" w:cs="Symbol" w:hint="default"/>
+      </w:rPr>
+    </w:lvl>
+  </w:abstractNum>
+  <w:abstractNum w:abstractNumId="9">
     <w:lvl w:ilvl="0">
       <w:start w:val="1"/>
       <w:numFmt w:val="none"/>
@@ -9521,6 +9522,12 @@
     <w:abstractNumId w:val="7"/>
   </w:num>
   <w:num w:numId="8">
+    <w:abstractNumId w:val="8"/>
+  </w:num>
+  <w:num w:numId="9">
+    <w:abstractNumId w:val="9"/>
+  </w:num>
+  <w:num w:numId="10">
     <w:abstractNumId w:val="4"/>
     <w:lvlOverride w:ilvl="0">
       <w:lvl w:ilvl="0">
@@ -9535,7 +9542,14 @@
           <w:ind w:start="709" w:hanging="283"/>
         </w:pPr>
         <w:rPr>
+          <w:sz w:val="18"/>
+          <w:b w:val="false"/>
+          <w:kern w:val="2"/>
+          <w:szCs w:val="18"/>
+          <w:bCs w:val="false"/>
           <w:rFonts w:cs="Symbol"/>
+          <w:color w:val="auto"/>
+          <w:lang w:val="fr-FR" w:eastAsia="zh-CN" w:bidi="hi-IN"/>
         </w:rPr>
       </w:lvl>
     </w:lvlOverride>
@@ -9701,7 +9715,7 @@
       </w:lvl>
     </w:lvlOverride>
   </w:num>
-  <w:num w:numId="9">
+  <w:num w:numId="11">
     <w:abstractNumId w:val="4"/>
     <w:lvlOverride w:ilvl="0">
       <w:lvl w:ilvl="0">
@@ -9716,7 +9730,14 @@
           <w:ind w:start="709" w:hanging="283"/>
         </w:pPr>
         <w:rPr>
+          <w:sz w:val="18"/>
+          <w:b w:val="false"/>
+          <w:kern w:val="2"/>
+          <w:szCs w:val="18"/>
+          <w:bCs w:val="false"/>
           <w:rFonts w:cs="Symbol"/>
+          <w:color w:val="auto"/>
+          <w:lang w:val="fr-FR" w:eastAsia="zh-CN" w:bidi="hi-IN"/>
         </w:rPr>
       </w:lvl>
     </w:lvlOverride>
@@ -9882,7 +9903,7 @@
       </w:lvl>
     </w:lvlOverride>
   </w:num>
-  <w:num w:numId="10">
+  <w:num w:numId="12">
     <w:abstractNumId w:val="4"/>
     <w:lvlOverride w:ilvl="0">
       <w:lvl w:ilvl="0">
@@ -9897,7 +9918,14 @@
           <w:ind w:start="709" w:hanging="283"/>
         </w:pPr>
         <w:rPr>
+          <w:sz w:val="18"/>
+          <w:b w:val="false"/>
+          <w:kern w:val="2"/>
+          <w:szCs w:val="18"/>
+          <w:bCs w:val="false"/>
           <w:rFonts w:cs="Symbol"/>
+          <w:color w:val="auto"/>
+          <w:lang w:val="fr-FR" w:eastAsia="zh-CN" w:bidi="hi-IN"/>
         </w:rPr>
       </w:lvl>
     </w:lvlOverride>
@@ -10090,7 +10118,7 @@
     <w:pPr>
       <w:widowControl/>
       <w:suppressAutoHyphens w:val="true"/>
-      <w:overflowPunct w:val="true"/>
+      <w:overflowPunct w:val="false"/>
       <w:bidi w:val="0"/>
       <w:spacing w:before="0" w:after="0"/>
       <w:jc w:val="start"/>

--- a/stem_lessons/Pedro_Lesson_5.docx
+++ b/stem_lessons/Pedro_Lesson_5.docx
@@ -569,10 +569,10 @@
         <w:widowControl/>
         <w:numPr>
           <w:ilvl w:val="0"/>
-          <w:numId w:val="4"/>
+          <w:numId w:val="3"/>
         </w:numPr>
         <w:suppressAutoHyphens w:val="true"/>
-        <w:overflowPunct w:val="true"/>
+        <w:overflowPunct w:val="false"/>
         <w:bidi w:val="0"/>
         <w:spacing w:before="0" w:after="26"/>
         <w:jc w:val="start"/>
@@ -599,10 +599,10 @@
         <w:widowControl/>
         <w:numPr>
           <w:ilvl w:val="0"/>
-          <w:numId w:val="4"/>
+          <w:numId w:val="3"/>
         </w:numPr>
         <w:suppressAutoHyphens w:val="true"/>
-        <w:overflowPunct w:val="true"/>
+        <w:overflowPunct w:val="false"/>
         <w:bidi w:val="0"/>
         <w:spacing w:before="0" w:after="26"/>
         <w:jc w:val="start"/>
@@ -629,10 +629,10 @@
         <w:widowControl/>
         <w:numPr>
           <w:ilvl w:val="0"/>
-          <w:numId w:val="4"/>
+          <w:numId w:val="3"/>
         </w:numPr>
         <w:suppressAutoHyphens w:val="true"/>
-        <w:overflowPunct w:val="true"/>
+        <w:overflowPunct w:val="false"/>
         <w:bidi w:val="0"/>
         <w:spacing w:before="0" w:after="26"/>
         <w:jc w:val="start"/>
@@ -659,10 +659,10 @@
         <w:widowControl/>
         <w:numPr>
           <w:ilvl w:val="0"/>
-          <w:numId w:val="4"/>
+          <w:numId w:val="3"/>
         </w:numPr>
         <w:suppressAutoHyphens w:val="true"/>
-        <w:overflowPunct w:val="true"/>
+        <w:overflowPunct w:val="false"/>
         <w:bidi w:val="0"/>
         <w:spacing w:before="0" w:after="26"/>
         <w:jc w:val="start"/>
@@ -688,7 +688,7 @@
         <w:pStyle w:val="BodyText"/>
         <w:widowControl/>
         <w:suppressAutoHyphens w:val="true"/>
-        <w:overflowPunct w:val="true"/>
+        <w:overflowPunct w:val="false"/>
         <w:bidi w:val="0"/>
         <w:spacing w:before="0" w:after="26"/>
         <w:jc w:val="start"/>
@@ -723,11 +723,6 @@
       <w:pPr>
         <w:pStyle w:val="Heading2"/>
         <w:ind w:hanging="0" w:start="0"/>
-        <w:rPr/>
-      </w:pPr>
-      <w:bookmarkStart w:id="2" w:name="__RefHeading___Toc906_332147322_Copy_1"/>
-      <w:bookmarkEnd w:id="2"/>
-      <w:r>
         <w:rPr>
           <w:rStyle w:val="Strong"/>
           <w:b/>
@@ -735,8 +730,19 @@
           <w:sz w:val="36"/>
           <w:szCs w:val="36"/>
         </w:rPr>
-        <w:t xml:space="preserve">🧰  </w:t>
-      </w:r>
+      </w:pPr>
+      <w:r>
+        <w:rPr/>
+      </w:r>
+    </w:p>
+    <w:p>
+      <w:pPr>
+        <w:pStyle w:val="Heading2"/>
+        <w:ind w:hanging="0" w:start="0"/>
+        <w:rPr/>
+      </w:pPr>
+      <w:bookmarkStart w:id="2" w:name="__RefHeading___Toc906_332147322_Copy_1"/>
+      <w:bookmarkEnd w:id="2"/>
       <w:r>
         <w:rPr>
           <w:rStyle w:val="Strong"/>
@@ -745,6 +751,16 @@
           <w:sz w:val="36"/>
           <w:szCs w:val="36"/>
         </w:rPr>
+        <w:t xml:space="preserve">🧰  </w:t>
+      </w:r>
+      <w:r>
+        <w:rPr>
+          <w:rStyle w:val="Strong"/>
+          <w:b/>
+          <w:bCs/>
+          <w:sz w:val="36"/>
+          <w:szCs w:val="36"/>
+        </w:rPr>
         <w:t>Required Materials</w:t>
         <w:br/>
       </w:r>
@@ -754,7 +770,7 @@
         <w:pStyle w:val="BodyText"/>
         <w:widowControl/>
         <w:suppressAutoHyphens w:val="true"/>
-        <w:overflowPunct w:val="true"/>
+        <w:overflowPunct w:val="false"/>
         <w:bidi w:val="0"/>
         <w:jc w:val="start"/>
         <w:rPr/>
@@ -778,10 +794,10 @@
         <w:widowControl/>
         <w:numPr>
           <w:ilvl w:val="0"/>
-          <w:numId w:val="4"/>
+          <w:numId w:val="3"/>
         </w:numPr>
         <w:suppressAutoHyphens w:val="true"/>
-        <w:overflowPunct w:val="true"/>
+        <w:overflowPunct w:val="false"/>
         <w:bidi w:val="0"/>
         <w:spacing w:before="0" w:after="26"/>
         <w:jc w:val="start"/>
@@ -808,10 +824,10 @@
         <w:widowControl/>
         <w:numPr>
           <w:ilvl w:val="0"/>
-          <w:numId w:val="4"/>
+          <w:numId w:val="3"/>
         </w:numPr>
         <w:suppressAutoHyphens w:val="true"/>
-        <w:overflowPunct w:val="true"/>
+        <w:overflowPunct w:val="false"/>
         <w:bidi w:val="0"/>
         <w:spacing w:before="0" w:after="26"/>
         <w:jc w:val="start"/>
@@ -838,10 +854,10 @@
         <w:widowControl/>
         <w:numPr>
           <w:ilvl w:val="0"/>
-          <w:numId w:val="4"/>
+          <w:numId w:val="3"/>
         </w:numPr>
         <w:suppressAutoHyphens w:val="true"/>
-        <w:overflowPunct w:val="true"/>
+        <w:overflowPunct w:val="false"/>
         <w:bidi w:val="0"/>
         <w:spacing w:before="0" w:after="26"/>
         <w:jc w:val="start"/>
@@ -868,10 +884,10 @@
         <w:widowControl/>
         <w:numPr>
           <w:ilvl w:val="0"/>
-          <w:numId w:val="4"/>
+          <w:numId w:val="3"/>
         </w:numPr>
         <w:suppressAutoHyphens w:val="true"/>
-        <w:overflowPunct w:val="true"/>
+        <w:overflowPunct w:val="false"/>
         <w:bidi w:val="0"/>
         <w:spacing w:before="0" w:after="26"/>
         <w:jc w:val="start"/>
@@ -905,7 +921,7 @@
           <w:tab w:val="left" w:pos="0" w:leader="none"/>
         </w:tabs>
         <w:suppressAutoHyphens w:val="true"/>
-        <w:overflowPunct w:val="true"/>
+        <w:overflowPunct w:val="false"/>
         <w:bidi w:val="0"/>
         <w:spacing w:before="0" w:after="26"/>
         <w:ind w:hanging="0" w:start="709"/>
@@ -948,7 +964,7 @@
           <w:tab w:val="left" w:pos="0" w:leader="none"/>
         </w:tabs>
         <w:suppressAutoHyphens w:val="true"/>
-        <w:overflowPunct w:val="true"/>
+        <w:overflowPunct w:val="false"/>
         <w:bidi w:val="0"/>
         <w:spacing w:before="0" w:after="26"/>
         <w:ind w:hanging="0" w:start="709"/>
@@ -991,7 +1007,7 @@
           <w:tab w:val="left" w:pos="0" w:leader="none"/>
         </w:tabs>
         <w:suppressAutoHyphens w:val="true"/>
-        <w:overflowPunct w:val="true"/>
+        <w:overflowPunct w:val="false"/>
         <w:bidi w:val="0"/>
         <w:spacing w:before="0" w:after="26"/>
         <w:ind w:hanging="0" w:start="709"/>
@@ -1034,7 +1050,7 @@
           <w:tab w:val="left" w:pos="0" w:leader="none"/>
         </w:tabs>
         <w:suppressAutoHyphens w:val="true"/>
-        <w:overflowPunct w:val="true"/>
+        <w:overflowPunct w:val="false"/>
         <w:bidi w:val="0"/>
         <w:spacing w:before="0" w:after="26"/>
         <w:ind w:hanging="0" w:start="709"/>
@@ -1077,7 +1093,7 @@
           <w:tab w:val="left" w:pos="0" w:leader="none"/>
         </w:tabs>
         <w:suppressAutoHyphens w:val="true"/>
-        <w:overflowPunct w:val="true"/>
+        <w:overflowPunct w:val="false"/>
         <w:bidi w:val="0"/>
         <w:spacing w:before="0" w:after="26"/>
         <w:ind w:hanging="0" w:start="709"/>
@@ -1120,7 +1136,7 @@
           <w:tab w:val="left" w:pos="0" w:leader="none"/>
         </w:tabs>
         <w:suppressAutoHyphens w:val="true"/>
-        <w:overflowPunct w:val="true"/>
+        <w:overflowPunct w:val="false"/>
         <w:bidi w:val="0"/>
         <w:spacing w:before="0" w:after="26"/>
         <w:ind w:hanging="0" w:start="709"/>
@@ -1163,7 +1179,7 @@
           <w:tab w:val="left" w:pos="0" w:leader="none"/>
         </w:tabs>
         <w:suppressAutoHyphens w:val="true"/>
-        <w:overflowPunct w:val="true"/>
+        <w:overflowPunct w:val="false"/>
         <w:bidi w:val="0"/>
         <w:spacing w:before="0" w:after="26"/>
         <w:ind w:hanging="0" w:start="709"/>
@@ -1206,7 +1222,7 @@
           <w:tab w:val="left" w:pos="0" w:leader="none"/>
         </w:tabs>
         <w:suppressAutoHyphens w:val="true"/>
-        <w:overflowPunct w:val="true"/>
+        <w:overflowPunct w:val="false"/>
         <w:bidi w:val="0"/>
         <w:spacing w:before="0" w:after="26"/>
         <w:ind w:hanging="0" w:start="709"/>
@@ -1249,7 +1265,7 @@
           <w:tab w:val="left" w:pos="0" w:leader="none"/>
         </w:tabs>
         <w:suppressAutoHyphens w:val="true"/>
-        <w:overflowPunct w:val="true"/>
+        <w:overflowPunct w:val="false"/>
         <w:bidi w:val="0"/>
         <w:spacing w:before="0" w:after="26"/>
         <w:ind w:hanging="0" w:start="709"/>
@@ -1292,7 +1308,7 @@
           <w:tab w:val="left" w:pos="0" w:leader="none"/>
         </w:tabs>
         <w:suppressAutoHyphens w:val="true"/>
-        <w:overflowPunct w:val="true"/>
+        <w:overflowPunct w:val="false"/>
         <w:bidi w:val="0"/>
         <w:spacing w:before="0" w:after="26"/>
         <w:ind w:hanging="0" w:start="709"/>
@@ -1335,7 +1351,7 @@
           <w:tab w:val="left" w:pos="0" w:leader="none"/>
         </w:tabs>
         <w:suppressAutoHyphens w:val="true"/>
-        <w:overflowPunct w:val="true"/>
+        <w:overflowPunct w:val="false"/>
         <w:bidi w:val="0"/>
         <w:spacing w:before="0" w:after="26"/>
         <w:ind w:hanging="0" w:start="709"/>
@@ -1378,7 +1394,7 @@
           <w:tab w:val="left" w:pos="0" w:leader="none"/>
         </w:tabs>
         <w:suppressAutoHyphens w:val="true"/>
-        <w:overflowPunct w:val="true"/>
+        <w:overflowPunct w:val="false"/>
         <w:bidi w:val="0"/>
         <w:spacing w:before="0" w:after="26"/>
         <w:ind w:hanging="0" w:start="709"/>
@@ -1421,7 +1437,7 @@
           <w:tab w:val="left" w:pos="0" w:leader="none"/>
         </w:tabs>
         <w:suppressAutoHyphens w:val="true"/>
-        <w:overflowPunct w:val="true"/>
+        <w:overflowPunct w:val="false"/>
         <w:bidi w:val="0"/>
         <w:spacing w:before="0" w:after="26"/>
         <w:ind w:hanging="0" w:start="709"/>
@@ -1464,7 +1480,7 @@
           <w:tab w:val="left" w:pos="0" w:leader="none"/>
         </w:tabs>
         <w:suppressAutoHyphens w:val="true"/>
-        <w:overflowPunct w:val="true"/>
+        <w:overflowPunct w:val="false"/>
         <w:bidi w:val="0"/>
         <w:spacing w:before="0" w:after="26"/>
         <w:ind w:hanging="0" w:start="709"/>
@@ -1696,7 +1712,7 @@
             </w:tabs>
             <w:rPr/>
           </w:pPr>
-          <w:hyperlink w:anchor="__RefHeading___Toc910_332147322_Copy_1_2">
+          <w:hyperlink w:anchor="__RefHeading___Toc1104_1529543413">
             <w:r>
               <w:rPr>
                 <w:rStyle w:val="IndexLink"/>
@@ -1704,6 +1720,52 @@
               <w:t>3. Radio Mode</w:t>
               <w:tab/>
               <w:t>6</w:t>
+            </w:r>
+          </w:hyperlink>
+        </w:p>
+        <w:p>
+          <w:pPr>
+            <w:pStyle w:val="TOC3"/>
+            <w:tabs>
+              <w:tab w:val="clear" w:pos="9354"/>
+              <w:tab w:val="right" w:pos="9920" w:leader="dot"/>
+            </w:tabs>
+            <w:rPr/>
+          </w:pPr>
+          <w:hyperlink w:anchor="__RefHeading___Toc1106_1529543413">
+            <w:r>
+              <w:rPr>
+                <w:rStyle w:val="IndexLink"/>
+              </w:rPr>
+              <w:t xml:space="preserve"> </w:t>
+            </w:r>
+            <w:r>
+              <w:rPr>
+                <w:rStyle w:val="IndexLink"/>
+              </w:rPr>
+              <w:t>3.1 Setup</w:t>
+              <w:tab/>
+              <w:t>6</w:t>
+            </w:r>
+          </w:hyperlink>
+        </w:p>
+        <w:p>
+          <w:pPr>
+            <w:pStyle w:val="TOC3"/>
+            <w:tabs>
+              <w:tab w:val="clear" w:pos="9354"/>
+              <w:tab w:val="right" w:pos="9920" w:leader="dot"/>
+            </w:tabs>
+            <w:rPr/>
+          </w:pPr>
+          <w:hyperlink w:anchor="__RefHeading___Toc1108_1529543413">
+            <w:r>
+              <w:rPr>
+                <w:rStyle w:val="IndexLink"/>
+              </w:rPr>
+              <w:t>3.2 Radio Mode Configuration Overview</w:t>
+              <w:tab/>
+              <w:t>7</w:t>
             </w:r>
           </w:hyperlink>
         </w:p>
@@ -1723,7 +1785,7 @@
               </w:rPr>
               <w:t>4. Activities</w:t>
               <w:tab/>
-              <w:t>7</w:t>
+              <w:t>8</w:t>
             </w:r>
           </w:hyperlink>
         </w:p>
@@ -1749,7 +1811,7 @@
               </w:rPr>
               <w:t>Activity 1 — First Connection</w:t>
               <w:tab/>
-              <w:t>7</w:t>
+              <w:t>8</w:t>
             </w:r>
           </w:hyperlink>
         </w:p>
@@ -2241,81 +2303,6 @@
     </w:p>
     <w:p>
       <w:pPr>
-        <w:pStyle w:val="Normal"/>
-        <w:rPr>
-          <w:sz w:val="36"/>
-          <w:szCs w:val="36"/>
-        </w:rPr>
-      </w:pPr>
-      <w:r>
-        <w:rPr>
-          <w:sz w:val="36"/>
-          <w:szCs w:val="36"/>
-        </w:rPr>
-      </w:r>
-    </w:p>
-    <w:p>
-      <w:pPr>
-        <w:pStyle w:val="Normal"/>
-        <w:rPr>
-          <w:sz w:val="36"/>
-          <w:szCs w:val="36"/>
-        </w:rPr>
-      </w:pPr>
-      <w:r>
-        <w:rPr>
-          <w:sz w:val="36"/>
-          <w:szCs w:val="36"/>
-        </w:rPr>
-      </w:r>
-    </w:p>
-    <w:p>
-      <w:pPr>
-        <w:pStyle w:val="Normal"/>
-        <w:rPr>
-          <w:sz w:val="36"/>
-          <w:szCs w:val="36"/>
-        </w:rPr>
-      </w:pPr>
-      <w:r>
-        <w:rPr>
-          <w:sz w:val="36"/>
-          <w:szCs w:val="36"/>
-        </w:rPr>
-      </w:r>
-    </w:p>
-    <w:p>
-      <w:pPr>
-        <w:pStyle w:val="Normal"/>
-        <w:rPr>
-          <w:sz w:val="36"/>
-          <w:szCs w:val="36"/>
-        </w:rPr>
-      </w:pPr>
-      <w:r>
-        <w:rPr>
-          <w:sz w:val="36"/>
-          <w:szCs w:val="36"/>
-        </w:rPr>
-      </w:r>
-    </w:p>
-    <w:p>
-      <w:pPr>
-        <w:pStyle w:val="Normal"/>
-        <w:rPr>
-          <w:sz w:val="36"/>
-          <w:szCs w:val="36"/>
-        </w:rPr>
-      </w:pPr>
-      <w:r>
-        <w:rPr>
-          <w:sz w:val="36"/>
-          <w:szCs w:val="36"/>
-        </w:rPr>
-      </w:r>
-    </w:p>
-    <w:p>
-      <w:pPr>
         <w:pStyle w:val="Heading2"/>
         <w:ind w:hanging="0" w:start="0"/>
         <w:rPr/>
@@ -2361,7 +2348,7 @@
           <w:tab w:val="left" w:pos="0" w:leader="none"/>
         </w:tabs>
         <w:suppressAutoHyphens w:val="true"/>
-        <w:overflowPunct w:val="false"/>
+        <w:overflowPunct w:val="true"/>
         <w:bidi w:val="0"/>
         <w:spacing w:before="0" w:after="26"/>
         <w:ind w:hanging="0" w:start="0" w:end="0"/>
@@ -2502,7 +2489,7 @@
           <w:tab w:val="left" w:pos="0" w:leader="none"/>
         </w:tabs>
         <w:suppressAutoHyphens w:val="true"/>
-        <w:overflowPunct w:val="false"/>
+        <w:overflowPunct w:val="true"/>
         <w:bidi w:val="0"/>
         <w:spacing w:before="0" w:after="0"/>
         <w:ind w:hanging="283" w:start="1418"/>
@@ -2537,7 +2524,7 @@
           <w:tab w:val="left" w:pos="0" w:leader="none"/>
         </w:tabs>
         <w:suppressAutoHyphens w:val="true"/>
-        <w:overflowPunct w:val="false"/>
+        <w:overflowPunct w:val="true"/>
         <w:bidi w:val="0"/>
         <w:spacing w:before="0" w:after="0"/>
         <w:ind w:hanging="283" w:start="1418"/>
@@ -2572,7 +2559,7 @@
           <w:tab w:val="left" w:pos="0" w:leader="none"/>
         </w:tabs>
         <w:suppressAutoHyphens w:val="true"/>
-        <w:overflowPunct w:val="false"/>
+        <w:overflowPunct w:val="true"/>
         <w:bidi w:val="0"/>
         <w:spacing w:before="0" w:after="0"/>
         <w:ind w:hanging="283" w:start="1418"/>
@@ -3210,7 +3197,7 @@
           <w:tab w:val="left" w:pos="0" w:leader="none"/>
         </w:tabs>
         <w:suppressAutoHyphens w:val="true"/>
-        <w:overflowPunct w:val="false"/>
+        <w:overflowPunct w:val="true"/>
         <w:bidi w:val="0"/>
         <w:spacing w:before="0" w:after="26"/>
         <w:ind w:hanging="0" w:start="0" w:end="0"/>
@@ -3279,10 +3266,10 @@
         <w:widowControl/>
         <w:numPr>
           <w:ilvl w:val="0"/>
-          <w:numId w:val="4"/>
+          <w:numId w:val="3"/>
         </w:numPr>
         <w:suppressAutoHyphens w:val="true"/>
-        <w:overflowPunct w:val="false"/>
+        <w:overflowPunct w:val="true"/>
         <w:bidi w:val="0"/>
         <w:spacing w:before="0" w:after="26"/>
         <w:jc w:val="start"/>
@@ -3323,10 +3310,10 @@
         <w:widowControl/>
         <w:numPr>
           <w:ilvl w:val="0"/>
-          <w:numId w:val="4"/>
+          <w:numId w:val="3"/>
         </w:numPr>
         <w:suppressAutoHyphens w:val="true"/>
-        <w:overflowPunct w:val="false"/>
+        <w:overflowPunct w:val="true"/>
         <w:bidi w:val="0"/>
         <w:spacing w:before="0" w:after="26"/>
         <w:jc w:val="start"/>
@@ -3367,10 +3354,10 @@
         <w:widowControl/>
         <w:numPr>
           <w:ilvl w:val="0"/>
-          <w:numId w:val="4"/>
+          <w:numId w:val="3"/>
         </w:numPr>
         <w:suppressAutoHyphens w:val="true"/>
-        <w:overflowPunct w:val="false"/>
+        <w:overflowPunct w:val="true"/>
         <w:bidi w:val="0"/>
         <w:spacing w:before="0" w:after="26"/>
         <w:jc w:val="start"/>
@@ -3411,10 +3398,10 @@
         <w:widowControl/>
         <w:numPr>
           <w:ilvl w:val="0"/>
-          <w:numId w:val="4"/>
+          <w:numId w:val="3"/>
         </w:numPr>
         <w:suppressAutoHyphens w:val="true"/>
-        <w:overflowPunct w:val="false"/>
+        <w:overflowPunct w:val="true"/>
         <w:bidi w:val="0"/>
         <w:spacing w:before="0" w:after="26"/>
         <w:jc w:val="start"/>
@@ -3455,10 +3442,10 @@
         <w:widowControl/>
         <w:numPr>
           <w:ilvl w:val="0"/>
-          <w:numId w:val="4"/>
+          <w:numId w:val="3"/>
         </w:numPr>
         <w:suppressAutoHyphens w:val="true"/>
-        <w:overflowPunct w:val="false"/>
+        <w:overflowPunct w:val="true"/>
         <w:bidi w:val="0"/>
         <w:spacing w:before="0" w:after="26"/>
         <w:jc w:val="start"/>
@@ -3516,7 +3503,7 @@
           <w:tab w:val="left" w:pos="0" w:leader="none"/>
         </w:tabs>
         <w:suppressAutoHyphens w:val="true"/>
-        <w:overflowPunct w:val="false"/>
+        <w:overflowPunct w:val="true"/>
         <w:bidi w:val="0"/>
         <w:spacing w:before="0" w:after="26"/>
         <w:ind w:hanging="0" w:start="0" w:end="0"/>
@@ -3581,7 +3568,7 @@
           <w:tab w:val="left" w:pos="0" w:leader="none"/>
         </w:tabs>
         <w:suppressAutoHyphens w:val="true"/>
-        <w:overflowPunct w:val="false"/>
+        <w:overflowPunct w:val="true"/>
         <w:bidi w:val="0"/>
         <w:spacing w:before="0" w:after="26"/>
         <w:ind w:hanging="0" w:start="0" w:end="0"/>
@@ -3601,6 +3588,505 @@
     <w:p>
       <w:pPr>
         <w:pStyle w:val="Heading2"/>
+        <w:widowControl/>
+        <w:tabs>
+          <w:tab w:val="clear" w:pos="720"/>
+          <w:tab w:val="left" w:pos="0" w:leader="none"/>
+        </w:tabs>
+        <w:suppressAutoHyphens w:val="true"/>
+        <w:overflowPunct w:val="true"/>
+        <w:bidi w:val="0"/>
+        <w:spacing w:before="0" w:after="26"/>
+        <w:ind w:hanging="0" w:start="0" w:end="0"/>
+        <w:jc w:val="start"/>
+        <w:rPr>
+          <w:sz w:val="36"/>
+          <w:szCs w:val="36"/>
+        </w:rPr>
+      </w:pPr>
+      <w:r>
+        <w:rPr>
+          <w:sz w:val="36"/>
+          <w:szCs w:val="36"/>
+        </w:rPr>
+      </w:r>
+    </w:p>
+    <w:p>
+      <w:pPr>
+        <w:pStyle w:val="BodyText"/>
+        <w:widowControl/>
+        <w:tabs>
+          <w:tab w:val="clear" w:pos="720"/>
+          <w:tab w:val="left" w:pos="0" w:leader="none"/>
+        </w:tabs>
+        <w:suppressAutoHyphens w:val="true"/>
+        <w:overflowPunct w:val="true"/>
+        <w:bidi w:val="0"/>
+        <w:spacing w:before="0" w:after="26"/>
+        <w:ind w:hanging="0" w:start="0" w:end="0"/>
+        <w:jc w:val="start"/>
+        <w:rPr>
+          <w:sz w:val="36"/>
+          <w:szCs w:val="36"/>
+        </w:rPr>
+      </w:pPr>
+      <w:r>
+        <w:rPr>
+          <w:sz w:val="36"/>
+          <w:szCs w:val="36"/>
+        </w:rPr>
+      </w:r>
+    </w:p>
+    <w:p>
+      <w:pPr>
+        <w:pStyle w:val="BodyText"/>
+        <w:widowControl/>
+        <w:tabs>
+          <w:tab w:val="clear" w:pos="720"/>
+          <w:tab w:val="left" w:pos="0" w:leader="none"/>
+        </w:tabs>
+        <w:suppressAutoHyphens w:val="true"/>
+        <w:overflowPunct w:val="true"/>
+        <w:bidi w:val="0"/>
+        <w:spacing w:before="0" w:after="26"/>
+        <w:ind w:hanging="0" w:start="0" w:end="0"/>
+        <w:jc w:val="start"/>
+        <w:rPr>
+          <w:sz w:val="36"/>
+          <w:szCs w:val="36"/>
+        </w:rPr>
+      </w:pPr>
+      <w:r>
+        <w:rPr>
+          <w:sz w:val="36"/>
+          <w:szCs w:val="36"/>
+        </w:rPr>
+      </w:r>
+    </w:p>
+    <w:p>
+      <w:pPr>
+        <w:pStyle w:val="BodyText"/>
+        <w:widowControl/>
+        <w:tabs>
+          <w:tab w:val="clear" w:pos="720"/>
+          <w:tab w:val="left" w:pos="0" w:leader="none"/>
+        </w:tabs>
+        <w:suppressAutoHyphens w:val="true"/>
+        <w:overflowPunct w:val="true"/>
+        <w:bidi w:val="0"/>
+        <w:spacing w:before="0" w:after="26"/>
+        <w:ind w:hanging="0" w:start="0" w:end="0"/>
+        <w:jc w:val="start"/>
+        <w:rPr>
+          <w:sz w:val="36"/>
+          <w:szCs w:val="36"/>
+        </w:rPr>
+      </w:pPr>
+      <w:r>
+        <w:rPr>
+          <w:sz w:val="36"/>
+          <w:szCs w:val="36"/>
+        </w:rPr>
+      </w:r>
+    </w:p>
+    <w:p>
+      <w:pPr>
+        <w:pStyle w:val="BodyText"/>
+        <w:widowControl/>
+        <w:tabs>
+          <w:tab w:val="clear" w:pos="720"/>
+          <w:tab w:val="left" w:pos="0" w:leader="none"/>
+        </w:tabs>
+        <w:suppressAutoHyphens w:val="true"/>
+        <w:overflowPunct w:val="true"/>
+        <w:bidi w:val="0"/>
+        <w:spacing w:before="0" w:after="26"/>
+        <w:ind w:hanging="0" w:start="0" w:end="0"/>
+        <w:jc w:val="start"/>
+        <w:rPr>
+          <w:sz w:val="36"/>
+          <w:szCs w:val="36"/>
+        </w:rPr>
+      </w:pPr>
+      <w:r>
+        <w:rPr>
+          <w:sz w:val="36"/>
+          <w:szCs w:val="36"/>
+        </w:rPr>
+      </w:r>
+    </w:p>
+    <w:p>
+      <w:pPr>
+        <w:pStyle w:val="BodyText"/>
+        <w:widowControl/>
+        <w:tabs>
+          <w:tab w:val="clear" w:pos="720"/>
+          <w:tab w:val="left" w:pos="0" w:leader="none"/>
+        </w:tabs>
+        <w:suppressAutoHyphens w:val="true"/>
+        <w:overflowPunct w:val="true"/>
+        <w:bidi w:val="0"/>
+        <w:spacing w:before="0" w:after="26"/>
+        <w:ind w:hanging="0" w:start="0" w:end="0"/>
+        <w:jc w:val="start"/>
+        <w:rPr>
+          <w:sz w:val="36"/>
+          <w:szCs w:val="36"/>
+        </w:rPr>
+      </w:pPr>
+      <w:r>
+        <w:rPr>
+          <w:sz w:val="36"/>
+          <w:szCs w:val="36"/>
+        </w:rPr>
+      </w:r>
+    </w:p>
+    <w:p>
+      <w:pPr>
+        <w:pStyle w:val="BodyText"/>
+        <w:widowControl/>
+        <w:tabs>
+          <w:tab w:val="clear" w:pos="720"/>
+          <w:tab w:val="left" w:pos="0" w:leader="none"/>
+        </w:tabs>
+        <w:suppressAutoHyphens w:val="true"/>
+        <w:overflowPunct w:val="true"/>
+        <w:bidi w:val="0"/>
+        <w:spacing w:before="0" w:after="26"/>
+        <w:ind w:hanging="0" w:start="0" w:end="0"/>
+        <w:jc w:val="start"/>
+        <w:rPr>
+          <w:sz w:val="36"/>
+          <w:szCs w:val="36"/>
+        </w:rPr>
+      </w:pPr>
+      <w:r>
+        <w:rPr>
+          <w:sz w:val="36"/>
+          <w:szCs w:val="36"/>
+        </w:rPr>
+      </w:r>
+    </w:p>
+    <w:p>
+      <w:pPr>
+        <w:pStyle w:val="BodyText"/>
+        <w:widowControl/>
+        <w:tabs>
+          <w:tab w:val="clear" w:pos="720"/>
+          <w:tab w:val="left" w:pos="0" w:leader="none"/>
+        </w:tabs>
+        <w:suppressAutoHyphens w:val="true"/>
+        <w:overflowPunct w:val="true"/>
+        <w:bidi w:val="0"/>
+        <w:spacing w:before="0" w:after="26"/>
+        <w:ind w:hanging="0" w:start="0" w:end="0"/>
+        <w:jc w:val="start"/>
+        <w:rPr>
+          <w:sz w:val="36"/>
+          <w:szCs w:val="36"/>
+        </w:rPr>
+      </w:pPr>
+      <w:r>
+        <w:rPr>
+          <w:sz w:val="36"/>
+          <w:szCs w:val="36"/>
+        </w:rPr>
+      </w:r>
+    </w:p>
+    <w:p>
+      <w:pPr>
+        <w:pStyle w:val="BodyText"/>
+        <w:widowControl/>
+        <w:tabs>
+          <w:tab w:val="clear" w:pos="720"/>
+          <w:tab w:val="left" w:pos="0" w:leader="none"/>
+        </w:tabs>
+        <w:suppressAutoHyphens w:val="true"/>
+        <w:overflowPunct w:val="true"/>
+        <w:bidi w:val="0"/>
+        <w:spacing w:before="0" w:after="26"/>
+        <w:ind w:hanging="0" w:start="0" w:end="0"/>
+        <w:jc w:val="start"/>
+        <w:rPr>
+          <w:sz w:val="36"/>
+          <w:szCs w:val="36"/>
+        </w:rPr>
+      </w:pPr>
+      <w:r>
+        <w:rPr>
+          <w:sz w:val="36"/>
+          <w:szCs w:val="36"/>
+        </w:rPr>
+      </w:r>
+    </w:p>
+    <w:p>
+      <w:pPr>
+        <w:pStyle w:val="BodyText"/>
+        <w:widowControl/>
+        <w:tabs>
+          <w:tab w:val="clear" w:pos="720"/>
+          <w:tab w:val="left" w:pos="0" w:leader="none"/>
+        </w:tabs>
+        <w:suppressAutoHyphens w:val="true"/>
+        <w:overflowPunct w:val="true"/>
+        <w:bidi w:val="0"/>
+        <w:spacing w:before="0" w:after="26"/>
+        <w:ind w:hanging="0" w:start="0" w:end="0"/>
+        <w:jc w:val="start"/>
+        <w:rPr>
+          <w:sz w:val="36"/>
+          <w:szCs w:val="36"/>
+        </w:rPr>
+      </w:pPr>
+      <w:r>
+        <w:rPr>
+          <w:sz w:val="36"/>
+          <w:szCs w:val="36"/>
+        </w:rPr>
+      </w:r>
+    </w:p>
+    <w:p>
+      <w:pPr>
+        <w:pStyle w:val="BodyText"/>
+        <w:widowControl/>
+        <w:tabs>
+          <w:tab w:val="clear" w:pos="720"/>
+          <w:tab w:val="left" w:pos="0" w:leader="none"/>
+        </w:tabs>
+        <w:suppressAutoHyphens w:val="true"/>
+        <w:overflowPunct w:val="true"/>
+        <w:bidi w:val="0"/>
+        <w:spacing w:before="0" w:after="26"/>
+        <w:ind w:hanging="0" w:start="0" w:end="0"/>
+        <w:jc w:val="start"/>
+        <w:rPr>
+          <w:sz w:val="36"/>
+          <w:szCs w:val="36"/>
+        </w:rPr>
+      </w:pPr>
+      <w:r>
+        <w:rPr>
+          <w:sz w:val="36"/>
+          <w:szCs w:val="36"/>
+        </w:rPr>
+      </w:r>
+    </w:p>
+    <w:p>
+      <w:pPr>
+        <w:pStyle w:val="BodyText"/>
+        <w:widowControl/>
+        <w:tabs>
+          <w:tab w:val="clear" w:pos="720"/>
+          <w:tab w:val="left" w:pos="0" w:leader="none"/>
+        </w:tabs>
+        <w:suppressAutoHyphens w:val="true"/>
+        <w:overflowPunct w:val="true"/>
+        <w:bidi w:val="0"/>
+        <w:spacing w:before="0" w:after="26"/>
+        <w:ind w:hanging="0" w:start="0" w:end="0"/>
+        <w:jc w:val="start"/>
+        <w:rPr>
+          <w:sz w:val="36"/>
+          <w:szCs w:val="36"/>
+        </w:rPr>
+      </w:pPr>
+      <w:r>
+        <w:rPr>
+          <w:sz w:val="36"/>
+          <w:szCs w:val="36"/>
+        </w:rPr>
+      </w:r>
+    </w:p>
+    <w:p>
+      <w:pPr>
+        <w:pStyle w:val="BodyText"/>
+        <w:widowControl/>
+        <w:tabs>
+          <w:tab w:val="clear" w:pos="720"/>
+          <w:tab w:val="left" w:pos="0" w:leader="none"/>
+        </w:tabs>
+        <w:suppressAutoHyphens w:val="true"/>
+        <w:overflowPunct w:val="true"/>
+        <w:bidi w:val="0"/>
+        <w:spacing w:before="0" w:after="26"/>
+        <w:ind w:hanging="0" w:start="0" w:end="0"/>
+        <w:jc w:val="start"/>
+        <w:rPr>
+          <w:sz w:val="36"/>
+          <w:szCs w:val="36"/>
+        </w:rPr>
+      </w:pPr>
+      <w:r>
+        <w:rPr>
+          <w:sz w:val="36"/>
+          <w:szCs w:val="36"/>
+        </w:rPr>
+      </w:r>
+    </w:p>
+    <w:p>
+      <w:pPr>
+        <w:pStyle w:val="BodyText"/>
+        <w:widowControl/>
+        <w:tabs>
+          <w:tab w:val="clear" w:pos="720"/>
+          <w:tab w:val="left" w:pos="0" w:leader="none"/>
+        </w:tabs>
+        <w:suppressAutoHyphens w:val="true"/>
+        <w:overflowPunct w:val="true"/>
+        <w:bidi w:val="0"/>
+        <w:spacing w:before="0" w:after="26"/>
+        <w:ind w:hanging="0" w:start="0" w:end="0"/>
+        <w:jc w:val="start"/>
+        <w:rPr>
+          <w:sz w:val="36"/>
+          <w:szCs w:val="36"/>
+        </w:rPr>
+      </w:pPr>
+      <w:r>
+        <w:rPr>
+          <w:sz w:val="36"/>
+          <w:szCs w:val="36"/>
+        </w:rPr>
+      </w:r>
+    </w:p>
+    <w:p>
+      <w:pPr>
+        <w:pStyle w:val="BodyText"/>
+        <w:widowControl/>
+        <w:tabs>
+          <w:tab w:val="clear" w:pos="720"/>
+          <w:tab w:val="left" w:pos="0" w:leader="none"/>
+        </w:tabs>
+        <w:suppressAutoHyphens w:val="true"/>
+        <w:overflowPunct w:val="true"/>
+        <w:bidi w:val="0"/>
+        <w:spacing w:before="0" w:after="26"/>
+        <w:ind w:hanging="0" w:start="0" w:end="0"/>
+        <w:jc w:val="start"/>
+        <w:rPr>
+          <w:sz w:val="36"/>
+          <w:szCs w:val="36"/>
+        </w:rPr>
+      </w:pPr>
+      <w:r>
+        <w:rPr>
+          <w:sz w:val="36"/>
+          <w:szCs w:val="36"/>
+        </w:rPr>
+      </w:r>
+    </w:p>
+    <w:p>
+      <w:pPr>
+        <w:pStyle w:val="BodyText"/>
+        <w:widowControl/>
+        <w:tabs>
+          <w:tab w:val="clear" w:pos="720"/>
+          <w:tab w:val="left" w:pos="0" w:leader="none"/>
+        </w:tabs>
+        <w:suppressAutoHyphens w:val="true"/>
+        <w:overflowPunct w:val="true"/>
+        <w:bidi w:val="0"/>
+        <w:spacing w:before="0" w:after="26"/>
+        <w:ind w:hanging="0" w:start="0" w:end="0"/>
+        <w:jc w:val="start"/>
+        <w:rPr>
+          <w:sz w:val="36"/>
+          <w:szCs w:val="36"/>
+        </w:rPr>
+      </w:pPr>
+      <w:r>
+        <w:rPr>
+          <w:sz w:val="36"/>
+          <w:szCs w:val="36"/>
+        </w:rPr>
+      </w:r>
+    </w:p>
+    <w:p>
+      <w:pPr>
+        <w:pStyle w:val="BodyText"/>
+        <w:rPr>
+          <w:rFonts w:eastAsia="Noto Serif CJK SC" w:cs="Noto Sans Devanagari"/>
+          <w:color w:val="auto"/>
+          <w:kern w:val="2"/>
+          <w:sz w:val="32"/>
+          <w:szCs w:val="32"/>
+          <w:lang w:val="fr-FR" w:eastAsia="zh-CN" w:bidi="hi-IN"/>
+        </w:rPr>
+      </w:pPr>
+      <w:r>
+        <w:rPr>
+          <w:rFonts w:eastAsia="Noto Serif CJK SC" w:cs="Noto Sans Devanagari"/>
+          <w:color w:val="auto"/>
+          <w:kern w:val="2"/>
+          <w:sz w:val="32"/>
+          <w:szCs w:val="32"/>
+          <w:lang w:val="fr-FR" w:eastAsia="zh-CN" w:bidi="hi-IN"/>
+        </w:rPr>
+      </w:r>
+    </w:p>
+    <w:p>
+      <w:pPr>
+        <w:pStyle w:val="BodyText"/>
+        <w:rPr>
+          <w:rFonts w:eastAsia="Noto Serif CJK SC" w:cs="Noto Sans Devanagari"/>
+          <w:color w:val="auto"/>
+          <w:kern w:val="2"/>
+          <w:sz w:val="32"/>
+          <w:szCs w:val="32"/>
+          <w:lang w:val="fr-FR" w:eastAsia="zh-CN" w:bidi="hi-IN"/>
+        </w:rPr>
+      </w:pPr>
+      <w:r>
+        <w:rPr>
+          <w:rFonts w:eastAsia="Noto Serif CJK SC" w:cs="Noto Sans Devanagari"/>
+          <w:color w:val="auto"/>
+          <w:kern w:val="2"/>
+          <w:sz w:val="32"/>
+          <w:szCs w:val="32"/>
+          <w:lang w:val="fr-FR" w:eastAsia="zh-CN" w:bidi="hi-IN"/>
+        </w:rPr>
+      </w:r>
+    </w:p>
+    <w:p>
+      <w:pPr>
+        <w:pStyle w:val="BodyText"/>
+        <w:rPr>
+          <w:rFonts w:eastAsia="Noto Serif CJK SC" w:cs="Noto Sans Devanagari"/>
+          <w:color w:val="auto"/>
+          <w:kern w:val="2"/>
+          <w:sz w:val="32"/>
+          <w:szCs w:val="32"/>
+          <w:lang w:val="fr-FR" w:eastAsia="zh-CN" w:bidi="hi-IN"/>
+        </w:rPr>
+      </w:pPr>
+      <w:r>
+        <w:rPr>
+          <w:rFonts w:eastAsia="Noto Serif CJK SC" w:cs="Noto Sans Devanagari"/>
+          <w:color w:val="auto"/>
+          <w:kern w:val="2"/>
+          <w:sz w:val="32"/>
+          <w:szCs w:val="32"/>
+          <w:lang w:val="fr-FR" w:eastAsia="zh-CN" w:bidi="hi-IN"/>
+        </w:rPr>
+      </w:r>
+    </w:p>
+    <w:p>
+      <w:pPr>
+        <w:pStyle w:val="Heading2"/>
+        <w:ind w:hanging="0" w:start="0"/>
+        <w:rPr/>
+      </w:pPr>
+      <w:bookmarkStart w:id="6" w:name="__RefHeading___Toc1104_1529543413"/>
+      <w:bookmarkEnd w:id="6"/>
+      <w:r>
+        <w:rPr/>
+        <w:t>3. Radio Mode</w:t>
+        <w:br/>
+      </w:r>
+    </w:p>
+    <w:p>
+      <w:pPr>
+        <w:pStyle w:val="BodyText"/>
         <w:widowControl/>
         <w:tabs>
           <w:tab w:val="clear" w:pos="720"/>
@@ -3612,16 +4098,50 @@
         <w:spacing w:before="0" w:after="26"/>
         <w:ind w:hanging="0" w:start="0" w:end="0"/>
         <w:jc w:val="start"/>
-        <w:rPr>
-          <w:sz w:val="36"/>
-          <w:szCs w:val="36"/>
-        </w:rPr>
-      </w:pPr>
-      <w:r>
-        <w:rPr>
-          <w:sz w:val="36"/>
-          <w:szCs w:val="36"/>
-        </w:rPr>
+        <w:rPr/>
+      </w:pPr>
+      <w:r>
+        <w:rPr>
+          <w:sz w:val="24"/>
+          <w:szCs w:val="24"/>
+        </w:rPr>
+        <w:t>Radio Mode allows two Pedro robots to communicate using the NRF24L01 module :</w:t>
+      </w:r>
+    </w:p>
+    <w:p>
+      <w:pPr>
+        <w:pStyle w:val="BodyText"/>
+        <w:rPr/>
+      </w:pPr>
+      <w:r>
+        <w:rPr/>
+        <w:t xml:space="preserve">👉 </w:t>
+      </w:r>
+      <w:r>
+        <w:rPr/>
+        <w:t>One robot sends commands (</w:t>
+      </w:r>
+      <w:r>
+        <w:rPr>
+          <w:rStyle w:val="Strong"/>
+        </w:rPr>
+        <w:t>Transmitter</w:t>
+      </w:r>
+      <w:r>
+        <w:rPr/>
+        <w:t>)</w:t>
+        <w:br/>
+        <w:t>👉 The other receives and executes them (</w:t>
+      </w:r>
+      <w:r>
+        <w:rPr>
+          <w:rStyle w:val="Strong"/>
+        </w:rPr>
+        <w:t>Receiver</w:t>
+      </w:r>
+      <w:r>
+        <w:rPr/>
+        <w:t>)</w:t>
       </w:r>
     </w:p>
     <w:p>
@@ -3638,479 +4158,6 @@
         <w:spacing w:before="0" w:after="26"/>
         <w:ind w:hanging="0" w:start="0" w:end="0"/>
         <w:jc w:val="start"/>
-        <w:rPr>
-          <w:sz w:val="36"/>
-          <w:szCs w:val="36"/>
-        </w:rPr>
-      </w:pPr>
-      <w:r>
-        <w:rPr>
-          <w:sz w:val="36"/>
-          <w:szCs w:val="36"/>
-        </w:rPr>
-      </w:r>
-    </w:p>
-    <w:p>
-      <w:pPr>
-        <w:pStyle w:val="BodyText"/>
-        <w:widowControl/>
-        <w:tabs>
-          <w:tab w:val="clear" w:pos="720"/>
-          <w:tab w:val="left" w:pos="0" w:leader="none"/>
-        </w:tabs>
-        <w:suppressAutoHyphens w:val="true"/>
-        <w:overflowPunct w:val="false"/>
-        <w:bidi w:val="0"/>
-        <w:spacing w:before="0" w:after="26"/>
-        <w:ind w:hanging="0" w:start="0" w:end="0"/>
-        <w:jc w:val="start"/>
-        <w:rPr>
-          <w:sz w:val="36"/>
-          <w:szCs w:val="36"/>
-        </w:rPr>
-      </w:pPr>
-      <w:r>
-        <w:rPr>
-          <w:sz w:val="36"/>
-          <w:szCs w:val="36"/>
-        </w:rPr>
-      </w:r>
-    </w:p>
-    <w:p>
-      <w:pPr>
-        <w:pStyle w:val="BodyText"/>
-        <w:widowControl/>
-        <w:tabs>
-          <w:tab w:val="clear" w:pos="720"/>
-          <w:tab w:val="left" w:pos="0" w:leader="none"/>
-        </w:tabs>
-        <w:suppressAutoHyphens w:val="true"/>
-        <w:overflowPunct w:val="false"/>
-        <w:bidi w:val="0"/>
-        <w:spacing w:before="0" w:after="26"/>
-        <w:ind w:hanging="0" w:start="0" w:end="0"/>
-        <w:jc w:val="start"/>
-        <w:rPr>
-          <w:sz w:val="36"/>
-          <w:szCs w:val="36"/>
-        </w:rPr>
-      </w:pPr>
-      <w:r>
-        <w:rPr>
-          <w:sz w:val="36"/>
-          <w:szCs w:val="36"/>
-        </w:rPr>
-      </w:r>
-    </w:p>
-    <w:p>
-      <w:pPr>
-        <w:pStyle w:val="BodyText"/>
-        <w:widowControl/>
-        <w:tabs>
-          <w:tab w:val="clear" w:pos="720"/>
-          <w:tab w:val="left" w:pos="0" w:leader="none"/>
-        </w:tabs>
-        <w:suppressAutoHyphens w:val="true"/>
-        <w:overflowPunct w:val="false"/>
-        <w:bidi w:val="0"/>
-        <w:spacing w:before="0" w:after="26"/>
-        <w:ind w:hanging="0" w:start="0" w:end="0"/>
-        <w:jc w:val="start"/>
-        <w:rPr>
-          <w:sz w:val="36"/>
-          <w:szCs w:val="36"/>
-        </w:rPr>
-      </w:pPr>
-      <w:r>
-        <w:rPr>
-          <w:sz w:val="36"/>
-          <w:szCs w:val="36"/>
-        </w:rPr>
-      </w:r>
-    </w:p>
-    <w:p>
-      <w:pPr>
-        <w:pStyle w:val="BodyText"/>
-        <w:widowControl/>
-        <w:tabs>
-          <w:tab w:val="clear" w:pos="720"/>
-          <w:tab w:val="left" w:pos="0" w:leader="none"/>
-        </w:tabs>
-        <w:suppressAutoHyphens w:val="true"/>
-        <w:overflowPunct w:val="false"/>
-        <w:bidi w:val="0"/>
-        <w:spacing w:before="0" w:after="26"/>
-        <w:ind w:hanging="0" w:start="0" w:end="0"/>
-        <w:jc w:val="start"/>
-        <w:rPr>
-          <w:sz w:val="36"/>
-          <w:szCs w:val="36"/>
-        </w:rPr>
-      </w:pPr>
-      <w:r>
-        <w:rPr>
-          <w:sz w:val="36"/>
-          <w:szCs w:val="36"/>
-        </w:rPr>
-      </w:r>
-    </w:p>
-    <w:p>
-      <w:pPr>
-        <w:pStyle w:val="BodyText"/>
-        <w:widowControl/>
-        <w:tabs>
-          <w:tab w:val="clear" w:pos="720"/>
-          <w:tab w:val="left" w:pos="0" w:leader="none"/>
-        </w:tabs>
-        <w:suppressAutoHyphens w:val="true"/>
-        <w:overflowPunct w:val="false"/>
-        <w:bidi w:val="0"/>
-        <w:spacing w:before="0" w:after="26"/>
-        <w:ind w:hanging="0" w:start="0" w:end="0"/>
-        <w:jc w:val="start"/>
-        <w:rPr>
-          <w:sz w:val="36"/>
-          <w:szCs w:val="36"/>
-        </w:rPr>
-      </w:pPr>
-      <w:r>
-        <w:rPr>
-          <w:sz w:val="36"/>
-          <w:szCs w:val="36"/>
-        </w:rPr>
-      </w:r>
-    </w:p>
-    <w:p>
-      <w:pPr>
-        <w:pStyle w:val="BodyText"/>
-        <w:widowControl/>
-        <w:tabs>
-          <w:tab w:val="clear" w:pos="720"/>
-          <w:tab w:val="left" w:pos="0" w:leader="none"/>
-        </w:tabs>
-        <w:suppressAutoHyphens w:val="true"/>
-        <w:overflowPunct w:val="false"/>
-        <w:bidi w:val="0"/>
-        <w:spacing w:before="0" w:after="26"/>
-        <w:ind w:hanging="0" w:start="0" w:end="0"/>
-        <w:jc w:val="start"/>
-        <w:rPr>
-          <w:sz w:val="36"/>
-          <w:szCs w:val="36"/>
-        </w:rPr>
-      </w:pPr>
-      <w:r>
-        <w:rPr>
-          <w:sz w:val="36"/>
-          <w:szCs w:val="36"/>
-        </w:rPr>
-      </w:r>
-    </w:p>
-    <w:p>
-      <w:pPr>
-        <w:pStyle w:val="BodyText"/>
-        <w:widowControl/>
-        <w:tabs>
-          <w:tab w:val="clear" w:pos="720"/>
-          <w:tab w:val="left" w:pos="0" w:leader="none"/>
-        </w:tabs>
-        <w:suppressAutoHyphens w:val="true"/>
-        <w:overflowPunct w:val="false"/>
-        <w:bidi w:val="0"/>
-        <w:spacing w:before="0" w:after="26"/>
-        <w:ind w:hanging="0" w:start="0" w:end="0"/>
-        <w:jc w:val="start"/>
-        <w:rPr>
-          <w:sz w:val="36"/>
-          <w:szCs w:val="36"/>
-        </w:rPr>
-      </w:pPr>
-      <w:r>
-        <w:rPr>
-          <w:sz w:val="36"/>
-          <w:szCs w:val="36"/>
-        </w:rPr>
-      </w:r>
-    </w:p>
-    <w:p>
-      <w:pPr>
-        <w:pStyle w:val="BodyText"/>
-        <w:widowControl/>
-        <w:tabs>
-          <w:tab w:val="clear" w:pos="720"/>
-          <w:tab w:val="left" w:pos="0" w:leader="none"/>
-        </w:tabs>
-        <w:suppressAutoHyphens w:val="true"/>
-        <w:overflowPunct w:val="false"/>
-        <w:bidi w:val="0"/>
-        <w:spacing w:before="0" w:after="26"/>
-        <w:ind w:hanging="0" w:start="0" w:end="0"/>
-        <w:jc w:val="start"/>
-        <w:rPr>
-          <w:sz w:val="36"/>
-          <w:szCs w:val="36"/>
-        </w:rPr>
-      </w:pPr>
-      <w:r>
-        <w:rPr>
-          <w:sz w:val="36"/>
-          <w:szCs w:val="36"/>
-        </w:rPr>
-      </w:r>
-    </w:p>
-    <w:p>
-      <w:pPr>
-        <w:pStyle w:val="BodyText"/>
-        <w:widowControl/>
-        <w:tabs>
-          <w:tab w:val="clear" w:pos="720"/>
-          <w:tab w:val="left" w:pos="0" w:leader="none"/>
-        </w:tabs>
-        <w:suppressAutoHyphens w:val="true"/>
-        <w:overflowPunct w:val="false"/>
-        <w:bidi w:val="0"/>
-        <w:spacing w:before="0" w:after="26"/>
-        <w:ind w:hanging="0" w:start="0" w:end="0"/>
-        <w:jc w:val="start"/>
-        <w:rPr>
-          <w:sz w:val="36"/>
-          <w:szCs w:val="36"/>
-        </w:rPr>
-      </w:pPr>
-      <w:r>
-        <w:rPr>
-          <w:sz w:val="36"/>
-          <w:szCs w:val="36"/>
-        </w:rPr>
-      </w:r>
-    </w:p>
-    <w:p>
-      <w:pPr>
-        <w:pStyle w:val="BodyText"/>
-        <w:widowControl/>
-        <w:tabs>
-          <w:tab w:val="clear" w:pos="720"/>
-          <w:tab w:val="left" w:pos="0" w:leader="none"/>
-        </w:tabs>
-        <w:suppressAutoHyphens w:val="true"/>
-        <w:overflowPunct w:val="false"/>
-        <w:bidi w:val="0"/>
-        <w:spacing w:before="0" w:after="26"/>
-        <w:ind w:hanging="0" w:start="0" w:end="0"/>
-        <w:jc w:val="start"/>
-        <w:rPr>
-          <w:sz w:val="36"/>
-          <w:szCs w:val="36"/>
-        </w:rPr>
-      </w:pPr>
-      <w:r>
-        <w:rPr>
-          <w:sz w:val="36"/>
-          <w:szCs w:val="36"/>
-        </w:rPr>
-      </w:r>
-    </w:p>
-    <w:p>
-      <w:pPr>
-        <w:pStyle w:val="BodyText"/>
-        <w:widowControl/>
-        <w:tabs>
-          <w:tab w:val="clear" w:pos="720"/>
-          <w:tab w:val="left" w:pos="0" w:leader="none"/>
-        </w:tabs>
-        <w:suppressAutoHyphens w:val="true"/>
-        <w:overflowPunct w:val="false"/>
-        <w:bidi w:val="0"/>
-        <w:spacing w:before="0" w:after="26"/>
-        <w:ind w:hanging="0" w:start="0" w:end="0"/>
-        <w:jc w:val="start"/>
-        <w:rPr>
-          <w:sz w:val="36"/>
-          <w:szCs w:val="36"/>
-        </w:rPr>
-      </w:pPr>
-      <w:r>
-        <w:rPr>
-          <w:sz w:val="36"/>
-          <w:szCs w:val="36"/>
-        </w:rPr>
-      </w:r>
-    </w:p>
-    <w:p>
-      <w:pPr>
-        <w:pStyle w:val="BodyText"/>
-        <w:widowControl/>
-        <w:tabs>
-          <w:tab w:val="clear" w:pos="720"/>
-          <w:tab w:val="left" w:pos="0" w:leader="none"/>
-        </w:tabs>
-        <w:suppressAutoHyphens w:val="true"/>
-        <w:overflowPunct w:val="false"/>
-        <w:bidi w:val="0"/>
-        <w:spacing w:before="0" w:after="26"/>
-        <w:ind w:hanging="0" w:start="0" w:end="0"/>
-        <w:jc w:val="start"/>
-        <w:rPr>
-          <w:sz w:val="36"/>
-          <w:szCs w:val="36"/>
-        </w:rPr>
-      </w:pPr>
-      <w:r>
-        <w:rPr>
-          <w:sz w:val="36"/>
-          <w:szCs w:val="36"/>
-        </w:rPr>
-      </w:r>
-    </w:p>
-    <w:p>
-      <w:pPr>
-        <w:pStyle w:val="BodyText"/>
-        <w:widowControl/>
-        <w:tabs>
-          <w:tab w:val="clear" w:pos="720"/>
-          <w:tab w:val="left" w:pos="0" w:leader="none"/>
-        </w:tabs>
-        <w:suppressAutoHyphens w:val="true"/>
-        <w:overflowPunct w:val="false"/>
-        <w:bidi w:val="0"/>
-        <w:spacing w:before="0" w:after="26"/>
-        <w:ind w:hanging="0" w:start="0" w:end="0"/>
-        <w:jc w:val="start"/>
-        <w:rPr>
-          <w:sz w:val="36"/>
-          <w:szCs w:val="36"/>
-        </w:rPr>
-      </w:pPr>
-      <w:r>
-        <w:rPr>
-          <w:sz w:val="36"/>
-          <w:szCs w:val="36"/>
-        </w:rPr>
-      </w:r>
-    </w:p>
-    <w:p>
-      <w:pPr>
-        <w:pStyle w:val="BodyText"/>
-        <w:widowControl/>
-        <w:tabs>
-          <w:tab w:val="clear" w:pos="720"/>
-          <w:tab w:val="left" w:pos="0" w:leader="none"/>
-        </w:tabs>
-        <w:suppressAutoHyphens w:val="true"/>
-        <w:overflowPunct w:val="false"/>
-        <w:bidi w:val="0"/>
-        <w:spacing w:before="0" w:after="26"/>
-        <w:ind w:hanging="0" w:start="0" w:end="0"/>
-        <w:jc w:val="start"/>
-        <w:rPr>
-          <w:sz w:val="36"/>
-          <w:szCs w:val="36"/>
-        </w:rPr>
-      </w:pPr>
-      <w:r>
-        <w:rPr>
-          <w:sz w:val="36"/>
-          <w:szCs w:val="36"/>
-        </w:rPr>
-      </w:r>
-    </w:p>
-    <w:p>
-      <w:pPr>
-        <w:pStyle w:val="BodyText"/>
-        <w:rPr>
-          <w:rFonts w:eastAsia="Noto Serif CJK SC" w:cs="Noto Sans Devanagari"/>
-          <w:color w:val="auto"/>
-          <w:kern w:val="2"/>
-          <w:sz w:val="32"/>
-          <w:szCs w:val="32"/>
-          <w:lang w:val="fr-FR" w:eastAsia="zh-CN" w:bidi="hi-IN"/>
-        </w:rPr>
-      </w:pPr>
-      <w:r>
-        <w:rPr>
-          <w:rFonts w:eastAsia="Noto Serif CJK SC" w:cs="Noto Sans Devanagari"/>
-          <w:color w:val="auto"/>
-          <w:kern w:val="2"/>
-          <w:sz w:val="32"/>
-          <w:szCs w:val="32"/>
-          <w:lang w:val="fr-FR" w:eastAsia="zh-CN" w:bidi="hi-IN"/>
-        </w:rPr>
-      </w:r>
-    </w:p>
-    <w:p>
-      <w:pPr>
-        <w:pStyle w:val="BodyText"/>
-        <w:rPr>
-          <w:rFonts w:eastAsia="Noto Serif CJK SC" w:cs="Noto Sans Devanagari"/>
-          <w:color w:val="auto"/>
-          <w:kern w:val="2"/>
-          <w:sz w:val="32"/>
-          <w:szCs w:val="32"/>
-          <w:lang w:val="fr-FR" w:eastAsia="zh-CN" w:bidi="hi-IN"/>
-        </w:rPr>
-      </w:pPr>
-      <w:r>
-        <w:rPr>
-          <w:rFonts w:eastAsia="Noto Serif CJK SC" w:cs="Noto Sans Devanagari"/>
-          <w:color w:val="auto"/>
-          <w:kern w:val="2"/>
-          <w:sz w:val="32"/>
-          <w:szCs w:val="32"/>
-          <w:lang w:val="fr-FR" w:eastAsia="zh-CN" w:bidi="hi-IN"/>
-        </w:rPr>
-      </w:r>
-    </w:p>
-    <w:p>
-      <w:pPr>
-        <w:pStyle w:val="BodyText"/>
-        <w:rPr>
-          <w:rFonts w:eastAsia="Noto Serif CJK SC" w:cs="Noto Sans Devanagari"/>
-          <w:color w:val="auto"/>
-          <w:kern w:val="2"/>
-          <w:sz w:val="32"/>
-          <w:szCs w:val="32"/>
-          <w:lang w:val="fr-FR" w:eastAsia="zh-CN" w:bidi="hi-IN"/>
-        </w:rPr>
-      </w:pPr>
-      <w:r>
-        <w:rPr>
-          <w:rFonts w:eastAsia="Noto Serif CJK SC" w:cs="Noto Sans Devanagari"/>
-          <w:color w:val="auto"/>
-          <w:kern w:val="2"/>
-          <w:sz w:val="32"/>
-          <w:szCs w:val="32"/>
-          <w:lang w:val="fr-FR" w:eastAsia="zh-CN" w:bidi="hi-IN"/>
-        </w:rPr>
-      </w:r>
-    </w:p>
-    <w:p>
-      <w:pPr>
-        <w:pStyle w:val="Heading2"/>
-        <w:ind w:hanging="0" w:start="0"/>
-        <w:rPr/>
-      </w:pPr>
-      <w:bookmarkStart w:id="6" w:name="__RefHeading___Toc910_332147322_Copy_1_2"/>
-      <w:bookmarkEnd w:id="6"/>
-      <w:r>
-        <w:rPr/>
-        <w:t>3. Radio Mode</w:t>
-        <w:br/>
-      </w:r>
-    </w:p>
-    <w:p>
-      <w:pPr>
-        <w:pStyle w:val="BodyText"/>
-        <w:widowControl/>
-        <w:tabs>
-          <w:tab w:val="clear" w:pos="720"/>
-          <w:tab w:val="left" w:pos="0" w:leader="none"/>
-        </w:tabs>
-        <w:suppressAutoHyphens w:val="true"/>
-        <w:overflowPunct w:val="true"/>
-        <w:bidi w:val="0"/>
-        <w:spacing w:before="0" w:after="26"/>
-        <w:ind w:hanging="0" w:start="0" w:end="0"/>
-        <w:jc w:val="start"/>
         <w:rPr/>
       </w:pPr>
       <w:r>
@@ -4118,175 +4165,47 @@
           <w:sz w:val="24"/>
           <w:szCs w:val="24"/>
         </w:rPr>
-        <w:t>Radio Mode allows two Pedro robots to communicate using the NRF24L01 module :</w:t>
-      </w:r>
-    </w:p>
-    <w:p>
-      <w:pPr>
-        <w:pStyle w:val="BodyText"/>
-        <w:rPr/>
-      </w:pPr>
-      <w:r>
-        <w:rPr/>
-        <w:t xml:space="preserve">👉 </w:t>
-      </w:r>
-      <w:r>
-        <w:rPr/>
-        <w:t>One robot sends commands (</w:t>
-      </w:r>
-      <w:r>
-        <w:rPr>
-          <w:rStyle w:val="Strong"/>
-        </w:rPr>
-        <w:t>Transmitter</w:t>
-      </w:r>
-      <w:r>
-        <w:rPr/>
-        <w:t>)</w:t>
-        <w:br/>
-        <w:t>👉 The other receives and executes them (</w:t>
-      </w:r>
-      <w:r>
-        <w:rPr>
-          <w:rStyle w:val="Strong"/>
-        </w:rPr>
-        <w:t>Receiver</w:t>
-      </w:r>
-      <w:r>
-        <w:rPr/>
-        <w:t>)</w:t>
-      </w:r>
-    </w:p>
-    <w:p>
-      <w:pPr>
-        <w:pStyle w:val="BodyText"/>
-        <w:widowControl/>
-        <w:tabs>
-          <w:tab w:val="clear" w:pos="720"/>
-          <w:tab w:val="left" w:pos="0" w:leader="none"/>
-        </w:tabs>
-        <w:suppressAutoHyphens w:val="true"/>
-        <w:overflowPunct w:val="true"/>
-        <w:bidi w:val="0"/>
-        <w:spacing w:before="0" w:after="26"/>
-        <w:ind w:hanging="0" w:start="0" w:end="0"/>
-        <w:jc w:val="start"/>
+        <w:t xml:space="preserve">💡 </w:t>
+      </w:r>
+      <w:r>
         <w:rPr>
           <w:sz w:val="24"/>
           <w:szCs w:val="24"/>
         </w:rPr>
-      </w:pPr>
+        <w:t xml:space="preserve">This is exactly how </w:t>
+      </w:r>
+      <w:r>
+        <w:rPr/>
+        <w:t>drones, remote-controlled cars or industrial robots</w:t>
+      </w:r>
       <w:r>
         <w:rPr>
           <w:sz w:val="24"/>
           <w:szCs w:val="24"/>
         </w:rPr>
-      </w:r>
-    </w:p>
-    <w:p>
-      <w:pPr>
-        <w:pStyle w:val="BodyText"/>
-        <w:widowControl/>
-        <w:tabs>
-          <w:tab w:val="clear" w:pos="720"/>
-          <w:tab w:val="left" w:pos="0" w:leader="none"/>
-        </w:tabs>
-        <w:suppressAutoHyphens w:val="true"/>
-        <w:overflowPunct w:val="true"/>
-        <w:bidi w:val="0"/>
-        <w:spacing w:before="0" w:after="26"/>
-        <w:ind w:hanging="0" w:start="0" w:end="0"/>
-        <w:jc w:val="start"/>
-        <w:rPr/>
-      </w:pPr>
-      <w:r>
-        <w:rPr>
-          <w:sz w:val="24"/>
-          <w:szCs w:val="24"/>
-        </w:rPr>
-        <w:t xml:space="preserve">💡 </w:t>
-      </w:r>
-      <w:r>
-        <w:rPr>
-          <w:sz w:val="24"/>
-          <w:szCs w:val="24"/>
-        </w:rPr>
-        <w:t xml:space="preserve">This is exactly how </w:t>
-      </w:r>
-      <w:r>
-        <w:rPr/>
-        <w:t>drones, remote-controlled cars or industrial robots</w:t>
-      </w:r>
-      <w:r>
-        <w:rPr>
-          <w:sz w:val="24"/>
-          <w:szCs w:val="24"/>
-        </w:rPr>
         <w:t xml:space="preserve"> are controlled in real life.</w:t>
       </w:r>
     </w:p>
     <w:p>
       <w:pPr>
-        <w:pStyle w:val="BodyText"/>
-        <w:widowControl/>
-        <w:tabs>
-          <w:tab w:val="clear" w:pos="720"/>
-          <w:tab w:val="left" w:pos="0" w:leader="none"/>
-        </w:tabs>
-        <w:suppressAutoHyphens w:val="true"/>
-        <w:overflowPunct w:val="true"/>
-        <w:bidi w:val="0"/>
-        <w:spacing w:before="0" w:after="26"/>
-        <w:ind w:hanging="0" w:start="0" w:end="0"/>
-        <w:jc w:val="start"/>
-        <w:rPr>
-          <w:sz w:val="24"/>
-          <w:szCs w:val="24"/>
-        </w:rPr>
-      </w:pPr>
-      <w:r>
-        <w:rPr>
-          <w:sz w:val="24"/>
-          <w:szCs w:val="24"/>
-        </w:rPr>
-      </w:r>
-    </w:p>
-    <w:p>
-      <w:pPr>
-        <w:pStyle w:val="BodyText"/>
-        <w:widowControl/>
-        <w:tabs>
-          <w:tab w:val="clear" w:pos="720"/>
-          <w:tab w:val="left" w:pos="0" w:leader="none"/>
-        </w:tabs>
-        <w:suppressAutoHyphens w:val="true"/>
-        <w:overflowPunct w:val="true"/>
-        <w:bidi w:val="0"/>
-        <w:spacing w:before="0" w:after="26"/>
-        <w:ind w:hanging="0" w:start="0" w:end="0"/>
-        <w:jc w:val="start"/>
-        <w:rPr>
-          <w:sz w:val="24"/>
-          <w:szCs w:val="24"/>
-        </w:rPr>
-      </w:pPr>
-      <w:r>
-        <w:rPr>
-          <w:sz w:val="24"/>
-          <w:szCs w:val="24"/>
-        </w:rPr>
+        <w:pStyle w:val="Heading3"/>
+        <w:rPr/>
+      </w:pPr>
+      <w:bookmarkStart w:id="7" w:name="__RefHeading___Toc1106_1529543413"/>
+      <w:bookmarkEnd w:id="7"/>
+      <w:r>
         <w:drawing>
-          <wp:anchor behindDoc="0" distT="0" distB="0" distL="0" distR="0" simplePos="0" locked="0" layoutInCell="0" allowOverlap="1" relativeHeight="9">
+          <wp:anchor behindDoc="0" distT="0" distB="0" distL="0" distR="0" simplePos="0" locked="0" layoutInCell="0" allowOverlap="1" relativeHeight="7">
             <wp:simplePos x="0" y="0"/>
             <wp:positionH relativeFrom="column">
-              <wp:posOffset>-217805</wp:posOffset>
+              <wp:posOffset>473075</wp:posOffset>
             </wp:positionH>
             <wp:positionV relativeFrom="paragraph">
-              <wp:posOffset>-6985</wp:posOffset>
+              <wp:posOffset>158750</wp:posOffset>
             </wp:positionV>
-            <wp:extent cx="6623050" cy="2948940"/>
+            <wp:extent cx="5215255" cy="2322195"/>
             <wp:effectExtent l="0" t="0" r="0" b="0"/>
-            <wp:wrapSquare wrapText="largest"/>
+            <wp:wrapTopAndBottom/>
             <wp:docPr id="6" name="Image2 Copy 1" descr="" title=""/>
             <wp:cNvGraphicFramePr>
               <a:graphicFrameLocks xmlns:a="http://schemas.openxmlformats.org/drawingml/2006/main" noChangeAspect="1"/>
@@ -4309,7 +4228,7 @@
                   <pic:spPr bwMode="auto">
                     <a:xfrm>
                       <a:off x="0" y="0"/>
-                      <a:ext cx="6623050" cy="2948940"/>
+                      <a:ext cx="5215255" cy="2322195"/>
                     </a:xfrm>
                     <a:prstGeom prst="rect">
                       <a:avLst/>
@@ -4321,501 +4240,2082 @@
           </wp:anchor>
         </w:drawing>
       </w:r>
-    </w:p>
-    <w:p>
-      <w:pPr>
-        <w:pStyle w:val="BodyText"/>
-        <w:rPr/>
-      </w:pPr>
-      <w:r>
-        <w:rPr>
-          <w:rStyle w:val="Strong"/>
-        </w:rPr>
-        <w:t>How to use:</w:t>
-      </w:r>
-    </w:p>
-    <w:p>
-      <w:pPr>
-        <w:pStyle w:val="BodyText"/>
-        <w:widowControl/>
-        <w:numPr>
-          <w:ilvl w:val="0"/>
-          <w:numId w:val="3"/>
-        </w:numPr>
-        <w:suppressAutoHyphens w:val="true"/>
-        <w:overflowPunct w:val="true"/>
-        <w:bidi w:val="0"/>
-        <w:spacing w:lineRule="auto" w:line="276" w:before="0" w:after="0"/>
-        <w:ind w:hanging="340" w:start="340" w:end="0"/>
+      <w:r>
+        <w:rPr>
+          <w:rStyle w:val="Strong"/>
+          <w:b/>
+          <w:bCs/>
+        </w:rPr>
+        <w:br/>
+        <w:t xml:space="preserve">3.1 </w:t>
+      </w:r>
+      <w:r>
+        <w:rPr>
+          <w:rStyle w:val="Strong"/>
+          <w:b/>
+          <w:bCs/>
+        </w:rPr>
+        <w:t>Setup</w:t>
+        <w:br/>
+      </w:r>
+    </w:p>
+    <w:tbl>
+      <w:tblPr>
+        <w:tblW w:w="10375" w:type="dxa"/>
         <w:jc w:val="start"/>
-        <w:rPr/>
-      </w:pPr>
-      <w:r>
-        <w:rPr>
-          <w:sz w:val="24"/>
-          <w:szCs w:val="24"/>
-        </w:rPr>
-        <w:t xml:space="preserve">Insert the </w:t>
-      </w:r>
-      <w:r>
-        <w:rPr>
-          <w:rStyle w:val="Strong"/>
-          <w:sz w:val="24"/>
-          <w:szCs w:val="24"/>
-        </w:rPr>
-        <w:t>NRF24L01 modules</w:t>
-      </w:r>
-      <w:r>
-        <w:rPr>
-          <w:sz w:val="24"/>
-          <w:szCs w:val="24"/>
-        </w:rPr>
-        <w:t xml:space="preserve"> into both robots</w:t>
-      </w:r>
-    </w:p>
-    <w:p>
-      <w:pPr>
-        <w:pStyle w:val="BodyText"/>
-        <w:widowControl/>
-        <w:numPr>
-          <w:ilvl w:val="0"/>
-          <w:numId w:val="3"/>
-        </w:numPr>
-        <w:suppressAutoHyphens w:val="true"/>
-        <w:overflowPunct w:val="true"/>
-        <w:bidi w:val="0"/>
-        <w:spacing w:lineRule="auto" w:line="276" w:before="0" w:after="0"/>
-        <w:ind w:hanging="340" w:start="340" w:end="0"/>
-        <w:jc w:val="start"/>
-        <w:rPr/>
-      </w:pPr>
-      <w:r>
-        <w:rPr>
-          <w:sz w:val="24"/>
-          <w:szCs w:val="24"/>
-        </w:rPr>
-        <w:t xml:space="preserve">Set Pedro’s switch </w:t>
-      </w:r>
-      <w:r>
-        <w:rPr>
-          <w:rStyle w:val="Strong"/>
-          <w:sz w:val="24"/>
-          <w:szCs w:val="24"/>
-        </w:rPr>
-        <w:t>NRF → BT → WiFi</w:t>
-      </w:r>
-      <w:r>
-        <w:rPr>
-          <w:sz w:val="24"/>
-          <w:szCs w:val="24"/>
-        </w:rPr>
-        <w:t xml:space="preserve"> to </w:t>
-      </w:r>
-      <w:r>
-        <w:rPr>
-          <w:rStyle w:val="Strong"/>
-          <w:sz w:val="24"/>
-          <w:szCs w:val="24"/>
-        </w:rPr>
-        <w:t>NRF</w:t>
-      </w:r>
-    </w:p>
-    <w:p>
-      <w:pPr>
-        <w:pStyle w:val="BodyText"/>
-        <w:widowControl/>
-        <w:numPr>
-          <w:ilvl w:val="0"/>
-          <w:numId w:val="3"/>
-        </w:numPr>
-        <w:suppressAutoHyphens w:val="true"/>
-        <w:overflowPunct w:val="true"/>
-        <w:bidi w:val="0"/>
-        <w:spacing w:lineRule="auto" w:line="276" w:before="0" w:after="0"/>
-        <w:ind w:hanging="340" w:start="340" w:end="0"/>
-        <w:jc w:val="start"/>
-        <w:rPr/>
-      </w:pPr>
-      <w:r>
-        <w:rPr>
-          <w:rStyle w:val="Strong"/>
-          <w:b w:val="false"/>
-          <w:bCs w:val="false"/>
-          <w:sz w:val="24"/>
-          <w:szCs w:val="24"/>
-        </w:rPr>
-        <w:t>R</w:t>
-      </w:r>
-      <w:r>
-        <w:rPr>
-          <w:b w:val="false"/>
-          <w:bCs w:val="false"/>
-          <w:sz w:val="24"/>
-          <w:szCs w:val="24"/>
-        </w:rPr>
-        <w:t>estart both</w:t>
-      </w:r>
-      <w:r>
-        <w:rPr>
-          <w:sz w:val="24"/>
-          <w:szCs w:val="24"/>
-        </w:rPr>
-        <w:t xml:space="preserve"> robots</w:t>
-      </w:r>
-    </w:p>
-    <w:p>
-      <w:pPr>
-        <w:pStyle w:val="BodyText"/>
-        <w:widowControl/>
-        <w:numPr>
-          <w:ilvl w:val="0"/>
-          <w:numId w:val="3"/>
-        </w:numPr>
-        <w:suppressAutoHyphens w:val="true"/>
-        <w:overflowPunct w:val="true"/>
-        <w:bidi w:val="0"/>
-        <w:spacing w:lineRule="auto" w:line="276" w:before="0" w:after="0"/>
-        <w:ind w:hanging="340" w:start="340" w:end="0"/>
-        <w:jc w:val="start"/>
-        <w:rPr/>
-      </w:pPr>
-      <w:r>
-        <w:rPr>
-          <w:sz w:val="24"/>
-          <w:szCs w:val="24"/>
-        </w:rPr>
-        <w:t xml:space="preserve">Enter the </w:t>
-      </w:r>
-      <w:r>
-        <w:rPr>
-          <w:rStyle w:val="Strong"/>
-          <w:sz w:val="24"/>
-          <w:szCs w:val="24"/>
-        </w:rPr>
-        <w:t>Select Mode</w:t>
-      </w:r>
-      <w:r>
-        <w:rPr>
-          <w:sz w:val="24"/>
-          <w:szCs w:val="24"/>
-        </w:rPr>
-        <w:t xml:space="preserve"> menu (hold </w:t>
-      </w:r>
-      <w:r>
-        <w:rPr>
-          <w:rStyle w:val="Strong"/>
-          <w:sz w:val="24"/>
-          <w:szCs w:val="24"/>
-        </w:rPr>
-        <w:t>A0</w:t>
-      </w:r>
-      <w:r>
-        <w:rPr>
-          <w:sz w:val="24"/>
-          <w:szCs w:val="24"/>
-        </w:rPr>
-        <w:t xml:space="preserve"> for 4 seconds). </w:t>
-      </w:r>
-    </w:p>
-    <w:p>
-      <w:pPr>
-        <w:pStyle w:val="BodyText"/>
-        <w:widowControl/>
-        <w:numPr>
-          <w:ilvl w:val="0"/>
-          <w:numId w:val="3"/>
-        </w:numPr>
-        <w:suppressAutoHyphens w:val="true"/>
-        <w:overflowPunct w:val="true"/>
-        <w:bidi w:val="0"/>
-        <w:spacing w:lineRule="auto" w:line="276" w:before="0" w:after="0"/>
-        <w:ind w:hanging="340" w:start="340" w:end="0"/>
-        <w:jc w:val="start"/>
-        <w:rPr/>
-      </w:pPr>
-      <w:r>
-        <w:rPr>
-          <w:sz w:val="24"/>
-          <w:szCs w:val="24"/>
-        </w:rPr>
-        <w:t xml:space="preserve">Select </w:t>
-      </w:r>
-      <w:r>
-        <w:rPr>
-          <w:rStyle w:val="Strong"/>
-          <w:sz w:val="24"/>
-          <w:szCs w:val="24"/>
-        </w:rPr>
-        <w:t xml:space="preserve">Radio </w:t>
-      </w:r>
-      <w:r>
-        <w:rPr>
-          <w:rStyle w:val="Strong"/>
-          <w:b w:val="false"/>
-          <w:bCs w:val="false"/>
-          <w:sz w:val="24"/>
-          <w:szCs w:val="24"/>
-        </w:rPr>
-        <w:t>mode</w:t>
-      </w:r>
-      <w:r>
-        <w:rPr>
-          <w:sz w:val="24"/>
-          <w:szCs w:val="24"/>
-        </w:rPr>
-        <w:t xml:space="preserve"> from the menu and press </w:t>
-      </w:r>
-      <w:r>
-        <w:rPr>
-          <w:rStyle w:val="Strong"/>
-          <w:sz w:val="24"/>
-          <w:szCs w:val="24"/>
-        </w:rPr>
-        <w:t>A0</w:t>
-      </w:r>
-      <w:r>
-        <w:rPr>
-          <w:sz w:val="24"/>
-          <w:szCs w:val="24"/>
-        </w:rPr>
-        <w:t xml:space="preserve"> to confirm. </w:t>
-      </w:r>
-    </w:p>
-    <w:p>
-      <w:pPr>
-        <w:pStyle w:val="BodyText"/>
-        <w:widowControl/>
-        <w:numPr>
-          <w:ilvl w:val="0"/>
-          <w:numId w:val="3"/>
-        </w:numPr>
-        <w:suppressAutoHyphens w:val="true"/>
-        <w:overflowPunct w:val="true"/>
-        <w:bidi w:val="0"/>
-        <w:spacing w:lineRule="auto" w:line="276" w:before="0" w:after="0"/>
-        <w:ind w:hanging="340" w:start="340" w:end="0"/>
-        <w:jc w:val="start"/>
-        <w:rPr/>
-      </w:pPr>
-      <w:r>
-        <w:rPr>
-          <w:sz w:val="24"/>
-          <w:szCs w:val="24"/>
-        </w:rPr>
-        <w:t xml:space="preserve">Define the robot’s role (type): press </w:t>
-      </w:r>
-      <w:r>
-        <w:rPr>
-          <w:rStyle w:val="Strong"/>
-          <w:sz w:val="24"/>
-          <w:szCs w:val="24"/>
-        </w:rPr>
-        <w:t>A1</w:t>
-      </w:r>
-      <w:r>
-        <w:rPr>
-          <w:sz w:val="24"/>
-          <w:szCs w:val="24"/>
-        </w:rPr>
-        <w:t xml:space="preserve"> to select </w:t>
-      </w:r>
-      <w:r>
-        <w:rPr>
-          <w:rStyle w:val="Strong"/>
-          <w:sz w:val="24"/>
-          <w:szCs w:val="24"/>
-        </w:rPr>
-        <w:t>TRANSMITTER</w:t>
-      </w:r>
-      <w:r>
-        <w:rPr>
-          <w:sz w:val="24"/>
-          <w:szCs w:val="24"/>
-        </w:rPr>
-        <w:t xml:space="preserve"> or </w:t>
-      </w:r>
-      <w:r>
-        <w:rPr>
-          <w:rStyle w:val="Strong"/>
-          <w:sz w:val="24"/>
-          <w:szCs w:val="24"/>
-        </w:rPr>
-        <w:t>RECEIVER</w:t>
-      </w:r>
-      <w:r>
-        <w:rPr>
-          <w:sz w:val="24"/>
-          <w:szCs w:val="24"/>
-        </w:rPr>
-        <w:t xml:space="preserve">. </w:t>
-      </w:r>
-    </w:p>
-    <w:p>
-      <w:pPr>
-        <w:pStyle w:val="BodyText"/>
-        <w:widowControl/>
-        <w:numPr>
-          <w:ilvl w:val="0"/>
-          <w:numId w:val="3"/>
-        </w:numPr>
-        <w:suppressAutoHyphens w:val="true"/>
-        <w:overflowPunct w:val="true"/>
-        <w:bidi w:val="0"/>
-        <w:spacing w:lineRule="auto" w:line="276" w:before="0" w:after="0"/>
-        <w:ind w:hanging="340" w:start="340" w:end="0"/>
-        <w:jc w:val="start"/>
-        <w:rPr/>
-      </w:pPr>
-      <w:r>
-        <w:rPr>
-          <w:sz w:val="24"/>
-          <w:szCs w:val="24"/>
-        </w:rPr>
-        <w:t xml:space="preserve">Press </w:t>
-      </w:r>
-      <w:r>
-        <w:rPr>
-          <w:rStyle w:val="Strong"/>
-          <w:sz w:val="24"/>
-          <w:szCs w:val="24"/>
-        </w:rPr>
-        <w:t>A0</w:t>
-      </w:r>
-      <w:r>
-        <w:rPr>
-          <w:sz w:val="24"/>
-          <w:szCs w:val="24"/>
-        </w:rPr>
-        <w:t xml:space="preserve"> to confirm the role. </w:t>
-      </w:r>
-    </w:p>
-    <w:p>
-      <w:pPr>
-        <w:pStyle w:val="BodyText"/>
-        <w:widowControl/>
-        <w:numPr>
-          <w:ilvl w:val="0"/>
-          <w:numId w:val="3"/>
-        </w:numPr>
-        <w:suppressAutoHyphens w:val="true"/>
-        <w:overflowPunct w:val="true"/>
-        <w:bidi w:val="0"/>
-        <w:spacing w:lineRule="auto" w:line="276" w:before="0" w:after="0"/>
-        <w:ind w:hanging="340" w:start="340" w:end="0"/>
-        <w:jc w:val="start"/>
-        <w:rPr>
-          <w:sz w:val="24"/>
-          <w:szCs w:val="24"/>
-        </w:rPr>
-      </w:pPr>
-      <w:r>
-        <w:rPr>
-          <w:sz w:val="24"/>
-          <w:szCs w:val="24"/>
-        </w:rPr>
-        <w:t xml:space="preserve">Set a communication Code Key: </w:t>
-      </w:r>
-    </w:p>
-    <w:p>
-      <w:pPr>
-        <w:pStyle w:val="BodyText"/>
-        <w:numPr>
-          <w:ilvl w:val="1"/>
-          <w:numId w:val="5"/>
-        </w:numPr>
-        <w:spacing w:before="0" w:after="0"/>
-        <w:rPr/>
-      </w:pPr>
-      <w:r>
-        <w:rPr>
-          <w:sz w:val="24"/>
-          <w:szCs w:val="24"/>
-        </w:rPr>
-        <w:t xml:space="preserve">Press </w:t>
-      </w:r>
-      <w:r>
-        <w:rPr>
-          <w:rStyle w:val="Strong"/>
-          <w:sz w:val="24"/>
-          <w:szCs w:val="24"/>
-        </w:rPr>
-        <w:t>A1</w:t>
-      </w:r>
-      <w:r>
-        <w:rPr>
-          <w:sz w:val="24"/>
-          <w:szCs w:val="24"/>
-        </w:rPr>
-        <w:t xml:space="preserve"> to increase (increment)</w:t>
-      </w:r>
-    </w:p>
-    <w:p>
-      <w:pPr>
-        <w:pStyle w:val="BodyText"/>
-        <w:numPr>
-          <w:ilvl w:val="1"/>
-          <w:numId w:val="5"/>
-        </w:numPr>
-        <w:spacing w:before="0" w:after="0"/>
-        <w:rPr/>
-      </w:pPr>
-      <w:r>
-        <w:rPr>
-          <w:sz w:val="24"/>
-          <w:szCs w:val="24"/>
-        </w:rPr>
-        <w:t xml:space="preserve">Press </w:t>
-      </w:r>
-      <w:r>
-        <w:rPr>
-          <w:rStyle w:val="Strong"/>
-          <w:sz w:val="24"/>
-          <w:szCs w:val="24"/>
-        </w:rPr>
-        <w:t>A2</w:t>
-      </w:r>
-      <w:r>
-        <w:rPr>
-          <w:sz w:val="24"/>
-          <w:szCs w:val="24"/>
-        </w:rPr>
-        <w:t xml:space="preserve"> to decrease (decrement)</w:t>
-      </w:r>
-    </w:p>
-    <w:p>
-      <w:pPr>
-        <w:pStyle w:val="BodyText"/>
-        <w:numPr>
-          <w:ilvl w:val="1"/>
-          <w:numId w:val="5"/>
-        </w:numPr>
-        <w:spacing w:before="0" w:after="0"/>
-        <w:rPr>
-          <w:sz w:val="24"/>
-          <w:szCs w:val="24"/>
-        </w:rPr>
-      </w:pPr>
-      <w:r>
-        <w:rPr>
-          <w:sz w:val="24"/>
-          <w:szCs w:val="24"/>
-        </w:rPr>
-        <w:t>Values range from 1 to 99</w:t>
-      </w:r>
-    </w:p>
-    <w:p>
-      <w:pPr>
-        <w:pStyle w:val="BlockQuotation"/>
+        <w:tblInd w:w="-261" w:type="dxa"/>
+        <w:tblLayout w:type="fixed"/>
+        <w:tblCellMar>
+          <w:top w:w="55" w:type="dxa"/>
+          <w:start w:w="55" w:type="dxa"/>
+          <w:bottom w:w="55" w:type="dxa"/>
+          <w:end w:w="55" w:type="dxa"/>
+        </w:tblCellMar>
+      </w:tblPr>
+      <w:tblGrid>
+        <w:gridCol w:w="5213"/>
+        <w:gridCol w:w="5162"/>
+      </w:tblGrid>
+      <w:tr>
+        <w:trPr/>
+        <w:tc>
+          <w:tcPr>
+            <w:tcW w:w="5213" w:type="dxa"/>
+            <w:tcBorders>
+              <w:top w:val="single" w:sz="4" w:space="0" w:color="000000"/>
+              <w:start w:val="single" w:sz="4" w:space="0" w:color="000000"/>
+              <w:bottom w:val="single" w:sz="4" w:space="0" w:color="000000"/>
+            </w:tcBorders>
+          </w:tcPr>
+          <w:p>
+            <w:pPr>
+              <w:pStyle w:val="BodyText"/>
+              <w:spacing w:before="0" w:after="140"/>
+              <w:jc w:val="center"/>
+              <w:rPr/>
+            </w:pPr>
+            <w:r>
+              <w:rPr>
+                <w:rStyle w:val="Strong"/>
+              </w:rPr>
+              <w:t>The Pedro Transmitter</w:t>
+            </w:r>
+          </w:p>
+        </w:tc>
+        <w:tc>
+          <w:tcPr>
+            <w:tcW w:w="5162" w:type="dxa"/>
+            <w:tcBorders>
+              <w:top w:val="single" w:sz="4" w:space="0" w:color="000000"/>
+              <w:start w:val="single" w:sz="4" w:space="0" w:color="000000"/>
+              <w:bottom w:val="single" w:sz="4" w:space="0" w:color="000000"/>
+              <w:end w:val="single" w:sz="4" w:space="0" w:color="000000"/>
+            </w:tcBorders>
+          </w:tcPr>
+          <w:p>
+            <w:pPr>
+              <w:pStyle w:val="BodyText"/>
+              <w:widowControl/>
+              <w:suppressAutoHyphens w:val="true"/>
+              <w:overflowPunct w:val="true"/>
+              <w:bidi w:val="0"/>
+              <w:spacing w:before="0" w:after="140"/>
+              <w:jc w:val="center"/>
+              <w:rPr/>
+            </w:pPr>
+            <w:r>
+              <w:rPr>
+                <w:rStyle w:val="Strong"/>
+                <w:rFonts w:eastAsia="Noto Serif CJK SC" w:cs="Noto Sans Devanagari"/>
+                <w:color w:val="auto"/>
+                <w:kern w:val="2"/>
+                <w:sz w:val="24"/>
+                <w:szCs w:val="24"/>
+                <w:lang w:val="fr-FR" w:eastAsia="zh-CN" w:bidi="hi-IN"/>
+              </w:rPr>
+              <w:t>The Pedro Receivers</w:t>
+            </w:r>
+          </w:p>
+        </w:tc>
+      </w:tr>
+      <w:tr>
+        <w:trPr>
+          <w:trHeight w:val="5534" w:hRule="atLeast"/>
+        </w:trPr>
+        <w:tc>
+          <w:tcPr>
+            <w:tcW w:w="5213" w:type="dxa"/>
+            <w:tcBorders>
+              <w:start w:val="single" w:sz="4" w:space="0" w:color="000000"/>
+              <w:bottom w:val="single" w:sz="4" w:space="0" w:color="000000"/>
+            </w:tcBorders>
+          </w:tcPr>
+          <w:p>
+            <w:pPr>
+              <w:pStyle w:val="BodyText"/>
+              <w:widowControl/>
+              <w:numPr>
+                <w:ilvl w:val="0"/>
+                <w:numId w:val="7"/>
+              </w:numPr>
+              <w:suppressAutoHyphens w:val="true"/>
+              <w:overflowPunct w:val="false"/>
+              <w:bidi w:val="0"/>
+              <w:spacing w:lineRule="auto" w:line="276" w:before="0" w:after="0"/>
+              <w:ind w:hanging="170" w:start="283" w:end="0"/>
+              <w:jc w:val="start"/>
+              <w:rPr/>
+            </w:pPr>
+            <w:r>
+              <w:rPr>
+                <w:rFonts w:eastAsia="Noto Serif CJK SC" w:cs="Noto Sans Devanagari"/>
+                <w:color w:val="auto"/>
+                <w:kern w:val="2"/>
+                <w:sz w:val="18"/>
+                <w:szCs w:val="18"/>
+                <w:lang w:val="fr-FR" w:eastAsia="zh-CN" w:bidi="hi-IN"/>
+              </w:rPr>
+              <w:t xml:space="preserve">Insert the </w:t>
+            </w:r>
+            <w:r>
+              <w:rPr>
+                <w:rStyle w:val="Strong"/>
+                <w:rFonts w:eastAsia="Noto Serif CJK SC" w:cs="Noto Sans Devanagari"/>
+                <w:color w:val="auto"/>
+                <w:kern w:val="2"/>
+                <w:sz w:val="18"/>
+                <w:szCs w:val="18"/>
+                <w:lang w:val="fr-FR" w:eastAsia="zh-CN" w:bidi="hi-IN"/>
+              </w:rPr>
+              <w:t>NRF24L01 modules</w:t>
+            </w:r>
+          </w:p>
+          <w:p>
+            <w:pPr>
+              <w:pStyle w:val="BodyText"/>
+              <w:widowControl/>
+              <w:numPr>
+                <w:ilvl w:val="0"/>
+                <w:numId w:val="7"/>
+              </w:numPr>
+              <w:suppressAutoHyphens w:val="true"/>
+              <w:overflowPunct w:val="false"/>
+              <w:bidi w:val="0"/>
+              <w:spacing w:before="0" w:after="0"/>
+              <w:ind w:hanging="170" w:start="283" w:end="0"/>
+              <w:jc w:val="start"/>
+              <w:rPr/>
+            </w:pPr>
+            <w:r>
+              <w:rPr>
+                <w:rFonts w:eastAsia="Noto Serif CJK SC" w:cs="Noto Sans Devanagari"/>
+                <w:color w:val="auto"/>
+                <w:kern w:val="2"/>
+                <w:sz w:val="18"/>
+                <w:szCs w:val="18"/>
+                <w:lang w:val="fr-FR" w:eastAsia="zh-CN" w:bidi="hi-IN"/>
+              </w:rPr>
+              <w:t xml:space="preserve">Set Pedro’s switch </w:t>
+            </w:r>
+            <w:r>
+              <w:rPr>
+                <w:rStyle w:val="Strong"/>
+                <w:rFonts w:eastAsia="Noto Serif CJK SC" w:cs="Noto Sans Devanagari"/>
+                <w:color w:val="auto"/>
+                <w:kern w:val="2"/>
+                <w:sz w:val="18"/>
+                <w:szCs w:val="18"/>
+                <w:lang w:val="fr-FR" w:eastAsia="zh-CN" w:bidi="hi-IN"/>
+              </w:rPr>
+              <w:t>NRF → BT → WiFi</w:t>
+            </w:r>
+            <w:r>
+              <w:rPr>
+                <w:rFonts w:eastAsia="Noto Serif CJK SC" w:cs="Noto Sans Devanagari"/>
+                <w:color w:val="auto"/>
+                <w:kern w:val="2"/>
+                <w:sz w:val="18"/>
+                <w:szCs w:val="18"/>
+                <w:lang w:val="fr-FR" w:eastAsia="zh-CN" w:bidi="hi-IN"/>
+              </w:rPr>
+              <w:t xml:space="preserve"> to </w:t>
+            </w:r>
+            <w:r>
+              <w:rPr>
+                <w:rStyle w:val="Strong"/>
+                <w:rFonts w:eastAsia="Noto Serif CJK SC" w:cs="Noto Sans Devanagari"/>
+                <w:color w:val="auto"/>
+                <w:kern w:val="2"/>
+                <w:sz w:val="18"/>
+                <w:szCs w:val="18"/>
+                <w:lang w:val="fr-FR" w:eastAsia="zh-CN" w:bidi="hi-IN"/>
+              </w:rPr>
+              <w:t>NRF</w:t>
+            </w:r>
+          </w:p>
+          <w:p>
+            <w:pPr>
+              <w:pStyle w:val="BodyText"/>
+              <w:widowControl/>
+              <w:numPr>
+                <w:ilvl w:val="0"/>
+                <w:numId w:val="7"/>
+              </w:numPr>
+              <w:suppressAutoHyphens w:val="true"/>
+              <w:overflowPunct w:val="false"/>
+              <w:bidi w:val="0"/>
+              <w:spacing w:before="0" w:after="0"/>
+              <w:ind w:hanging="170" w:start="283" w:end="0"/>
+              <w:jc w:val="start"/>
+              <w:rPr>
+                <w:rFonts w:ascii="Liberation Serif" w:hAnsi="Liberation Serif" w:eastAsia="Noto Serif CJK SC" w:cs="Noto Sans Devanagari"/>
+                <w:color w:val="auto"/>
+                <w:kern w:val="2"/>
+                <w:sz w:val="18"/>
+                <w:szCs w:val="18"/>
+                <w:lang w:val="fr-FR" w:eastAsia="zh-CN" w:bidi="hi-IN"/>
+              </w:rPr>
+            </w:pPr>
+            <w:r>
+              <w:rPr>
+                <w:rFonts w:eastAsia="Noto Serif CJK SC" w:cs="Noto Sans Devanagari"/>
+                <w:color w:val="auto"/>
+                <w:kern w:val="2"/>
+                <w:sz w:val="18"/>
+                <w:szCs w:val="18"/>
+                <w:lang w:val="fr-FR" w:eastAsia="zh-CN" w:bidi="hi-IN"/>
+              </w:rPr>
+              <w:t xml:space="preserve">Restart </w:t>
+            </w:r>
+            <w:r>
+              <w:rPr>
+                <w:rFonts w:eastAsia="Noto Serif CJK SC" w:cs="Noto Sans Devanagari"/>
+                <w:color w:val="auto"/>
+                <w:kern w:val="2"/>
+                <w:sz w:val="18"/>
+                <w:szCs w:val="18"/>
+                <w:lang w:val="fr-FR" w:eastAsia="zh-CN" w:bidi="hi-IN"/>
+              </w:rPr>
+              <w:t>the</w:t>
+            </w:r>
+            <w:r>
+              <w:rPr>
+                <w:rFonts w:eastAsia="Noto Serif CJK SC" w:cs="Noto Sans Devanagari"/>
+                <w:color w:val="auto"/>
+                <w:kern w:val="2"/>
+                <w:sz w:val="18"/>
+                <w:szCs w:val="18"/>
+                <w:lang w:val="fr-FR" w:eastAsia="zh-CN" w:bidi="hi-IN"/>
+              </w:rPr>
+              <w:t xml:space="preserve"> robot</w:t>
+            </w:r>
+          </w:p>
+          <w:p>
+            <w:pPr>
+              <w:pStyle w:val="BodyText"/>
+              <w:widowControl/>
+              <w:numPr>
+                <w:ilvl w:val="0"/>
+                <w:numId w:val="7"/>
+              </w:numPr>
+              <w:suppressAutoHyphens w:val="true"/>
+              <w:overflowPunct w:val="false"/>
+              <w:bidi w:val="0"/>
+              <w:spacing w:before="0" w:after="0"/>
+              <w:ind w:hanging="170" w:start="283" w:end="0"/>
+              <w:jc w:val="start"/>
+              <w:rPr/>
+            </w:pPr>
+            <w:r>
+              <w:rPr>
+                <w:rFonts w:eastAsia="Noto Serif CJK SC" w:cs="Noto Sans Devanagari"/>
+                <w:color w:val="auto"/>
+                <w:kern w:val="2"/>
+                <w:sz w:val="18"/>
+                <w:szCs w:val="18"/>
+                <w:lang w:val="fr-FR" w:eastAsia="zh-CN" w:bidi="hi-IN"/>
+              </w:rPr>
+              <w:t xml:space="preserve">Enter the </w:t>
+            </w:r>
+            <w:r>
+              <w:rPr>
+                <w:rStyle w:val="Strong"/>
+                <w:rFonts w:eastAsia="Noto Serif CJK SC" w:cs="Noto Sans Devanagari"/>
+                <w:color w:val="auto"/>
+                <w:kern w:val="2"/>
+                <w:sz w:val="18"/>
+                <w:szCs w:val="18"/>
+                <w:lang w:val="fr-FR" w:eastAsia="zh-CN" w:bidi="hi-IN"/>
+              </w:rPr>
+              <w:t>Select Mode</w:t>
+            </w:r>
+            <w:r>
+              <w:rPr>
+                <w:rFonts w:eastAsia="Noto Serif CJK SC" w:cs="Noto Sans Devanagari"/>
+                <w:color w:val="auto"/>
+                <w:kern w:val="2"/>
+                <w:sz w:val="18"/>
+                <w:szCs w:val="18"/>
+                <w:lang w:val="fr-FR" w:eastAsia="zh-CN" w:bidi="hi-IN"/>
+              </w:rPr>
+              <w:t xml:space="preserve"> menu (hold </w:t>
+            </w:r>
+            <w:r>
+              <w:rPr>
+                <w:rStyle w:val="Strong"/>
+                <w:rFonts w:eastAsia="Noto Serif CJK SC" w:cs="Noto Sans Devanagari"/>
+                <w:color w:val="auto"/>
+                <w:kern w:val="2"/>
+                <w:sz w:val="18"/>
+                <w:szCs w:val="18"/>
+                <w:lang w:val="fr-FR" w:eastAsia="zh-CN" w:bidi="hi-IN"/>
+              </w:rPr>
+              <w:t>A0</w:t>
+            </w:r>
+            <w:r>
+              <w:rPr>
+                <w:rFonts w:eastAsia="Noto Serif CJK SC" w:cs="Noto Sans Devanagari"/>
+                <w:color w:val="auto"/>
+                <w:kern w:val="2"/>
+                <w:sz w:val="18"/>
+                <w:szCs w:val="18"/>
+                <w:lang w:val="fr-FR" w:eastAsia="zh-CN" w:bidi="hi-IN"/>
+              </w:rPr>
+              <w:t xml:space="preserve"> for 4 seconds)</w:t>
+            </w:r>
+          </w:p>
+          <w:p>
+            <w:pPr>
+              <w:pStyle w:val="BodyText"/>
+              <w:widowControl/>
+              <w:numPr>
+                <w:ilvl w:val="0"/>
+                <w:numId w:val="7"/>
+              </w:numPr>
+              <w:suppressAutoHyphens w:val="true"/>
+              <w:overflowPunct w:val="false"/>
+              <w:bidi w:val="0"/>
+              <w:spacing w:before="0" w:after="0"/>
+              <w:ind w:hanging="170" w:start="283" w:end="0"/>
+              <w:jc w:val="start"/>
+              <w:rPr/>
+            </w:pPr>
+            <w:r>
+              <w:rPr>
+                <w:rFonts w:eastAsia="Noto Serif CJK SC" w:cs="Noto Sans Devanagari"/>
+                <w:color w:val="auto"/>
+                <w:kern w:val="2"/>
+                <w:sz w:val="18"/>
+                <w:szCs w:val="18"/>
+                <w:lang w:val="fr-FR" w:eastAsia="zh-CN" w:bidi="hi-IN"/>
+              </w:rPr>
+              <w:t xml:space="preserve">Select </w:t>
+            </w:r>
+            <w:r>
+              <w:rPr>
+                <w:rStyle w:val="Strong"/>
+                <w:rFonts w:eastAsia="Noto Serif CJK SC" w:cs="Noto Sans Devanagari"/>
+                <w:color w:val="auto"/>
+                <w:kern w:val="2"/>
+                <w:sz w:val="18"/>
+                <w:szCs w:val="18"/>
+                <w:lang w:val="fr-FR" w:eastAsia="zh-CN" w:bidi="hi-IN"/>
+              </w:rPr>
+              <w:t>Radio mode</w:t>
+            </w:r>
+            <w:r>
+              <w:rPr>
+                <w:rFonts w:eastAsia="Noto Serif CJK SC" w:cs="Noto Sans Devanagari"/>
+                <w:color w:val="auto"/>
+                <w:kern w:val="2"/>
+                <w:sz w:val="18"/>
+                <w:szCs w:val="18"/>
+                <w:lang w:val="fr-FR" w:eastAsia="zh-CN" w:bidi="hi-IN"/>
+              </w:rPr>
+              <w:t xml:space="preserve"> from the menu and press </w:t>
+            </w:r>
+            <w:r>
+              <w:rPr>
+                <w:rStyle w:val="Strong"/>
+                <w:rFonts w:eastAsia="Noto Serif CJK SC" w:cs="Noto Sans Devanagari"/>
+                <w:color w:val="auto"/>
+                <w:kern w:val="2"/>
+                <w:sz w:val="18"/>
+                <w:szCs w:val="18"/>
+                <w:lang w:val="fr-FR" w:eastAsia="zh-CN" w:bidi="hi-IN"/>
+              </w:rPr>
+              <w:t>A0</w:t>
+            </w:r>
+            <w:r>
+              <w:rPr>
+                <w:rFonts w:eastAsia="Noto Serif CJK SC" w:cs="Noto Sans Devanagari"/>
+                <w:color w:val="auto"/>
+                <w:kern w:val="2"/>
+                <w:sz w:val="18"/>
+                <w:szCs w:val="18"/>
+                <w:lang w:val="fr-FR" w:eastAsia="zh-CN" w:bidi="hi-IN"/>
+              </w:rPr>
+              <w:t xml:space="preserve"> to confirm</w:t>
+            </w:r>
+          </w:p>
+          <w:p>
+            <w:pPr>
+              <w:pStyle w:val="BodyText"/>
+              <w:widowControl/>
+              <w:numPr>
+                <w:ilvl w:val="0"/>
+                <w:numId w:val="7"/>
+              </w:numPr>
+              <w:suppressAutoHyphens w:val="true"/>
+              <w:overflowPunct w:val="false"/>
+              <w:bidi w:val="0"/>
+              <w:spacing w:before="0" w:after="0"/>
+              <w:ind w:hanging="170" w:start="283" w:end="0"/>
+              <w:jc w:val="start"/>
+              <w:rPr/>
+            </w:pPr>
+            <w:r>
+              <w:rPr>
+                <w:rFonts w:eastAsia="Noto Serif CJK SC" w:cs="Noto Sans Devanagari"/>
+                <w:color w:val="auto"/>
+                <w:kern w:val="2"/>
+                <w:sz w:val="18"/>
+                <w:szCs w:val="18"/>
+                <w:lang w:val="fr-FR" w:eastAsia="zh-CN" w:bidi="hi-IN"/>
+              </w:rPr>
+              <w:t xml:space="preserve">Define the robot’s </w:t>
+            </w:r>
+            <w:r>
+              <w:rPr>
+                <w:rFonts w:eastAsia="Noto Serif CJK SC" w:cs="Noto Sans Devanagari"/>
+                <w:color w:val="auto"/>
+                <w:kern w:val="2"/>
+                <w:sz w:val="18"/>
+                <w:szCs w:val="18"/>
+                <w:lang w:val="fr-FR" w:eastAsia="zh-CN" w:bidi="hi-IN"/>
+              </w:rPr>
+              <w:t>type</w:t>
+            </w:r>
+            <w:r>
+              <w:rPr>
+                <w:rFonts w:eastAsia="Noto Serif CJK SC" w:cs="Noto Sans Devanagari"/>
+                <w:color w:val="auto"/>
+                <w:kern w:val="2"/>
+                <w:sz w:val="18"/>
+                <w:szCs w:val="18"/>
+                <w:lang w:val="fr-FR" w:eastAsia="zh-CN" w:bidi="hi-IN"/>
+              </w:rPr>
+              <w:t xml:space="preserve">: press </w:t>
+            </w:r>
+            <w:r>
+              <w:rPr>
+                <w:rStyle w:val="Strong"/>
+                <w:rFonts w:eastAsia="Noto Serif CJK SC" w:cs="Noto Sans Devanagari"/>
+                <w:color w:val="auto"/>
+                <w:kern w:val="2"/>
+                <w:sz w:val="18"/>
+                <w:szCs w:val="18"/>
+                <w:lang w:val="fr-FR" w:eastAsia="zh-CN" w:bidi="hi-IN"/>
+              </w:rPr>
+              <w:t>A1</w:t>
+            </w:r>
+            <w:r>
+              <w:rPr>
+                <w:rFonts w:eastAsia="Noto Serif CJK SC" w:cs="Noto Sans Devanagari"/>
+                <w:color w:val="auto"/>
+                <w:kern w:val="2"/>
+                <w:sz w:val="18"/>
+                <w:szCs w:val="18"/>
+                <w:lang w:val="fr-FR" w:eastAsia="zh-CN" w:bidi="hi-IN"/>
+              </w:rPr>
+              <w:t xml:space="preserve"> to select </w:t>
+            </w:r>
+            <w:r>
+              <w:rPr>
+                <w:rStyle w:val="Strong"/>
+                <w:rFonts w:eastAsia="Noto Serif CJK SC" w:cs="Noto Sans Devanagari"/>
+                <w:color w:val="auto"/>
+                <w:kern w:val="2"/>
+                <w:sz w:val="18"/>
+                <w:szCs w:val="18"/>
+                <w:lang w:val="fr-FR" w:eastAsia="zh-CN" w:bidi="hi-IN"/>
+              </w:rPr>
+              <w:t>TRANSMITTER</w:t>
+            </w:r>
+          </w:p>
+          <w:p>
+            <w:pPr>
+              <w:pStyle w:val="BodyText"/>
+              <w:widowControl/>
+              <w:numPr>
+                <w:ilvl w:val="0"/>
+                <w:numId w:val="7"/>
+              </w:numPr>
+              <w:suppressAutoHyphens w:val="true"/>
+              <w:overflowPunct w:val="false"/>
+              <w:bidi w:val="0"/>
+              <w:spacing w:before="0" w:after="0"/>
+              <w:ind w:hanging="170" w:start="283" w:end="0"/>
+              <w:jc w:val="start"/>
+              <w:rPr/>
+            </w:pPr>
+            <w:r>
+              <w:rPr>
+                <w:rFonts w:eastAsia="Noto Serif CJK SC" w:cs="Noto Sans Devanagari"/>
+                <w:color w:val="auto"/>
+                <w:kern w:val="2"/>
+                <w:sz w:val="18"/>
+                <w:szCs w:val="18"/>
+                <w:lang w:val="fr-FR" w:eastAsia="zh-CN" w:bidi="hi-IN"/>
+              </w:rPr>
+              <w:t xml:space="preserve">Press </w:t>
+            </w:r>
+            <w:r>
+              <w:rPr>
+                <w:rStyle w:val="Strong"/>
+                <w:rFonts w:eastAsia="Noto Serif CJK SC" w:cs="Noto Sans Devanagari"/>
+                <w:color w:val="auto"/>
+                <w:kern w:val="2"/>
+                <w:sz w:val="18"/>
+                <w:szCs w:val="18"/>
+                <w:lang w:val="fr-FR" w:eastAsia="zh-CN" w:bidi="hi-IN"/>
+              </w:rPr>
+              <w:t>A0</w:t>
+            </w:r>
+            <w:r>
+              <w:rPr>
+                <w:rFonts w:eastAsia="Noto Serif CJK SC" w:cs="Noto Sans Devanagari"/>
+                <w:color w:val="auto"/>
+                <w:kern w:val="2"/>
+                <w:sz w:val="18"/>
+                <w:szCs w:val="18"/>
+                <w:lang w:val="fr-FR" w:eastAsia="zh-CN" w:bidi="hi-IN"/>
+              </w:rPr>
+              <w:t xml:space="preserve"> to confirm the role</w:t>
+            </w:r>
+          </w:p>
+          <w:p>
+            <w:pPr>
+              <w:pStyle w:val="BodyText"/>
+              <w:widowControl/>
+              <w:numPr>
+                <w:ilvl w:val="0"/>
+                <w:numId w:val="7"/>
+              </w:numPr>
+              <w:suppressAutoHyphens w:val="true"/>
+              <w:overflowPunct w:val="false"/>
+              <w:bidi w:val="0"/>
+              <w:spacing w:before="0" w:after="0"/>
+              <w:ind w:hanging="170" w:start="283" w:end="0"/>
+              <w:jc w:val="start"/>
+              <w:rPr>
+                <w:rFonts w:ascii="Liberation Serif" w:hAnsi="Liberation Serif" w:eastAsia="Noto Serif CJK SC" w:cs="Noto Sans Devanagari"/>
+                <w:color w:val="auto"/>
+                <w:kern w:val="2"/>
+                <w:sz w:val="18"/>
+                <w:szCs w:val="18"/>
+                <w:lang w:val="fr-FR" w:eastAsia="zh-CN" w:bidi="hi-IN"/>
+              </w:rPr>
+            </w:pPr>
+            <w:r>
+              <w:rPr>
+                <w:rFonts w:eastAsia="Noto Serif CJK SC" w:cs="Noto Sans Devanagari"/>
+                <w:color w:val="auto"/>
+                <w:kern w:val="2"/>
+                <w:sz w:val="18"/>
+                <w:szCs w:val="18"/>
+                <w:lang w:val="fr-FR" w:eastAsia="zh-CN" w:bidi="hi-IN"/>
+              </w:rPr>
+              <w:t xml:space="preserve">Set </w:t>
+            </w:r>
+            <w:r>
+              <w:rPr>
+                <w:rFonts w:eastAsia="Noto Serif CJK SC" w:cs="Noto Sans Devanagari"/>
+                <w:color w:val="auto"/>
+                <w:kern w:val="2"/>
+                <w:sz w:val="18"/>
+                <w:szCs w:val="18"/>
+                <w:lang w:val="fr-FR" w:eastAsia="zh-CN" w:bidi="hi-IN"/>
+              </w:rPr>
+              <w:t>the</w:t>
+            </w:r>
+            <w:r>
+              <w:rPr>
+                <w:rFonts w:eastAsia="Noto Serif CJK SC" w:cs="Noto Sans Devanagari"/>
+                <w:color w:val="auto"/>
+                <w:kern w:val="2"/>
+                <w:sz w:val="18"/>
+                <w:szCs w:val="18"/>
+                <w:lang w:val="fr-FR" w:eastAsia="zh-CN" w:bidi="hi-IN"/>
+              </w:rPr>
+              <w:t xml:space="preserve"> Code Key </w:t>
+            </w:r>
+            <w:r>
+              <w:rPr>
+                <w:rFonts w:eastAsia="Noto Serif CJK SC" w:cs="Noto Sans Devanagari"/>
+                <w:color w:val="auto"/>
+                <w:kern w:val="2"/>
+                <w:sz w:val="18"/>
+                <w:szCs w:val="18"/>
+                <w:lang w:val="fr-FR" w:eastAsia="zh-CN" w:bidi="hi-IN"/>
+              </w:rPr>
+              <w:t>(same value for transmitter and receiver)</w:t>
+            </w:r>
+            <w:r>
+              <w:rPr>
+                <w:rFonts w:eastAsia="Noto Serif CJK SC" w:cs="Noto Sans Devanagari"/>
+                <w:color w:val="auto"/>
+                <w:kern w:val="2"/>
+                <w:sz w:val="18"/>
+                <w:szCs w:val="18"/>
+                <w:lang w:val="fr-FR" w:eastAsia="zh-CN" w:bidi="hi-IN"/>
+              </w:rPr>
+              <w:t xml:space="preserve">: </w:t>
+            </w:r>
+          </w:p>
+          <w:p>
+            <w:pPr>
+              <w:pStyle w:val="BodyText"/>
+              <w:widowControl/>
+              <w:numPr>
+                <w:ilvl w:val="1"/>
+                <w:numId w:val="7"/>
+              </w:numPr>
+              <w:suppressAutoHyphens w:val="true"/>
+              <w:overflowPunct w:val="true"/>
+              <w:bidi w:val="0"/>
+              <w:spacing w:lineRule="auto" w:line="276" w:before="0" w:after="0"/>
+              <w:ind w:hanging="283" w:start="680" w:end="0"/>
+              <w:jc w:val="start"/>
+              <w:rPr/>
+            </w:pPr>
+            <w:r>
+              <w:rPr>
+                <w:rFonts w:eastAsia="Noto Serif CJK SC" w:cs="Noto Sans Devanagari"/>
+                <w:color w:val="auto"/>
+                <w:kern w:val="2"/>
+                <w:sz w:val="18"/>
+                <w:szCs w:val="18"/>
+                <w:lang w:val="fr-FR" w:eastAsia="zh-CN" w:bidi="hi-IN"/>
+              </w:rPr>
+              <w:t xml:space="preserve">Press </w:t>
+            </w:r>
+            <w:r>
+              <w:rPr>
+                <w:rStyle w:val="Strong"/>
+                <w:rFonts w:eastAsia="Noto Serif CJK SC" w:cs="Noto Sans Devanagari"/>
+                <w:color w:val="auto"/>
+                <w:kern w:val="2"/>
+                <w:sz w:val="18"/>
+                <w:szCs w:val="18"/>
+                <w:lang w:val="fr-FR" w:eastAsia="zh-CN" w:bidi="hi-IN"/>
+              </w:rPr>
+              <w:t>A1</w:t>
+            </w:r>
+            <w:r>
+              <w:rPr>
+                <w:rFonts w:eastAsia="Noto Serif CJK SC" w:cs="Noto Sans Devanagari"/>
+                <w:color w:val="auto"/>
+                <w:kern w:val="2"/>
+                <w:sz w:val="18"/>
+                <w:szCs w:val="18"/>
+                <w:lang w:val="fr-FR" w:eastAsia="zh-CN" w:bidi="hi-IN"/>
+              </w:rPr>
+              <w:t xml:space="preserve"> to increase </w:t>
+            </w:r>
+            <w:r>
+              <w:rPr>
+                <w:rFonts w:eastAsia="Noto Serif CJK SC" w:cs="Noto Sans Devanagari"/>
+                <w:color w:val="auto"/>
+                <w:kern w:val="2"/>
+                <w:sz w:val="18"/>
+                <w:szCs w:val="18"/>
+                <w:lang w:val="fr-FR" w:eastAsia="zh-CN" w:bidi="hi-IN"/>
+              </w:rPr>
+              <w:t>the value</w:t>
+            </w:r>
+          </w:p>
+          <w:p>
+            <w:pPr>
+              <w:pStyle w:val="BodyText"/>
+              <w:widowControl/>
+              <w:numPr>
+                <w:ilvl w:val="1"/>
+                <w:numId w:val="7"/>
+              </w:numPr>
+              <w:suppressAutoHyphens w:val="true"/>
+              <w:overflowPunct w:val="true"/>
+              <w:bidi w:val="0"/>
+              <w:spacing w:lineRule="auto" w:line="276" w:before="0" w:after="0"/>
+              <w:ind w:hanging="283" w:start="680" w:end="0"/>
+              <w:jc w:val="start"/>
+              <w:rPr/>
+            </w:pPr>
+            <w:r>
+              <w:rPr>
+                <w:rFonts w:eastAsia="Noto Serif CJK SC" w:cs="Noto Sans Devanagari"/>
+                <w:color w:val="auto"/>
+                <w:kern w:val="2"/>
+                <w:sz w:val="18"/>
+                <w:szCs w:val="18"/>
+                <w:lang w:val="fr-FR" w:eastAsia="zh-CN" w:bidi="hi-IN"/>
+              </w:rPr>
+              <w:t xml:space="preserve">Press </w:t>
+            </w:r>
+            <w:r>
+              <w:rPr>
+                <w:rStyle w:val="Strong"/>
+                <w:rFonts w:eastAsia="Noto Serif CJK SC" w:cs="Noto Sans Devanagari"/>
+                <w:color w:val="auto"/>
+                <w:kern w:val="2"/>
+                <w:sz w:val="18"/>
+                <w:szCs w:val="18"/>
+                <w:lang w:val="fr-FR" w:eastAsia="zh-CN" w:bidi="hi-IN"/>
+              </w:rPr>
+              <w:t>A2</w:t>
+            </w:r>
+            <w:r>
+              <w:rPr>
+                <w:rFonts w:eastAsia="Noto Serif CJK SC" w:cs="Noto Sans Devanagari"/>
+                <w:color w:val="auto"/>
+                <w:kern w:val="2"/>
+                <w:sz w:val="18"/>
+                <w:szCs w:val="18"/>
+                <w:lang w:val="fr-FR" w:eastAsia="zh-CN" w:bidi="hi-IN"/>
+              </w:rPr>
+              <w:t xml:space="preserve"> to decrease </w:t>
+            </w:r>
+            <w:r>
+              <w:rPr>
+                <w:rFonts w:eastAsia="Noto Serif CJK SC" w:cs="Noto Sans Devanagari"/>
+                <w:color w:val="auto"/>
+                <w:kern w:val="2"/>
+                <w:sz w:val="18"/>
+                <w:szCs w:val="18"/>
+                <w:lang w:val="fr-FR" w:eastAsia="zh-CN" w:bidi="hi-IN"/>
+              </w:rPr>
+              <w:t>the value</w:t>
+            </w:r>
+          </w:p>
+          <w:p>
+            <w:pPr>
+              <w:pStyle w:val="BodyText"/>
+              <w:widowControl/>
+              <w:numPr>
+                <w:ilvl w:val="1"/>
+                <w:numId w:val="7"/>
+              </w:numPr>
+              <w:suppressAutoHyphens w:val="true"/>
+              <w:overflowPunct w:val="true"/>
+              <w:bidi w:val="0"/>
+              <w:spacing w:lineRule="auto" w:line="276" w:before="0" w:after="0"/>
+              <w:ind w:hanging="283" w:start="680" w:end="0"/>
+              <w:jc w:val="start"/>
+              <w:rPr/>
+            </w:pPr>
+            <w:r>
+              <w:rPr>
+                <w:rFonts w:eastAsia="Noto Serif CJK SC" w:cs="Noto Sans Devanagari"/>
+                <w:color w:val="auto"/>
+                <w:kern w:val="2"/>
+                <w:sz w:val="18"/>
+                <w:szCs w:val="18"/>
+                <w:lang w:val="fr-FR" w:eastAsia="zh-CN" w:bidi="hi-IN"/>
+              </w:rPr>
+              <w:t>Values range from 1 to 99</w:t>
+            </w:r>
+          </w:p>
+          <w:p>
+            <w:pPr>
+              <w:pStyle w:val="BodyText"/>
+              <w:widowControl/>
+              <w:numPr>
+                <w:ilvl w:val="0"/>
+                <w:numId w:val="7"/>
+              </w:numPr>
+              <w:suppressAutoHyphens w:val="true"/>
+              <w:overflowPunct w:val="false"/>
+              <w:bidi w:val="0"/>
+              <w:spacing w:before="0" w:after="0"/>
+              <w:ind w:hanging="170" w:start="283" w:end="0"/>
+              <w:jc w:val="start"/>
+              <w:rPr/>
+            </w:pPr>
+            <w:r>
+              <w:rPr>
+                <w:rFonts w:eastAsia="Noto Serif CJK SC" w:cs="Noto Sans Devanagari"/>
+                <w:color w:val="auto"/>
+                <w:kern w:val="2"/>
+                <w:sz w:val="18"/>
+                <w:szCs w:val="18"/>
+                <w:lang w:val="fr-FR" w:eastAsia="zh-CN" w:bidi="hi-IN"/>
+              </w:rPr>
+              <w:t xml:space="preserve">Press </w:t>
+            </w:r>
+            <w:r>
+              <w:rPr>
+                <w:rStyle w:val="Strong"/>
+                <w:rFonts w:eastAsia="Noto Serif CJK SC" w:cs="Noto Sans Devanagari"/>
+                <w:color w:val="auto"/>
+                <w:kern w:val="2"/>
+                <w:sz w:val="18"/>
+                <w:szCs w:val="18"/>
+                <w:lang w:val="fr-FR" w:eastAsia="zh-CN" w:bidi="hi-IN"/>
+              </w:rPr>
+              <w:t>A0</w:t>
+            </w:r>
+            <w:r>
+              <w:rPr>
+                <w:rFonts w:eastAsia="Noto Serif CJK SC" w:cs="Noto Sans Devanagari"/>
+                <w:color w:val="auto"/>
+                <w:kern w:val="2"/>
+                <w:sz w:val="18"/>
+                <w:szCs w:val="18"/>
+                <w:lang w:val="fr-FR" w:eastAsia="zh-CN" w:bidi="hi-IN"/>
+              </w:rPr>
+              <w:t xml:space="preserve"> to confirm the Code Key</w:t>
+            </w:r>
+          </w:p>
+          <w:p>
+            <w:pPr>
+              <w:pStyle w:val="BodyText"/>
+              <w:widowControl/>
+              <w:numPr>
+                <w:ilvl w:val="0"/>
+                <w:numId w:val="7"/>
+              </w:numPr>
+              <w:tabs>
+                <w:tab w:val="clear" w:pos="720"/>
+                <w:tab w:val="left" w:pos="400" w:leader="none"/>
+              </w:tabs>
+              <w:suppressAutoHyphens w:val="true"/>
+              <w:overflowPunct w:val="false"/>
+              <w:bidi w:val="0"/>
+              <w:spacing w:before="0" w:after="0"/>
+              <w:ind w:hanging="170" w:start="283" w:end="0"/>
+              <w:jc w:val="start"/>
+              <w:rPr/>
+            </w:pPr>
+            <w:r>
+              <w:rPr>
+                <w:rFonts w:eastAsia="Noto Serif CJK SC" w:cs="Noto Sans Devanagari"/>
+                <w:color w:val="auto"/>
+                <w:kern w:val="2"/>
+                <w:sz w:val="18"/>
+                <w:szCs w:val="18"/>
+                <w:lang w:val="fr-FR" w:eastAsia="zh-CN" w:bidi="hi-IN"/>
+              </w:rPr>
+              <w:t xml:space="preserve">Press </w:t>
+            </w:r>
+            <w:r>
+              <w:rPr>
+                <w:rStyle w:val="Strong"/>
+                <w:rFonts w:eastAsia="Noto Serif CJK SC" w:cs="Noto Sans Devanagari"/>
+                <w:color w:val="auto"/>
+                <w:kern w:val="2"/>
+                <w:sz w:val="18"/>
+                <w:szCs w:val="18"/>
+                <w:lang w:val="fr-FR" w:eastAsia="zh-CN" w:bidi="hi-IN"/>
+              </w:rPr>
+              <w:t>A0</w:t>
+            </w:r>
+            <w:r>
+              <w:rPr>
+                <w:rFonts w:eastAsia="Noto Serif CJK SC" w:cs="Noto Sans Devanagari"/>
+                <w:color w:val="auto"/>
+                <w:kern w:val="2"/>
+                <w:sz w:val="18"/>
+                <w:szCs w:val="18"/>
+                <w:lang w:val="fr-FR" w:eastAsia="zh-CN" w:bidi="hi-IN"/>
+              </w:rPr>
+              <w:t xml:space="preserve"> again to validate (OK)</w:t>
+            </w:r>
+          </w:p>
+          <w:p>
+            <w:pPr>
+              <w:pStyle w:val="BodyText"/>
+              <w:widowControl/>
+              <w:numPr>
+                <w:ilvl w:val="0"/>
+                <w:numId w:val="7"/>
+              </w:numPr>
+              <w:tabs>
+                <w:tab w:val="clear" w:pos="720"/>
+                <w:tab w:val="left" w:pos="400" w:leader="none"/>
+              </w:tabs>
+              <w:suppressAutoHyphens w:val="true"/>
+              <w:overflowPunct w:val="false"/>
+              <w:bidi w:val="0"/>
+              <w:spacing w:before="0" w:after="0"/>
+              <w:ind w:hanging="170" w:start="283" w:end="0"/>
+              <w:jc w:val="start"/>
+              <w:rPr/>
+            </w:pPr>
+            <w:r>
+              <w:drawing>
+                <wp:anchor behindDoc="0" distT="0" distB="0" distL="0" distR="0" simplePos="0" locked="0" layoutInCell="0" allowOverlap="1" relativeHeight="8">
+                  <wp:simplePos x="0" y="0"/>
+                  <wp:positionH relativeFrom="column">
+                    <wp:posOffset>4389755</wp:posOffset>
+                  </wp:positionH>
+                  <wp:positionV relativeFrom="paragraph">
+                    <wp:posOffset>381635</wp:posOffset>
+                  </wp:positionV>
+                  <wp:extent cx="1108710" cy="1101725"/>
+                  <wp:effectExtent l="0" t="0" r="0" b="0"/>
+                  <wp:wrapTopAndBottom/>
+                  <wp:docPr id="7" name="Image6" descr="" title=""/>
+                  <wp:cNvGraphicFramePr>
+                    <a:graphicFrameLocks xmlns:a="http://schemas.openxmlformats.org/drawingml/2006/main" noChangeAspect="1"/>
+                  </wp:cNvGraphicFramePr>
+                  <a:graphic xmlns:a="http://schemas.openxmlformats.org/drawingml/2006/main">
+                    <a:graphicData uri="http://schemas.openxmlformats.org/drawingml/2006/picture">
+                      <pic:pic xmlns:pic="http://schemas.openxmlformats.org/drawingml/2006/picture">
+                        <pic:nvPicPr>
+                          <pic:cNvPr id="7" name="Image6" descr="" title=""/>
+                          <pic:cNvPicPr>
+                            <a:picLocks noChangeAspect="1" noChangeArrowheads="1"/>
+                          </pic:cNvPicPr>
+                        </pic:nvPicPr>
+                        <pic:blipFill>
+                          <a:blip r:embed="rId9"/>
+                          <a:stretch>
+                            <a:fillRect/>
+                          </a:stretch>
+                        </pic:blipFill>
+                        <pic:spPr bwMode="auto">
+                          <a:xfrm>
+                            <a:off x="0" y="0"/>
+                            <a:ext cx="1108710" cy="1101725"/>
+                          </a:xfrm>
+                          <a:prstGeom prst="rect">
+                            <a:avLst/>
+                          </a:prstGeom>
+                        </pic:spPr>
+                      </pic:pic>
+                    </a:graphicData>
+                  </a:graphic>
+                </wp:anchor>
+              </w:drawing>
+              <w:drawing>
+                <wp:anchor behindDoc="0" distT="0" distB="0" distL="0" distR="0" simplePos="0" locked="0" layoutInCell="0" allowOverlap="1" relativeHeight="10">
+                  <wp:simplePos x="0" y="0"/>
+                  <wp:positionH relativeFrom="column">
+                    <wp:posOffset>1102360</wp:posOffset>
+                  </wp:positionH>
+                  <wp:positionV relativeFrom="paragraph">
+                    <wp:posOffset>389255</wp:posOffset>
+                  </wp:positionV>
+                  <wp:extent cx="1113790" cy="1106170"/>
+                  <wp:effectExtent l="0" t="0" r="0" b="0"/>
+                  <wp:wrapTopAndBottom/>
+                  <wp:docPr id="8" name="Image5" descr="" title=""/>
+                  <wp:cNvGraphicFramePr>
+                    <a:graphicFrameLocks xmlns:a="http://schemas.openxmlformats.org/drawingml/2006/main" noChangeAspect="1"/>
+                  </wp:cNvGraphicFramePr>
+                  <a:graphic xmlns:a="http://schemas.openxmlformats.org/drawingml/2006/main">
+                    <a:graphicData uri="http://schemas.openxmlformats.org/drawingml/2006/picture">
+                      <pic:pic xmlns:pic="http://schemas.openxmlformats.org/drawingml/2006/picture">
+                        <pic:nvPicPr>
+                          <pic:cNvPr id="8" name="Image5" descr="" title=""/>
+                          <pic:cNvPicPr>
+                            <a:picLocks noChangeAspect="1" noChangeArrowheads="1"/>
+                          </pic:cNvPicPr>
+                        </pic:nvPicPr>
+                        <pic:blipFill>
+                          <a:blip r:embed="rId10"/>
+                          <a:stretch>
+                            <a:fillRect/>
+                          </a:stretch>
+                        </pic:blipFill>
+                        <pic:spPr bwMode="auto">
+                          <a:xfrm>
+                            <a:off x="0" y="0"/>
+                            <a:ext cx="1113790" cy="1106170"/>
+                          </a:xfrm>
+                          <a:prstGeom prst="rect">
+                            <a:avLst/>
+                          </a:prstGeom>
+                        </pic:spPr>
+                      </pic:pic>
+                    </a:graphicData>
+                  </a:graphic>
+                </wp:anchor>
+              </w:drawing>
+            </w:r>
+            <w:r>
+              <w:rPr>
+                <w:rFonts w:eastAsia="Noto Serif CJK SC" w:cs="Noto Sans Devanagari"/>
+                <w:color w:val="auto"/>
+                <w:kern w:val="2"/>
+                <w:sz w:val="18"/>
+                <w:szCs w:val="18"/>
+                <w:lang w:val="fr-FR" w:eastAsia="zh-CN" w:bidi="hi-IN"/>
+              </w:rPr>
+              <w:t xml:space="preserve">The Pedro transmitter </w:t>
+            </w:r>
+            <w:r>
+              <w:rPr>
+                <w:rFonts w:eastAsia="Noto Serif CJK SC" w:cs="Noto Sans Devanagari"/>
+                <w:b/>
+                <w:bCs/>
+                <w:color w:val="auto"/>
+                <w:kern w:val="2"/>
+                <w:sz w:val="18"/>
+                <w:szCs w:val="18"/>
+                <w:lang w:val="fr-FR" w:eastAsia="zh-CN" w:bidi="hi-IN"/>
+              </w:rPr>
+              <w:t>TX</w:t>
+            </w:r>
+            <w:r>
+              <w:rPr>
+                <w:rFonts w:eastAsia="Noto Serif CJK SC" w:cs="Noto Sans Devanagari"/>
+                <w:color w:val="auto"/>
+                <w:kern w:val="2"/>
+                <w:sz w:val="18"/>
+                <w:szCs w:val="18"/>
+                <w:lang w:val="fr-FR" w:eastAsia="zh-CN" w:bidi="hi-IN"/>
+              </w:rPr>
+              <w:t xml:space="preserve"> </w:t>
+            </w:r>
+            <w:r>
+              <w:rPr>
+                <w:rFonts w:eastAsia="Noto Serif CJK SC" w:cs="Noto Sans Devanagari"/>
+                <w:color w:val="auto"/>
+                <w:kern w:val="2"/>
+                <w:sz w:val="18"/>
+                <w:szCs w:val="18"/>
+                <w:lang w:val="fr-FR" w:eastAsia="zh-CN" w:bidi="hi-IN"/>
+              </w:rPr>
+              <w:t>should display that screen with the code key selected (code key 10 for this exemple)</w:t>
+            </w:r>
+            <w:r>
+              <w:rPr>
+                <w:sz w:val="18"/>
+                <w:szCs w:val="18"/>
+              </w:rPr>
+              <w:br/>
+            </w:r>
+          </w:p>
+        </w:tc>
+        <w:tc>
+          <w:tcPr>
+            <w:tcW w:w="5162" w:type="dxa"/>
+            <w:tcBorders>
+              <w:start w:val="single" w:sz="4" w:space="0" w:color="000000"/>
+              <w:bottom w:val="single" w:sz="4" w:space="0" w:color="000000"/>
+              <w:end w:val="single" w:sz="4" w:space="0" w:color="000000"/>
+            </w:tcBorders>
+          </w:tcPr>
+          <w:p>
+            <w:pPr>
+              <w:pStyle w:val="BodyText"/>
+              <w:widowControl/>
+              <w:numPr>
+                <w:ilvl w:val="0"/>
+                <w:numId w:val="8"/>
+              </w:numPr>
+              <w:suppressAutoHyphens w:val="true"/>
+              <w:overflowPunct w:val="false"/>
+              <w:bidi w:val="0"/>
+              <w:spacing w:before="0" w:after="0"/>
+              <w:ind w:hanging="170" w:start="283" w:end="0"/>
+              <w:jc w:val="start"/>
+              <w:rPr/>
+            </w:pPr>
+            <w:r>
+              <w:rPr>
+                <w:rFonts w:eastAsia="Noto Serif CJK SC" w:cs="Noto Sans Devanagari"/>
+                <w:color w:val="auto"/>
+                <w:kern w:val="2"/>
+                <w:sz w:val="18"/>
+                <w:szCs w:val="18"/>
+                <w:lang w:val="fr-FR" w:eastAsia="zh-CN" w:bidi="hi-IN"/>
+              </w:rPr>
+              <w:t xml:space="preserve">Insert the </w:t>
+            </w:r>
+            <w:r>
+              <w:rPr>
+                <w:rStyle w:val="Strong"/>
+                <w:rFonts w:eastAsia="Noto Serif CJK SC" w:cs="Noto Sans Devanagari"/>
+                <w:color w:val="auto"/>
+                <w:kern w:val="2"/>
+                <w:sz w:val="18"/>
+                <w:szCs w:val="18"/>
+                <w:lang w:val="fr-FR" w:eastAsia="zh-CN" w:bidi="hi-IN"/>
+              </w:rPr>
+              <w:t>NRF24L01 modules</w:t>
+            </w:r>
+          </w:p>
+          <w:p>
+            <w:pPr>
+              <w:pStyle w:val="BodyText"/>
+              <w:widowControl/>
+              <w:numPr>
+                <w:ilvl w:val="0"/>
+                <w:numId w:val="8"/>
+              </w:numPr>
+              <w:suppressAutoHyphens w:val="true"/>
+              <w:overflowPunct w:val="false"/>
+              <w:bidi w:val="0"/>
+              <w:spacing w:before="0" w:after="0"/>
+              <w:ind w:hanging="170" w:start="283" w:end="0"/>
+              <w:jc w:val="start"/>
+              <w:rPr/>
+            </w:pPr>
+            <w:r>
+              <w:rPr>
+                <w:rFonts w:eastAsia="Noto Serif CJK SC" w:cs="Noto Sans Devanagari"/>
+                <w:color w:val="auto"/>
+                <w:kern w:val="2"/>
+                <w:sz w:val="18"/>
+                <w:szCs w:val="18"/>
+                <w:lang w:val="fr-FR" w:eastAsia="zh-CN" w:bidi="hi-IN"/>
+              </w:rPr>
+              <w:t xml:space="preserve">Set Pedro’s switch </w:t>
+            </w:r>
+            <w:r>
+              <w:rPr>
+                <w:rStyle w:val="Strong"/>
+                <w:rFonts w:eastAsia="Noto Serif CJK SC" w:cs="Noto Sans Devanagari"/>
+                <w:color w:val="auto"/>
+                <w:kern w:val="2"/>
+                <w:sz w:val="18"/>
+                <w:szCs w:val="18"/>
+                <w:lang w:val="fr-FR" w:eastAsia="zh-CN" w:bidi="hi-IN"/>
+              </w:rPr>
+              <w:t>NRF → BT → WiFi</w:t>
+            </w:r>
+            <w:r>
+              <w:rPr>
+                <w:rFonts w:eastAsia="Noto Serif CJK SC" w:cs="Noto Sans Devanagari"/>
+                <w:color w:val="auto"/>
+                <w:kern w:val="2"/>
+                <w:sz w:val="18"/>
+                <w:szCs w:val="18"/>
+                <w:lang w:val="fr-FR" w:eastAsia="zh-CN" w:bidi="hi-IN"/>
+              </w:rPr>
+              <w:t xml:space="preserve"> to </w:t>
+            </w:r>
+            <w:r>
+              <w:rPr>
+                <w:rStyle w:val="Strong"/>
+                <w:rFonts w:eastAsia="Noto Serif CJK SC" w:cs="Noto Sans Devanagari"/>
+                <w:color w:val="auto"/>
+                <w:kern w:val="2"/>
+                <w:sz w:val="18"/>
+                <w:szCs w:val="18"/>
+                <w:lang w:val="fr-FR" w:eastAsia="zh-CN" w:bidi="hi-IN"/>
+              </w:rPr>
+              <w:t>NRF</w:t>
+            </w:r>
+          </w:p>
+          <w:p>
+            <w:pPr>
+              <w:pStyle w:val="BodyText"/>
+              <w:widowControl/>
+              <w:numPr>
+                <w:ilvl w:val="0"/>
+                <w:numId w:val="8"/>
+              </w:numPr>
+              <w:suppressAutoHyphens w:val="true"/>
+              <w:overflowPunct w:val="false"/>
+              <w:bidi w:val="0"/>
+              <w:spacing w:before="0" w:after="0"/>
+              <w:ind w:hanging="170" w:start="283" w:end="0"/>
+              <w:jc w:val="start"/>
+              <w:rPr/>
+            </w:pPr>
+            <w:r>
+              <w:rPr>
+                <w:rFonts w:eastAsia="Noto Serif CJK SC" w:cs="Noto Sans Devanagari"/>
+                <w:color w:val="auto"/>
+                <w:kern w:val="2"/>
+                <w:sz w:val="18"/>
+                <w:szCs w:val="18"/>
+                <w:lang w:val="fr-FR" w:eastAsia="zh-CN" w:bidi="hi-IN"/>
+              </w:rPr>
+              <w:t xml:space="preserve">Restart </w:t>
+            </w:r>
+            <w:r>
+              <w:rPr>
+                <w:rFonts w:eastAsia="Noto Serif CJK SC" w:cs="Noto Sans Devanagari"/>
+                <w:color w:val="auto"/>
+                <w:kern w:val="2"/>
+                <w:sz w:val="18"/>
+                <w:szCs w:val="18"/>
+                <w:lang w:val="fr-FR" w:eastAsia="zh-CN" w:bidi="hi-IN"/>
+              </w:rPr>
+              <w:t>the</w:t>
+            </w:r>
+            <w:r>
+              <w:rPr>
+                <w:rFonts w:eastAsia="Noto Serif CJK SC" w:cs="Noto Sans Devanagari"/>
+                <w:color w:val="auto"/>
+                <w:kern w:val="2"/>
+                <w:sz w:val="18"/>
+                <w:szCs w:val="18"/>
+                <w:lang w:val="fr-FR" w:eastAsia="zh-CN" w:bidi="hi-IN"/>
+              </w:rPr>
+              <w:t xml:space="preserve"> robot</w:t>
+            </w:r>
+          </w:p>
+          <w:p>
+            <w:pPr>
+              <w:pStyle w:val="BodyText"/>
+              <w:widowControl/>
+              <w:numPr>
+                <w:ilvl w:val="0"/>
+                <w:numId w:val="8"/>
+              </w:numPr>
+              <w:suppressAutoHyphens w:val="true"/>
+              <w:overflowPunct w:val="false"/>
+              <w:bidi w:val="0"/>
+              <w:spacing w:before="0" w:after="0"/>
+              <w:ind w:hanging="170" w:start="283" w:end="0"/>
+              <w:jc w:val="start"/>
+              <w:rPr/>
+            </w:pPr>
+            <w:r>
+              <w:rPr>
+                <w:rFonts w:eastAsia="Noto Serif CJK SC" w:cs="Noto Sans Devanagari"/>
+                <w:color w:val="auto"/>
+                <w:kern w:val="2"/>
+                <w:sz w:val="18"/>
+                <w:szCs w:val="18"/>
+                <w:lang w:val="fr-FR" w:eastAsia="zh-CN" w:bidi="hi-IN"/>
+              </w:rPr>
+              <w:t xml:space="preserve">Enter the </w:t>
+            </w:r>
+            <w:r>
+              <w:rPr>
+                <w:rStyle w:val="Strong"/>
+                <w:rFonts w:eastAsia="Noto Serif CJK SC" w:cs="Noto Sans Devanagari"/>
+                <w:color w:val="auto"/>
+                <w:kern w:val="2"/>
+                <w:sz w:val="18"/>
+                <w:szCs w:val="18"/>
+                <w:lang w:val="fr-FR" w:eastAsia="zh-CN" w:bidi="hi-IN"/>
+              </w:rPr>
+              <w:t>Select Mode</w:t>
+            </w:r>
+            <w:r>
+              <w:rPr>
+                <w:rFonts w:eastAsia="Noto Serif CJK SC" w:cs="Noto Sans Devanagari"/>
+                <w:color w:val="auto"/>
+                <w:kern w:val="2"/>
+                <w:sz w:val="18"/>
+                <w:szCs w:val="18"/>
+                <w:lang w:val="fr-FR" w:eastAsia="zh-CN" w:bidi="hi-IN"/>
+              </w:rPr>
+              <w:t xml:space="preserve"> menu (hold </w:t>
+            </w:r>
+            <w:r>
+              <w:rPr>
+                <w:rStyle w:val="Strong"/>
+                <w:rFonts w:eastAsia="Noto Serif CJK SC" w:cs="Noto Sans Devanagari"/>
+                <w:color w:val="auto"/>
+                <w:kern w:val="2"/>
+                <w:sz w:val="18"/>
+                <w:szCs w:val="18"/>
+                <w:lang w:val="fr-FR" w:eastAsia="zh-CN" w:bidi="hi-IN"/>
+              </w:rPr>
+              <w:t>A0</w:t>
+            </w:r>
+            <w:r>
+              <w:rPr>
+                <w:rFonts w:eastAsia="Noto Serif CJK SC" w:cs="Noto Sans Devanagari"/>
+                <w:color w:val="auto"/>
+                <w:kern w:val="2"/>
+                <w:sz w:val="18"/>
+                <w:szCs w:val="18"/>
+                <w:lang w:val="fr-FR" w:eastAsia="zh-CN" w:bidi="hi-IN"/>
+              </w:rPr>
+              <w:t xml:space="preserve"> for 4 seconds)</w:t>
+            </w:r>
+          </w:p>
+          <w:p>
+            <w:pPr>
+              <w:pStyle w:val="BodyText"/>
+              <w:widowControl/>
+              <w:numPr>
+                <w:ilvl w:val="0"/>
+                <w:numId w:val="8"/>
+              </w:numPr>
+              <w:suppressAutoHyphens w:val="true"/>
+              <w:overflowPunct w:val="false"/>
+              <w:bidi w:val="0"/>
+              <w:spacing w:before="0" w:after="0"/>
+              <w:ind w:hanging="170" w:start="283" w:end="0"/>
+              <w:jc w:val="start"/>
+              <w:rPr/>
+            </w:pPr>
+            <w:r>
+              <w:rPr>
+                <w:rFonts w:eastAsia="Noto Serif CJK SC" w:cs="Noto Sans Devanagari"/>
+                <w:color w:val="auto"/>
+                <w:kern w:val="2"/>
+                <w:sz w:val="18"/>
+                <w:szCs w:val="18"/>
+                <w:lang w:val="fr-FR" w:eastAsia="zh-CN" w:bidi="hi-IN"/>
+              </w:rPr>
+              <w:t xml:space="preserve">Select </w:t>
+            </w:r>
+            <w:r>
+              <w:rPr>
+                <w:rStyle w:val="Strong"/>
+                <w:rFonts w:eastAsia="Noto Serif CJK SC" w:cs="Noto Sans Devanagari"/>
+                <w:color w:val="auto"/>
+                <w:kern w:val="2"/>
+                <w:sz w:val="18"/>
+                <w:szCs w:val="18"/>
+                <w:lang w:val="fr-FR" w:eastAsia="zh-CN" w:bidi="hi-IN"/>
+              </w:rPr>
+              <w:t>Radio mode</w:t>
+            </w:r>
+            <w:r>
+              <w:rPr>
+                <w:rFonts w:eastAsia="Noto Serif CJK SC" w:cs="Noto Sans Devanagari"/>
+                <w:color w:val="auto"/>
+                <w:kern w:val="2"/>
+                <w:sz w:val="18"/>
+                <w:szCs w:val="18"/>
+                <w:lang w:val="fr-FR" w:eastAsia="zh-CN" w:bidi="hi-IN"/>
+              </w:rPr>
+              <w:t xml:space="preserve"> from the menu and press </w:t>
+            </w:r>
+            <w:r>
+              <w:rPr>
+                <w:rStyle w:val="Strong"/>
+                <w:rFonts w:eastAsia="Noto Serif CJK SC" w:cs="Noto Sans Devanagari"/>
+                <w:color w:val="auto"/>
+                <w:kern w:val="2"/>
+                <w:sz w:val="18"/>
+                <w:szCs w:val="18"/>
+                <w:lang w:val="fr-FR" w:eastAsia="zh-CN" w:bidi="hi-IN"/>
+              </w:rPr>
+              <w:t>A0</w:t>
+            </w:r>
+            <w:r>
+              <w:rPr>
+                <w:rFonts w:eastAsia="Noto Serif CJK SC" w:cs="Noto Sans Devanagari"/>
+                <w:color w:val="auto"/>
+                <w:kern w:val="2"/>
+                <w:sz w:val="18"/>
+                <w:szCs w:val="18"/>
+                <w:lang w:val="fr-FR" w:eastAsia="zh-CN" w:bidi="hi-IN"/>
+              </w:rPr>
+              <w:t xml:space="preserve"> to confirm</w:t>
+            </w:r>
+          </w:p>
+          <w:p>
+            <w:pPr>
+              <w:pStyle w:val="BodyText"/>
+              <w:widowControl/>
+              <w:numPr>
+                <w:ilvl w:val="0"/>
+                <w:numId w:val="8"/>
+              </w:numPr>
+              <w:suppressAutoHyphens w:val="true"/>
+              <w:overflowPunct w:val="false"/>
+              <w:bidi w:val="0"/>
+              <w:spacing w:before="0" w:after="0"/>
+              <w:ind w:hanging="170" w:start="283" w:end="0"/>
+              <w:jc w:val="start"/>
+              <w:rPr/>
+            </w:pPr>
+            <w:r>
+              <w:rPr>
+                <w:rFonts w:eastAsia="Noto Serif CJK SC" w:cs="Noto Sans Devanagari"/>
+                <w:color w:val="auto"/>
+                <w:kern w:val="2"/>
+                <w:sz w:val="18"/>
+                <w:szCs w:val="18"/>
+                <w:lang w:val="fr-FR" w:eastAsia="zh-CN" w:bidi="hi-IN"/>
+              </w:rPr>
+              <w:t xml:space="preserve">Define the robot’s </w:t>
+            </w:r>
+            <w:r>
+              <w:rPr>
+                <w:rFonts w:eastAsia="Noto Serif CJK SC" w:cs="Noto Sans Devanagari"/>
+                <w:color w:val="auto"/>
+                <w:kern w:val="2"/>
+                <w:sz w:val="18"/>
+                <w:szCs w:val="18"/>
+                <w:lang w:val="fr-FR" w:eastAsia="zh-CN" w:bidi="hi-IN"/>
+              </w:rPr>
+              <w:t>type</w:t>
+            </w:r>
+            <w:r>
+              <w:rPr>
+                <w:rFonts w:eastAsia="Noto Serif CJK SC" w:cs="Noto Sans Devanagari"/>
+                <w:color w:val="auto"/>
+                <w:kern w:val="2"/>
+                <w:sz w:val="18"/>
+                <w:szCs w:val="18"/>
+                <w:lang w:val="fr-FR" w:eastAsia="zh-CN" w:bidi="hi-IN"/>
+              </w:rPr>
+              <w:t xml:space="preserve">: press </w:t>
+            </w:r>
+            <w:r>
+              <w:rPr>
+                <w:rStyle w:val="Strong"/>
+                <w:rFonts w:eastAsia="Noto Serif CJK SC" w:cs="Noto Sans Devanagari"/>
+                <w:color w:val="auto"/>
+                <w:kern w:val="2"/>
+                <w:sz w:val="18"/>
+                <w:szCs w:val="18"/>
+                <w:lang w:val="fr-FR" w:eastAsia="zh-CN" w:bidi="hi-IN"/>
+              </w:rPr>
+              <w:t>A1</w:t>
+            </w:r>
+            <w:r>
+              <w:rPr>
+                <w:rFonts w:eastAsia="Noto Serif CJK SC" w:cs="Noto Sans Devanagari"/>
+                <w:color w:val="auto"/>
+                <w:kern w:val="2"/>
+                <w:sz w:val="18"/>
+                <w:szCs w:val="18"/>
+                <w:lang w:val="fr-FR" w:eastAsia="zh-CN" w:bidi="hi-IN"/>
+              </w:rPr>
+              <w:t xml:space="preserve"> to select </w:t>
+            </w:r>
+            <w:r>
+              <w:rPr>
+                <w:rStyle w:val="Strong"/>
+                <w:rFonts w:eastAsia="Noto Serif CJK SC" w:cs="Noto Sans Devanagari"/>
+                <w:color w:val="auto"/>
+                <w:kern w:val="2"/>
+                <w:sz w:val="18"/>
+                <w:szCs w:val="18"/>
+                <w:lang w:val="fr-FR" w:eastAsia="zh-CN" w:bidi="hi-IN"/>
+              </w:rPr>
+              <w:t>RECEIVER</w:t>
+            </w:r>
+          </w:p>
+          <w:p>
+            <w:pPr>
+              <w:pStyle w:val="BodyText"/>
+              <w:widowControl/>
+              <w:numPr>
+                <w:ilvl w:val="0"/>
+                <w:numId w:val="8"/>
+              </w:numPr>
+              <w:suppressAutoHyphens w:val="true"/>
+              <w:overflowPunct w:val="false"/>
+              <w:bidi w:val="0"/>
+              <w:spacing w:before="0" w:after="0"/>
+              <w:ind w:hanging="170" w:start="283" w:end="0"/>
+              <w:jc w:val="start"/>
+              <w:rPr/>
+            </w:pPr>
+            <w:r>
+              <w:rPr>
+                <w:rFonts w:eastAsia="Noto Serif CJK SC" w:cs="Noto Sans Devanagari"/>
+                <w:color w:val="auto"/>
+                <w:kern w:val="2"/>
+                <w:sz w:val="18"/>
+                <w:szCs w:val="18"/>
+                <w:lang w:val="fr-FR" w:eastAsia="zh-CN" w:bidi="hi-IN"/>
+              </w:rPr>
+              <w:t xml:space="preserve">Press </w:t>
+            </w:r>
+            <w:r>
+              <w:rPr>
+                <w:rStyle w:val="Strong"/>
+                <w:rFonts w:eastAsia="Noto Serif CJK SC" w:cs="Noto Sans Devanagari"/>
+                <w:color w:val="auto"/>
+                <w:kern w:val="2"/>
+                <w:sz w:val="18"/>
+                <w:szCs w:val="18"/>
+                <w:lang w:val="fr-FR" w:eastAsia="zh-CN" w:bidi="hi-IN"/>
+              </w:rPr>
+              <w:t>A0</w:t>
+            </w:r>
+            <w:r>
+              <w:rPr>
+                <w:rFonts w:eastAsia="Noto Serif CJK SC" w:cs="Noto Sans Devanagari"/>
+                <w:color w:val="auto"/>
+                <w:kern w:val="2"/>
+                <w:sz w:val="18"/>
+                <w:szCs w:val="18"/>
+                <w:lang w:val="fr-FR" w:eastAsia="zh-CN" w:bidi="hi-IN"/>
+              </w:rPr>
+              <w:t xml:space="preserve"> to confirm the role</w:t>
+            </w:r>
+          </w:p>
+          <w:p>
+            <w:pPr>
+              <w:pStyle w:val="BodyText"/>
+              <w:widowControl/>
+              <w:numPr>
+                <w:ilvl w:val="0"/>
+                <w:numId w:val="8"/>
+              </w:numPr>
+              <w:suppressAutoHyphens w:val="true"/>
+              <w:overflowPunct w:val="false"/>
+              <w:bidi w:val="0"/>
+              <w:spacing w:before="0" w:after="0"/>
+              <w:ind w:hanging="170" w:start="283" w:end="0"/>
+              <w:jc w:val="start"/>
+              <w:rPr/>
+            </w:pPr>
+            <w:r>
+              <w:rPr>
+                <w:rFonts w:eastAsia="Noto Serif CJK SC" w:cs="Noto Sans Devanagari"/>
+                <w:color w:val="auto"/>
+                <w:kern w:val="2"/>
+                <w:sz w:val="18"/>
+                <w:szCs w:val="18"/>
+                <w:lang w:val="fr-FR" w:eastAsia="zh-CN" w:bidi="hi-IN"/>
+              </w:rPr>
+              <w:t xml:space="preserve">Set </w:t>
+            </w:r>
+            <w:r>
+              <w:rPr>
+                <w:rFonts w:eastAsia="Noto Serif CJK SC" w:cs="Noto Sans Devanagari"/>
+                <w:color w:val="auto"/>
+                <w:kern w:val="2"/>
+                <w:sz w:val="18"/>
+                <w:szCs w:val="18"/>
+                <w:lang w:val="fr-FR" w:eastAsia="zh-CN" w:bidi="hi-IN"/>
+              </w:rPr>
+              <w:t>the</w:t>
+            </w:r>
+            <w:r>
+              <w:rPr>
+                <w:rFonts w:eastAsia="Noto Serif CJK SC" w:cs="Noto Sans Devanagari"/>
+                <w:color w:val="auto"/>
+                <w:kern w:val="2"/>
+                <w:sz w:val="18"/>
+                <w:szCs w:val="18"/>
+                <w:lang w:val="fr-FR" w:eastAsia="zh-CN" w:bidi="hi-IN"/>
+              </w:rPr>
+              <w:t xml:space="preserve"> Code Key </w:t>
+            </w:r>
+            <w:r>
+              <w:rPr>
+                <w:rFonts w:eastAsia="Noto Serif CJK SC" w:cs="Noto Sans Devanagari"/>
+                <w:color w:val="auto"/>
+                <w:kern w:val="2"/>
+                <w:sz w:val="18"/>
+                <w:szCs w:val="18"/>
+                <w:lang w:val="fr-FR" w:eastAsia="zh-CN" w:bidi="hi-IN"/>
+              </w:rPr>
+              <w:t>(same value for transmitter and receiver)</w:t>
+            </w:r>
+            <w:r>
+              <w:rPr>
+                <w:rFonts w:eastAsia="Noto Serif CJK SC" w:cs="Noto Sans Devanagari"/>
+                <w:color w:val="auto"/>
+                <w:kern w:val="2"/>
+                <w:sz w:val="18"/>
+                <w:szCs w:val="18"/>
+                <w:lang w:val="fr-FR" w:eastAsia="zh-CN" w:bidi="hi-IN"/>
+              </w:rPr>
+              <w:t xml:space="preserve">: </w:t>
+            </w:r>
+          </w:p>
+          <w:p>
+            <w:pPr>
+              <w:pStyle w:val="BodyText"/>
+              <w:widowControl/>
+              <w:numPr>
+                <w:ilvl w:val="1"/>
+                <w:numId w:val="8"/>
+              </w:numPr>
+              <w:suppressAutoHyphens w:val="true"/>
+              <w:overflowPunct w:val="true"/>
+              <w:bidi w:val="0"/>
+              <w:spacing w:before="0" w:after="0"/>
+              <w:ind w:hanging="283" w:start="680" w:end="0"/>
+              <w:jc w:val="start"/>
+              <w:rPr/>
+            </w:pPr>
+            <w:r>
+              <w:rPr>
+                <w:rFonts w:eastAsia="Noto Serif CJK SC" w:cs="Noto Sans Devanagari"/>
+                <w:color w:val="auto"/>
+                <w:kern w:val="2"/>
+                <w:sz w:val="18"/>
+                <w:szCs w:val="18"/>
+                <w:lang w:val="fr-FR" w:eastAsia="zh-CN" w:bidi="hi-IN"/>
+              </w:rPr>
+              <w:t xml:space="preserve">Press </w:t>
+            </w:r>
+            <w:r>
+              <w:rPr>
+                <w:rStyle w:val="Strong"/>
+                <w:rFonts w:eastAsia="Noto Serif CJK SC" w:cs="Noto Sans Devanagari"/>
+                <w:color w:val="auto"/>
+                <w:kern w:val="2"/>
+                <w:sz w:val="18"/>
+                <w:szCs w:val="18"/>
+                <w:lang w:val="fr-FR" w:eastAsia="zh-CN" w:bidi="hi-IN"/>
+              </w:rPr>
+              <w:t>A1</w:t>
+            </w:r>
+            <w:r>
+              <w:rPr>
+                <w:rFonts w:eastAsia="Noto Serif CJK SC" w:cs="Noto Sans Devanagari"/>
+                <w:color w:val="auto"/>
+                <w:kern w:val="2"/>
+                <w:sz w:val="18"/>
+                <w:szCs w:val="18"/>
+                <w:lang w:val="fr-FR" w:eastAsia="zh-CN" w:bidi="hi-IN"/>
+              </w:rPr>
+              <w:t xml:space="preserve"> to increase the value</w:t>
+            </w:r>
+          </w:p>
+          <w:p>
+            <w:pPr>
+              <w:pStyle w:val="BodyText"/>
+              <w:widowControl/>
+              <w:numPr>
+                <w:ilvl w:val="1"/>
+                <w:numId w:val="8"/>
+              </w:numPr>
+              <w:suppressAutoHyphens w:val="true"/>
+              <w:overflowPunct w:val="true"/>
+              <w:bidi w:val="0"/>
+              <w:spacing w:before="0" w:after="0"/>
+              <w:ind w:hanging="283" w:start="680" w:end="0"/>
+              <w:jc w:val="start"/>
+              <w:rPr/>
+            </w:pPr>
+            <w:r>
+              <w:rPr>
+                <w:rFonts w:eastAsia="Noto Serif CJK SC" w:cs="Noto Sans Devanagari"/>
+                <w:color w:val="auto"/>
+                <w:kern w:val="2"/>
+                <w:sz w:val="18"/>
+                <w:szCs w:val="18"/>
+                <w:lang w:val="fr-FR" w:eastAsia="zh-CN" w:bidi="hi-IN"/>
+              </w:rPr>
+              <w:t xml:space="preserve">Press </w:t>
+            </w:r>
+            <w:r>
+              <w:rPr>
+                <w:rStyle w:val="Strong"/>
+                <w:rFonts w:eastAsia="Noto Serif CJK SC" w:cs="Noto Sans Devanagari"/>
+                <w:color w:val="auto"/>
+                <w:kern w:val="2"/>
+                <w:sz w:val="18"/>
+                <w:szCs w:val="18"/>
+                <w:lang w:val="fr-FR" w:eastAsia="zh-CN" w:bidi="hi-IN"/>
+              </w:rPr>
+              <w:t>A2</w:t>
+            </w:r>
+            <w:r>
+              <w:rPr>
+                <w:rFonts w:eastAsia="Noto Serif CJK SC" w:cs="Noto Sans Devanagari"/>
+                <w:color w:val="auto"/>
+                <w:kern w:val="2"/>
+                <w:sz w:val="18"/>
+                <w:szCs w:val="18"/>
+                <w:lang w:val="fr-FR" w:eastAsia="zh-CN" w:bidi="hi-IN"/>
+              </w:rPr>
+              <w:t xml:space="preserve"> to decrease </w:t>
+            </w:r>
+            <w:r>
+              <w:rPr>
+                <w:rFonts w:eastAsia="Noto Serif CJK SC" w:cs="Noto Sans Devanagari"/>
+                <w:color w:val="auto"/>
+                <w:kern w:val="2"/>
+                <w:sz w:val="18"/>
+                <w:szCs w:val="18"/>
+                <w:lang w:val="fr-FR" w:eastAsia="zh-CN" w:bidi="hi-IN"/>
+              </w:rPr>
+              <w:t>the value</w:t>
+            </w:r>
+          </w:p>
+          <w:p>
+            <w:pPr>
+              <w:pStyle w:val="BodyText"/>
+              <w:widowControl/>
+              <w:numPr>
+                <w:ilvl w:val="1"/>
+                <w:numId w:val="8"/>
+              </w:numPr>
+              <w:suppressAutoHyphens w:val="true"/>
+              <w:overflowPunct w:val="true"/>
+              <w:bidi w:val="0"/>
+              <w:spacing w:before="0" w:after="0"/>
+              <w:ind w:hanging="283" w:start="680" w:end="0"/>
+              <w:jc w:val="start"/>
+              <w:rPr/>
+            </w:pPr>
+            <w:r>
+              <w:rPr>
+                <w:rFonts w:eastAsia="Noto Serif CJK SC" w:cs="Noto Sans Devanagari"/>
+                <w:color w:val="auto"/>
+                <w:kern w:val="2"/>
+                <w:sz w:val="18"/>
+                <w:szCs w:val="18"/>
+                <w:lang w:val="fr-FR" w:eastAsia="zh-CN" w:bidi="hi-IN"/>
+              </w:rPr>
+              <w:t>Values range from 1 to 99</w:t>
+            </w:r>
+          </w:p>
+          <w:p>
+            <w:pPr>
+              <w:pStyle w:val="BodyText"/>
+              <w:widowControl/>
+              <w:numPr>
+                <w:ilvl w:val="0"/>
+                <w:numId w:val="8"/>
+              </w:numPr>
+              <w:suppressAutoHyphens w:val="true"/>
+              <w:overflowPunct w:val="false"/>
+              <w:bidi w:val="0"/>
+              <w:spacing w:before="0" w:after="0"/>
+              <w:ind w:hanging="170" w:start="283" w:end="0"/>
+              <w:jc w:val="start"/>
+              <w:rPr/>
+            </w:pPr>
+            <w:r>
+              <w:rPr>
+                <w:rFonts w:eastAsia="Noto Serif CJK SC" w:cs="Noto Sans Devanagari"/>
+                <w:color w:val="auto"/>
+                <w:kern w:val="2"/>
+                <w:sz w:val="18"/>
+                <w:szCs w:val="18"/>
+                <w:lang w:val="fr-FR" w:eastAsia="zh-CN" w:bidi="hi-IN"/>
+              </w:rPr>
+              <w:t xml:space="preserve">Press </w:t>
+            </w:r>
+            <w:r>
+              <w:rPr>
+                <w:rStyle w:val="Strong"/>
+                <w:rFonts w:eastAsia="Noto Serif CJK SC" w:cs="Noto Sans Devanagari"/>
+                <w:color w:val="auto"/>
+                <w:kern w:val="2"/>
+                <w:sz w:val="18"/>
+                <w:szCs w:val="18"/>
+                <w:lang w:val="fr-FR" w:eastAsia="zh-CN" w:bidi="hi-IN"/>
+              </w:rPr>
+              <w:t>A0</w:t>
+            </w:r>
+            <w:r>
+              <w:rPr>
+                <w:rFonts w:eastAsia="Noto Serif CJK SC" w:cs="Noto Sans Devanagari"/>
+                <w:color w:val="auto"/>
+                <w:kern w:val="2"/>
+                <w:sz w:val="18"/>
+                <w:szCs w:val="18"/>
+                <w:lang w:val="fr-FR" w:eastAsia="zh-CN" w:bidi="hi-IN"/>
+              </w:rPr>
+              <w:t xml:space="preserve"> to confirm the Code Key</w:t>
+            </w:r>
+          </w:p>
+          <w:p>
+            <w:pPr>
+              <w:pStyle w:val="BodyText"/>
+              <w:widowControl/>
+              <w:numPr>
+                <w:ilvl w:val="0"/>
+                <w:numId w:val="8"/>
+              </w:numPr>
+              <w:tabs>
+                <w:tab w:val="clear" w:pos="720"/>
+                <w:tab w:val="left" w:pos="400" w:leader="none"/>
+              </w:tabs>
+              <w:suppressAutoHyphens w:val="true"/>
+              <w:overflowPunct w:val="false"/>
+              <w:bidi w:val="0"/>
+              <w:spacing w:before="0" w:after="0"/>
+              <w:ind w:hanging="170" w:start="283" w:end="0"/>
+              <w:jc w:val="start"/>
+              <w:rPr/>
+            </w:pPr>
+            <w:r>
+              <w:rPr>
+                <w:rFonts w:eastAsia="Noto Serif CJK SC" w:cs="Noto Sans Devanagari"/>
+                <w:color w:val="auto"/>
+                <w:kern w:val="2"/>
+                <w:sz w:val="18"/>
+                <w:szCs w:val="18"/>
+                <w:lang w:val="fr-FR" w:eastAsia="zh-CN" w:bidi="hi-IN"/>
+              </w:rPr>
+              <w:t xml:space="preserve">Press </w:t>
+            </w:r>
+            <w:r>
+              <w:rPr>
+                <w:rStyle w:val="Strong"/>
+                <w:rFonts w:eastAsia="Noto Serif CJK SC" w:cs="Noto Sans Devanagari"/>
+                <w:color w:val="auto"/>
+                <w:kern w:val="2"/>
+                <w:sz w:val="18"/>
+                <w:szCs w:val="18"/>
+                <w:lang w:val="fr-FR" w:eastAsia="zh-CN" w:bidi="hi-IN"/>
+              </w:rPr>
+              <w:t>A0</w:t>
+            </w:r>
+            <w:r>
+              <w:rPr>
+                <w:rFonts w:eastAsia="Noto Serif CJK SC" w:cs="Noto Sans Devanagari"/>
+                <w:color w:val="auto"/>
+                <w:kern w:val="2"/>
+                <w:sz w:val="18"/>
+                <w:szCs w:val="18"/>
+                <w:lang w:val="fr-FR" w:eastAsia="zh-CN" w:bidi="hi-IN"/>
+              </w:rPr>
+              <w:t xml:space="preserve"> again to validate (OK)</w:t>
+            </w:r>
+          </w:p>
+          <w:p>
+            <w:pPr>
+              <w:pStyle w:val="BodyText"/>
+              <w:widowControl/>
+              <w:numPr>
+                <w:ilvl w:val="0"/>
+                <w:numId w:val="8"/>
+              </w:numPr>
+              <w:tabs>
+                <w:tab w:val="clear" w:pos="720"/>
+                <w:tab w:val="left" w:pos="400" w:leader="none"/>
+              </w:tabs>
+              <w:suppressAutoHyphens w:val="true"/>
+              <w:overflowPunct w:val="false"/>
+              <w:bidi w:val="0"/>
+              <w:spacing w:before="0" w:after="0"/>
+              <w:ind w:hanging="170" w:start="283" w:end="0"/>
+              <w:jc w:val="start"/>
+              <w:rPr/>
+            </w:pPr>
+            <w:r>
+              <w:rPr>
+                <w:rFonts w:eastAsia="Noto Serif CJK SC" w:cs="Noto Sans Devanagari"/>
+                <w:color w:val="auto"/>
+                <w:kern w:val="2"/>
+                <w:sz w:val="18"/>
+                <w:szCs w:val="18"/>
+                <w:lang w:val="fr-FR" w:eastAsia="zh-CN" w:bidi="hi-IN"/>
+              </w:rPr>
+              <w:t>T</w:t>
+            </w:r>
+            <w:r>
+              <w:rPr>
+                <w:rFonts w:eastAsia="Noto Serif CJK SC" w:cs="Noto Sans Devanagari"/>
+                <w:color w:val="auto"/>
+                <w:kern w:val="2"/>
+                <w:sz w:val="18"/>
+                <w:szCs w:val="18"/>
+                <w:lang w:val="fr-FR" w:eastAsia="zh-CN" w:bidi="hi-IN"/>
+              </w:rPr>
+              <w:t xml:space="preserve">he Pedro receiver </w:t>
+            </w:r>
+            <w:r>
+              <w:rPr>
+                <w:rFonts w:eastAsia="Noto Serif CJK SC" w:cs="Noto Sans Devanagari"/>
+                <w:b/>
+                <w:bCs/>
+                <w:color w:val="auto"/>
+                <w:kern w:val="2"/>
+                <w:sz w:val="18"/>
+                <w:szCs w:val="18"/>
+                <w:lang w:val="fr-FR" w:eastAsia="zh-CN" w:bidi="hi-IN"/>
+              </w:rPr>
+              <w:t>RX</w:t>
+            </w:r>
+            <w:r>
+              <w:rPr>
+                <w:rFonts w:eastAsia="Noto Serif CJK SC" w:cs="Noto Sans Devanagari"/>
+                <w:color w:val="auto"/>
+                <w:kern w:val="2"/>
+                <w:sz w:val="18"/>
+                <w:szCs w:val="18"/>
+                <w:lang w:val="fr-FR" w:eastAsia="zh-CN" w:bidi="hi-IN"/>
+              </w:rPr>
+              <w:t xml:space="preserve"> </w:t>
+            </w:r>
+            <w:r>
+              <w:rPr>
+                <w:rFonts w:eastAsia="Noto Serif CJK SC" w:cs="Noto Sans Devanagari"/>
+                <w:color w:val="auto"/>
+                <w:kern w:val="2"/>
+                <w:sz w:val="18"/>
+                <w:szCs w:val="18"/>
+                <w:lang w:val="fr-FR" w:eastAsia="zh-CN" w:bidi="hi-IN"/>
+              </w:rPr>
+              <w:t>should display that screen with the code key selected (code key 10 for this exemple)</w:t>
+            </w:r>
+          </w:p>
+        </w:tc>
+      </w:tr>
+      <w:tr>
+        <w:trPr>
+          <w:trHeight w:val="600" w:hRule="atLeast"/>
+        </w:trPr>
+        <w:tc>
+          <w:tcPr>
+            <w:tcW w:w="10375" w:type="dxa"/>
+            <w:gridSpan w:val="2"/>
+            <w:tcBorders>
+              <w:top w:val="single" w:sz="4" w:space="0" w:color="000000"/>
+              <w:start w:val="single" w:sz="4" w:space="0" w:color="000000"/>
+              <w:bottom w:val="single" w:sz="4" w:space="0" w:color="000000"/>
+              <w:end w:val="single" w:sz="4" w:space="0" w:color="000000"/>
+            </w:tcBorders>
+          </w:tcPr>
+          <w:p>
+            <w:pPr>
+              <w:pStyle w:val="BlockQuotation"/>
+              <w:widowControl/>
+              <w:numPr>
+                <w:ilvl w:val="0"/>
+                <w:numId w:val="0"/>
+              </w:numPr>
+              <w:suppressAutoHyphens w:val="true"/>
+              <w:overflowPunct w:val="false"/>
+              <w:bidi w:val="0"/>
+              <w:spacing w:before="0" w:after="283"/>
+              <w:ind w:hanging="0" w:start="0" w:end="0"/>
+              <w:jc w:val="center"/>
+              <w:rPr/>
+            </w:pPr>
+            <w:r>
+              <w:rPr>
+                <w:rStyle w:val="Strong"/>
+                <w:b w:val="false"/>
+                <w:bCs w:val="false"/>
+                <w:sz w:val="18"/>
+                <w:szCs w:val="18"/>
+                <w:u w:val="none"/>
+              </w:rPr>
+              <w:t>💡</w:t>
+            </w:r>
+            <w:r>
+              <w:rPr>
+                <w:rStyle w:val="Strong"/>
+                <w:sz w:val="18"/>
+                <w:szCs w:val="18"/>
+                <w:u w:val="single"/>
+              </w:rPr>
+              <w:t>Note</w:t>
+            </w:r>
+            <w:r>
+              <w:rPr>
+                <w:rStyle w:val="Strong"/>
+                <w:sz w:val="18"/>
+                <w:szCs w:val="18"/>
+              </w:rPr>
+              <w:t>:</w:t>
+            </w:r>
+            <w:r>
+              <w:rPr>
+                <w:sz w:val="18"/>
+                <w:szCs w:val="18"/>
+              </w:rPr>
+              <w:t xml:space="preserve">  </w:t>
+            </w:r>
+            <w:r>
+              <w:rPr>
+                <w:sz w:val="18"/>
+                <w:szCs w:val="18"/>
+              </w:rPr>
+              <w:t>T</w:t>
+            </w:r>
+            <w:r>
+              <w:rPr>
+                <w:sz w:val="18"/>
+                <w:szCs w:val="18"/>
+              </w:rPr>
+              <w:t xml:space="preserve">he transmitter and </w:t>
+            </w:r>
+            <w:r>
+              <w:rPr>
+                <w:sz w:val="18"/>
+                <w:szCs w:val="18"/>
+              </w:rPr>
+              <w:t>the r</w:t>
+            </w:r>
+            <w:r>
+              <w:rPr>
+                <w:sz w:val="18"/>
+                <w:szCs w:val="18"/>
+              </w:rPr>
+              <w:t xml:space="preserve">eceiver must use the same </w:t>
+            </w:r>
+            <w:r>
+              <w:rPr>
+                <w:b/>
+                <w:bCs/>
+                <w:sz w:val="18"/>
+                <w:szCs w:val="18"/>
+              </w:rPr>
+              <w:t>Code Key</w:t>
+            </w:r>
+            <w:r>
+              <w:rPr>
+                <w:sz w:val="18"/>
+                <w:szCs w:val="18"/>
+              </w:rPr>
+              <w:t xml:space="preserve"> to establish communication.</w:t>
+              <w:br/>
+              <w:t>👉 Think of it like a password for communication.</w:t>
+            </w:r>
+          </w:p>
+        </w:tc>
+      </w:tr>
+    </w:tbl>
+    <w:p>
+      <w:pPr>
+        <w:pStyle w:val="Heading3"/>
+        <w:keepNext w:val="true"/>
         <w:widowControl/>
         <w:suppressAutoHyphens w:val="true"/>
         <w:overflowPunct w:val="true"/>
         <w:bidi w:val="0"/>
-        <w:spacing w:before="0" w:after="283"/>
-        <w:ind w:hanging="0" w:start="0" w:end="0"/>
         <w:jc w:val="start"/>
         <w:rPr/>
       </w:pPr>
-      <w:r>
+      <w:bookmarkStart w:id="8" w:name="__RefHeading___Toc1108_1529543413"/>
+      <w:bookmarkEnd w:id="8"/>
+      <w:r>
+        <w:rPr>
+          <w:rStyle w:val="Strong"/>
+          <w:b/>
+          <w:bCs/>
+          <w:color w:val="auto"/>
+          <w:kern w:val="2"/>
+          <w:lang w:val="fr-FR" w:eastAsia="zh-CN" w:bidi="hi-IN"/>
+        </w:rPr>
+        <w:t>3.2 Radio Mode Configuration Overview</w:t>
+      </w:r>
+    </w:p>
+    <w:p>
+      <w:pPr>
+        <w:pStyle w:val="BodyText"/>
+        <w:widowControl/>
+        <w:suppressAutoHyphens w:val="true"/>
+        <w:overflowPunct w:val="true"/>
+        <w:bidi w:val="0"/>
+        <w:jc w:val="start"/>
+        <w:rPr>
+          <w:rStyle w:val="Strong"/>
+          <w:rFonts w:ascii="Liberation Serif" w:hAnsi="Liberation Serif" w:eastAsia="Noto Serif CJK SC" w:cs="Noto Sans Devanagari"/>
+          <w:color w:val="auto"/>
+          <w:kern w:val="2"/>
+          <w:sz w:val="24"/>
+          <w:szCs w:val="24"/>
+          <w:lang w:val="fr-FR" w:eastAsia="zh-CN" w:bidi="hi-IN"/>
+        </w:rPr>
+      </w:pPr>
+      <w:r>
+        <w:rPr/>
+      </w:r>
+    </w:p>
+    <w:p>
+      <w:pPr>
+        <w:pStyle w:val="Heading2"/>
+        <w:keepNext w:val="true"/>
+        <w:widowControl/>
+        <w:suppressAutoHyphens w:val="true"/>
+        <w:overflowPunct w:val="true"/>
+        <w:bidi w:val="0"/>
+        <w:ind w:hanging="0" w:start="0"/>
+        <w:jc w:val="start"/>
         <w:rPr>
           <w:rStyle w:val="Strong"/>
           <w:b w:val="false"/>
@@ -4824,868 +6324,669 @@
           <w:szCs w:val="24"/>
           <w:u w:val="none"/>
         </w:rPr>
-        <w:t>💡</w:t>
-      </w:r>
-      <w:r>
-        <w:rPr>
-          <w:rStyle w:val="Strong"/>
-          <w:sz w:val="24"/>
-          <w:szCs w:val="24"/>
-          <w:u w:val="single"/>
-        </w:rPr>
-        <w:t>Note</w:t>
-      </w:r>
-      <w:r>
-        <w:rPr>
-          <w:rStyle w:val="Strong"/>
-          <w:sz w:val="24"/>
-          <w:szCs w:val="24"/>
-        </w:rPr>
-        <w:t>:</w:t>
-      </w:r>
-      <w:r>
-        <w:rPr>
-          <w:sz w:val="24"/>
-          <w:szCs w:val="24"/>
-        </w:rPr>
-        <w:t xml:space="preserve"> Both the transmitter and receiver must use the same Code Key to establish communication.</w:t>
-        <w:br/>
-        <w:t>👉 Think of it like a password for communication</w:t>
-      </w:r>
-    </w:p>
-    <w:p>
-      <w:pPr>
-        <w:pStyle w:val="BodyText"/>
-        <w:widowControl/>
-        <w:numPr>
-          <w:ilvl w:val="0"/>
-          <w:numId w:val="3"/>
-        </w:numPr>
-        <w:suppressAutoHyphens w:val="true"/>
-        <w:overflowPunct w:val="true"/>
-        <w:bidi w:val="0"/>
-        <w:spacing w:before="0" w:after="0"/>
-        <w:ind w:hanging="340" w:start="340" w:end="0"/>
-        <w:jc w:val="start"/>
-        <w:rPr/>
-      </w:pPr>
-      <w:r>
-        <w:rPr>
-          <w:rFonts w:eastAsia="Noto Serif CJK SC" w:cs="Noto Sans Devanagari"/>
-          <w:color w:val="auto"/>
-          <w:kern w:val="2"/>
-          <w:sz w:val="24"/>
-          <w:szCs w:val="24"/>
-          <w:lang w:val="fr-FR" w:eastAsia="zh-CN" w:bidi="hi-IN"/>
-        </w:rPr>
-        <w:t xml:space="preserve">Press </w:t>
-      </w:r>
-      <w:r>
-        <w:rPr>
-          <w:rStyle w:val="Strong"/>
-          <w:rFonts w:eastAsia="Noto Serif CJK SC" w:cs="Noto Sans Devanagari"/>
-          <w:color w:val="auto"/>
-          <w:kern w:val="2"/>
-          <w:sz w:val="24"/>
-          <w:szCs w:val="24"/>
-          <w:lang w:val="fr-FR" w:eastAsia="zh-CN" w:bidi="hi-IN"/>
-        </w:rPr>
-        <w:t>A0</w:t>
-      </w:r>
-      <w:r>
-        <w:rPr>
-          <w:rFonts w:eastAsia="Noto Serif CJK SC" w:cs="Noto Sans Devanagari"/>
-          <w:color w:val="auto"/>
-          <w:kern w:val="2"/>
-          <w:sz w:val="24"/>
-          <w:szCs w:val="24"/>
-          <w:lang w:val="fr-FR" w:eastAsia="zh-CN" w:bidi="hi-IN"/>
-        </w:rPr>
-        <w:t xml:space="preserve"> to confirm the Code Key.</w:t>
-      </w:r>
-    </w:p>
-    <w:p>
-      <w:pPr>
-        <w:pStyle w:val="BodyText"/>
-        <w:widowControl/>
-        <w:numPr>
-          <w:ilvl w:val="0"/>
-          <w:numId w:val="3"/>
-        </w:numPr>
-        <w:suppressAutoHyphens w:val="true"/>
-        <w:overflowPunct w:val="true"/>
-        <w:bidi w:val="0"/>
-        <w:spacing w:before="0" w:after="0"/>
-        <w:ind w:hanging="340" w:start="340" w:end="0"/>
-        <w:jc w:val="start"/>
-        <w:rPr/>
-      </w:pPr>
-      <w:r>
-        <w:rPr>
-          <w:rFonts w:eastAsia="Noto Serif CJK SC" w:cs="Noto Sans Devanagari"/>
-          <w:color w:val="auto"/>
-          <w:kern w:val="2"/>
-          <w:sz w:val="24"/>
-          <w:szCs w:val="24"/>
-          <w:lang w:val="fr-FR" w:eastAsia="zh-CN" w:bidi="hi-IN"/>
-        </w:rPr>
-        <w:t xml:space="preserve">Press </w:t>
-      </w:r>
-      <w:r>
-        <w:rPr>
-          <w:rStyle w:val="Strong"/>
-          <w:rFonts w:eastAsia="Noto Serif CJK SC" w:cs="Noto Sans Devanagari"/>
-          <w:color w:val="auto"/>
-          <w:kern w:val="2"/>
-          <w:sz w:val="24"/>
-          <w:szCs w:val="24"/>
-          <w:lang w:val="fr-FR" w:eastAsia="zh-CN" w:bidi="hi-IN"/>
-        </w:rPr>
-        <w:t>A0</w:t>
-      </w:r>
-      <w:r>
-        <w:rPr>
-          <w:rFonts w:eastAsia="Noto Serif CJK SC" w:cs="Noto Sans Devanagari"/>
-          <w:color w:val="auto"/>
-          <w:kern w:val="2"/>
-          <w:sz w:val="24"/>
-          <w:szCs w:val="24"/>
-          <w:lang w:val="fr-FR" w:eastAsia="zh-CN" w:bidi="hi-IN"/>
-        </w:rPr>
-        <w:t xml:space="preserve"> again to valid</w:t>
-      </w:r>
-      <w:r>
-        <w:rPr>
-          <w:sz w:val="24"/>
-          <w:szCs w:val="24"/>
-        </w:rPr>
-        <w:t>ate (</w:t>
-      </w:r>
-      <w:r>
-        <w:rPr>
-          <w:b/>
-          <w:bCs/>
-          <w:sz w:val="24"/>
-          <w:szCs w:val="24"/>
-        </w:rPr>
-        <w:t>OK</w:t>
-      </w:r>
-      <w:r>
-        <w:rPr>
-          <w:sz w:val="24"/>
-          <w:szCs w:val="24"/>
-        </w:rPr>
-        <w:t xml:space="preserve">). </w:t>
-        <w:br/>
-      </w:r>
-    </w:p>
-    <w:p>
-      <w:pPr>
-        <w:pStyle w:val="BodyText"/>
-        <w:widowControl/>
-        <w:suppressAutoHyphens w:val="true"/>
-        <w:overflowPunct w:val="true"/>
-        <w:bidi w:val="0"/>
-        <w:spacing w:before="0" w:after="0"/>
-        <w:ind w:hanging="340" w:start="340" w:end="0"/>
-        <w:jc w:val="start"/>
-        <w:rPr>
-          <w:sz w:val="24"/>
-          <w:szCs w:val="24"/>
-        </w:rPr>
-      </w:pPr>
-      <w:r>
-        <w:rPr>
-          <w:sz w:val="24"/>
-          <w:szCs w:val="24"/>
-        </w:rPr>
-      </w:r>
-    </w:p>
-    <w:p>
-      <w:pPr>
-        <w:pStyle w:val="BodyText"/>
-        <w:widowControl/>
-        <w:suppressAutoHyphens w:val="true"/>
-        <w:overflowPunct w:val="true"/>
-        <w:bidi w:val="0"/>
-        <w:spacing w:before="0" w:after="0"/>
-        <w:ind w:hanging="340" w:start="340" w:end="0"/>
-        <w:jc w:val="start"/>
-        <w:rPr>
-          <w:sz w:val="24"/>
-          <w:szCs w:val="24"/>
-        </w:rPr>
-      </w:pPr>
-      <w:r>
-        <w:rPr>
-          <w:sz w:val="24"/>
-          <w:szCs w:val="24"/>
-        </w:rPr>
-      </w:r>
-    </w:p>
-    <w:p>
-      <w:pPr>
-        <w:pStyle w:val="Heading2"/>
-        <w:keepNext w:val="true"/>
-        <w:widowControl/>
-        <w:suppressAutoHyphens w:val="true"/>
-        <w:overflowPunct w:val="false"/>
-        <w:bidi w:val="0"/>
-        <w:ind w:hanging="0" w:start="0"/>
-        <w:jc w:val="start"/>
-        <w:rPr/>
-      </w:pPr>
-      <w:r>
-        <w:rPr/>
-        <mc:AlternateContent>
-          <mc:Choice Requires="wps">
-            <w:drawing>
-              <wp:anchor behindDoc="0" distT="0" distB="0" distL="0" distR="0" simplePos="0" locked="0" layoutInCell="0" allowOverlap="1" relativeHeight="7">
-                <wp:simplePos x="0" y="0"/>
-                <wp:positionH relativeFrom="column">
-                  <wp:posOffset>1357630</wp:posOffset>
-                </wp:positionH>
-                <wp:positionV relativeFrom="paragraph">
-                  <wp:posOffset>76835</wp:posOffset>
-                </wp:positionV>
-                <wp:extent cx="3562985" cy="4780915"/>
-                <wp:effectExtent l="0" t="0" r="0" b="0"/>
-                <wp:wrapSquare wrapText="largest"/>
-                <wp:docPr id="7" name="Frame1"/>
-                <a:graphic xmlns:a="http://schemas.openxmlformats.org/drawingml/2006/main">
-                  <a:graphicData uri="http://schemas.microsoft.com/office/word/2010/wordprocessingShape">
-                    <wps:wsp>
-                      <wps:cNvSpPr/>
-                      <wps:spPr>
-                        <a:xfrm>
-                          <a:off x="0" y="0"/>
-                          <a:ext cx="3562920" cy="4780800"/>
-                        </a:xfrm>
-                        <a:prstGeom prst="rect">
-                          <a:avLst/>
-                        </a:prstGeom>
-                        <a:solidFill>
-                          <a:srgbClr val="ffffff"/>
-                        </a:solidFill>
-                        <a:ln w="0">
-                          <a:noFill/>
-                        </a:ln>
-                      </wps:spPr>
-                      <wps:style>
-                        <a:lnRef idx="0"/>
-                        <a:fillRef idx="0"/>
-                        <a:effectRef idx="0"/>
-                        <a:fontRef idx="minor"/>
-                      </wps:style>
-                      <wps:txbx>
-                        <w:txbxContent>
-                          <w:p>
-                            <w:pPr>
-                              <w:pStyle w:val="Figure"/>
-                              <w:spacing w:before="120" w:after="120"/>
-                              <w:jc w:val="center"/>
-                              <w:rPr/>
-                            </w:pPr>
-                            <w:r>
-                              <w:rPr/>
-                              <w:drawing>
-                                <wp:inline distT="0" distB="0" distL="0" distR="0">
-                                  <wp:extent cx="3562985" cy="4453255"/>
-                                  <wp:effectExtent l="0" t="0" r="0" b="0"/>
-                                  <wp:docPr id="9" name="Image4" descr="" title=""/>
-                                  <wp:cNvGraphicFramePr>
-                                    <a:graphicFrameLocks xmlns:a="http://schemas.openxmlformats.org/drawingml/2006/main" noChangeAspect="1"/>
-                                  </wp:cNvGraphicFramePr>
-                                  <a:graphic xmlns:a="http://schemas.openxmlformats.org/drawingml/2006/main">
-                                    <a:graphicData uri="http://schemas.openxmlformats.org/drawingml/2006/picture">
-                                      <pic:pic xmlns:pic="http://schemas.openxmlformats.org/drawingml/2006/picture">
-                                        <pic:nvPicPr>
-                                          <pic:cNvPr id="9" name="Image4" descr="" title=""/>
-                                          <pic:cNvPicPr>
-                                            <a:picLocks noChangeAspect="1" noChangeArrowheads="1"/>
-                                          </pic:cNvPicPr>
-                                        </pic:nvPicPr>
-                                        <pic:blipFill>
-                                          <a:blip r:embed="rId9"/>
-                                          <a:srcRect l="-396" t="0" r="-396" b="0"/>
-                                          <a:stretch>
-                                            <a:fillRect/>
-                                          </a:stretch>
-                                        </pic:blipFill>
-                                        <pic:spPr bwMode="auto">
-                                          <a:xfrm>
-                                            <a:off x="0" y="0"/>
-                                            <a:ext cx="3562985" cy="4453255"/>
-                                          </a:xfrm>
-                                          <a:prstGeom prst="rect">
-                                            <a:avLst/>
-                                          </a:prstGeom>
-                                        </pic:spPr>
-                                      </pic:pic>
-                                    </a:graphicData>
-                                  </a:graphic>
-                                </wp:inline>
-                              </w:drawing>
-                            </w:r>
-                            <w:r>
-                              <w:rPr/>
-                              <w:t>Radio Mode Configuration Overview</w:t>
-                            </w:r>
-                          </w:p>
-                        </w:txbxContent>
-                      </wps:txbx>
-                      <wps:bodyPr lIns="0" rIns="0" tIns="0" bIns="0" anchor="t">
-                        <a:noAutofit/>
-                      </wps:bodyPr>
-                    </wps:wsp>
-                  </a:graphicData>
-                </a:graphic>
-              </wp:anchor>
-            </w:drawing>
-          </mc:Choice>
-          <mc:Fallback>
-            <w:pict>
-              <v:rect id="shape_0" ID="Frame1" path="m0,0l-2147483645,0l-2147483645,-2147483646l0,-2147483646xe" fillcolor="white" stroked="f" o:allowincell="f" style="position:absolute;margin-left:106.9pt;margin-top:6.05pt;width:280.5pt;height:376.4pt;mso-wrap-style:square;v-text-anchor:top">
-                <v:fill o:detectmouseclick="t" type="solid" color2="black"/>
-                <v:stroke color="#3465a4" joinstyle="round" endcap="flat"/>
-                <v:textbox>
-                  <w:txbxContent>
-                    <w:p>
-                      <w:pPr>
-                        <w:pStyle w:val="Figure"/>
-                        <w:spacing w:before="120" w:after="120"/>
-                        <w:jc w:val="center"/>
-                        <w:rPr/>
-                      </w:pPr>
-                      <w:r>
-                        <w:rPr/>
-                        <w:drawing>
-                          <wp:inline distT="0" distB="0" distL="0" distR="0">
-                            <wp:extent cx="3562985" cy="4453255"/>
-                            <wp:effectExtent l="0" t="0" r="0" b="0"/>
-                            <wp:docPr id="10" name="Image4" descr="" title=""/>
-                            <wp:cNvGraphicFramePr>
-                              <a:graphicFrameLocks xmlns:a="http://schemas.openxmlformats.org/drawingml/2006/main" noChangeAspect="1"/>
-                            </wp:cNvGraphicFramePr>
-                            <a:graphic xmlns:a="http://schemas.openxmlformats.org/drawingml/2006/main">
-                              <a:graphicData uri="http://schemas.openxmlformats.org/drawingml/2006/picture">
-                                <pic:pic xmlns:pic="http://schemas.openxmlformats.org/drawingml/2006/picture">
-                                  <pic:nvPicPr>
-                                    <pic:cNvPr id="10" name="Image4" descr="" title=""/>
-                                    <pic:cNvPicPr>
-                                      <a:picLocks noChangeAspect="1" noChangeArrowheads="1"/>
-                                    </pic:cNvPicPr>
-                                  </pic:nvPicPr>
-                                  <pic:blipFill>
-                                    <a:blip r:embed="rId10"/>
-                                    <a:srcRect l="-396" t="0" r="-396" b="0"/>
-                                    <a:stretch>
-                                      <a:fillRect/>
-                                    </a:stretch>
-                                  </pic:blipFill>
-                                  <pic:spPr bwMode="auto">
-                                    <a:xfrm>
-                                      <a:off x="0" y="0"/>
-                                      <a:ext cx="3562985" cy="4453255"/>
-                                    </a:xfrm>
-                                    <a:prstGeom prst="rect">
-                                      <a:avLst/>
-                                    </a:prstGeom>
-                                  </pic:spPr>
-                                </pic:pic>
-                              </a:graphicData>
-                            </a:graphic>
-                          </wp:inline>
-                        </w:drawing>
-                      </w:r>
-                      <w:r>
-                        <w:rPr/>
-                        <w:t>Radio Mode Configuration Overview</w:t>
-                      </w:r>
-                    </w:p>
-                  </w:txbxContent>
-                </v:textbox>
-                <w10:wrap type="square" side="largest"/>
-              </v:rect>
-            </w:pict>
-          </mc:Fallback>
-        </mc:AlternateContent>
-      </w:r>
-    </w:p>
-    <w:p>
-      <w:pPr>
-        <w:pStyle w:val="BlockQuotation"/>
-        <w:widowControl/>
-        <w:suppressAutoHyphens w:val="true"/>
-        <w:overflowPunct w:val="true"/>
-        <w:bidi w:val="0"/>
-        <w:spacing w:before="0" w:after="283"/>
-        <w:ind w:hanging="0" w:start="0" w:end="0"/>
-        <w:jc w:val="start"/>
-        <w:rPr>
-          <w:rStyle w:val="Strong"/>
+      </w:pPr>
+      <w:r>
+        <w:rPr>
           <w:b w:val="false"/>
           <w:bCs w:val="false"/>
           <w:sz w:val="24"/>
           <w:szCs w:val="24"/>
           <w:u w:val="none"/>
         </w:rPr>
-      </w:pPr>
-      <w:r>
-        <w:rPr>
+        <w:drawing>
+          <wp:anchor behindDoc="0" distT="0" distB="0" distL="0" distR="0" simplePos="0" locked="0" layoutInCell="0" allowOverlap="1" relativeHeight="9">
+            <wp:simplePos x="0" y="0"/>
+            <wp:positionH relativeFrom="column">
+              <wp:align>center</wp:align>
+            </wp:positionH>
+            <wp:positionV relativeFrom="paragraph">
+              <wp:posOffset>635</wp:posOffset>
+            </wp:positionV>
+            <wp:extent cx="5370830" cy="6712585"/>
+            <wp:effectExtent l="0" t="0" r="0" b="0"/>
+            <wp:wrapSquare wrapText="largest"/>
+            <wp:docPr id="9" name="Image4" descr="" title=""/>
+            <wp:cNvGraphicFramePr>
+              <a:graphicFrameLocks xmlns:a="http://schemas.openxmlformats.org/drawingml/2006/main" noChangeAspect="1"/>
+            </wp:cNvGraphicFramePr>
+            <a:graphic xmlns:a="http://schemas.openxmlformats.org/drawingml/2006/main">
+              <a:graphicData uri="http://schemas.openxmlformats.org/drawingml/2006/picture">
+                <pic:pic xmlns:pic="http://schemas.openxmlformats.org/drawingml/2006/picture">
+                  <pic:nvPicPr>
+                    <pic:cNvPr id="9" name="Image4" descr="" title=""/>
+                    <pic:cNvPicPr>
+                      <a:picLocks noChangeAspect="1" noChangeArrowheads="1"/>
+                    </pic:cNvPicPr>
+                  </pic:nvPicPr>
+                  <pic:blipFill>
+                    <a:blip r:embed="rId11"/>
+                    <a:stretch>
+                      <a:fillRect/>
+                    </a:stretch>
+                  </pic:blipFill>
+                  <pic:spPr bwMode="auto">
+                    <a:xfrm>
+                      <a:off x="0" y="0"/>
+                      <a:ext cx="5370830" cy="6712585"/>
+                    </a:xfrm>
+                    <a:prstGeom prst="rect">
+                      <a:avLst/>
+                    </a:prstGeom>
+                  </pic:spPr>
+                </pic:pic>
+              </a:graphicData>
+            </a:graphic>
+          </wp:anchor>
+        </w:drawing>
+      </w:r>
+    </w:p>
+    <w:p>
+      <w:pPr>
+        <w:pStyle w:val="BlockQuotation"/>
+        <w:widowControl/>
+        <w:suppressAutoHyphens w:val="true"/>
+        <w:overflowPunct w:val="false"/>
+        <w:bidi w:val="0"/>
+        <w:spacing w:before="0" w:after="283"/>
+        <w:ind w:hanging="0" w:start="0" w:end="0"/>
+        <w:jc w:val="start"/>
+        <w:rPr>
+          <w:rStyle w:val="Strong"/>
           <w:b w:val="false"/>
           <w:bCs w:val="false"/>
           <w:sz w:val="24"/>
           <w:szCs w:val="24"/>
           <w:u w:val="none"/>
         </w:rPr>
-      </w:r>
-    </w:p>
-    <w:p>
-      <w:pPr>
-        <w:pStyle w:val="BlockQuotation"/>
-        <w:widowControl/>
-        <w:suppressAutoHyphens w:val="true"/>
-        <w:overflowPunct w:val="true"/>
-        <w:bidi w:val="0"/>
-        <w:spacing w:before="0" w:after="283"/>
-        <w:ind w:hanging="0" w:start="0" w:end="0"/>
-        <w:jc w:val="start"/>
-        <w:rPr>
-          <w:rStyle w:val="Strong"/>
+      </w:pPr>
+      <w:r>
+        <w:rPr>
           <w:b w:val="false"/>
           <w:bCs w:val="false"/>
           <w:sz w:val="24"/>
           <w:szCs w:val="24"/>
           <w:u w:val="none"/>
         </w:rPr>
-      </w:pPr>
-      <w:r>
-        <w:rPr>
+      </w:r>
+    </w:p>
+    <w:p>
+      <w:pPr>
+        <w:pStyle w:val="BlockQuotation"/>
+        <w:widowControl/>
+        <w:suppressAutoHyphens w:val="true"/>
+        <w:overflowPunct w:val="false"/>
+        <w:bidi w:val="0"/>
+        <w:spacing w:before="0" w:after="283"/>
+        <w:ind w:hanging="0" w:start="0" w:end="0"/>
+        <w:jc w:val="start"/>
+        <w:rPr>
+          <w:rStyle w:val="Strong"/>
           <w:b w:val="false"/>
           <w:bCs w:val="false"/>
           <w:sz w:val="24"/>
           <w:szCs w:val="24"/>
           <w:u w:val="none"/>
         </w:rPr>
-      </w:r>
-    </w:p>
-    <w:p>
-      <w:pPr>
-        <w:pStyle w:val="BlockQuotation"/>
-        <w:widowControl/>
-        <w:suppressAutoHyphens w:val="true"/>
-        <w:overflowPunct w:val="true"/>
-        <w:bidi w:val="0"/>
-        <w:spacing w:before="0" w:after="283"/>
-        <w:ind w:hanging="0" w:start="0" w:end="0"/>
-        <w:jc w:val="start"/>
-        <w:rPr>
-          <w:rStyle w:val="Strong"/>
+      </w:pPr>
+      <w:r>
+        <w:rPr>
           <w:b w:val="false"/>
           <w:bCs w:val="false"/>
           <w:sz w:val="24"/>
           <w:szCs w:val="24"/>
           <w:u w:val="none"/>
         </w:rPr>
-      </w:pPr>
-      <w:r>
-        <w:rPr>
+      </w:r>
+    </w:p>
+    <w:p>
+      <w:pPr>
+        <w:pStyle w:val="BlockQuotation"/>
+        <w:widowControl/>
+        <w:suppressAutoHyphens w:val="true"/>
+        <w:overflowPunct w:val="false"/>
+        <w:bidi w:val="0"/>
+        <w:spacing w:before="0" w:after="283"/>
+        <w:ind w:hanging="0" w:start="0" w:end="0"/>
+        <w:jc w:val="start"/>
+        <w:rPr>
+          <w:rStyle w:val="Strong"/>
           <w:b w:val="false"/>
           <w:bCs w:val="false"/>
           <w:sz w:val="24"/>
           <w:szCs w:val="24"/>
           <w:u w:val="none"/>
         </w:rPr>
-      </w:r>
-    </w:p>
-    <w:p>
-      <w:pPr>
-        <w:pStyle w:val="BlockQuotation"/>
-        <w:widowControl/>
-        <w:suppressAutoHyphens w:val="true"/>
-        <w:overflowPunct w:val="true"/>
-        <w:bidi w:val="0"/>
-        <w:spacing w:before="0" w:after="283"/>
-        <w:ind w:hanging="0" w:start="0" w:end="0"/>
-        <w:jc w:val="start"/>
-        <w:rPr>
-          <w:rStyle w:val="Strong"/>
+      </w:pPr>
+      <w:r>
+        <w:rPr>
           <w:b w:val="false"/>
           <w:bCs w:val="false"/>
           <w:sz w:val="24"/>
           <w:szCs w:val="24"/>
           <w:u w:val="none"/>
         </w:rPr>
-      </w:pPr>
-      <w:r>
-        <w:rPr>
+      </w:r>
+    </w:p>
+    <w:p>
+      <w:pPr>
+        <w:pStyle w:val="BlockQuotation"/>
+        <w:widowControl/>
+        <w:suppressAutoHyphens w:val="true"/>
+        <w:overflowPunct w:val="false"/>
+        <w:bidi w:val="0"/>
+        <w:spacing w:before="0" w:after="283"/>
+        <w:ind w:hanging="0" w:start="0" w:end="0"/>
+        <w:jc w:val="start"/>
+        <w:rPr>
+          <w:rStyle w:val="Strong"/>
           <w:b w:val="false"/>
           <w:bCs w:val="false"/>
           <w:sz w:val="24"/>
           <w:szCs w:val="24"/>
           <w:u w:val="none"/>
         </w:rPr>
-      </w:r>
-    </w:p>
-    <w:p>
-      <w:pPr>
-        <w:pStyle w:val="BlockQuotation"/>
-        <w:widowControl/>
-        <w:suppressAutoHyphens w:val="true"/>
-        <w:overflowPunct w:val="true"/>
-        <w:bidi w:val="0"/>
-        <w:spacing w:before="0" w:after="283"/>
-        <w:ind w:hanging="0" w:start="0" w:end="0"/>
-        <w:jc w:val="start"/>
-        <w:rPr>
-          <w:rStyle w:val="Strong"/>
+      </w:pPr>
+      <w:r>
+        <w:rPr>
           <w:b w:val="false"/>
           <w:bCs w:val="false"/>
           <w:sz w:val="24"/>
           <w:szCs w:val="24"/>
           <w:u w:val="none"/>
         </w:rPr>
-      </w:pPr>
-      <w:r>
-        <w:rPr>
+      </w:r>
+    </w:p>
+    <w:p>
+      <w:pPr>
+        <w:pStyle w:val="BlockQuotation"/>
+        <w:widowControl/>
+        <w:suppressAutoHyphens w:val="true"/>
+        <w:overflowPunct w:val="false"/>
+        <w:bidi w:val="0"/>
+        <w:spacing w:before="0" w:after="283"/>
+        <w:ind w:hanging="0" w:start="0" w:end="0"/>
+        <w:jc w:val="start"/>
+        <w:rPr>
+          <w:rStyle w:val="Strong"/>
           <w:b w:val="false"/>
           <w:bCs w:val="false"/>
           <w:sz w:val="24"/>
           <w:szCs w:val="24"/>
           <w:u w:val="none"/>
         </w:rPr>
-      </w:r>
-    </w:p>
-    <w:p>
-      <w:pPr>
-        <w:pStyle w:val="BlockQuotation"/>
-        <w:widowControl/>
-        <w:suppressAutoHyphens w:val="true"/>
-        <w:overflowPunct w:val="true"/>
-        <w:bidi w:val="0"/>
-        <w:spacing w:before="0" w:after="283"/>
-        <w:ind w:hanging="0" w:start="0" w:end="0"/>
-        <w:jc w:val="start"/>
-        <w:rPr>
-          <w:rStyle w:val="Strong"/>
+      </w:pPr>
+      <w:r>
+        <w:rPr>
           <w:b w:val="false"/>
           <w:bCs w:val="false"/>
           <w:sz w:val="24"/>
           <w:szCs w:val="24"/>
           <w:u w:val="none"/>
         </w:rPr>
-      </w:pPr>
-      <w:r>
-        <w:rPr>
+      </w:r>
+    </w:p>
+    <w:p>
+      <w:pPr>
+        <w:pStyle w:val="BlockQuotation"/>
+        <w:widowControl/>
+        <w:suppressAutoHyphens w:val="true"/>
+        <w:overflowPunct w:val="false"/>
+        <w:bidi w:val="0"/>
+        <w:spacing w:before="0" w:after="283"/>
+        <w:ind w:hanging="0" w:start="0" w:end="0"/>
+        <w:jc w:val="start"/>
+        <w:rPr>
+          <w:rStyle w:val="Strong"/>
           <w:b w:val="false"/>
           <w:bCs w:val="false"/>
           <w:sz w:val="24"/>
           <w:szCs w:val="24"/>
           <w:u w:val="none"/>
         </w:rPr>
-      </w:r>
-    </w:p>
-    <w:p>
-      <w:pPr>
-        <w:pStyle w:val="BlockQuotation"/>
-        <w:widowControl/>
-        <w:suppressAutoHyphens w:val="true"/>
-        <w:overflowPunct w:val="true"/>
-        <w:bidi w:val="0"/>
-        <w:spacing w:before="0" w:after="283"/>
-        <w:ind w:hanging="0" w:start="0" w:end="0"/>
-        <w:jc w:val="start"/>
-        <w:rPr>
-          <w:rStyle w:val="Strong"/>
+      </w:pPr>
+      <w:r>
+        <w:rPr>
           <w:b w:val="false"/>
           <w:bCs w:val="false"/>
           <w:sz w:val="24"/>
           <w:szCs w:val="24"/>
           <w:u w:val="none"/>
         </w:rPr>
-      </w:pPr>
-      <w:r>
-        <w:rPr>
+      </w:r>
+    </w:p>
+    <w:p>
+      <w:pPr>
+        <w:pStyle w:val="BlockQuotation"/>
+        <w:widowControl/>
+        <w:suppressAutoHyphens w:val="true"/>
+        <w:overflowPunct w:val="false"/>
+        <w:bidi w:val="0"/>
+        <w:spacing w:before="0" w:after="283"/>
+        <w:ind w:hanging="0" w:start="0" w:end="0"/>
+        <w:jc w:val="start"/>
+        <w:rPr>
+          <w:rStyle w:val="Strong"/>
           <w:b w:val="false"/>
           <w:bCs w:val="false"/>
           <w:sz w:val="24"/>
           <w:szCs w:val="24"/>
           <w:u w:val="none"/>
         </w:rPr>
-      </w:r>
-    </w:p>
-    <w:p>
-      <w:pPr>
-        <w:pStyle w:val="BlockQuotation"/>
-        <w:widowControl/>
-        <w:suppressAutoHyphens w:val="true"/>
-        <w:overflowPunct w:val="true"/>
-        <w:bidi w:val="0"/>
-        <w:spacing w:before="0" w:after="283"/>
-        <w:ind w:hanging="0" w:start="0" w:end="0"/>
-        <w:jc w:val="start"/>
-        <w:rPr>
-          <w:rStyle w:val="Strong"/>
+      </w:pPr>
+      <w:r>
+        <w:rPr>
           <w:b w:val="false"/>
           <w:bCs w:val="false"/>
           <w:sz w:val="24"/>
           <w:szCs w:val="24"/>
           <w:u w:val="none"/>
         </w:rPr>
-      </w:pPr>
-      <w:r>
-        <w:rPr>
+      </w:r>
+    </w:p>
+    <w:p>
+      <w:pPr>
+        <w:pStyle w:val="BlockQuotation"/>
+        <w:widowControl/>
+        <w:suppressAutoHyphens w:val="true"/>
+        <w:overflowPunct w:val="false"/>
+        <w:bidi w:val="0"/>
+        <w:spacing w:before="0" w:after="283"/>
+        <w:ind w:hanging="0" w:start="0" w:end="0"/>
+        <w:jc w:val="start"/>
+        <w:rPr>
+          <w:rStyle w:val="Strong"/>
           <w:b w:val="false"/>
           <w:bCs w:val="false"/>
           <w:sz w:val="24"/>
           <w:szCs w:val="24"/>
           <w:u w:val="none"/>
         </w:rPr>
-      </w:r>
-    </w:p>
-    <w:p>
-      <w:pPr>
-        <w:pStyle w:val="BlockQuotation"/>
-        <w:widowControl/>
-        <w:suppressAutoHyphens w:val="true"/>
-        <w:overflowPunct w:val="true"/>
-        <w:bidi w:val="0"/>
-        <w:spacing w:before="0" w:after="283"/>
-        <w:ind w:hanging="0" w:start="0" w:end="0"/>
-        <w:jc w:val="start"/>
-        <w:rPr>
-          <w:rStyle w:val="Strong"/>
+      </w:pPr>
+      <w:r>
+        <w:rPr>
           <w:b w:val="false"/>
           <w:bCs w:val="false"/>
           <w:sz w:val="24"/>
           <w:szCs w:val="24"/>
           <w:u w:val="none"/>
         </w:rPr>
-      </w:pPr>
-      <w:r>
-        <w:rPr>
+      </w:r>
+    </w:p>
+    <w:p>
+      <w:pPr>
+        <w:pStyle w:val="BlockQuotation"/>
+        <w:widowControl/>
+        <w:suppressAutoHyphens w:val="true"/>
+        <w:overflowPunct w:val="false"/>
+        <w:bidi w:val="0"/>
+        <w:spacing w:before="0" w:after="283"/>
+        <w:ind w:hanging="0" w:start="0" w:end="0"/>
+        <w:jc w:val="start"/>
+        <w:rPr>
+          <w:rStyle w:val="Strong"/>
           <w:b w:val="false"/>
           <w:bCs w:val="false"/>
           <w:sz w:val="24"/>
           <w:szCs w:val="24"/>
           <w:u w:val="none"/>
         </w:rPr>
-      </w:r>
-    </w:p>
-    <w:p>
-      <w:pPr>
-        <w:pStyle w:val="BlockQuotation"/>
-        <w:widowControl/>
-        <w:suppressAutoHyphens w:val="true"/>
-        <w:overflowPunct w:val="true"/>
-        <w:bidi w:val="0"/>
-        <w:spacing w:before="0" w:after="283"/>
-        <w:ind w:hanging="0" w:start="0" w:end="0"/>
-        <w:jc w:val="start"/>
-        <w:rPr>
-          <w:rStyle w:val="Strong"/>
+      </w:pPr>
+      <w:r>
+        <w:rPr>
           <w:b w:val="false"/>
           <w:bCs w:val="false"/>
           <w:sz w:val="24"/>
           <w:szCs w:val="24"/>
           <w:u w:val="none"/>
         </w:rPr>
-      </w:pPr>
-      <w:r>
-        <w:rPr>
+      </w:r>
+    </w:p>
+    <w:p>
+      <w:pPr>
+        <w:pStyle w:val="BlockQuotation"/>
+        <w:widowControl/>
+        <w:suppressAutoHyphens w:val="true"/>
+        <w:overflowPunct w:val="false"/>
+        <w:bidi w:val="0"/>
+        <w:spacing w:before="0" w:after="283"/>
+        <w:ind w:hanging="0" w:start="0" w:end="0"/>
+        <w:jc w:val="start"/>
+        <w:rPr>
+          <w:rStyle w:val="Strong"/>
           <w:b w:val="false"/>
           <w:bCs w:val="false"/>
           <w:sz w:val="24"/>
           <w:szCs w:val="24"/>
           <w:u w:val="none"/>
         </w:rPr>
-      </w:r>
-    </w:p>
-    <w:p>
-      <w:pPr>
-        <w:pStyle w:val="BlockQuotation"/>
-        <w:widowControl/>
-        <w:suppressAutoHyphens w:val="true"/>
-        <w:overflowPunct w:val="true"/>
-        <w:bidi w:val="0"/>
-        <w:spacing w:before="0" w:after="283"/>
-        <w:ind w:hanging="0" w:start="0" w:end="0"/>
-        <w:jc w:val="start"/>
-        <w:rPr>
-          <w:rStyle w:val="Strong"/>
+      </w:pPr>
+      <w:r>
+        <w:rPr>
           <w:b w:val="false"/>
           <w:bCs w:val="false"/>
           <w:sz w:val="24"/>
           <w:szCs w:val="24"/>
           <w:u w:val="none"/>
         </w:rPr>
-      </w:pPr>
-      <w:r>
-        <w:rPr>
+      </w:r>
+    </w:p>
+    <w:p>
+      <w:pPr>
+        <w:pStyle w:val="BlockQuotation"/>
+        <w:widowControl/>
+        <w:suppressAutoHyphens w:val="true"/>
+        <w:overflowPunct w:val="false"/>
+        <w:bidi w:val="0"/>
+        <w:spacing w:before="0" w:after="283"/>
+        <w:ind w:hanging="0" w:start="0" w:end="0"/>
+        <w:jc w:val="start"/>
+        <w:rPr>
+          <w:rStyle w:val="Strong"/>
           <w:b w:val="false"/>
           <w:bCs w:val="false"/>
           <w:sz w:val="24"/>
           <w:szCs w:val="24"/>
           <w:u w:val="none"/>
         </w:rPr>
-      </w:r>
-    </w:p>
-    <w:p>
-      <w:pPr>
-        <w:pStyle w:val="BlockQuotation"/>
-        <w:widowControl/>
-        <w:suppressAutoHyphens w:val="true"/>
-        <w:overflowPunct w:val="true"/>
-        <w:bidi w:val="0"/>
-        <w:spacing w:before="0" w:after="283"/>
-        <w:ind w:hanging="0" w:start="0" w:end="0"/>
-        <w:jc w:val="start"/>
-        <w:rPr>
-          <w:rStyle w:val="Strong"/>
+      </w:pPr>
+      <w:r>
+        <w:rPr>
           <w:b w:val="false"/>
           <w:bCs w:val="false"/>
           <w:sz w:val="24"/>
           <w:szCs w:val="24"/>
           <w:u w:val="none"/>
         </w:rPr>
-      </w:pPr>
-      <w:r>
-        <w:rPr>
-          <w:b w:val="false"/>
-          <w:bCs w:val="false"/>
-          <w:sz w:val="24"/>
-          <w:szCs w:val="24"/>
-          <w:u w:val="none"/>
-        </w:rPr>
-      </w:r>
-    </w:p>
-    <w:p>
-      <w:pPr>
-        <w:pStyle w:val="BlockQuotation"/>
+      </w:r>
+      <w:bookmarkStart w:id="9" w:name="__RefHeading___Toc1435_667713321_Copy_1"/>
+      <w:bookmarkStart w:id="10" w:name="__RefHeading___Toc1435_667713321_Copy_1"/>
+      <w:bookmarkEnd w:id="10"/>
+    </w:p>
+    <w:p>
+      <w:pPr>
+        <w:pStyle w:val="Normal"/>
+        <w:rPr/>
+      </w:pPr>
+      <w:r>
+        <w:rPr/>
+      </w:r>
+    </w:p>
+    <w:p>
+      <w:pPr>
+        <w:pStyle w:val="Normal"/>
+        <w:rPr/>
+      </w:pPr>
+      <w:r>
+        <w:rPr/>
+      </w:r>
+    </w:p>
+    <w:p>
+      <w:pPr>
+        <w:pStyle w:val="Normal"/>
+        <w:rPr/>
+      </w:pPr>
+      <w:r>
+        <w:rPr/>
+      </w:r>
+    </w:p>
+    <w:p>
+      <w:pPr>
+        <w:pStyle w:val="Normal"/>
+        <w:rPr/>
+      </w:pPr>
+      <w:r>
+        <w:rPr/>
+      </w:r>
+    </w:p>
+    <w:p>
+      <w:pPr>
+        <w:pStyle w:val="Normal"/>
+        <w:rPr/>
+      </w:pPr>
+      <w:r>
+        <w:rPr/>
+      </w:r>
+    </w:p>
+    <w:p>
+      <w:pPr>
+        <w:pStyle w:val="Normal"/>
+        <w:rPr/>
+      </w:pPr>
+      <w:r>
+        <w:rPr/>
+      </w:r>
+    </w:p>
+    <w:p>
+      <w:pPr>
+        <w:pStyle w:val="Normal"/>
+        <w:rPr/>
+      </w:pPr>
+      <w:r>
+        <w:rPr/>
+      </w:r>
+    </w:p>
+    <w:p>
+      <w:pPr>
+        <w:pStyle w:val="Normal"/>
+        <w:rPr/>
+      </w:pPr>
+      <w:r>
+        <w:rPr/>
+      </w:r>
+    </w:p>
+    <w:p>
+      <w:pPr>
+        <w:pStyle w:val="Normal"/>
+        <w:rPr/>
+      </w:pPr>
+      <w:r>
+        <w:rPr/>
+      </w:r>
+    </w:p>
+    <w:p>
+      <w:pPr>
+        <w:pStyle w:val="Normal"/>
+        <w:rPr/>
+      </w:pPr>
+      <w:r>
+        <w:rPr/>
+      </w:r>
+    </w:p>
+    <w:p>
+      <w:pPr>
+        <w:pStyle w:val="Normal"/>
+        <w:rPr/>
+      </w:pPr>
+      <w:r>
+        <w:rPr/>
+      </w:r>
+    </w:p>
+    <w:p>
+      <w:pPr>
+        <w:pStyle w:val="Normal"/>
+        <w:rPr/>
+      </w:pPr>
+      <w:r>
+        <w:rPr/>
+      </w:r>
+    </w:p>
+    <w:p>
+      <w:pPr>
+        <w:pStyle w:val="Normal"/>
+        <w:rPr/>
+      </w:pPr>
+      <w:r>
+        <w:rPr/>
+      </w:r>
+    </w:p>
+    <w:p>
+      <w:pPr>
+        <w:pStyle w:val="Normal"/>
+        <w:rPr/>
+      </w:pPr>
+      <w:r>
+        <w:rPr/>
+      </w:r>
+    </w:p>
+    <w:p>
+      <w:pPr>
+        <w:pStyle w:val="Normal"/>
+        <w:rPr/>
+      </w:pPr>
+      <w:r>
+        <w:rPr/>
+      </w:r>
+    </w:p>
+    <w:p>
+      <w:pPr>
+        <w:pStyle w:val="Normal"/>
+        <w:rPr/>
+      </w:pPr>
+      <w:r>
+        <w:rPr/>
+      </w:r>
+    </w:p>
+    <w:p>
+      <w:pPr>
+        <w:pStyle w:val="Normal"/>
+        <w:rPr/>
+      </w:pPr>
+      <w:r>
+        <w:rPr/>
+      </w:r>
+    </w:p>
+    <w:p>
+      <w:pPr>
+        <w:pStyle w:val="Normal"/>
+        <w:rPr/>
+      </w:pPr>
+      <w:r>
+        <w:rPr/>
+      </w:r>
+    </w:p>
+    <w:p>
+      <w:pPr>
+        <w:pStyle w:val="Normal"/>
+        <w:rPr/>
+      </w:pPr>
+      <w:r>
+        <w:rPr/>
+      </w:r>
+    </w:p>
+    <w:p>
+      <w:pPr>
+        <w:pStyle w:val="Normal"/>
+        <w:rPr/>
+      </w:pPr>
+      <w:r>
+        <w:rPr/>
+      </w:r>
+    </w:p>
+    <w:p>
+      <w:pPr>
+        <w:pStyle w:val="Normal"/>
+        <w:rPr/>
+      </w:pPr>
+      <w:r>
+        <w:rPr/>
+      </w:r>
+    </w:p>
+    <w:p>
+      <w:pPr>
+        <w:pStyle w:val="Normal"/>
+        <w:rPr/>
+      </w:pPr>
+      <w:r>
+        <w:rPr/>
+      </w:r>
+    </w:p>
+    <w:p>
+      <w:pPr>
+        <w:pStyle w:val="Normal"/>
+        <w:rPr/>
+      </w:pPr>
+      <w:r>
+        <w:rPr/>
+      </w:r>
+    </w:p>
+    <w:p>
+      <w:pPr>
+        <w:pStyle w:val="Normal"/>
+        <w:rPr/>
+      </w:pPr>
+      <w:r>
+        <w:rPr/>
+      </w:r>
+    </w:p>
+    <w:p>
+      <w:pPr>
+        <w:pStyle w:val="Heading2"/>
+        <w:rPr/>
+      </w:pPr>
+      <w:bookmarkStart w:id="11" w:name="__RefHeading___Toc3690_490965806"/>
+      <w:bookmarkEnd w:id="11"/>
+      <w:r>
+        <w:rPr/>
+        <w:t>4. Activities</w:t>
+        <w:br/>
+      </w:r>
+    </w:p>
+    <w:p>
+      <w:pPr>
+        <w:pStyle w:val="Heading3"/>
+        <w:ind w:hanging="0" w:start="0"/>
+        <w:rPr/>
+      </w:pPr>
+      <w:bookmarkStart w:id="12" w:name="__RefHeading___Toc3660_490965806"/>
+      <w:bookmarkEnd w:id="12"/>
+      <w:r>
+        <w:rPr/>
+        <w:t xml:space="preserve">🎯 </w:t>
+      </w:r>
+      <w:r>
+        <w:rPr/>
+        <w:t>Activity 1 — First Connection</w:t>
+      </w:r>
+    </w:p>
+    <w:p>
+      <w:pPr>
+        <w:pStyle w:val="BodyText"/>
+        <w:rPr>
+          <w:b/>
+          <w:bCs/>
+          <w:sz w:val="28"/>
+          <w:szCs w:val="28"/>
+        </w:rPr>
+      </w:pPr>
+      <w:bookmarkStart w:id="13" w:name="__RefHeading___Toc3662_490965806"/>
+      <w:bookmarkEnd w:id="13"/>
+      <w:r>
+        <w:rPr>
+          <w:b/>
+          <w:bCs/>
+          <w:sz w:val="28"/>
+          <w:szCs w:val="28"/>
+        </w:rPr>
+        <w:t>Mission</w:t>
+      </w:r>
+    </w:p>
+    <w:p>
+      <w:pPr>
+        <w:pStyle w:val="BodyText"/>
+        <w:rPr/>
+      </w:pPr>
+      <w:r>
+        <w:rPr/>
+        <w:t>Make both robots connect.</w:t>
+      </w:r>
+    </w:p>
+    <w:p>
+      <w:pPr>
+        <w:pStyle w:val="BodyText"/>
         <w:widowControl/>
         <w:suppressAutoHyphens w:val="true"/>
         <w:overflowPunct w:val="true"/>
         <w:bidi w:val="0"/>
-        <w:spacing w:before="0" w:after="283"/>
-        <w:ind w:hanging="0" w:start="0" w:end="0"/>
-        <w:jc w:val="start"/>
-        <w:rPr>
-          <w:rStyle w:val="Strong"/>
-          <w:b w:val="false"/>
-          <w:bCs w:val="false"/>
-          <w:sz w:val="24"/>
-          <w:szCs w:val="24"/>
-          <w:u w:val="none"/>
-        </w:rPr>
-      </w:pPr>
-      <w:r>
-        <w:rPr>
-          <w:b w:val="false"/>
-          <w:bCs w:val="false"/>
-          <w:sz w:val="24"/>
-          <w:szCs w:val="24"/>
-          <w:u w:val="none"/>
-        </w:rPr>
-      </w:r>
-      <w:bookmarkStart w:id="7" w:name="__RefHeading___Toc1435_667713321_Copy_1"/>
-      <w:bookmarkStart w:id="8" w:name="__RefHeading___Toc1435_667713321_Copy_1"/>
-      <w:bookmarkEnd w:id="8"/>
-    </w:p>
-    <w:p>
-      <w:pPr>
-        <w:pStyle w:val="Heading3"/>
-        <w:ind w:hanging="0" w:start="0"/>
-        <w:rPr/>
-      </w:pPr>
-      <w:r>
-        <w:rPr/>
-      </w:r>
-    </w:p>
-    <w:p>
-      <w:pPr>
-        <w:pStyle w:val="Heading2"/>
-        <w:keepNext w:val="true"/>
-        <w:widowControl/>
-        <w:suppressAutoHyphens w:val="true"/>
-        <w:overflowPunct w:val="false"/>
-        <w:bidi w:val="0"/>
-        <w:ind w:hanging="0" w:start="0"/>
-        <w:jc w:val="start"/>
-        <w:rPr>
-          <w:color w:val="auto"/>
-          <w:kern w:val="2"/>
-          <w:lang w:val="fr-FR" w:eastAsia="zh-CN" w:bidi="hi-IN"/>
-        </w:rPr>
-      </w:pPr>
-      <w:bookmarkStart w:id="9" w:name="__RefHeading___Toc3690_490965806"/>
-      <w:bookmarkEnd w:id="9"/>
-      <w:r>
-        <w:rPr>
-          <w:color w:val="auto"/>
-          <w:kern w:val="2"/>
-          <w:lang w:val="fr-FR" w:eastAsia="zh-CN" w:bidi="hi-IN"/>
-        </w:rPr>
-        <w:t>4. Activities</w:t>
-        <w:br/>
-      </w:r>
-    </w:p>
-    <w:p>
-      <w:pPr>
-        <w:pStyle w:val="Heading3"/>
-        <w:ind w:hanging="0" w:start="0"/>
-        <w:rPr/>
-      </w:pPr>
-      <w:bookmarkStart w:id="10" w:name="__RefHeading___Toc3660_490965806"/>
-      <w:bookmarkEnd w:id="10"/>
-      <w:r>
-        <w:rPr/>
-        <w:t xml:space="preserve">🎯 </w:t>
-      </w:r>
-      <w:r>
-        <w:rPr/>
-        <w:t>Activity 1 — First Connection</w:t>
-      </w:r>
-    </w:p>
-    <w:p>
-      <w:pPr>
-        <w:pStyle w:val="BodyText"/>
-        <w:rPr>
-          <w:b/>
-          <w:bCs/>
-          <w:sz w:val="28"/>
-          <w:szCs w:val="28"/>
-        </w:rPr>
-      </w:pPr>
-      <w:bookmarkStart w:id="11" w:name="__RefHeading___Toc3662_490965806"/>
-      <w:bookmarkEnd w:id="11"/>
-      <w:r>
-        <w:rPr>
-          <w:b/>
-          <w:bCs/>
-          <w:sz w:val="28"/>
-          <w:szCs w:val="28"/>
-        </w:rPr>
-        <w:t>Mission</w:t>
-      </w:r>
-    </w:p>
-    <w:p>
-      <w:pPr>
-        <w:pStyle w:val="BodyText"/>
-        <w:rPr/>
-      </w:pPr>
-      <w:r>
-        <w:rPr/>
-        <w:t>Make both robots connect.</w:t>
-      </w:r>
-    </w:p>
-    <w:p>
-      <w:pPr>
-        <w:pStyle w:val="BodyText"/>
-        <w:widowControl/>
-        <w:suppressAutoHyphens w:val="true"/>
-        <w:overflowPunct w:val="false"/>
-        <w:bidi w:val="0"/>
         <w:jc w:val="start"/>
         <w:rPr>
           <w:rFonts w:ascii="Liberation Serif" w:hAnsi="Liberation Serif" w:eastAsia="Noto Serif CJK SC" w:cs="Noto Sans Devanagari"/>
@@ -5698,8 +6999,8 @@
           <w:lang w:val="fr-FR" w:eastAsia="zh-CN" w:bidi="hi-IN"/>
         </w:rPr>
       </w:pPr>
-      <w:bookmarkStart w:id="12" w:name="__RefHeading___Toc3664_490965806"/>
-      <w:bookmarkEnd w:id="12"/>
+      <w:bookmarkStart w:id="14" w:name="__RefHeading___Toc3664_490965806"/>
+      <w:bookmarkEnd w:id="14"/>
       <w:r>
         <w:rPr>
           <w:rFonts w:eastAsia="Noto Serif CJK SC" w:cs="Noto Sans Devanagari"/>
@@ -5736,7 +7037,21 @@
           <w:b w:val="false"/>
           <w:bCs w:val="false"/>
         </w:rPr>
-        <w:t>on trasmitter</w:t>
+        <w:t xml:space="preserve">on </w:t>
+      </w:r>
+      <w:r>
+        <w:rPr>
+          <w:b w:val="false"/>
+          <w:bCs w:val="false"/>
+        </w:rPr>
+        <w:t xml:space="preserve">the </w:t>
+      </w:r>
+      <w:r>
+        <w:rPr>
+          <w:b w:val="false"/>
+          <w:bCs w:val="false"/>
+        </w:rPr>
+        <w:t>trasmitter</w:t>
       </w:r>
     </w:p>
     <w:p>
@@ -5744,7 +7059,7 @@
         <w:pStyle w:val="BodyText"/>
         <w:widowControl/>
         <w:suppressAutoHyphens w:val="true"/>
-        <w:overflowPunct w:val="false"/>
+        <w:overflowPunct w:val="true"/>
         <w:bidi w:val="0"/>
         <w:jc w:val="start"/>
         <w:rPr>
@@ -5758,8 +7073,8 @@
           <w:lang w:val="fr-FR" w:eastAsia="zh-CN" w:bidi="hi-IN"/>
         </w:rPr>
       </w:pPr>
-      <w:bookmarkStart w:id="13" w:name="__RefHeading___Toc3666_490965806"/>
-      <w:bookmarkEnd w:id="13"/>
+      <w:bookmarkStart w:id="15" w:name="__RefHeading___Toc3666_490965806"/>
+      <w:bookmarkEnd w:id="15"/>
       <w:r>
         <w:rPr>
           <w:rFonts w:eastAsia="Noto Serif CJK SC" w:cs="Noto Sans Devanagari"/>
@@ -5787,6 +7102,12 @@
         <w:rPr/>
         <w:t xml:space="preserve">Do LEDs light up on both robots? </w:t>
       </w:r>
+    </w:p>
+    <w:p>
+      <w:pPr>
+        <w:pStyle w:val="BodyText"/>
+        <w:rPr/>
+      </w:pPr>
       <w:r>
         <w:rPr>
           <w:i w:val="false"/>
@@ -5794,42 +7115,6 @@
           <w:u w:val="none"/>
         </w:rPr>
         <w:t>The LED corresponding to the selected servo light on simultaneously on the Pedro transmitter and the receiver. That indicates that the radio communication between both is established.</w:t>
-      </w:r>
-    </w:p>
-    <w:p>
-      <w:pPr>
-        <w:pStyle w:val="Normal"/>
-        <w:rPr/>
-      </w:pPr>
-      <w:r>
-        <w:rPr/>
-      </w:r>
-    </w:p>
-    <w:p>
-      <w:pPr>
-        <w:pStyle w:val="Normal"/>
-        <w:rPr/>
-      </w:pPr>
-      <w:r>
-        <w:rPr/>
-      </w:r>
-    </w:p>
-    <w:p>
-      <w:pPr>
-        <w:pStyle w:val="Normal"/>
-        <w:rPr/>
-      </w:pPr>
-      <w:r>
-        <w:rPr/>
-      </w:r>
-    </w:p>
-    <w:p>
-      <w:pPr>
-        <w:pStyle w:val="Normal"/>
-        <w:rPr/>
-      </w:pPr>
-      <w:r>
-        <w:rPr/>
       </w:r>
     </w:p>
     <w:p>
@@ -5847,7 +7132,7 @@
         <w:keepNext w:val="true"/>
         <w:widowControl/>
         <w:suppressAutoHyphens w:val="true"/>
-        <w:overflowPunct w:val="false"/>
+        <w:overflowPunct w:val="true"/>
         <w:bidi w:val="0"/>
         <w:ind w:hanging="0" w:start="0"/>
         <w:jc w:val="start"/>
@@ -5857,8 +7142,8 @@
           <w:lang w:val="fr-FR" w:eastAsia="zh-CN" w:bidi="hi-IN"/>
         </w:rPr>
       </w:pPr>
-      <w:bookmarkStart w:id="14" w:name="__RefHeading___Toc3668_490965806"/>
-      <w:bookmarkEnd w:id="14"/>
+      <w:bookmarkStart w:id="16" w:name="__RefHeading___Toc3668_490965806"/>
+      <w:bookmarkEnd w:id="16"/>
       <w:r>
         <w:rPr>
           <w:color w:val="auto"/>
@@ -5881,7 +7166,7 @@
         <w:pStyle w:val="BodyText"/>
         <w:widowControl/>
         <w:suppressAutoHyphens w:val="true"/>
-        <w:overflowPunct w:val="false"/>
+        <w:overflowPunct w:val="true"/>
         <w:bidi w:val="0"/>
         <w:jc w:val="start"/>
         <w:rPr>
@@ -5895,8 +7180,8 @@
           <w:lang w:val="fr-FR" w:eastAsia="zh-CN" w:bidi="hi-IN"/>
         </w:rPr>
       </w:pPr>
-      <w:bookmarkStart w:id="15" w:name="__RefHeading___Toc3670_490965806"/>
-      <w:bookmarkEnd w:id="15"/>
+      <w:bookmarkStart w:id="17" w:name="__RefHeading___Toc3670_490965806"/>
+      <w:bookmarkEnd w:id="17"/>
       <w:r>
         <w:rPr>
           <w:rFonts w:eastAsia="Noto Serif CJK SC" w:cs="Noto Sans Devanagari"/>
@@ -5927,7 +7212,7 @@
         <w:pStyle w:val="BodyText"/>
         <w:widowControl/>
         <w:suppressAutoHyphens w:val="true"/>
-        <w:overflowPunct w:val="false"/>
+        <w:overflowPunct w:val="true"/>
         <w:bidi w:val="0"/>
         <w:jc w:val="start"/>
         <w:rPr>
@@ -5941,8 +7226,8 @@
           <w:lang w:val="fr-FR" w:eastAsia="zh-CN" w:bidi="hi-IN"/>
         </w:rPr>
       </w:pPr>
-      <w:bookmarkStart w:id="16" w:name="__RefHeading___Toc3672_490965806"/>
-      <w:bookmarkEnd w:id="16"/>
+      <w:bookmarkStart w:id="18" w:name="__RefHeading___Toc3672_490965806"/>
+      <w:bookmarkEnd w:id="18"/>
       <w:r>
         <w:rPr>
           <w:rFonts w:eastAsia="Noto Serif CJK SC" w:cs="Noto Sans Devanagari"/>
@@ -5978,8 +7263,8 @@
         <w:pStyle w:val="BodyText"/>
         <w:rPr/>
       </w:pPr>
-      <w:bookmarkStart w:id="17" w:name="__RefHeading___Toc3713_490965806"/>
-      <w:bookmarkEnd w:id="17"/>
+      <w:bookmarkStart w:id="19" w:name="__RefHeading___Toc3713_490965806"/>
+      <w:bookmarkEnd w:id="19"/>
       <w:r>
         <w:rPr>
           <w:rFonts w:eastAsia="Noto Serif CJK SC" w:cs="Noto Sans Devanagari"/>
@@ -6017,8 +7302,8 @@
         <w:ind w:hanging="0" w:start="0"/>
         <w:rPr/>
       </w:pPr>
-      <w:bookmarkStart w:id="18" w:name="__RefHeading___Toc3676_490965806"/>
-      <w:bookmarkEnd w:id="18"/>
+      <w:bookmarkStart w:id="20" w:name="__RefHeading___Toc3676_490965806"/>
+      <w:bookmarkEnd w:id="20"/>
       <w:r>
         <w:rPr>
           <w:b/>
@@ -6043,7 +7328,7 @@
         <w:pStyle w:val="BodyText"/>
         <w:widowControl/>
         <w:suppressAutoHyphens w:val="true"/>
-        <w:overflowPunct w:val="false"/>
+        <w:overflowPunct w:val="true"/>
         <w:bidi w:val="0"/>
         <w:jc w:val="start"/>
         <w:rPr>
@@ -6057,8 +7342,8 @@
           <w:lang w:val="fr-FR" w:eastAsia="zh-CN" w:bidi="hi-IN"/>
         </w:rPr>
       </w:pPr>
-      <w:bookmarkStart w:id="19" w:name="__RefHeading___Toc3678_490965806"/>
-      <w:bookmarkEnd w:id="19"/>
+      <w:bookmarkStart w:id="21" w:name="__RefHeading___Toc3678_490965806"/>
+      <w:bookmarkEnd w:id="21"/>
       <w:r>
         <w:rPr>
           <w:rFonts w:eastAsia="Noto Serif CJK SC" w:cs="Noto Sans Devanagari"/>
@@ -6175,7 +7460,7 @@
         <w:pStyle w:val="BodyText"/>
         <w:widowControl/>
         <w:suppressAutoHyphens w:val="true"/>
-        <w:overflowPunct w:val="false"/>
+        <w:overflowPunct w:val="true"/>
         <w:bidi w:val="0"/>
         <w:jc w:val="start"/>
         <w:rPr>
@@ -6189,8 +7474,8 @@
           <w:lang w:val="fr-FR" w:eastAsia="zh-CN" w:bidi="hi-IN"/>
         </w:rPr>
       </w:pPr>
-      <w:bookmarkStart w:id="20" w:name="__RefHeading___Toc3680_490965806"/>
-      <w:bookmarkEnd w:id="20"/>
+      <w:bookmarkStart w:id="22" w:name="__RefHeading___Toc3680_490965806"/>
+      <w:bookmarkEnd w:id="22"/>
       <w:r>
         <w:rPr>
           <w:rFonts w:eastAsia="Noto Serif CJK SC" w:cs="Noto Sans Devanagari"/>
@@ -6268,7 +7553,7 @@
         <w:pStyle w:val="BodyText"/>
         <w:widowControl/>
         <w:suppressAutoHyphens w:val="true"/>
-        <w:overflowPunct w:val="false"/>
+        <w:overflowPunct w:val="true"/>
         <w:bidi w:val="0"/>
         <w:jc w:val="start"/>
         <w:rPr>
@@ -6317,7 +7602,7 @@
         <w:pStyle w:val="BodyText"/>
         <w:widowControl/>
         <w:suppressAutoHyphens w:val="true"/>
-        <w:overflowPunct w:val="false"/>
+        <w:overflowPunct w:val="true"/>
         <w:bidi w:val="0"/>
         <w:jc w:val="start"/>
         <w:rPr>
@@ -6366,7 +7651,7 @@
         <w:pStyle w:val="BodyText"/>
         <w:widowControl/>
         <w:suppressAutoHyphens w:val="true"/>
-        <w:overflowPunct w:val="false"/>
+        <w:overflowPunct w:val="true"/>
         <w:bidi w:val="0"/>
         <w:jc w:val="start"/>
         <w:rPr>
@@ -6526,7 +7811,15 @@
             </w:pPr>
             <w:r>
               <w:rPr/>
-              <w:t>Yes</w:t>
+              <w:t>yes</w:t>
+            </w:r>
+            <w:r>
+              <w:rPr/>
+              <w:t xml:space="preserve"> </w:t>
+            </w:r>
+            <w:r>
+              <w:rPr/>
+              <w:t>or no</w:t>
             </w:r>
           </w:p>
         </w:tc>
@@ -6595,7 +7888,15 @@
             </w:pPr>
             <w:r>
               <w:rPr/>
-              <w:t>Yes</w:t>
+              <w:t>yes</w:t>
+            </w:r>
+            <w:r>
+              <w:rPr/>
+              <w:t xml:space="preserve"> </w:t>
+            </w:r>
+            <w:r>
+              <w:rPr/>
+              <w:t>or no</w:t>
             </w:r>
           </w:p>
         </w:tc>
@@ -6664,7 +7965,15 @@
             </w:pPr>
             <w:r>
               <w:rPr/>
-              <w:t>Yes</w:t>
+              <w:t>yes</w:t>
+            </w:r>
+            <w:r>
+              <w:rPr/>
+              <w:t xml:space="preserve"> </w:t>
+            </w:r>
+            <w:r>
+              <w:rPr/>
+              <w:t>or no</w:t>
             </w:r>
           </w:p>
         </w:tc>
@@ -6844,8 +8153,8 @@
         <w:ind w:hanging="0" w:start="0"/>
         <w:rPr/>
       </w:pPr>
-      <w:bookmarkStart w:id="21" w:name="__RefHeading___Toc3682_490965806"/>
-      <w:bookmarkEnd w:id="21"/>
+      <w:bookmarkStart w:id="23" w:name="__RefHeading___Toc3682_490965806"/>
+      <w:bookmarkEnd w:id="23"/>
       <w:r>
         <w:rPr/>
         <w:t xml:space="preserve">🎯 </w:t>
@@ -6860,7 +8169,7 @@
         <w:pStyle w:val="BodyText"/>
         <w:widowControl/>
         <w:suppressAutoHyphens w:val="true"/>
-        <w:overflowPunct w:val="false"/>
+        <w:overflowPunct w:val="true"/>
         <w:bidi w:val="0"/>
         <w:jc w:val="start"/>
         <w:rPr>
@@ -6874,8 +8183,8 @@
           <w:lang w:val="fr-FR" w:eastAsia="zh-CN" w:bidi="hi-IN"/>
         </w:rPr>
       </w:pPr>
-      <w:bookmarkStart w:id="22" w:name="__RefHeading___Toc3684_490965806"/>
-      <w:bookmarkEnd w:id="22"/>
+      <w:bookmarkStart w:id="24" w:name="__RefHeading___Toc3684_490965806"/>
+      <w:bookmarkEnd w:id="24"/>
       <w:r>
         <w:rPr>
           <w:rFonts w:eastAsia="Noto Serif CJK SC" w:cs="Noto Sans Devanagari"/>
@@ -6905,7 +8214,7 @@
         <w:pStyle w:val="BodyText"/>
         <w:widowControl/>
         <w:suppressAutoHyphens w:val="true"/>
-        <w:overflowPunct w:val="false"/>
+        <w:overflowPunct w:val="true"/>
         <w:bidi w:val="0"/>
         <w:jc w:val="start"/>
         <w:rPr>
@@ -6919,8 +8228,8 @@
           <w:lang w:val="fr-FR" w:eastAsia="zh-CN" w:bidi="hi-IN"/>
         </w:rPr>
       </w:pPr>
-      <w:bookmarkStart w:id="23" w:name="__RefHeading___Toc3686_490965806"/>
-      <w:bookmarkEnd w:id="23"/>
+      <w:bookmarkStart w:id="25" w:name="__RefHeading___Toc3686_490965806"/>
+      <w:bookmarkEnd w:id="25"/>
       <w:r>
         <w:rPr>
           <w:rFonts w:eastAsia="Noto Serif CJK SC" w:cs="Noto Sans Devanagari"/>
@@ -7001,7 +8310,7 @@
         <w:keepNext w:val="true"/>
         <w:widowControl/>
         <w:suppressAutoHyphens w:val="true"/>
-        <w:overflowPunct w:val="false"/>
+        <w:overflowPunct w:val="true"/>
         <w:bidi w:val="0"/>
         <w:ind w:hanging="0" w:start="0"/>
         <w:jc w:val="start"/>
@@ -7011,8 +8320,8 @@
           <w:lang w:val="fr-FR" w:eastAsia="zh-CN" w:bidi="hi-IN"/>
         </w:rPr>
       </w:pPr>
-      <w:bookmarkStart w:id="24" w:name="__RefHeading___Toc3688_490965806"/>
-      <w:bookmarkEnd w:id="24"/>
+      <w:bookmarkStart w:id="26" w:name="__RefHeading___Toc3688_490965806"/>
+      <w:bookmarkEnd w:id="26"/>
       <w:r>
         <w:rPr>
           <w:color w:val="auto"/>
@@ -7181,190 +8490,6 @@
     </w:p>
     <w:p>
       <w:pPr>
-        <w:pStyle w:val="BodyText"/>
-        <w:rPr>
-          <w:rFonts w:eastAsia="Noto Serif CJK SC" w:cs="Noto Sans Devanagari"/>
-          <w:color w:val="auto"/>
-          <w:kern w:val="2"/>
-          <w:sz w:val="32"/>
-          <w:szCs w:val="32"/>
-          <w:lang w:val="fr-FR" w:eastAsia="zh-CN" w:bidi="hi-IN"/>
-        </w:rPr>
-      </w:pPr>
-      <w:r>
-        <w:rPr>
-          <w:rFonts w:eastAsia="Noto Serif CJK SC" w:cs="Noto Sans Devanagari"/>
-          <w:color w:val="auto"/>
-          <w:kern w:val="2"/>
-          <w:sz w:val="32"/>
-          <w:szCs w:val="32"/>
-          <w:lang w:val="fr-FR" w:eastAsia="zh-CN" w:bidi="hi-IN"/>
-        </w:rPr>
-      </w:r>
-    </w:p>
-    <w:p>
-      <w:pPr>
-        <w:pStyle w:val="BodyText"/>
-        <w:rPr>
-          <w:rFonts w:eastAsia="Noto Serif CJK SC" w:cs="Noto Sans Devanagari"/>
-          <w:color w:val="auto"/>
-          <w:kern w:val="2"/>
-          <w:sz w:val="32"/>
-          <w:szCs w:val="32"/>
-          <w:lang w:val="fr-FR" w:eastAsia="zh-CN" w:bidi="hi-IN"/>
-        </w:rPr>
-      </w:pPr>
-      <w:r>
-        <w:rPr>
-          <w:rFonts w:eastAsia="Noto Serif CJK SC" w:cs="Noto Sans Devanagari"/>
-          <w:color w:val="auto"/>
-          <w:kern w:val="2"/>
-          <w:sz w:val="32"/>
-          <w:szCs w:val="32"/>
-          <w:lang w:val="fr-FR" w:eastAsia="zh-CN" w:bidi="hi-IN"/>
-        </w:rPr>
-      </w:r>
-    </w:p>
-    <w:p>
-      <w:pPr>
-        <w:pStyle w:val="BodyText"/>
-        <w:rPr>
-          <w:rFonts w:eastAsia="Noto Serif CJK SC" w:cs="Noto Sans Devanagari"/>
-          <w:color w:val="auto"/>
-          <w:kern w:val="2"/>
-          <w:sz w:val="32"/>
-          <w:szCs w:val="32"/>
-          <w:lang w:val="fr-FR" w:eastAsia="zh-CN" w:bidi="hi-IN"/>
-        </w:rPr>
-      </w:pPr>
-      <w:r>
-        <w:rPr>
-          <w:rFonts w:eastAsia="Noto Serif CJK SC" w:cs="Noto Sans Devanagari"/>
-          <w:color w:val="auto"/>
-          <w:kern w:val="2"/>
-          <w:sz w:val="32"/>
-          <w:szCs w:val="32"/>
-          <w:lang w:val="fr-FR" w:eastAsia="zh-CN" w:bidi="hi-IN"/>
-        </w:rPr>
-      </w:r>
-    </w:p>
-    <w:p>
-      <w:pPr>
-        <w:pStyle w:val="BodyText"/>
-        <w:rPr>
-          <w:rFonts w:eastAsia="Noto Serif CJK SC" w:cs="Noto Sans Devanagari"/>
-          <w:color w:val="auto"/>
-          <w:kern w:val="2"/>
-          <w:sz w:val="32"/>
-          <w:szCs w:val="32"/>
-          <w:lang w:val="fr-FR" w:eastAsia="zh-CN" w:bidi="hi-IN"/>
-        </w:rPr>
-      </w:pPr>
-      <w:r>
-        <w:rPr>
-          <w:rFonts w:eastAsia="Noto Serif CJK SC" w:cs="Noto Sans Devanagari"/>
-          <w:color w:val="auto"/>
-          <w:kern w:val="2"/>
-          <w:sz w:val="32"/>
-          <w:szCs w:val="32"/>
-          <w:lang w:val="fr-FR" w:eastAsia="zh-CN" w:bidi="hi-IN"/>
-        </w:rPr>
-      </w:r>
-    </w:p>
-    <w:p>
-      <w:pPr>
-        <w:pStyle w:val="BodyText"/>
-        <w:rPr>
-          <w:rFonts w:eastAsia="Noto Serif CJK SC" w:cs="Noto Sans Devanagari"/>
-          <w:color w:val="auto"/>
-          <w:kern w:val="2"/>
-          <w:sz w:val="32"/>
-          <w:szCs w:val="32"/>
-          <w:lang w:val="fr-FR" w:eastAsia="zh-CN" w:bidi="hi-IN"/>
-        </w:rPr>
-      </w:pPr>
-      <w:r>
-        <w:rPr>
-          <w:rFonts w:eastAsia="Noto Serif CJK SC" w:cs="Noto Sans Devanagari"/>
-          <w:color w:val="auto"/>
-          <w:kern w:val="2"/>
-          <w:sz w:val="32"/>
-          <w:szCs w:val="32"/>
-          <w:lang w:val="fr-FR" w:eastAsia="zh-CN" w:bidi="hi-IN"/>
-        </w:rPr>
-      </w:r>
-    </w:p>
-    <w:p>
-      <w:pPr>
-        <w:pStyle w:val="BodyText"/>
-        <w:rPr>
-          <w:rFonts w:eastAsia="Noto Serif CJK SC" w:cs="Noto Sans Devanagari"/>
-          <w:color w:val="auto"/>
-          <w:kern w:val="2"/>
-          <w:sz w:val="32"/>
-          <w:szCs w:val="32"/>
-          <w:lang w:val="fr-FR" w:eastAsia="zh-CN" w:bidi="hi-IN"/>
-        </w:rPr>
-      </w:pPr>
-      <w:r>
-        <w:rPr>
-          <w:rFonts w:eastAsia="Noto Serif CJK SC" w:cs="Noto Sans Devanagari"/>
-          <w:color w:val="auto"/>
-          <w:kern w:val="2"/>
-          <w:sz w:val="32"/>
-          <w:szCs w:val="32"/>
-          <w:lang w:val="fr-FR" w:eastAsia="zh-CN" w:bidi="hi-IN"/>
-        </w:rPr>
-      </w:r>
-    </w:p>
-    <w:p>
-      <w:pPr>
-        <w:pStyle w:val="BodyText"/>
-        <w:rPr>
-          <w:rFonts w:eastAsia="Noto Serif CJK SC" w:cs="Noto Sans Devanagari"/>
-          <w:color w:val="auto"/>
-          <w:kern w:val="2"/>
-          <w:sz w:val="32"/>
-          <w:szCs w:val="32"/>
-          <w:lang w:val="fr-FR" w:eastAsia="zh-CN" w:bidi="hi-IN"/>
-        </w:rPr>
-      </w:pPr>
-      <w:r>
-        <w:rPr>
-          <w:rFonts w:eastAsia="Noto Serif CJK SC" w:cs="Noto Sans Devanagari"/>
-          <w:color w:val="auto"/>
-          <w:kern w:val="2"/>
-          <w:sz w:val="32"/>
-          <w:szCs w:val="32"/>
-          <w:lang w:val="fr-FR" w:eastAsia="zh-CN" w:bidi="hi-IN"/>
-        </w:rPr>
-      </w:r>
-    </w:p>
-    <w:p>
-      <w:pPr>
-        <w:pStyle w:val="BodyText"/>
-        <w:rPr>
-          <w:rFonts w:eastAsia="Noto Serif CJK SC" w:cs="Noto Sans Devanagari"/>
-          <w:color w:val="auto"/>
-          <w:kern w:val="2"/>
-          <w:sz w:val="32"/>
-          <w:szCs w:val="32"/>
-          <w:lang w:val="fr-FR" w:eastAsia="zh-CN" w:bidi="hi-IN"/>
-        </w:rPr>
-      </w:pPr>
-      <w:r>
-        <w:rPr>
-          <w:rFonts w:eastAsia="Noto Serif CJK SC" w:cs="Noto Sans Devanagari"/>
-          <w:color w:val="auto"/>
-          <w:kern w:val="2"/>
-          <w:sz w:val="32"/>
-          <w:szCs w:val="32"/>
-          <w:lang w:val="fr-FR" w:eastAsia="zh-CN" w:bidi="hi-IN"/>
-        </w:rPr>
-      </w:r>
-    </w:p>
-    <w:p>
-      <w:pPr>
         <w:pStyle w:val="Heading2"/>
         <w:widowControl/>
         <w:tabs>
@@ -7372,15 +8497,15 @@
           <w:tab w:val="left" w:pos="0" w:leader="none"/>
         </w:tabs>
         <w:suppressAutoHyphens w:val="true"/>
-        <w:overflowPunct w:val="false"/>
+        <w:overflowPunct w:val="true"/>
         <w:bidi w:val="0"/>
         <w:spacing w:before="0" w:after="26"/>
         <w:ind w:hanging="0" w:start="0" w:end="0"/>
         <w:jc w:val="start"/>
         <w:rPr/>
       </w:pPr>
-      <w:bookmarkStart w:id="25" w:name="__RefHeading___Toc3728_2564125926"/>
-      <w:bookmarkEnd w:id="25"/>
+      <w:bookmarkStart w:id="27" w:name="__RefHeading___Toc3728_2564125926"/>
+      <w:bookmarkEnd w:id="27"/>
       <w:r>
         <w:rPr>
           <w:rStyle w:val="Strong"/>
@@ -7425,7 +8550,7 @@
           <w:tab w:val="left" w:pos="0" w:leader="none"/>
         </w:tabs>
         <w:suppressAutoHyphens w:val="true"/>
-        <w:overflowPunct w:val="false"/>
+        <w:overflowPunct w:val="true"/>
         <w:bidi w:val="0"/>
         <w:spacing w:before="0" w:after="26"/>
         <w:ind w:hanging="0" w:start="0" w:end="0"/>
@@ -7991,9 +9116,9 @@
       </w:r>
     </w:p>
     <w:sectPr>
-      <w:footerReference w:type="even" r:id="rId11"/>
-      <w:footerReference w:type="default" r:id="rId12"/>
-      <w:footerReference w:type="first" r:id="rId13"/>
+      <w:footerReference w:type="even" r:id="rId12"/>
+      <w:footerReference w:type="default" r:id="rId13"/>
+      <w:footerReference w:type="first" r:id="rId14"/>
       <w:type w:val="nextPage"/>
       <w:pgSz w:w="11906" w:h="16838"/>
       <w:pgMar w:left="954" w:right="1031" w:gutter="0" w:header="0" w:top="1134" w:footer="287" w:bottom="1020"/>
@@ -8028,8 +9153,8 @@
       <w:jc w:val="center"/>
       <w:rPr/>
     </w:pPr>
-    <w:bookmarkStart w:id="26" w:name="PageNumWizard_FOOTER_Default_Page_Style1"/>
-    <w:bookmarkEnd w:id="26"/>
+    <w:bookmarkStart w:id="28" w:name="PageNumWizard_FOOTER_Default_Page_Style1"/>
+    <w:bookmarkEnd w:id="28"/>
     <w:r>
       <w:rPr>
         <w:sz w:val="20"/>
@@ -8150,8 +9275,8 @@
       <w:jc w:val="center"/>
       <w:rPr/>
     </w:pPr>
-    <w:bookmarkStart w:id="27" w:name="PageNumWizard_FOOTER_Default_Page_Style1"/>
-    <w:bookmarkEnd w:id="27"/>
+    <w:bookmarkStart w:id="29" w:name="PageNumWizard_FOOTER_Default_Page_Style1"/>
+    <w:bookmarkEnd w:id="29"/>
     <w:r>
       <w:rPr>
         <w:sz w:val="20"/>
@@ -8534,143 +9659,6 @@
   <w:abstractNum w:abstractNumId="3">
     <w:lvl w:ilvl="0">
       <w:start w:val="1"/>
-      <w:numFmt w:val="decimal"/>
-      <w:lvlText w:val="%1."/>
-      <w:lvlJc w:val="start"/>
-      <w:pPr>
-        <w:tabs>
-          <w:tab w:val="num" w:pos="709"/>
-        </w:tabs>
-        <w:ind w:start="709" w:hanging="283"/>
-      </w:pPr>
-      <w:rPr>
-        <w:rFonts w:cs="Symbol"/>
-      </w:rPr>
-    </w:lvl>
-    <w:lvl w:ilvl="1">
-      <w:start w:val="1"/>
-      <w:numFmt w:val="bullet"/>
-      <w:lvlText w:val=""/>
-      <w:lvlJc w:val="start"/>
-      <w:pPr>
-        <w:tabs>
-          <w:tab w:val="num" w:pos="1418"/>
-        </w:tabs>
-        <w:ind w:start="1418" w:hanging="283"/>
-      </w:pPr>
-      <w:rPr>
-        <w:rFonts w:ascii="Symbol" w:hAnsi="Symbol" w:cs="Symbol" w:hint="default"/>
-      </w:rPr>
-    </w:lvl>
-    <w:lvl w:ilvl="2">
-      <w:start w:val="1"/>
-      <w:numFmt w:val="bullet"/>
-      <w:lvlText w:val=""/>
-      <w:lvlJc w:val="start"/>
-      <w:pPr>
-        <w:tabs>
-          <w:tab w:val="num" w:pos="2127"/>
-        </w:tabs>
-        <w:ind w:start="2127" w:hanging="283"/>
-      </w:pPr>
-      <w:rPr>
-        <w:rFonts w:ascii="Symbol" w:hAnsi="Symbol" w:cs="Symbol" w:hint="default"/>
-      </w:rPr>
-    </w:lvl>
-    <w:lvl w:ilvl="3">
-      <w:start w:val="1"/>
-      <w:numFmt w:val="bullet"/>
-      <w:lvlText w:val=""/>
-      <w:lvlJc w:val="start"/>
-      <w:pPr>
-        <w:tabs>
-          <w:tab w:val="num" w:pos="2836"/>
-        </w:tabs>
-        <w:ind w:start="2836" w:hanging="283"/>
-      </w:pPr>
-      <w:rPr>
-        <w:rFonts w:ascii="Symbol" w:hAnsi="Symbol" w:cs="Symbol" w:hint="default"/>
-      </w:rPr>
-    </w:lvl>
-    <w:lvl w:ilvl="4">
-      <w:start w:val="1"/>
-      <w:numFmt w:val="bullet"/>
-      <w:lvlText w:val=""/>
-      <w:lvlJc w:val="start"/>
-      <w:pPr>
-        <w:tabs>
-          <w:tab w:val="num" w:pos="3545"/>
-        </w:tabs>
-        <w:ind w:start="3545" w:hanging="283"/>
-      </w:pPr>
-      <w:rPr>
-        <w:rFonts w:ascii="Symbol" w:hAnsi="Symbol" w:cs="Symbol" w:hint="default"/>
-      </w:rPr>
-    </w:lvl>
-    <w:lvl w:ilvl="5">
-      <w:start w:val="1"/>
-      <w:numFmt w:val="bullet"/>
-      <w:lvlText w:val=""/>
-      <w:lvlJc w:val="start"/>
-      <w:pPr>
-        <w:tabs>
-          <w:tab w:val="num" w:pos="4254"/>
-        </w:tabs>
-        <w:ind w:start="4254" w:hanging="283"/>
-      </w:pPr>
-      <w:rPr>
-        <w:rFonts w:ascii="Symbol" w:hAnsi="Symbol" w:cs="Symbol" w:hint="default"/>
-      </w:rPr>
-    </w:lvl>
-    <w:lvl w:ilvl="6">
-      <w:start w:val="1"/>
-      <w:numFmt w:val="bullet"/>
-      <w:lvlText w:val=""/>
-      <w:lvlJc w:val="start"/>
-      <w:pPr>
-        <w:tabs>
-          <w:tab w:val="num" w:pos="4963"/>
-        </w:tabs>
-        <w:ind w:start="4963" w:hanging="283"/>
-      </w:pPr>
-      <w:rPr>
-        <w:rFonts w:ascii="Symbol" w:hAnsi="Symbol" w:cs="Symbol" w:hint="default"/>
-      </w:rPr>
-    </w:lvl>
-    <w:lvl w:ilvl="7">
-      <w:start w:val="1"/>
-      <w:numFmt w:val="bullet"/>
-      <w:lvlText w:val=""/>
-      <w:lvlJc w:val="start"/>
-      <w:pPr>
-        <w:tabs>
-          <w:tab w:val="num" w:pos="5672"/>
-        </w:tabs>
-        <w:ind w:start="5672" w:hanging="283"/>
-      </w:pPr>
-      <w:rPr>
-        <w:rFonts w:ascii="Symbol" w:hAnsi="Symbol" w:cs="Symbol" w:hint="default"/>
-      </w:rPr>
-    </w:lvl>
-    <w:lvl w:ilvl="8">
-      <w:start w:val="1"/>
-      <w:numFmt w:val="bullet"/>
-      <w:lvlText w:val=""/>
-      <w:lvlJc w:val="start"/>
-      <w:pPr>
-        <w:tabs>
-          <w:tab w:val="num" w:pos="6381"/>
-        </w:tabs>
-        <w:ind w:start="6381" w:hanging="283"/>
-      </w:pPr>
-      <w:rPr>
-        <w:rFonts w:ascii="Symbol" w:hAnsi="Symbol" w:cs="Symbol" w:hint="default"/>
-      </w:rPr>
-    </w:lvl>
-  </w:abstractNum>
-  <w:abstractNum w:abstractNumId="4">
-    <w:lvl w:ilvl="0">
-      <w:start w:val="1"/>
       <w:numFmt w:val="bullet"/>
       <w:lvlText w:val=""/>
       <w:lvlJc w:val="start"/>
@@ -8812,144 +9800,7 @@
       </w:rPr>
     </w:lvl>
   </w:abstractNum>
-  <w:abstractNum w:abstractNumId="5">
-    <w:lvl w:ilvl="0">
-      <w:start w:val="1"/>
-      <w:numFmt w:val="decimal"/>
-      <w:lvlText w:val="%1."/>
-      <w:lvlJc w:val="start"/>
-      <w:pPr>
-        <w:tabs>
-          <w:tab w:val="num" w:pos="709"/>
-        </w:tabs>
-        <w:ind w:start="709" w:hanging="283"/>
-      </w:pPr>
-      <w:rPr>
-        <w:rFonts w:cs="Symbol"/>
-      </w:rPr>
-    </w:lvl>
-    <w:lvl w:ilvl="1">
-      <w:start w:val="1"/>
-      <w:numFmt w:val="bullet"/>
-      <w:lvlText w:val=""/>
-      <w:lvlJc w:val="start"/>
-      <w:pPr>
-        <w:tabs>
-          <w:tab w:val="num" w:pos="1418"/>
-        </w:tabs>
-        <w:ind w:start="1418" w:hanging="283"/>
-      </w:pPr>
-      <w:rPr>
-        <w:rFonts w:ascii="Symbol" w:hAnsi="Symbol" w:cs="Symbol" w:hint="default"/>
-      </w:rPr>
-    </w:lvl>
-    <w:lvl w:ilvl="2">
-      <w:start w:val="1"/>
-      <w:numFmt w:val="bullet"/>
-      <w:lvlText w:val=""/>
-      <w:lvlJc w:val="start"/>
-      <w:pPr>
-        <w:tabs>
-          <w:tab w:val="num" w:pos="2127"/>
-        </w:tabs>
-        <w:ind w:start="2127" w:hanging="283"/>
-      </w:pPr>
-      <w:rPr>
-        <w:rFonts w:ascii="Symbol" w:hAnsi="Symbol" w:cs="Symbol" w:hint="default"/>
-      </w:rPr>
-    </w:lvl>
-    <w:lvl w:ilvl="3">
-      <w:start w:val="1"/>
-      <w:numFmt w:val="bullet"/>
-      <w:lvlText w:val=""/>
-      <w:lvlJc w:val="start"/>
-      <w:pPr>
-        <w:tabs>
-          <w:tab w:val="num" w:pos="2836"/>
-        </w:tabs>
-        <w:ind w:start="2836" w:hanging="283"/>
-      </w:pPr>
-      <w:rPr>
-        <w:rFonts w:ascii="Symbol" w:hAnsi="Symbol" w:cs="Symbol" w:hint="default"/>
-      </w:rPr>
-    </w:lvl>
-    <w:lvl w:ilvl="4">
-      <w:start w:val="1"/>
-      <w:numFmt w:val="bullet"/>
-      <w:lvlText w:val=""/>
-      <w:lvlJc w:val="start"/>
-      <w:pPr>
-        <w:tabs>
-          <w:tab w:val="num" w:pos="3545"/>
-        </w:tabs>
-        <w:ind w:start="3545" w:hanging="283"/>
-      </w:pPr>
-      <w:rPr>
-        <w:rFonts w:ascii="Symbol" w:hAnsi="Symbol" w:cs="Symbol" w:hint="default"/>
-      </w:rPr>
-    </w:lvl>
-    <w:lvl w:ilvl="5">
-      <w:start w:val="1"/>
-      <w:numFmt w:val="bullet"/>
-      <w:lvlText w:val=""/>
-      <w:lvlJc w:val="start"/>
-      <w:pPr>
-        <w:tabs>
-          <w:tab w:val="num" w:pos="4254"/>
-        </w:tabs>
-        <w:ind w:start="4254" w:hanging="283"/>
-      </w:pPr>
-      <w:rPr>
-        <w:rFonts w:ascii="Symbol" w:hAnsi="Symbol" w:cs="Symbol" w:hint="default"/>
-      </w:rPr>
-    </w:lvl>
-    <w:lvl w:ilvl="6">
-      <w:start w:val="1"/>
-      <w:numFmt w:val="bullet"/>
-      <w:lvlText w:val=""/>
-      <w:lvlJc w:val="start"/>
-      <w:pPr>
-        <w:tabs>
-          <w:tab w:val="num" w:pos="4963"/>
-        </w:tabs>
-        <w:ind w:start="4963" w:hanging="283"/>
-      </w:pPr>
-      <w:rPr>
-        <w:rFonts w:ascii="Symbol" w:hAnsi="Symbol" w:cs="Symbol" w:hint="default"/>
-      </w:rPr>
-    </w:lvl>
-    <w:lvl w:ilvl="7">
-      <w:start w:val="1"/>
-      <w:numFmt w:val="bullet"/>
-      <w:lvlText w:val=""/>
-      <w:lvlJc w:val="start"/>
-      <w:pPr>
-        <w:tabs>
-          <w:tab w:val="num" w:pos="5672"/>
-        </w:tabs>
-        <w:ind w:start="5672" w:hanging="283"/>
-      </w:pPr>
-      <w:rPr>
-        <w:rFonts w:ascii="Symbol" w:hAnsi="Symbol" w:cs="Symbol" w:hint="default"/>
-      </w:rPr>
-    </w:lvl>
-    <w:lvl w:ilvl="8">
-      <w:start w:val="1"/>
-      <w:numFmt w:val="bullet"/>
-      <w:lvlText w:val=""/>
-      <w:lvlJc w:val="start"/>
-      <w:pPr>
-        <w:tabs>
-          <w:tab w:val="num" w:pos="6381"/>
-        </w:tabs>
-        <w:ind w:start="6381" w:hanging="283"/>
-      </w:pPr>
-      <w:rPr>
-        <w:rFonts w:ascii="Symbol" w:hAnsi="Symbol" w:cs="Symbol" w:hint="default"/>
-      </w:rPr>
-    </w:lvl>
-  </w:abstractNum>
-  <w:abstractNum w:abstractNumId="6">
+  <w:abstractNum w:abstractNumId="4">
     <w:lvl w:ilvl="0">
       <w:start w:val="1"/>
       <w:numFmt w:val="decimal"/>
@@ -9093,7 +9944,7 @@
       </w:rPr>
     </w:lvl>
   </w:abstractNum>
-  <w:abstractNum w:abstractNumId="7">
+  <w:abstractNum w:abstractNumId="5">
     <w:lvl w:ilvl="0">
       <w:start w:val="1"/>
       <w:numFmt w:val="decimal"/>
@@ -9237,7 +10088,7 @@
       </w:rPr>
     </w:lvl>
   </w:abstractNum>
-  <w:abstractNum w:abstractNumId="8">
+  <w:abstractNum w:abstractNumId="6">
     <w:lvl w:ilvl="0">
       <w:start w:val="1"/>
       <w:numFmt w:val="decimal"/>
@@ -9375,6 +10226,298 @@
           <w:tab w:val="num" w:pos="6381"/>
         </w:tabs>
         <w:ind w:start="6381" w:hanging="283"/>
+      </w:pPr>
+      <w:rPr>
+        <w:rFonts w:ascii="Symbol" w:hAnsi="Symbol" w:cs="Symbol" w:hint="default"/>
+      </w:rPr>
+    </w:lvl>
+  </w:abstractNum>
+  <w:abstractNum w:abstractNumId="7">
+    <w:lvl w:ilvl="0">
+      <w:start w:val="1"/>
+      <w:numFmt w:val="decimal"/>
+      <w:lvlText w:val="%1."/>
+      <w:lvlJc w:val="start"/>
+      <w:pPr>
+        <w:tabs>
+          <w:tab w:val="num" w:pos="720"/>
+        </w:tabs>
+        <w:ind w:start="720" w:hanging="360"/>
+      </w:pPr>
+      <w:rPr>
+        <w:sz w:val="18"/>
+        <w:b/>
+        <w:szCs w:val="18"/>
+        <w:bCs/>
+      </w:rPr>
+    </w:lvl>
+    <w:lvl w:ilvl="1">
+      <w:start w:val="1"/>
+      <w:numFmt w:val="decimal"/>
+      <w:lvlText w:val="%1.%2."/>
+      <w:lvlJc w:val="start"/>
+      <w:pPr>
+        <w:tabs>
+          <w:tab w:val="num" w:pos="1080"/>
+        </w:tabs>
+        <w:ind w:start="1080" w:hanging="360"/>
+      </w:pPr>
+      <w:rPr>
+        <w:sz w:val="18"/>
+        <w:b/>
+        <w:szCs w:val="18"/>
+        <w:bCs/>
+      </w:rPr>
+    </w:lvl>
+    <w:lvl w:ilvl="2">
+      <w:start w:val="1"/>
+      <w:numFmt w:val="lowerLetter"/>
+      <w:lvlText w:val="%3)"/>
+      <w:lvlJc w:val="start"/>
+      <w:pPr>
+        <w:tabs>
+          <w:tab w:val="num" w:pos="1440"/>
+        </w:tabs>
+        <w:ind w:start="1440" w:hanging="360"/>
+      </w:pPr>
+      <w:rPr>
+        <w:sz w:val="18"/>
+        <w:b/>
+        <w:szCs w:val="18"/>
+        <w:bCs/>
+      </w:rPr>
+    </w:lvl>
+    <w:lvl w:ilvl="3">
+      <w:start w:val="1"/>
+      <w:numFmt w:val="bullet"/>
+      <w:lvlText w:val=""/>
+      <w:lvlJc w:val="start"/>
+      <w:pPr>
+        <w:tabs>
+          <w:tab w:val="num" w:pos="1800"/>
+        </w:tabs>
+        <w:ind w:start="1800" w:hanging="360"/>
+      </w:pPr>
+      <w:rPr>
+        <w:rFonts w:ascii="Symbol" w:hAnsi="Symbol" w:cs="Symbol" w:hint="default"/>
+      </w:rPr>
+    </w:lvl>
+    <w:lvl w:ilvl="4">
+      <w:start w:val="1"/>
+      <w:numFmt w:val="bullet"/>
+      <w:lvlText w:val=""/>
+      <w:lvlJc w:val="start"/>
+      <w:pPr>
+        <w:tabs>
+          <w:tab w:val="num" w:pos="2160"/>
+        </w:tabs>
+        <w:ind w:start="2160" w:hanging="360"/>
+      </w:pPr>
+      <w:rPr>
+        <w:rFonts w:ascii="Symbol" w:hAnsi="Symbol" w:cs="Symbol" w:hint="default"/>
+      </w:rPr>
+    </w:lvl>
+    <w:lvl w:ilvl="5">
+      <w:start w:val="1"/>
+      <w:numFmt w:val="bullet"/>
+      <w:lvlText w:val=""/>
+      <w:lvlJc w:val="start"/>
+      <w:pPr>
+        <w:tabs>
+          <w:tab w:val="num" w:pos="2520"/>
+        </w:tabs>
+        <w:ind w:start="2520" w:hanging="360"/>
+      </w:pPr>
+      <w:rPr>
+        <w:rFonts w:ascii="Symbol" w:hAnsi="Symbol" w:cs="Symbol" w:hint="default"/>
+      </w:rPr>
+    </w:lvl>
+    <w:lvl w:ilvl="6">
+      <w:start w:val="1"/>
+      <w:numFmt w:val="bullet"/>
+      <w:lvlText w:val=""/>
+      <w:lvlJc w:val="start"/>
+      <w:pPr>
+        <w:tabs>
+          <w:tab w:val="num" w:pos="2880"/>
+        </w:tabs>
+        <w:ind w:start="2880" w:hanging="360"/>
+      </w:pPr>
+      <w:rPr>
+        <w:rFonts w:ascii="Symbol" w:hAnsi="Symbol" w:cs="Symbol" w:hint="default"/>
+      </w:rPr>
+    </w:lvl>
+    <w:lvl w:ilvl="7">
+      <w:start w:val="1"/>
+      <w:numFmt w:val="bullet"/>
+      <w:lvlText w:val=""/>
+      <w:lvlJc w:val="start"/>
+      <w:pPr>
+        <w:tabs>
+          <w:tab w:val="num" w:pos="3240"/>
+        </w:tabs>
+        <w:ind w:start="3240" w:hanging="360"/>
+      </w:pPr>
+      <w:rPr>
+        <w:rFonts w:ascii="Symbol" w:hAnsi="Symbol" w:cs="Symbol" w:hint="default"/>
+      </w:rPr>
+    </w:lvl>
+    <w:lvl w:ilvl="8">
+      <w:start w:val="1"/>
+      <w:numFmt w:val="bullet"/>
+      <w:lvlText w:val=""/>
+      <w:lvlJc w:val="start"/>
+      <w:pPr>
+        <w:tabs>
+          <w:tab w:val="num" w:pos="3600"/>
+        </w:tabs>
+        <w:ind w:start="3600" w:hanging="360"/>
+      </w:pPr>
+      <w:rPr>
+        <w:rFonts w:ascii="Symbol" w:hAnsi="Symbol" w:cs="Symbol" w:hint="default"/>
+      </w:rPr>
+    </w:lvl>
+  </w:abstractNum>
+  <w:abstractNum w:abstractNumId="8">
+    <w:lvl w:ilvl="0">
+      <w:start w:val="1"/>
+      <w:numFmt w:val="decimal"/>
+      <w:lvlText w:val="%1."/>
+      <w:lvlJc w:val="start"/>
+      <w:pPr>
+        <w:tabs>
+          <w:tab w:val="num" w:pos="720"/>
+        </w:tabs>
+        <w:ind w:start="720" w:hanging="360"/>
+      </w:pPr>
+      <w:rPr>
+        <w:sz w:val="18"/>
+        <w:b/>
+        <w:szCs w:val="18"/>
+        <w:bCs/>
+      </w:rPr>
+    </w:lvl>
+    <w:lvl w:ilvl="1">
+      <w:start w:val="1"/>
+      <w:numFmt w:val="decimal"/>
+      <w:lvlText w:val="%1.%2."/>
+      <w:lvlJc w:val="start"/>
+      <w:pPr>
+        <w:tabs>
+          <w:tab w:val="num" w:pos="1080"/>
+        </w:tabs>
+        <w:ind w:start="1080" w:hanging="360"/>
+      </w:pPr>
+      <w:rPr>
+        <w:sz w:val="18"/>
+        <w:b/>
+        <w:szCs w:val="18"/>
+        <w:bCs/>
+      </w:rPr>
+    </w:lvl>
+    <w:lvl w:ilvl="2">
+      <w:start w:val="1"/>
+      <w:numFmt w:val="lowerLetter"/>
+      <w:lvlText w:val="%3)"/>
+      <w:lvlJc w:val="start"/>
+      <w:pPr>
+        <w:tabs>
+          <w:tab w:val="num" w:pos="1440"/>
+        </w:tabs>
+        <w:ind w:start="1440" w:hanging="360"/>
+      </w:pPr>
+      <w:rPr>
+        <w:sz w:val="18"/>
+        <w:b/>
+        <w:szCs w:val="18"/>
+        <w:bCs/>
+      </w:rPr>
+    </w:lvl>
+    <w:lvl w:ilvl="3">
+      <w:start w:val="1"/>
+      <w:numFmt w:val="bullet"/>
+      <w:lvlText w:val=""/>
+      <w:lvlJc w:val="start"/>
+      <w:pPr>
+        <w:tabs>
+          <w:tab w:val="num" w:pos="1800"/>
+        </w:tabs>
+        <w:ind w:start="1800" w:hanging="360"/>
+      </w:pPr>
+      <w:rPr>
+        <w:rFonts w:ascii="Symbol" w:hAnsi="Symbol" w:cs="Symbol" w:hint="default"/>
+      </w:rPr>
+    </w:lvl>
+    <w:lvl w:ilvl="4">
+      <w:start w:val="1"/>
+      <w:numFmt w:val="bullet"/>
+      <w:lvlText w:val=""/>
+      <w:lvlJc w:val="start"/>
+      <w:pPr>
+        <w:tabs>
+          <w:tab w:val="num" w:pos="2160"/>
+        </w:tabs>
+        <w:ind w:start="2160" w:hanging="360"/>
+      </w:pPr>
+      <w:rPr>
+        <w:rFonts w:ascii="Symbol" w:hAnsi="Symbol" w:cs="Symbol" w:hint="default"/>
+      </w:rPr>
+    </w:lvl>
+    <w:lvl w:ilvl="5">
+      <w:start w:val="1"/>
+      <w:numFmt w:val="bullet"/>
+      <w:lvlText w:val=""/>
+      <w:lvlJc w:val="start"/>
+      <w:pPr>
+        <w:tabs>
+          <w:tab w:val="num" w:pos="2520"/>
+        </w:tabs>
+        <w:ind w:start="2520" w:hanging="360"/>
+      </w:pPr>
+      <w:rPr>
+        <w:rFonts w:ascii="Symbol" w:hAnsi="Symbol" w:cs="Symbol" w:hint="default"/>
+      </w:rPr>
+    </w:lvl>
+    <w:lvl w:ilvl="6">
+      <w:start w:val="1"/>
+      <w:numFmt w:val="bullet"/>
+      <w:lvlText w:val=""/>
+      <w:lvlJc w:val="start"/>
+      <w:pPr>
+        <w:tabs>
+          <w:tab w:val="num" w:pos="2880"/>
+        </w:tabs>
+        <w:ind w:start="2880" w:hanging="360"/>
+      </w:pPr>
+      <w:rPr>
+        <w:rFonts w:ascii="Symbol" w:hAnsi="Symbol" w:cs="Symbol" w:hint="default"/>
+      </w:rPr>
+    </w:lvl>
+    <w:lvl w:ilvl="7">
+      <w:start w:val="1"/>
+      <w:numFmt w:val="bullet"/>
+      <w:lvlText w:val=""/>
+      <w:lvlJc w:val="start"/>
+      <w:pPr>
+        <w:tabs>
+          <w:tab w:val="num" w:pos="3240"/>
+        </w:tabs>
+        <w:ind w:start="3240" w:hanging="360"/>
+      </w:pPr>
+      <w:rPr>
+        <w:rFonts w:ascii="Symbol" w:hAnsi="Symbol" w:cs="Symbol" w:hint="default"/>
+      </w:rPr>
+    </w:lvl>
+    <w:lvl w:ilvl="8">
+      <w:start w:val="1"/>
+      <w:numFmt w:val="bullet"/>
+      <w:lvlText w:val=""/>
+      <w:lvlJc w:val="start"/>
+      <w:pPr>
+        <w:tabs>
+          <w:tab w:val="num" w:pos="3600"/>
+        </w:tabs>
+        <w:ind w:start="3600" w:hanging="360"/>
       </w:pPr>
       <w:rPr>
         <w:rFonts w:ascii="Symbol" w:hAnsi="Symbol" w:cs="Symbol" w:hint="default"/>
@@ -9528,7 +10671,7 @@
     <w:abstractNumId w:val="9"/>
   </w:num>
   <w:num w:numId="10">
-    <w:abstractNumId w:val="4"/>
+    <w:abstractNumId w:val="3"/>
     <w:lvlOverride w:ilvl="0">
       <w:lvl w:ilvl="0">
         <w:start w:val="1"/>
@@ -9716,7 +10859,7 @@
     </w:lvlOverride>
   </w:num>
   <w:num w:numId="11">
-    <w:abstractNumId w:val="4"/>
+    <w:abstractNumId w:val="3"/>
     <w:lvlOverride w:ilvl="0">
       <w:lvl w:ilvl="0">
         <w:start w:val="1"/>
@@ -9904,7 +11047,7 @@
     </w:lvlOverride>
   </w:num>
   <w:num w:numId="12">
-    <w:abstractNumId w:val="4"/>
+    <w:abstractNumId w:val="3"/>
     <w:lvlOverride w:ilvl="0">
       <w:lvl w:ilvl="0">
         <w:start w:val="1"/>
@@ -10118,7 +11261,7 @@
     <w:pPr>
       <w:widowControl/>
       <w:suppressAutoHyphens w:val="true"/>
-      <w:overflowPunct w:val="false"/>
+      <w:overflowPunct w:val="true"/>
       <w:bidi w:val="0"/>
       <w:spacing w:before="0" w:after="0"/>
       <w:jc w:val="start"/>
@@ -10262,7 +11405,12 @@
   <w:style w:type="character" w:styleId="NumberingSymbols">
     <w:name w:val="Numbering Symbols"/>
     <w:qFormat/>
-    <w:rPr/>
+    <w:rPr>
+      <w:b/>
+      <w:bCs/>
+      <w:sz w:val="18"/>
+      <w:szCs w:val="18"/>
+    </w:rPr>
   </w:style>
   <w:style w:type="character" w:styleId="Hyperlink">
     <w:name w:val="Hyperlink"/>

--- a/stem_lessons/Pedro_Lesson_5.docx
+++ b/stem_lessons/Pedro_Lesson_5.docx
@@ -27,6 +27,171 @@
           <w:szCs w:val="36"/>
           <w:lang w:val="fr-FR" w:eastAsia="zh-CN" w:bidi="hi-IN"/>
         </w:rPr>
+        <mc:AlternateContent>
+          <mc:Choice Requires="wps">
+            <w:drawing>
+              <wp:anchor behindDoc="0" distT="0" distB="0" distL="0" distR="0" simplePos="0" locked="0" layoutInCell="1" allowOverlap="1" relativeHeight="20">
+                <wp:simplePos x="0" y="0"/>
+                <wp:positionH relativeFrom="column">
+                  <wp:posOffset>-457200</wp:posOffset>
+                </wp:positionH>
+                <wp:positionV relativeFrom="paragraph">
+                  <wp:posOffset>-873760</wp:posOffset>
+                </wp:positionV>
+                <wp:extent cx="1407795" cy="1715770"/>
+                <wp:effectExtent l="1270" t="1270" r="635" b="635"/>
+                <wp:wrapNone/>
+                <wp:docPr id="1" name="Shape 2"/>
+                <a:graphic xmlns:a="http://schemas.openxmlformats.org/drawingml/2006/main">
+                  <a:graphicData uri="http://schemas.microsoft.com/office/word/2010/wordprocessingShape">
+                    <wps:wsp>
+                      <wps:cNvSpPr/>
+                      <wps:spPr>
+                        <a:xfrm rot="5400000">
+                          <a:off x="0" y="0"/>
+                          <a:ext cx="1407960" cy="1715760"/>
+                        </a:xfrm>
+                        <a:prstGeom prst="rtTriangle">
+                          <a:avLst/>
+                        </a:prstGeom>
+                        <a:solidFill>
+                          <a:srgbClr val="ff8000"/>
+                        </a:solidFill>
+                        <a:ln w="0">
+                          <a:solidFill>
+                            <a:srgbClr val="3465a4"/>
+                          </a:solidFill>
+                        </a:ln>
+                      </wps:spPr>
+                      <wps:style>
+                        <a:lnRef idx="0"/>
+                        <a:fillRef idx="0"/>
+                        <a:effectRef idx="0"/>
+                        <a:fontRef idx="minor"/>
+                      </wps:style>
+                      <wps:bodyPr/>
+                    </wps:wsp>
+                  </a:graphicData>
+                </a:graphic>
+              </wp:anchor>
+            </w:drawing>
+          </mc:Choice>
+          <mc:Fallback>
+            <w:pict>
+              <v:shapetype id="_x0000_t6" coordsize="21600,21600" o:spt="6" path="m,21600l,l21600,21600xe">
+                <v:stroke joinstyle="miter"/>
+                <v:formulas>
+                  <v:f eqn="prod height 7 12"/>
+                  <v:f eqn="prod width 7 12"/>
+                  <v:f eqn="prod height 11 12"/>
+                </v:formulas>
+                <v:path gradientshapeok="t" o:connecttype="rect" textboxrect="1800,@0,@1,@2"/>
+              </v:shapetype>
+              <v:shape id="shape_0" ID="Shape 2" fillcolor="#ff8000" stroked="t" o:allowincell="f" style="position:absolute;margin-left:-36.05pt;margin-top:-68.8pt;width:110.8pt;height:135.05pt;mso-wrap-style:none;v-text-anchor:middle;rotation:90" type="_x0000_t6">
+                <v:fill o:detectmouseclick="t" color2="#007fff"/>
+                <v:stroke color="#3465a4" joinstyle="round" endcap="flat"/>
+                <w10:wrap type="none"/>
+              </v:shape>
+            </w:pict>
+          </mc:Fallback>
+        </mc:AlternateContent>
+        <mc:AlternateContent>
+          <mc:Choice Requires="wps">
+            <w:drawing>
+              <wp:anchor behindDoc="0" distT="0" distB="0" distL="0" distR="0" simplePos="0" locked="0" layoutInCell="1" allowOverlap="1" relativeHeight="21">
+                <wp:simplePos x="0" y="0"/>
+                <wp:positionH relativeFrom="column">
+                  <wp:posOffset>-650875</wp:posOffset>
+                </wp:positionH>
+                <wp:positionV relativeFrom="paragraph">
+                  <wp:posOffset>-233680</wp:posOffset>
+                </wp:positionV>
+                <wp:extent cx="1398905" cy="219710"/>
+                <wp:effectExtent l="0" t="414020" r="0" b="414020"/>
+                <wp:wrapNone/>
+                <wp:docPr id="2" name="Text Frame 4"/>
+                <a:graphic xmlns:a="http://schemas.openxmlformats.org/drawingml/2006/main">
+                  <a:graphicData uri="http://schemas.microsoft.com/office/word/2010/wordprocessingShape">
+                    <wps:wsp>
+                      <wps:cNvSpPr txBox="1"/>
+                      <wps:spPr>
+                        <a:xfrm rot="19271400">
+                          <a:off x="0" y="0"/>
+                          <a:ext cx="1398960" cy="219600"/>
+                        </a:xfrm>
+                        <a:prstGeom prst="rect">
+                          <a:avLst/>
+                        </a:prstGeom>
+                        <a:noFill/>
+                        <a:ln w="0">
+                          <a:noFill/>
+                        </a:ln>
+                      </wps:spPr>
+                      <wps:txbx>
+                        <w:txbxContent>
+                          <w:p>
+                            <w:pPr>
+                              <w:jc w:val="center"/>
+                              <w:rPr/>
+                            </w:pPr>
+                            <w:r>
+                              <w:rPr>
+                                <w:sz w:val="30"/>
+                                <w:b/>
+                                <w:szCs w:val="30"/>
+                                <w:bCs/>
+                                <w:rFonts w:ascii="Liberation Mono" w:hAnsi="Liberation Mono"/>
+                                <w:color w:val="FFFFFF"/>
+                              </w:rPr>
+                              <w:t>INTERMEDIATE</w:t>
+                            </w:r>
+                          </w:p>
+                        </w:txbxContent>
+                      </wps:txbx>
+                      <wps:bodyPr wrap="square" lIns="0" rIns="0" tIns="0" bIns="0" anchor="t">
+                        <a:noAutofit/>
+                      </wps:bodyPr>
+                    </wps:wsp>
+                  </a:graphicData>
+                </a:graphic>
+              </wp:anchor>
+            </w:drawing>
+          </mc:Choice>
+          <mc:Fallback>
+            <w:pict>
+              <v:shapetype id="_x0000_t202" coordsize="21600,21600" o:spt="202" path="m,l,21600l21600,21600l21600,xe">
+                <v:stroke joinstyle="miter"/>
+                <v:path gradientshapeok="t" o:connecttype="rect"/>
+              </v:shapetype>
+              <v:shape id="shape_0" ID="Text Frame 4" stroked="f" o:allowincell="f" style="position:absolute;margin-left:-51.25pt;margin-top:-18.45pt;width:110.1pt;height:17.25pt;mso-wrap-style:square;v-text-anchor:top;rotation:321" type="_x0000_t202">
+                <v:textbox>
+                  <w:txbxContent>
+                    <w:p>
+                      <w:pPr>
+                        <w:jc w:val="center"/>
+                        <w:rPr/>
+                      </w:pPr>
+                      <w:r>
+                        <w:rPr>
+                          <w:sz w:val="30"/>
+                          <w:b/>
+                          <w:szCs w:val="30"/>
+                          <w:bCs/>
+                          <w:rFonts w:ascii="Liberation Mono" w:hAnsi="Liberation Mono"/>
+                          <w:color w:val="FFFFFF"/>
+                        </w:rPr>
+                        <w:t>INTERMEDIATE</w:t>
+                      </w:r>
+                    </w:p>
+                  </w:txbxContent>
+                </v:textbox>
+                <v:fill o:detectmouseclick="t" on="false"/>
+                <v:stroke color="black" joinstyle="round" endcap="flat"/>
+                <w10:wrap type="none"/>
+              </v:shape>
+            </w:pict>
+          </mc:Fallback>
+        </mc:AlternateContent>
         <w:drawing>
           <wp:anchor behindDoc="0" distT="0" distB="0" distL="0" distR="0" simplePos="0" locked="0" layoutInCell="0" allowOverlap="1" relativeHeight="2">
             <wp:simplePos x="0" y="0"/>
@@ -39,7 +204,7 @@
             <wp:extent cx="1588770" cy="760095"/>
             <wp:effectExtent l="0" t="0" r="0" b="0"/>
             <wp:wrapSquare wrapText="largest"/>
-            <wp:docPr id="1" name="Image26" descr="" title=""/>
+            <wp:docPr id="3" name="Image26" descr="" title=""/>
             <wp:cNvGraphicFramePr>
               <a:graphicFrameLocks xmlns:a="http://schemas.openxmlformats.org/drawingml/2006/main" noChangeAspect="1"/>
             </wp:cNvGraphicFramePr>
@@ -47,7 +212,7 @@
               <a:graphicData uri="http://schemas.openxmlformats.org/drawingml/2006/picture">
                 <pic:pic xmlns:pic="http://schemas.openxmlformats.org/drawingml/2006/picture">
                   <pic:nvPicPr>
-                    <pic:cNvPr id="1" name="Image26" descr="" title=""/>
+                    <pic:cNvPr id="3" name="Image26" descr="" title=""/>
                     <pic:cNvPicPr>
                       <a:picLocks noChangeAspect="1" noChangeArrowheads="1"/>
                     </pic:cNvPicPr>
@@ -72,6 +237,554 @@
             </a:graphic>
           </wp:anchor>
         </w:drawing>
+        <w:drawing>
+          <wp:anchor behindDoc="0" distT="0" distB="0" distL="0" distR="0" simplePos="0" locked="0" layoutInCell="0" allowOverlap="1" relativeHeight="10">
+            <wp:simplePos x="0" y="0"/>
+            <wp:positionH relativeFrom="column">
+              <wp:posOffset>2475230</wp:posOffset>
+            </wp:positionH>
+            <wp:positionV relativeFrom="paragraph">
+              <wp:posOffset>-365760</wp:posOffset>
+            </wp:positionV>
+            <wp:extent cx="1588770" cy="760095"/>
+            <wp:effectExtent l="0" t="0" r="0" b="0"/>
+            <wp:wrapSquare wrapText="largest"/>
+            <wp:docPr id="4" name="Image26 Copy 1" descr="" title=""/>
+            <wp:cNvGraphicFramePr>
+              <a:graphicFrameLocks xmlns:a="http://schemas.openxmlformats.org/drawingml/2006/main" noChangeAspect="1"/>
+            </wp:cNvGraphicFramePr>
+            <a:graphic xmlns:a="http://schemas.openxmlformats.org/drawingml/2006/main">
+              <a:graphicData uri="http://schemas.openxmlformats.org/drawingml/2006/picture">
+                <pic:pic xmlns:pic="http://schemas.openxmlformats.org/drawingml/2006/picture">
+                  <pic:nvPicPr>
+                    <pic:cNvPr id="4" name="Image26 Copy 1" descr="" title=""/>
+                    <pic:cNvPicPr>
+                      <a:picLocks noChangeAspect="1" noChangeArrowheads="1"/>
+                    </pic:cNvPicPr>
+                  </pic:nvPicPr>
+                  <pic:blipFill>
+                    <a:blip r:embed="rId3"/>
+                    <a:stretch>
+                      <a:fillRect/>
+                    </a:stretch>
+                  </pic:blipFill>
+                  <pic:spPr bwMode="auto">
+                    <a:xfrm>
+                      <a:off x="0" y="0"/>
+                      <a:ext cx="1588770" cy="760095"/>
+                    </a:xfrm>
+                    <a:prstGeom prst="rect">
+                      <a:avLst/>
+                    </a:prstGeom>
+                  </pic:spPr>
+                </pic:pic>
+              </a:graphicData>
+            </a:graphic>
+          </wp:anchor>
+        </w:drawing>
+        <w:drawing>
+          <wp:anchor behindDoc="0" distT="0" distB="0" distL="0" distR="0" simplePos="0" locked="0" layoutInCell="0" allowOverlap="1" relativeHeight="11">
+            <wp:simplePos x="0" y="0"/>
+            <wp:positionH relativeFrom="column">
+              <wp:posOffset>2475230</wp:posOffset>
+            </wp:positionH>
+            <wp:positionV relativeFrom="paragraph">
+              <wp:posOffset>-365760</wp:posOffset>
+            </wp:positionV>
+            <wp:extent cx="1588770" cy="760095"/>
+            <wp:effectExtent l="0" t="0" r="0" b="0"/>
+            <wp:wrapSquare wrapText="largest"/>
+            <wp:docPr id="5" name="Image26 Copy 1 Copy 1" descr="" title=""/>
+            <wp:cNvGraphicFramePr>
+              <a:graphicFrameLocks xmlns:a="http://schemas.openxmlformats.org/drawingml/2006/main" noChangeAspect="1"/>
+            </wp:cNvGraphicFramePr>
+            <a:graphic xmlns:a="http://schemas.openxmlformats.org/drawingml/2006/main">
+              <a:graphicData uri="http://schemas.openxmlformats.org/drawingml/2006/picture">
+                <pic:pic xmlns:pic="http://schemas.openxmlformats.org/drawingml/2006/picture">
+                  <pic:nvPicPr>
+                    <pic:cNvPr id="5" name="Image26 Copy 1 Copy 1" descr="" title=""/>
+                    <pic:cNvPicPr>
+                      <a:picLocks noChangeAspect="1" noChangeArrowheads="1"/>
+                    </pic:cNvPicPr>
+                  </pic:nvPicPr>
+                  <pic:blipFill>
+                    <a:blip r:embed="rId4"/>
+                    <a:stretch>
+                      <a:fillRect/>
+                    </a:stretch>
+                  </pic:blipFill>
+                  <pic:spPr bwMode="auto">
+                    <a:xfrm>
+                      <a:off x="0" y="0"/>
+                      <a:ext cx="1588770" cy="760095"/>
+                    </a:xfrm>
+                    <a:prstGeom prst="rect">
+                      <a:avLst/>
+                    </a:prstGeom>
+                  </pic:spPr>
+                </pic:pic>
+              </a:graphicData>
+            </a:graphic>
+          </wp:anchor>
+        </w:drawing>
+        <w:drawing>
+          <wp:anchor behindDoc="0" distT="0" distB="0" distL="0" distR="0" simplePos="0" locked="0" layoutInCell="0" allowOverlap="1" relativeHeight="12">
+            <wp:simplePos x="0" y="0"/>
+            <wp:positionH relativeFrom="column">
+              <wp:posOffset>2475230</wp:posOffset>
+            </wp:positionH>
+            <wp:positionV relativeFrom="paragraph">
+              <wp:posOffset>-365760</wp:posOffset>
+            </wp:positionV>
+            <wp:extent cx="1588770" cy="760095"/>
+            <wp:effectExtent l="0" t="0" r="0" b="0"/>
+            <wp:wrapSquare wrapText="largest"/>
+            <wp:docPr id="6" name="Image26 Copy 1 Copy 1 Copy 1" descr="" title=""/>
+            <wp:cNvGraphicFramePr>
+              <a:graphicFrameLocks xmlns:a="http://schemas.openxmlformats.org/drawingml/2006/main" noChangeAspect="1"/>
+            </wp:cNvGraphicFramePr>
+            <a:graphic xmlns:a="http://schemas.openxmlformats.org/drawingml/2006/main">
+              <a:graphicData uri="http://schemas.openxmlformats.org/drawingml/2006/picture">
+                <pic:pic xmlns:pic="http://schemas.openxmlformats.org/drawingml/2006/picture">
+                  <pic:nvPicPr>
+                    <pic:cNvPr id="6" name="Image26 Copy 1 Copy 1 Copy 1" descr="" title=""/>
+                    <pic:cNvPicPr>
+                      <a:picLocks noChangeAspect="1" noChangeArrowheads="1"/>
+                    </pic:cNvPicPr>
+                  </pic:nvPicPr>
+                  <pic:blipFill>
+                    <a:blip r:embed="rId5"/>
+                    <a:stretch>
+                      <a:fillRect/>
+                    </a:stretch>
+                  </pic:blipFill>
+                  <pic:spPr bwMode="auto">
+                    <a:xfrm>
+                      <a:off x="0" y="0"/>
+                      <a:ext cx="1588770" cy="760095"/>
+                    </a:xfrm>
+                    <a:prstGeom prst="rect">
+                      <a:avLst/>
+                    </a:prstGeom>
+                  </pic:spPr>
+                </pic:pic>
+              </a:graphicData>
+            </a:graphic>
+          </wp:anchor>
+        </w:drawing>
+        <w:drawing>
+          <wp:anchor behindDoc="0" distT="0" distB="0" distL="0" distR="0" simplePos="0" locked="0" layoutInCell="0" allowOverlap="1" relativeHeight="13">
+            <wp:simplePos x="0" y="0"/>
+            <wp:positionH relativeFrom="column">
+              <wp:posOffset>2475230</wp:posOffset>
+            </wp:positionH>
+            <wp:positionV relativeFrom="paragraph">
+              <wp:posOffset>-365760</wp:posOffset>
+            </wp:positionV>
+            <wp:extent cx="1588770" cy="760095"/>
+            <wp:effectExtent l="0" t="0" r="0" b="0"/>
+            <wp:wrapSquare wrapText="largest"/>
+            <wp:docPr id="7" name="Image26 Copy 1 Copy 1 Copy 1 Copy 1" descr="" title=""/>
+            <wp:cNvGraphicFramePr>
+              <a:graphicFrameLocks xmlns:a="http://schemas.openxmlformats.org/drawingml/2006/main" noChangeAspect="1"/>
+            </wp:cNvGraphicFramePr>
+            <a:graphic xmlns:a="http://schemas.openxmlformats.org/drawingml/2006/main">
+              <a:graphicData uri="http://schemas.openxmlformats.org/drawingml/2006/picture">
+                <pic:pic xmlns:pic="http://schemas.openxmlformats.org/drawingml/2006/picture">
+                  <pic:nvPicPr>
+                    <pic:cNvPr id="7" name="Image26 Copy 1 Copy 1 Copy 1 Copy 1" descr="" title=""/>
+                    <pic:cNvPicPr>
+                      <a:picLocks noChangeAspect="1" noChangeArrowheads="1"/>
+                    </pic:cNvPicPr>
+                  </pic:nvPicPr>
+                  <pic:blipFill>
+                    <a:blip r:embed="rId6"/>
+                    <a:stretch>
+                      <a:fillRect/>
+                    </a:stretch>
+                  </pic:blipFill>
+                  <pic:spPr bwMode="auto">
+                    <a:xfrm>
+                      <a:off x="0" y="0"/>
+                      <a:ext cx="1588770" cy="760095"/>
+                    </a:xfrm>
+                    <a:prstGeom prst="rect">
+                      <a:avLst/>
+                    </a:prstGeom>
+                  </pic:spPr>
+                </pic:pic>
+              </a:graphicData>
+            </a:graphic>
+          </wp:anchor>
+        </w:drawing>
+        <mc:AlternateContent>
+          <mc:Choice Requires="wps">
+            <w:drawing>
+              <wp:anchor behindDoc="0" distT="1270" distB="635" distL="1270" distR="635" simplePos="0" locked="0" layoutInCell="1" allowOverlap="1" relativeHeight="14">
+                <wp:simplePos x="0" y="0"/>
+                <wp:positionH relativeFrom="column">
+                  <wp:posOffset>-457200</wp:posOffset>
+                </wp:positionH>
+                <wp:positionV relativeFrom="paragraph">
+                  <wp:posOffset>-873125</wp:posOffset>
+                </wp:positionV>
+                <wp:extent cx="1407795" cy="1715770"/>
+                <wp:effectExtent l="1270" t="1270" r="635" b="635"/>
+                <wp:wrapNone/>
+                <wp:docPr id="8" name="Shape 1"/>
+                <a:graphic xmlns:a="http://schemas.openxmlformats.org/drawingml/2006/main">
+                  <a:graphicData uri="http://schemas.microsoft.com/office/word/2010/wordprocessingShape">
+                    <wps:wsp>
+                      <wps:cNvSpPr/>
+                      <wps:spPr>
+                        <a:xfrm rot="5400000">
+                          <a:off x="0" y="0"/>
+                          <a:ext cx="1407960" cy="1715760"/>
+                        </a:xfrm>
+                        <a:prstGeom prst="rtTriangle">
+                          <a:avLst/>
+                        </a:prstGeom>
+                        <a:solidFill>
+                          <a:srgbClr val="468a1a"/>
+                        </a:solidFill>
+                        <a:ln w="0">
+                          <a:solidFill>
+                            <a:srgbClr val="3465a4"/>
+                          </a:solidFill>
+                        </a:ln>
+                      </wps:spPr>
+                      <wps:style>
+                        <a:lnRef idx="0"/>
+                        <a:fillRef idx="0"/>
+                        <a:effectRef idx="0"/>
+                        <a:fontRef idx="minor"/>
+                      </wps:style>
+                      <wps:bodyPr/>
+                    </wps:wsp>
+                  </a:graphicData>
+                </a:graphic>
+              </wp:anchor>
+            </w:drawing>
+          </mc:Choice>
+          <mc:Fallback>
+            <w:pict>
+              <v:shape id="shape_0" ID="Shape 1" path="l0,0l-2147483639,-2147483641xe" fillcolor="#468a1a" stroked="t" o:allowincell="f" style="position:absolute;margin-left:-36.05pt;margin-top:-68.75pt;width:110.8pt;height:135.05pt;mso-wrap-style:none;v-text-anchor:middle;rotation:90" type="_x0000_t6">
+                <v:fill o:detectmouseclick="t" type="solid" color2="#b975e5"/>
+                <v:stroke color="#3465a4" joinstyle="round" endcap="flat"/>
+                <w10:wrap type="none"/>
+              </v:shape>
+            </w:pict>
+          </mc:Fallback>
+        </mc:AlternateContent>
+        <mc:AlternateContent>
+          <mc:Choice Requires="wps">
+            <w:drawing>
+              <wp:anchor behindDoc="0" distT="414020" distB="414020" distL="0" distR="0" simplePos="0" locked="0" layoutInCell="1" allowOverlap="1" relativeHeight="15">
+                <wp:simplePos x="0" y="0"/>
+                <wp:positionH relativeFrom="column">
+                  <wp:posOffset>-650240</wp:posOffset>
+                </wp:positionH>
+                <wp:positionV relativeFrom="paragraph">
+                  <wp:posOffset>-233680</wp:posOffset>
+                </wp:positionV>
+                <wp:extent cx="1398905" cy="219710"/>
+                <wp:effectExtent l="0" t="414020" r="0" b="414020"/>
+                <wp:wrapNone/>
+                <wp:docPr id="9" name="Text Frame 1"/>
+                <a:graphic xmlns:a="http://schemas.openxmlformats.org/drawingml/2006/main">
+                  <a:graphicData uri="http://schemas.microsoft.com/office/word/2010/wordprocessingShape">
+                    <wps:wsp>
+                      <wps:cNvSpPr/>
+                      <wps:spPr>
+                        <a:xfrm rot="19271400">
+                          <a:off x="0" y="0"/>
+                          <a:ext cx="1398960" cy="219600"/>
+                        </a:xfrm>
+                        <a:prstGeom prst="rect">
+                          <a:avLst/>
+                        </a:prstGeom>
+                        <a:noFill/>
+                        <a:ln w="0">
+                          <a:noFill/>
+                        </a:ln>
+                      </wps:spPr>
+                      <wps:style>
+                        <a:lnRef idx="0"/>
+                        <a:fillRef idx="0"/>
+                        <a:effectRef idx="0"/>
+                        <a:fontRef idx="minor"/>
+                      </wps:style>
+                      <wps:txbx>
+                        <w:txbxContent>
+                          <w:p>
+                            <w:pPr>
+                              <w:pStyle w:val="FrameContents"/>
+                              <w:jc w:val="center"/>
+                              <w:rPr/>
+                            </w:pPr>
+                            <w:r>
+                              <w:rPr>
+                                <w:rFonts w:ascii="Liberation Mono" w:hAnsi="Liberation Mono"/>
+                                <w:b/>
+                                <w:bCs/>
+                                <w:color w:val="FFFFFF"/>
+                                <w:sz w:val="30"/>
+                                <w:szCs w:val="30"/>
+                              </w:rPr>
+                              <w:t>BEGINNER</w:t>
+                            </w:r>
+                          </w:p>
+                        </w:txbxContent>
+                      </wps:txbx>
+                      <wps:bodyPr lIns="0" rIns="0" tIns="0" bIns="0" anchor="t">
+                        <a:noAutofit/>
+                      </wps:bodyPr>
+                    </wps:wsp>
+                  </a:graphicData>
+                </a:graphic>
+              </wp:anchor>
+            </w:drawing>
+          </mc:Choice>
+          <mc:Fallback>
+            <w:pict>
+              <v:rect id="shape_0" ID="Text Frame 1" path="m0,0l-2147483645,0l-2147483645,-2147483646l0,-2147483646xe" stroked="f" o:allowincell="f" style="position:absolute;margin-left:-51.2pt;margin-top:-18.45pt;width:110.1pt;height:17.25pt;mso-wrap-style:square;v-text-anchor:top;rotation:321">
+                <v:fill o:detectmouseclick="t" on="false"/>
+                <v:stroke color="#3465a4" joinstyle="round" endcap="flat"/>
+                <v:textbox>
+                  <w:txbxContent>
+                    <w:p>
+                      <w:pPr>
+                        <w:pStyle w:val="FrameContents"/>
+                        <w:jc w:val="center"/>
+                        <w:rPr/>
+                      </w:pPr>
+                      <w:r>
+                        <w:rPr>
+                          <w:rFonts w:ascii="Liberation Mono" w:hAnsi="Liberation Mono"/>
+                          <w:b/>
+                          <w:bCs/>
+                          <w:color w:val="FFFFFF"/>
+                          <w:sz w:val="30"/>
+                          <w:szCs w:val="30"/>
+                        </w:rPr>
+                        <w:t>BEGINNER</w:t>
+                      </w:r>
+                    </w:p>
+                  </w:txbxContent>
+                </v:textbox>
+                <w10:wrap type="none"/>
+              </v:rect>
+            </w:pict>
+          </mc:Fallback>
+        </mc:AlternateContent>
+        <mc:AlternateContent>
+          <mc:Choice Requires="wps">
+            <w:drawing>
+              <wp:anchor behindDoc="0" distT="148590" distB="148590" distL="182245" distR="182245" simplePos="0" locked="0" layoutInCell="1" allowOverlap="1" relativeHeight="17">
+                <wp:simplePos x="0" y="0"/>
+                <wp:positionH relativeFrom="column">
+                  <wp:posOffset>5920740</wp:posOffset>
+                </wp:positionH>
+                <wp:positionV relativeFrom="paragraph">
+                  <wp:posOffset>-569595</wp:posOffset>
+                </wp:positionV>
+                <wp:extent cx="852805" cy="958215"/>
+                <wp:effectExtent l="182245" t="148590" r="182245" b="148590"/>
+                <wp:wrapNone/>
+                <wp:docPr id="10" name="Image7"/>
+                <a:graphic xmlns:a="http://schemas.openxmlformats.org/drawingml/2006/main">
+                  <a:graphicData uri="http://schemas.openxmlformats.org/drawingml/2006/picture">
+                    <pic:pic xmlns:pic="http://schemas.openxmlformats.org/drawingml/2006/picture">
+                      <pic:nvPicPr>
+                        <pic:cNvPr id="11" name="Image7" descr=""/>
+                        <pic:cNvPicPr/>
+                      </pic:nvPicPr>
+                      <pic:blipFill>
+                        <a:blip r:embed="rId7"/>
+                        <a:stretch/>
+                      </pic:blipFill>
+                      <pic:spPr>
+                        <a:xfrm rot="1800000">
+                          <a:off x="0" y="0"/>
+                          <a:ext cx="852840" cy="958320"/>
+                        </a:xfrm>
+                        <a:prstGeom prst="rect">
+                          <a:avLst/>
+                        </a:prstGeom>
+                        <a:ln w="0">
+                          <a:noFill/>
+                        </a:ln>
+                      </pic:spPr>
+                    </pic:pic>
+                  </a:graphicData>
+                </a:graphic>
+              </wp:anchor>
+            </w:drawing>
+          </mc:Choice>
+          <mc:Fallback>
+            <w:pict>
+              <v:shapetype id="_x0000_t75" coordsize="21600,21600" o:spt="75" o:preferrelative="t" path="m@4@5l@4@11@9@11@9@5xe" filled="f" stroked="f">
+                <v:stroke joinstyle="miter"/>
+                <v:formulas>
+                  <v:f eqn="if lineDrawn pixelLineWidth 0"/>
+                  <v:f eqn="sum @0 1 0"/>
+                  <v:f eqn="sum 0 0 @1"/>
+                  <v:f eqn="prod @2 1 2"/>
+                  <v:f eqn="prod @3 21600 pixelWidth"/>
+                  <v:f eqn="prod @3 21600 pixelHeight"/>
+                  <v:f eqn="sum @0 0 1"/>
+                  <v:f eqn="prod @6 1 2"/>
+                  <v:f eqn="prod @7 21600 pixelWidth"/>
+                  <v:f eqn="sum @8 21600 0"/>
+                  <v:f eqn="prod @7 21600 pixelHeight"/>
+                  <v:f eqn="sum @10 21600 0"/>
+                </v:formulas>
+                <v:path o:extrusionok="f" gradientshapeok="t" o:connecttype="rect"/>
+                <o:lock v:ext="edit" aspectratio="t"/>
+              </v:shapetype>
+              <v:shape id="shape_0" ID="Image7" stroked="f" o:allowincell="f" style="position:absolute;margin-left:466.2pt;margin-top:-44.95pt;width:67.1pt;height:75.4pt;mso-wrap-style:none;v-text-anchor:middle;rotation:30" type="_x0000_t75">
+                <v:imagedata r:id="rId8" o:detectmouseclick="t"/>
+                <v:stroke color="#3465a4" joinstyle="round" endcap="flat"/>
+                <w10:wrap type="none"/>
+              </v:shape>
+            </w:pict>
+          </mc:Fallback>
+        </mc:AlternateContent>
+        <w:drawing>
+          <wp:anchor behindDoc="0" distT="0" distB="0" distL="0" distR="0" simplePos="0" locked="0" layoutInCell="0" allowOverlap="1" relativeHeight="18">
+            <wp:simplePos x="0" y="0"/>
+            <wp:positionH relativeFrom="column">
+              <wp:posOffset>2475230</wp:posOffset>
+            </wp:positionH>
+            <wp:positionV relativeFrom="paragraph">
+              <wp:posOffset>-365760</wp:posOffset>
+            </wp:positionV>
+            <wp:extent cx="1588770" cy="760095"/>
+            <wp:effectExtent l="0" t="0" r="0" b="0"/>
+            <wp:wrapSquare wrapText="largest"/>
+            <wp:docPr id="12" name="Image26 Copy 2" descr="" title=""/>
+            <wp:cNvGraphicFramePr>
+              <a:graphicFrameLocks xmlns:a="http://schemas.openxmlformats.org/drawingml/2006/main" noChangeAspect="1"/>
+            </wp:cNvGraphicFramePr>
+            <a:graphic xmlns:a="http://schemas.openxmlformats.org/drawingml/2006/main">
+              <a:graphicData uri="http://schemas.openxmlformats.org/drawingml/2006/picture">
+                <pic:pic xmlns:pic="http://schemas.openxmlformats.org/drawingml/2006/picture">
+                  <pic:nvPicPr>
+                    <pic:cNvPr id="12" name="Image26 Copy 2" descr="" title=""/>
+                    <pic:cNvPicPr>
+                      <a:picLocks noChangeAspect="1" noChangeArrowheads="1"/>
+                    </pic:cNvPicPr>
+                  </pic:nvPicPr>
+                  <pic:blipFill>
+                    <a:blip r:embed="rId9"/>
+                    <a:stretch>
+                      <a:fillRect/>
+                    </a:stretch>
+                  </pic:blipFill>
+                  <pic:spPr bwMode="auto">
+                    <a:xfrm>
+                      <a:off x="0" y="0"/>
+                      <a:ext cx="1588770" cy="760095"/>
+                    </a:xfrm>
+                    <a:prstGeom prst="rect">
+                      <a:avLst/>
+                    </a:prstGeom>
+                  </pic:spPr>
+                </pic:pic>
+              </a:graphicData>
+            </a:graphic>
+          </wp:anchor>
+        </w:drawing>
+        <w:drawing>
+          <wp:anchor behindDoc="0" distT="0" distB="0" distL="0" distR="0" simplePos="0" locked="0" layoutInCell="0" allowOverlap="1" relativeHeight="19">
+            <wp:simplePos x="0" y="0"/>
+            <wp:positionH relativeFrom="column">
+              <wp:posOffset>2475230</wp:posOffset>
+            </wp:positionH>
+            <wp:positionV relativeFrom="paragraph">
+              <wp:posOffset>-365760</wp:posOffset>
+            </wp:positionV>
+            <wp:extent cx="1588770" cy="760095"/>
+            <wp:effectExtent l="0" t="0" r="0" b="0"/>
+            <wp:wrapSquare wrapText="largest"/>
+            <wp:docPr id="13" name="Image26 Copy 1 Copy 2" descr="" title=""/>
+            <wp:cNvGraphicFramePr>
+              <a:graphicFrameLocks xmlns:a="http://schemas.openxmlformats.org/drawingml/2006/main" noChangeAspect="1"/>
+            </wp:cNvGraphicFramePr>
+            <a:graphic xmlns:a="http://schemas.openxmlformats.org/drawingml/2006/main">
+              <a:graphicData uri="http://schemas.openxmlformats.org/drawingml/2006/picture">
+                <pic:pic xmlns:pic="http://schemas.openxmlformats.org/drawingml/2006/picture">
+                  <pic:nvPicPr>
+                    <pic:cNvPr id="13" name="Image26 Copy 1 Copy 2" descr="" title=""/>
+                    <pic:cNvPicPr>
+                      <a:picLocks noChangeAspect="1" noChangeArrowheads="1"/>
+                    </pic:cNvPicPr>
+                  </pic:nvPicPr>
+                  <pic:blipFill>
+                    <a:blip r:embed="rId10"/>
+                    <a:stretch>
+                      <a:fillRect/>
+                    </a:stretch>
+                  </pic:blipFill>
+                  <pic:spPr bwMode="auto">
+                    <a:xfrm>
+                      <a:off x="0" y="0"/>
+                      <a:ext cx="1588770" cy="760095"/>
+                    </a:xfrm>
+                    <a:prstGeom prst="rect">
+                      <a:avLst/>
+                    </a:prstGeom>
+                  </pic:spPr>
+                </pic:pic>
+              </a:graphicData>
+            </a:graphic>
+          </wp:anchor>
+        </w:drawing>
+        <w:drawing>
+          <wp:anchor behindDoc="0" distT="0" distB="0" distL="0" distR="0" simplePos="0" locked="0" layoutInCell="1" allowOverlap="1" relativeHeight="22">
+            <wp:simplePos x="0" y="0"/>
+            <wp:positionH relativeFrom="column">
+              <wp:posOffset>5920740</wp:posOffset>
+            </wp:positionH>
+            <wp:positionV relativeFrom="paragraph">
+              <wp:posOffset>-570865</wp:posOffset>
+            </wp:positionV>
+            <wp:extent cx="852805" cy="958215"/>
+            <wp:effectExtent l="182245" t="148590" r="182245" b="148590"/>
+            <wp:wrapNone/>
+            <wp:docPr id="14" name="Image7 Copy 1" descr="" title=""/>
+            <wp:cNvGraphicFramePr>
+              <a:graphicFrameLocks xmlns:a="http://schemas.openxmlformats.org/drawingml/2006/main" noChangeAspect="1"/>
+            </wp:cNvGraphicFramePr>
+            <a:graphic xmlns:a="http://schemas.openxmlformats.org/drawingml/2006/main">
+              <a:graphicData uri="http://schemas.openxmlformats.org/drawingml/2006/picture">
+                <pic:pic xmlns:pic="http://schemas.openxmlformats.org/drawingml/2006/picture">
+                  <pic:nvPicPr>
+                    <pic:cNvPr id="14" name="Image7 Copy 1" descr="" title=""/>
+                    <pic:cNvPicPr>
+                      <a:picLocks noChangeAspect="1" noChangeArrowheads="1"/>
+                    </pic:cNvPicPr>
+                  </pic:nvPicPr>
+                  <pic:blipFill>
+                    <a:blip r:embed="rId11"/>
+                    <a:stretch>
+                      <a:fillRect/>
+                    </a:stretch>
+                  </pic:blipFill>
+                  <pic:spPr bwMode="auto">
+                    <a:xfrm rot="1800000">
+                      <a:off x="0" y="0"/>
+                      <a:ext cx="852805" cy="958215"/>
+                    </a:xfrm>
+                    <a:prstGeom prst="rect">
+                      <a:avLst/>
+                    </a:prstGeom>
+                  </pic:spPr>
+                </pic:pic>
+              </a:graphicData>
+            </a:graphic>
+          </wp:anchor>
+        </w:drawing>
       </w:r>
     </w:p>
     <w:p>
@@ -82,23 +795,116 @@
         <w:ind w:hanging="0" w:start="0"/>
         <w:jc w:val="center"/>
         <w:rPr>
-          <w:rFonts w:eastAsia="Noto Serif CJK SC" w:cs="Noto Sans Devanagari"/>
-          <w:color w:val="auto"/>
-          <w:kern w:val="2"/>
-          <w:sz w:val="36"/>
-          <w:szCs w:val="36"/>
-          <w:lang w:val="fr-FR" w:eastAsia="zh-CN" w:bidi="hi-IN"/>
-        </w:rPr>
-      </w:pPr>
-      <w:r>
-        <w:rPr>
-          <w:rFonts w:eastAsia="Noto Serif CJK SC" w:cs="Noto Sans Devanagari"/>
-          <w:color w:val="auto"/>
-          <w:kern w:val="2"/>
-          <w:sz w:val="36"/>
-          <w:szCs w:val="36"/>
-          <w:lang w:val="fr-FR" w:eastAsia="zh-CN" w:bidi="hi-IN"/>
-        </w:rPr>
+          <w:u w:val="none"/>
+        </w:rPr>
+      </w:pPr>
+      <w:r>
+        <w:rPr>
+          <w:rStyle w:val="Strong"/>
+          <w:rFonts w:eastAsia="Noto Serif CJK SC" w:cs="Noto Sans Devanagari"/>
+          <w:color w:val="auto"/>
+          <w:kern w:val="2"/>
+          <w:sz w:val="72"/>
+          <w:szCs w:val="72"/>
+          <w:lang w:val="fr-FR" w:eastAsia="zh-CN" w:bidi="hi-IN"/>
+        </w:rPr>
+        <w:t xml:space="preserve">STEM </w:t>
+      </w:r>
+      <w:r>
+        <w:rPr>
+          <w:rStyle w:val="Strong"/>
+          <w:rFonts w:eastAsia="Noto Serif CJK SC" w:cs="Noto Sans Devanagari"/>
+          <w:color w:val="auto"/>
+          <w:kern w:val="2"/>
+          <w:sz w:val="72"/>
+          <w:szCs w:val="72"/>
+          <w:lang w:val="fr-FR" w:eastAsia="zh-CN" w:bidi="hi-IN"/>
+        </w:rPr>
+        <w:t>Program</w:t>
+      </w:r>
+      <w:r>
+        <w:rPr>
+          <w:rStyle w:val="Strong"/>
+          <w:rFonts w:eastAsia="Noto Serif CJK SC" w:cs="Noto Sans Devanagari"/>
+          <w:color w:val="auto"/>
+          <w:kern w:val="2"/>
+          <w:sz w:val="32"/>
+          <w:szCs w:val="32"/>
+          <w:lang w:val="fr-FR" w:eastAsia="zh-CN" w:bidi="hi-IN"/>
+        </w:rPr>
+        <w:br/>
+      </w:r>
+      <w:r>
+        <w:rPr>
+          <w:rStyle w:val="Strong"/>
+          <w:rFonts w:eastAsia="Noto Serif CJK SC" w:cs="Noto Sans Devanagari"/>
+          <w:color w:val="auto"/>
+          <w:kern w:val="2"/>
+          <w:sz w:val="20"/>
+          <w:szCs w:val="20"/>
+          <w:lang w:val="fr-FR" w:eastAsia="zh-CN" w:bidi="hi-IN"/>
+        </w:rPr>
+        <w:br/>
+      </w:r>
+      <w:r>
+        <w:rPr>
+          <w:rStyle w:val="Strong"/>
+          <w:rFonts w:eastAsia="Noto Serif CJK SC" w:cs="Noto Sans Devanagari"/>
+          <w:color w:val="auto"/>
+          <w:kern w:val="2"/>
+          <w:sz w:val="52"/>
+          <w:szCs w:val="52"/>
+          <w:lang w:val="fr-FR" w:eastAsia="zh-CN" w:bidi="hi-IN"/>
+        </w:rPr>
+        <w:t>Lesson #</w:t>
+      </w:r>
+      <w:r>
+        <w:rPr>
+          <w:rStyle w:val="Strong"/>
+          <w:rFonts w:eastAsia="Noto Serif CJK SC" w:cs="Noto Sans Devanagari"/>
+          <w:color w:val="auto"/>
+          <w:kern w:val="2"/>
+          <w:sz w:val="52"/>
+          <w:szCs w:val="52"/>
+          <w:lang w:val="fr-FR" w:eastAsia="zh-CN" w:bidi="hi-IN"/>
+        </w:rPr>
+        <w:t>5</w:t>
+      </w:r>
+      <w:r>
+        <w:rPr>
+          <w:rStyle w:val="Strong"/>
+          <w:rFonts w:eastAsia="Noto Serif CJK SC" w:cs="Noto Sans Devanagari"/>
+          <w:color w:val="auto"/>
+          <w:kern w:val="2"/>
+          <w:sz w:val="52"/>
+          <w:szCs w:val="52"/>
+          <w:lang w:val="fr-FR" w:eastAsia="zh-CN" w:bidi="hi-IN"/>
+        </w:rPr>
+        <w:t xml:space="preserve">: </w:t>
+      </w:r>
+      <w:r>
+        <w:rPr>
+          <w:rStyle w:val="Strong"/>
+          <w:rFonts w:eastAsia="Noto Serif CJK SC" w:cs="Noto Sans Devanagari"/>
+          <w:color w:val="auto"/>
+          <w:kern w:val="2"/>
+          <w:sz w:val="52"/>
+          <w:szCs w:val="52"/>
+          <w:lang w:val="fr-FR" w:eastAsia="zh-CN" w:bidi="hi-IN"/>
+        </w:rPr>
+        <w:t>Radio</w:t>
+      </w:r>
+      <w:r>
+        <w:rPr>
+          <w:rStyle w:val="Strong"/>
+          <w:rFonts w:eastAsia="Noto Serif CJK SC" w:cs="Noto Sans Devanagari"/>
+          <w:color w:val="auto"/>
+          <w:kern w:val="2"/>
+          <w:sz w:val="52"/>
+          <w:szCs w:val="52"/>
+          <w:lang w:val="fr-FR" w:eastAsia="zh-CN" w:bidi="hi-IN"/>
+        </w:rPr>
+        <w:t xml:space="preserve"> Mode</w:t>
       </w:r>
     </w:p>
     <w:p>
@@ -112,20 +918,13 @@
           <w:rFonts w:eastAsia="Noto Serif CJK SC" w:cs="Noto Sans Devanagari"/>
           <w:color w:val="auto"/>
           <w:kern w:val="2"/>
-          <w:sz w:val="36"/>
-          <w:szCs w:val="36"/>
-          <w:lang w:val="fr-FR" w:eastAsia="zh-CN" w:bidi="hi-IN"/>
-        </w:rPr>
-      </w:pPr>
-      <w:r>
-        <w:rPr>
-          <w:rFonts w:eastAsia="Noto Serif CJK SC" w:cs="Noto Sans Devanagari"/>
-          <w:color w:val="auto"/>
-          <w:kern w:val="2"/>
-          <w:sz w:val="36"/>
-          <w:szCs w:val="36"/>
-          <w:lang w:val="fr-FR" w:eastAsia="zh-CN" w:bidi="hi-IN"/>
-        </w:rPr>
+          <w:sz w:val="56"/>
+          <w:szCs w:val="56"/>
+          <w:lang w:val="fr-FR" w:eastAsia="zh-CN" w:bidi="hi-IN"/>
+        </w:rPr>
+      </w:pPr>
+      <w:r>
+        <w:rPr/>
       </w:r>
     </w:p>
     <w:p>
@@ -139,162 +938,15 @@
           <w:rFonts w:eastAsia="Noto Serif CJK SC" w:cs="Noto Sans Devanagari"/>
           <w:color w:val="auto"/>
           <w:kern w:val="2"/>
-          <w:sz w:val="36"/>
-          <w:szCs w:val="36"/>
-          <w:lang w:val="fr-FR" w:eastAsia="zh-CN" w:bidi="hi-IN"/>
-        </w:rPr>
-      </w:pPr>
-      <w:r>
-        <w:rPr>
-          <w:rFonts w:eastAsia="Noto Serif CJK SC" w:cs="Noto Sans Devanagari"/>
-          <w:color w:val="auto"/>
-          <w:kern w:val="2"/>
-          <w:sz w:val="36"/>
-          <w:szCs w:val="36"/>
-          <w:lang w:val="fr-FR" w:eastAsia="zh-CN" w:bidi="hi-IN"/>
-        </w:rPr>
-      </w:r>
-    </w:p>
-    <w:p>
-      <w:pPr>
-        <w:pStyle w:val="BodyText"/>
-        <w:bidi w:val="0"/>
-        <w:spacing w:before="200" w:after="120"/>
-        <w:ind w:hanging="0" w:start="0"/>
-        <w:jc w:val="center"/>
-        <w:rPr/>
-      </w:pPr>
-      <w:r>
-        <w:rPr>
-          <w:rStyle w:val="Strong"/>
-          <w:rFonts w:eastAsia="Noto Serif CJK SC" w:cs="Noto Sans Devanagari"/>
-          <w:color w:val="auto"/>
-          <w:kern w:val="2"/>
           <w:sz w:val="56"/>
           <w:szCs w:val="56"/>
           <w:lang w:val="fr-FR" w:eastAsia="zh-CN" w:bidi="hi-IN"/>
         </w:rPr>
-        <w:t>STEM Lesson n°5</w:t>
-      </w:r>
-      <w:r>
-        <w:rPr>
-          <w:rStyle w:val="Strong"/>
-          <w:rFonts w:eastAsia="Noto Serif CJK SC" w:cs="Noto Sans Devanagari"/>
-          <w:color w:val="auto"/>
-          <w:kern w:val="2"/>
-          <w:sz w:val="36"/>
-          <w:szCs w:val="36"/>
-          <w:lang w:val="fr-FR" w:eastAsia="zh-CN" w:bidi="hi-IN"/>
-        </w:rPr>
-        <w:t xml:space="preserve"> </w:t>
-        <w:br/>
-      </w:r>
-    </w:p>
-    <w:p>
-      <w:pPr>
-        <w:pStyle w:val="BodyText"/>
-        <w:bidi w:val="0"/>
-        <w:spacing w:before="200" w:after="120"/>
-        <w:ind w:hanging="0" w:start="0"/>
-        <w:jc w:val="center"/>
-        <w:rPr>
-          <w:rStyle w:val="Strong"/>
-          <w:rFonts w:eastAsia="Noto Serif CJK SC" w:cs="Noto Sans Devanagari"/>
-          <w:b w:val="false"/>
-          <w:bCs w:val="false"/>
-          <w:i/>
-          <w:i/>
-          <w:iCs/>
-          <w:color w:val="auto"/>
-          <w:kern w:val="2"/>
-          <w:sz w:val="24"/>
-          <w:szCs w:val="24"/>
-          <w:lang w:val="fr-FR" w:eastAsia="zh-CN" w:bidi="hi-IN"/>
-        </w:rPr>
-      </w:pPr>
-      <w:r>
-        <w:rPr>
-          <w:rFonts w:eastAsia="Noto Serif CJK SC" w:cs="Noto Sans Devanagari"/>
-          <w:b w:val="false"/>
-          <w:bCs w:val="false"/>
-          <w:i/>
-          <w:iCs/>
-          <w:color w:val="auto"/>
-          <w:kern w:val="2"/>
-          <w:sz w:val="24"/>
-          <w:szCs w:val="24"/>
-          <w:lang w:val="fr-FR" w:eastAsia="zh-CN" w:bidi="hi-IN"/>
-        </w:rPr>
-      </w:r>
-    </w:p>
-    <w:p>
-      <w:pPr>
-        <w:pStyle w:val="BodyText"/>
-        <w:bidi w:val="0"/>
-        <w:spacing w:before="200" w:after="120"/>
-        <w:ind w:hanging="0" w:start="0"/>
-        <w:jc w:val="center"/>
-        <w:rPr/>
-      </w:pPr>
-      <w:r>
-        <w:rPr>
-          <w:rStyle w:val="Strong"/>
-          <w:rFonts w:eastAsia="Noto Serif CJK SC" w:cs="Noto Sans Devanagari"/>
-          <w:color w:val="auto"/>
-          <w:kern w:val="2"/>
-          <w:sz w:val="44"/>
-          <w:szCs w:val="44"/>
-          <w:lang w:val="fr-FR" w:eastAsia="zh-CN" w:bidi="hi-IN"/>
-        </w:rPr>
-        <w:t>Radio Mode</w:t>
-      </w:r>
-    </w:p>
-    <w:p>
-      <w:pPr>
-        <w:pStyle w:val="BodyText"/>
-        <w:bidi w:val="0"/>
-        <w:spacing w:before="200" w:after="120"/>
-        <w:ind w:hanging="0" w:start="0"/>
-        <w:jc w:val="center"/>
-        <w:rPr>
-          <w:rFonts w:eastAsia="Noto Serif CJK SC" w:cs="Noto Sans Devanagari"/>
-          <w:color w:val="auto"/>
-          <w:kern w:val="2"/>
-          <w:sz w:val="56"/>
-          <w:szCs w:val="56"/>
-          <w:lang w:val="fr-FR" w:eastAsia="zh-CN" w:bidi="hi-IN"/>
-        </w:rPr>
-      </w:pPr>
-      <w:r>
-        <w:rPr>
-          <w:rFonts w:eastAsia="Noto Serif CJK SC" w:cs="Noto Sans Devanagari"/>
-          <w:color w:val="auto"/>
-          <w:kern w:val="2"/>
-          <w:sz w:val="56"/>
-          <w:szCs w:val="56"/>
-          <w:lang w:val="fr-FR" w:eastAsia="zh-CN" w:bidi="hi-IN"/>
-        </w:rPr>
-      </w:r>
-    </w:p>
-    <w:p>
-      <w:pPr>
-        <w:pStyle w:val="BodyText"/>
-        <w:bidi w:val="0"/>
-        <w:spacing w:before="200" w:after="120"/>
-        <w:ind w:hanging="0" w:start="0"/>
-        <w:jc w:val="center"/>
-        <w:rPr>
-          <w:b w:val="false"/>
-          <w:bCs w:val="false"/>
-        </w:rPr>
-      </w:pPr>
-      <w:r>
-        <w:rPr>
-          <w:b w:val="false"/>
-          <w:bCs w:val="false"/>
-        </w:rPr>
+      </w:pPr>
+      <w:r>
+        <w:rPr/>
         <w:drawing>
-          <wp:anchor behindDoc="0" distT="0" distB="0" distL="0" distR="0" simplePos="0" locked="0" layoutInCell="0" allowOverlap="1" relativeHeight="3">
+          <wp:anchor behindDoc="0" distT="0" distB="0" distL="0" distR="0" simplePos="0" locked="0" layoutInCell="0" allowOverlap="1" relativeHeight="26">
             <wp:simplePos x="0" y="0"/>
             <wp:positionH relativeFrom="column">
               <wp:posOffset>-215265</wp:posOffset>
@@ -305,7 +957,7 @@
             <wp:extent cx="6825615" cy="3070860"/>
             <wp:effectExtent l="0" t="0" r="0" b="0"/>
             <wp:wrapSquare wrapText="largest"/>
-            <wp:docPr id="2" name="Image2" descr="" title=""/>
+            <wp:docPr id="15" name="Image2 Copy 2" descr="" title=""/>
             <wp:cNvGraphicFramePr>
               <a:graphicFrameLocks xmlns:a="http://schemas.openxmlformats.org/drawingml/2006/main" noChangeAspect="1"/>
             </wp:cNvGraphicFramePr>
@@ -313,13 +965,13 @@
               <a:graphicData uri="http://schemas.openxmlformats.org/drawingml/2006/picture">
                 <pic:pic xmlns:pic="http://schemas.openxmlformats.org/drawingml/2006/picture">
                   <pic:nvPicPr>
-                    <pic:cNvPr id="2" name="Image2" descr="" title=""/>
+                    <pic:cNvPr id="15" name="Image2 Copy 2" descr="" title=""/>
                     <pic:cNvPicPr>
                       <a:picLocks noChangeAspect="1" noChangeArrowheads="1"/>
                     </pic:cNvPicPr>
                   </pic:nvPicPr>
                   <pic:blipFill>
-                    <a:blip r:embed="rId3"/>
+                    <a:blip r:embed="rId12"/>
                     <a:srcRect l="0" t="10007" r="0" b="10007"/>
                     <a:stretch>
                       <a:fillRect/>
@@ -343,25 +995,66 @@
     </w:p>
     <w:p>
       <w:pPr>
-        <w:pStyle w:val="Normal"/>
+        <w:pStyle w:val="BodyText"/>
         <w:bidi w:val="0"/>
         <w:spacing w:before="200" w:after="120"/>
         <w:ind w:hanging="0" w:start="0"/>
         <w:jc w:val="center"/>
-        <w:rPr/>
-      </w:pPr>
-      <w:r>
-        <w:rPr>
-          <w:rStyle w:val="Strong"/>
-          <w:rFonts w:eastAsia="Noto Serif CJK SC" w:cs="Noto Sans Devanagari"/>
-          <w:color w:val="auto"/>
-          <w:kern w:val="2"/>
-          <w:sz w:val="36"/>
-          <w:szCs w:val="36"/>
-          <w:lang w:val="fr-FR" w:eastAsia="zh-CN" w:bidi="hi-IN"/>
-        </w:rPr>
-        <w:t>v1.0.0</w:t>
-        <w:br/>
+        <w:rPr>
+          <w:b w:val="false"/>
+          <w:bCs w:val="false"/>
+        </w:rPr>
+      </w:pPr>
+      <w:r>
+        <w:rPr>
+          <w:b w:val="false"/>
+          <w:bCs w:val="false"/>
+        </w:rPr>
+        <w:drawing>
+          <wp:anchor behindDoc="0" distT="0" distB="0" distL="0" distR="0" simplePos="0" locked="0" layoutInCell="0" allowOverlap="1" relativeHeight="25">
+            <wp:simplePos x="0" y="0"/>
+            <wp:positionH relativeFrom="column">
+              <wp:posOffset>1915795</wp:posOffset>
+            </wp:positionH>
+            <wp:positionV relativeFrom="paragraph">
+              <wp:posOffset>-85090</wp:posOffset>
+            </wp:positionV>
+            <wp:extent cx="2422525" cy="2422525"/>
+            <wp:effectExtent l="0" t="0" r="0" b="0"/>
+            <wp:wrapSquare wrapText="largest"/>
+            <wp:docPr id="16" name="Image3 Copy 1 Copy 1" descr="" title=""/>
+            <wp:cNvGraphicFramePr>
+              <a:graphicFrameLocks xmlns:a="http://schemas.openxmlformats.org/drawingml/2006/main" noChangeAspect="1"/>
+            </wp:cNvGraphicFramePr>
+            <a:graphic xmlns:a="http://schemas.openxmlformats.org/drawingml/2006/main">
+              <a:graphicData uri="http://schemas.openxmlformats.org/drawingml/2006/picture">
+                <pic:pic xmlns:pic="http://schemas.openxmlformats.org/drawingml/2006/picture">
+                  <pic:nvPicPr>
+                    <pic:cNvPr id="16" name="Image3 Copy 1 Copy 1" descr="" title=""/>
+                    <pic:cNvPicPr>
+                      <a:picLocks noChangeAspect="1" noChangeArrowheads="1"/>
+                    </pic:cNvPicPr>
+                  </pic:nvPicPr>
+                  <pic:blipFill>
+                    <a:blip r:embed="rId13"/>
+                    <a:stretch>
+                      <a:fillRect/>
+                    </a:stretch>
+                  </pic:blipFill>
+                  <pic:spPr bwMode="auto">
+                    <a:xfrm>
+                      <a:off x="0" y="0"/>
+                      <a:ext cx="2422525" cy="2422525"/>
+                    </a:xfrm>
+                    <a:prstGeom prst="rect">
+                      <a:avLst/>
+                    </a:prstGeom>
+                  </pic:spPr>
+                </pic:pic>
+              </a:graphicData>
+            </a:graphic>
+          </wp:anchor>
+        </w:drawing>
       </w:r>
     </w:p>
     <w:p>
@@ -371,19 +1064,16 @@
         <w:spacing w:before="200" w:after="120"/>
         <w:ind w:hanging="0" w:start="0"/>
         <w:jc w:val="center"/>
-        <w:rPr/>
-      </w:pPr>
-      <w:r>
-        <w:rPr>
-          <w:rStyle w:val="Strong"/>
+        <w:rPr>
           <w:b w:val="false"/>
           <w:bCs w:val="false"/>
-          <w:i/>
-          <w:iCs/>
-          <w:sz w:val="20"/>
-          <w:szCs w:val="20"/>
-        </w:rPr>
-        <w:br/>
+        </w:rPr>
+      </w:pPr>
+      <w:r>
+        <w:rPr>
+          <w:b w:val="false"/>
+          <w:bCs w:val="false"/>
+        </w:rPr>
       </w:r>
     </w:p>
     <w:p>
@@ -392,29 +1082,377 @@
         <w:bidi w:val="0"/>
         <w:spacing w:before="200" w:after="120"/>
         <w:ind w:hanging="0" w:start="0"/>
-        <w:jc w:val="start"/>
-        <w:rPr>
-          <w:rStyle w:val="Strong"/>
+        <w:jc w:val="center"/>
+        <w:rPr>
           <w:b w:val="false"/>
           <w:bCs w:val="false"/>
-          <w:i/>
-          <w:i/>
-          <w:iCs/>
-          <w:sz w:val="20"/>
-          <w:szCs w:val="20"/>
         </w:rPr>
       </w:pPr>
       <w:r>
         <w:rPr>
           <w:b w:val="false"/>
           <w:bCs w:val="false"/>
-          <w:i/>
-          <w:iCs/>
-          <w:sz w:val="20"/>
-          <w:szCs w:val="20"/>
-        </w:rPr>
-      </w:r>
-    </w:p>
+        </w:rPr>
+        <mc:AlternateContent>
+          <mc:Choice Requires="wps">
+            <w:drawing>
+              <wp:anchor behindDoc="0" distT="0" distB="0" distL="0" distR="0" simplePos="0" locked="0" layoutInCell="1" allowOverlap="1" relativeHeight="23">
+                <wp:simplePos x="0" y="0"/>
+                <wp:positionH relativeFrom="column">
+                  <wp:posOffset>4470400</wp:posOffset>
+                </wp:positionH>
+                <wp:positionV relativeFrom="paragraph">
+                  <wp:posOffset>-76835</wp:posOffset>
+                </wp:positionV>
+                <wp:extent cx="1917065" cy="701675"/>
+                <wp:effectExtent l="5715" t="0" r="0" b="0"/>
+                <wp:wrapNone/>
+                <wp:docPr id="17" name="Text Frame 5"/>
+                <a:graphic xmlns:a="http://schemas.openxmlformats.org/drawingml/2006/main">
+                  <a:graphicData uri="http://schemas.microsoft.com/office/word/2010/wordprocessingShape">
+                    <wps:wsp>
+                      <wps:cNvSpPr txBox="1"/>
+                      <wps:spPr>
+                        <a:xfrm>
+                          <a:off x="0" y="0"/>
+                          <a:ext cx="1917000" cy="701640"/>
+                        </a:xfrm>
+                        <a:prstGeom prst="rect">
+                          <a:avLst/>
+                        </a:prstGeom>
+                        <a:noFill/>
+                        <a:ln w="0">
+                          <a:noFill/>
+                        </a:ln>
+                      </wps:spPr>
+                      <wps:txbx>
+                        <w:txbxContent>
+                          <w:p>
+                            <w:pPr>
+                              <w:spacing w:before="238" w:after="198"/>
+                              <w:rPr/>
+                            </w:pPr>
+                            <w:r>
+                              <w:rPr>
+                                <w:i w:val="false"/>
+                                <w:iCs w:val="false"/>
+                                <w:sz w:val="32"/>
+                                <w:szCs w:val="32"/>
+                                <w:u w:val="single"/>
+                                <w:rFonts w:ascii="Liberation Serif" w:hAnsi="Liberation Serif"/>
+                              </w:rPr>
+                              <w:t>Add it to your Pedro Passport to track your STEM journey!</w:t>
+                            </w:r>
+                          </w:p>
+                        </w:txbxContent>
+                      </wps:txbx>
+                      <wps:bodyPr wrap="square" lIns="0" rIns="0" tIns="0" bIns="0" anchor="t">
+                        <a:noAutofit/>
+                      </wps:bodyPr>
+                    </wps:wsp>
+                  </a:graphicData>
+                </a:graphic>
+              </wp:anchor>
+            </w:drawing>
+          </mc:Choice>
+          <mc:Fallback>
+            <w:pict>
+              <v:shape id="shape_0" ID="Text Frame 5" stroked="f" o:allowincell="f" style="position:absolute;margin-left:352pt;margin-top:-6.05pt;width:150.9pt;height:55.2pt;mso-wrap-style:square;v-text-anchor:top" type="_x0000_t202">
+                <v:textbox>
+                  <w:txbxContent>
+                    <w:p>
+                      <w:pPr>
+                        <w:spacing w:before="238" w:after="198"/>
+                        <w:rPr/>
+                      </w:pPr>
+                      <w:r>
+                        <w:rPr>
+                          <w:i w:val="false"/>
+                          <w:iCs w:val="false"/>
+                          <w:sz w:val="32"/>
+                          <w:szCs w:val="32"/>
+                          <w:u w:val="single"/>
+                          <w:rFonts w:ascii="Liberation Serif" w:hAnsi="Liberation Serif"/>
+                        </w:rPr>
+                        <w:t>Add it to your Pedro Passport to track your STEM journey!</w:t>
+                      </w:r>
+                    </w:p>
+                  </w:txbxContent>
+                </v:textbox>
+                <v:fill o:detectmouseclick="t" on="false"/>
+                <v:stroke color="black" joinstyle="round" endcap="flat"/>
+                <w10:wrap type="none"/>
+              </v:shape>
+            </w:pict>
+          </mc:Fallback>
+        </mc:AlternateContent>
+        <mc:AlternateContent>
+          <mc:Choice Requires="wps">
+            <w:drawing>
+              <wp:anchor behindDoc="0" distT="0" distB="0" distL="0" distR="0" simplePos="0" locked="0" layoutInCell="1" allowOverlap="1" relativeHeight="24">
+                <wp:simplePos x="0" y="0"/>
+                <wp:positionH relativeFrom="column">
+                  <wp:posOffset>40640</wp:posOffset>
+                </wp:positionH>
+                <wp:positionV relativeFrom="paragraph">
+                  <wp:posOffset>-47625</wp:posOffset>
+                </wp:positionV>
+                <wp:extent cx="1829435" cy="701675"/>
+                <wp:effectExtent l="5715" t="0" r="0" b="0"/>
+                <wp:wrapNone/>
+                <wp:docPr id="18" name="Text Frame 6"/>
+                <a:graphic xmlns:a="http://schemas.openxmlformats.org/drawingml/2006/main">
+                  <a:graphicData uri="http://schemas.microsoft.com/office/word/2010/wordprocessingShape">
+                    <wps:wsp>
+                      <wps:cNvSpPr txBox="1"/>
+                      <wps:spPr>
+                        <a:xfrm>
+                          <a:off x="0" y="0"/>
+                          <a:ext cx="1829520" cy="701640"/>
+                        </a:xfrm>
+                        <a:prstGeom prst="rect">
+                          <a:avLst/>
+                        </a:prstGeom>
+                        <a:noFill/>
+                        <a:ln w="0">
+                          <a:noFill/>
+                        </a:ln>
+                      </wps:spPr>
+                      <wps:txbx>
+                        <w:txbxContent>
+                          <w:p>
+                            <w:pPr>
+                              <w:spacing w:before="238" w:after="198"/>
+                              <w:rPr/>
+                            </w:pPr>
+                            <w:r>
+                              <w:rPr>
+                                <w:sz w:val="32"/>
+                                <w:i w:val="false"/>
+                                <w:szCs w:val="32"/>
+                                <w:iCs w:val="false"/>
+                                <w:u w:val="single"/>
+                                <w:rFonts w:ascii="Liberation Serif" w:hAnsi="Liberation Serif"/>
+                              </w:rPr>
+                              <w:t>Complete this lesson to earn your Pedro Badge.</w:t>
+                            </w:r>
+                          </w:p>
+                        </w:txbxContent>
+                      </wps:txbx>
+                      <wps:bodyPr wrap="square" lIns="0" rIns="0" tIns="0" bIns="0" anchor="t">
+                        <a:noAutofit/>
+                      </wps:bodyPr>
+                    </wps:wsp>
+                  </a:graphicData>
+                </a:graphic>
+              </wp:anchor>
+            </w:drawing>
+          </mc:Choice>
+          <mc:Fallback>
+            <w:pict>
+              <v:shape id="shape_0" ID="Text Frame 6" stroked="f" o:allowincell="f" style="position:absolute;margin-left:3.2pt;margin-top:-3.75pt;width:144pt;height:55.2pt;mso-wrap-style:square;v-text-anchor:top" type="_x0000_t202">
+                <v:textbox>
+                  <w:txbxContent>
+                    <w:p>
+                      <w:pPr>
+                        <w:spacing w:before="238" w:after="198"/>
+                        <w:rPr/>
+                      </w:pPr>
+                      <w:r>
+                        <w:rPr>
+                          <w:sz w:val="32"/>
+                          <w:i w:val="false"/>
+                          <w:szCs w:val="32"/>
+                          <w:iCs w:val="false"/>
+                          <w:u w:val="single"/>
+                          <w:rFonts w:ascii="Liberation Serif" w:hAnsi="Liberation Serif"/>
+                        </w:rPr>
+                        <w:t>Complete this lesson to earn your Pedro Badge.</w:t>
+                      </w:r>
+                    </w:p>
+                  </w:txbxContent>
+                </v:textbox>
+                <v:fill o:detectmouseclick="t" on="false"/>
+                <v:stroke color="black" joinstyle="round" endcap="flat"/>
+                <w10:wrap type="none"/>
+              </v:shape>
+            </w:pict>
+          </mc:Fallback>
+        </mc:AlternateContent>
+      </w:r>
+    </w:p>
+    <w:p>
+      <w:pPr>
+        <w:pStyle w:val="BodyText"/>
+        <w:bidi w:val="0"/>
+        <w:spacing w:before="200" w:after="120"/>
+        <w:ind w:hanging="0" w:start="0"/>
+        <w:jc w:val="center"/>
+        <w:rPr>
+          <w:b w:val="false"/>
+          <w:bCs w:val="false"/>
+        </w:rPr>
+      </w:pPr>
+      <w:r>
+        <w:rPr>
+          <w:b w:val="false"/>
+          <w:bCs w:val="false"/>
+        </w:rPr>
+      </w:r>
+    </w:p>
+    <w:p>
+      <w:pPr>
+        <w:pStyle w:val="BodyText"/>
+        <w:bidi w:val="0"/>
+        <w:spacing w:before="200" w:after="120"/>
+        <w:ind w:hanging="0" w:start="0"/>
+        <w:jc w:val="center"/>
+        <w:rPr>
+          <w:b w:val="false"/>
+          <w:bCs w:val="false"/>
+        </w:rPr>
+      </w:pPr>
+      <w:r>
+        <w:rPr>
+          <w:b w:val="false"/>
+          <w:bCs w:val="false"/>
+        </w:rPr>
+      </w:r>
+    </w:p>
+    <w:p>
+      <w:pPr>
+        <w:pStyle w:val="BodyText"/>
+        <w:bidi w:val="0"/>
+        <w:spacing w:before="200" w:after="120"/>
+        <w:ind w:hanging="0" w:start="0"/>
+        <w:jc w:val="center"/>
+        <w:rPr>
+          <w:b w:val="false"/>
+          <w:bCs w:val="false"/>
+        </w:rPr>
+      </w:pPr>
+      <w:r>
+        <w:rPr>
+          <w:b w:val="false"/>
+          <w:bCs w:val="false"/>
+        </w:rPr>
+      </w:r>
+    </w:p>
+    <w:p>
+      <w:pPr>
+        <w:pStyle w:val="BodyText"/>
+        <w:bidi w:val="0"/>
+        <w:spacing w:before="200" w:after="120"/>
+        <w:ind w:hanging="0" w:start="0"/>
+        <w:jc w:val="center"/>
+        <w:rPr>
+          <w:b w:val="false"/>
+          <w:bCs w:val="false"/>
+        </w:rPr>
+      </w:pPr>
+      <w:r>
+        <w:rPr>
+          <w:b w:val="false"/>
+          <w:bCs w:val="false"/>
+        </w:rPr>
+      </w:r>
+    </w:p>
+    <w:p>
+      <w:pPr>
+        <w:pStyle w:val="BodyText"/>
+        <w:bidi w:val="0"/>
+        <w:spacing w:before="200" w:after="120"/>
+        <w:ind w:hanging="0" w:start="0"/>
+        <w:jc w:val="center"/>
+        <w:rPr>
+          <w:b w:val="false"/>
+          <w:bCs w:val="false"/>
+        </w:rPr>
+      </w:pPr>
+      <w:r>
+        <w:rPr>
+          <w:b w:val="false"/>
+          <w:bCs w:val="false"/>
+        </w:rPr>
+      </w:r>
+    </w:p>
+    <w:tbl>
+      <w:tblPr>
+        <w:tblW w:w="12040" w:type="dxa"/>
+        <w:jc w:val="start"/>
+        <w:tblInd w:w="-1094" w:type="dxa"/>
+        <w:tblLayout w:type="fixed"/>
+        <w:tblCellMar>
+          <w:top w:w="0" w:type="dxa"/>
+          <w:start w:w="0" w:type="dxa"/>
+          <w:bottom w:w="0" w:type="dxa"/>
+          <w:end w:w="0" w:type="dxa"/>
+        </w:tblCellMar>
+      </w:tblPr>
+      <w:tblGrid>
+        <w:gridCol w:w="12040"/>
+      </w:tblGrid>
+      <w:tr>
+        <w:trPr>
+          <w:trHeight w:val="1480" w:hRule="atLeast"/>
+        </w:trPr>
+        <w:tc>
+          <w:tcPr>
+            <w:tcW w:w="12040" w:type="dxa"/>
+            <w:tcBorders/>
+            <w:shd w:fill="FF8000" w:val="clear"/>
+          </w:tcPr>
+          <w:p>
+            <w:pPr>
+              <w:pStyle w:val="TableContents"/>
+              <w:jc w:val="center"/>
+              <w:rPr>
+                <w:b/>
+                <w:bCs/>
+                <w:sz w:val="40"/>
+                <w:szCs w:val="40"/>
+              </w:rPr>
+            </w:pPr>
+            <w:r>
+              <w:rPr>
+                <w:b/>
+                <w:bCs/>
+                <w:sz w:val="20"/>
+                <w:szCs w:val="20"/>
+              </w:rPr>
+              <w:br/>
+            </w:r>
+            <w:r>
+              <w:rPr>
+                <w:b/>
+                <w:bCs/>
+                <w:sz w:val="40"/>
+                <w:szCs w:val="40"/>
+              </w:rPr>
+              <w:t>YOUR MISSION:</w:t>
+            </w:r>
+            <w:r>
+              <w:rPr>
+                <w:b w:val="false"/>
+                <w:bCs w:val="false"/>
+                <w:sz w:val="40"/>
+                <w:szCs w:val="40"/>
+              </w:rPr>
+              <w:t xml:space="preserve"> </w:t>
+            </w:r>
+            <w:r>
+              <w:rPr>
+                <w:b w:val="false"/>
+                <w:bCs w:val="false"/>
+                <w:sz w:val="40"/>
+                <w:szCs w:val="40"/>
+              </w:rPr>
+              <w:t>Discover how robots can communicate wirelessly using radio signals</w:t>
+            </w:r>
+          </w:p>
+        </w:tc>
+      </w:tr>
+    </w:tbl>
     <w:p>
       <w:pPr>
         <w:pStyle w:val="Heading2"/>
@@ -572,7 +1610,7 @@
           <w:numId w:val="3"/>
         </w:numPr>
         <w:suppressAutoHyphens w:val="true"/>
-        <w:overflowPunct w:val="false"/>
+        <w:overflowPunct w:val="true"/>
         <w:bidi w:val="0"/>
         <w:spacing w:before="0" w:after="26"/>
         <w:jc w:val="start"/>
@@ -602,7 +1640,7 @@
           <w:numId w:val="3"/>
         </w:numPr>
         <w:suppressAutoHyphens w:val="true"/>
-        <w:overflowPunct w:val="false"/>
+        <w:overflowPunct w:val="true"/>
         <w:bidi w:val="0"/>
         <w:spacing w:before="0" w:after="26"/>
         <w:jc w:val="start"/>
@@ -632,7 +1670,7 @@
           <w:numId w:val="3"/>
         </w:numPr>
         <w:suppressAutoHyphens w:val="true"/>
-        <w:overflowPunct w:val="false"/>
+        <w:overflowPunct w:val="true"/>
         <w:bidi w:val="0"/>
         <w:spacing w:before="0" w:after="26"/>
         <w:jc w:val="start"/>
@@ -662,7 +1700,7 @@
           <w:numId w:val="3"/>
         </w:numPr>
         <w:suppressAutoHyphens w:val="true"/>
-        <w:overflowPunct w:val="false"/>
+        <w:overflowPunct w:val="true"/>
         <w:bidi w:val="0"/>
         <w:spacing w:before="0" w:after="26"/>
         <w:jc w:val="start"/>
@@ -688,7 +1726,7 @@
         <w:pStyle w:val="BodyText"/>
         <w:widowControl/>
         <w:suppressAutoHyphens w:val="true"/>
-        <w:overflowPunct w:val="false"/>
+        <w:overflowPunct w:val="true"/>
         <w:bidi w:val="0"/>
         <w:spacing w:before="0" w:after="26"/>
         <w:jc w:val="start"/>
@@ -732,7 +1770,12 @@
         </w:rPr>
       </w:pPr>
       <w:r>
-        <w:rPr/>
+        <w:rPr>
+          <w:b/>
+          <w:bCs/>
+          <w:sz w:val="36"/>
+          <w:szCs w:val="36"/>
+        </w:rPr>
       </w:r>
     </w:p>
     <w:p>
@@ -770,7 +1813,7 @@
         <w:pStyle w:val="BodyText"/>
         <w:widowControl/>
         <w:suppressAutoHyphens w:val="true"/>
-        <w:overflowPunct w:val="false"/>
+        <w:overflowPunct w:val="true"/>
         <w:bidi w:val="0"/>
         <w:jc w:val="start"/>
         <w:rPr/>
@@ -797,7 +1840,7 @@
           <w:numId w:val="3"/>
         </w:numPr>
         <w:suppressAutoHyphens w:val="true"/>
-        <w:overflowPunct w:val="false"/>
+        <w:overflowPunct w:val="true"/>
         <w:bidi w:val="0"/>
         <w:spacing w:before="0" w:after="26"/>
         <w:jc w:val="start"/>
@@ -827,7 +1870,7 @@
           <w:numId w:val="3"/>
         </w:numPr>
         <w:suppressAutoHyphens w:val="true"/>
-        <w:overflowPunct w:val="false"/>
+        <w:overflowPunct w:val="true"/>
         <w:bidi w:val="0"/>
         <w:spacing w:before="0" w:after="26"/>
         <w:jc w:val="start"/>
@@ -857,7 +1900,7 @@
           <w:numId w:val="3"/>
         </w:numPr>
         <w:suppressAutoHyphens w:val="true"/>
-        <w:overflowPunct w:val="false"/>
+        <w:overflowPunct w:val="true"/>
         <w:bidi w:val="0"/>
         <w:spacing w:before="0" w:after="26"/>
         <w:jc w:val="start"/>
@@ -887,7 +1930,7 @@
           <w:numId w:val="3"/>
         </w:numPr>
         <w:suppressAutoHyphens w:val="true"/>
-        <w:overflowPunct w:val="false"/>
+        <w:overflowPunct w:val="true"/>
         <w:bidi w:val="0"/>
         <w:spacing w:before="0" w:after="26"/>
         <w:jc w:val="start"/>
@@ -921,7 +1964,7 @@
           <w:tab w:val="left" w:pos="0" w:leader="none"/>
         </w:tabs>
         <w:suppressAutoHyphens w:val="true"/>
-        <w:overflowPunct w:val="false"/>
+        <w:overflowPunct w:val="true"/>
         <w:bidi w:val="0"/>
         <w:spacing w:before="0" w:after="26"/>
         <w:ind w:hanging="0" w:start="709"/>
@@ -964,7 +2007,7 @@
           <w:tab w:val="left" w:pos="0" w:leader="none"/>
         </w:tabs>
         <w:suppressAutoHyphens w:val="true"/>
-        <w:overflowPunct w:val="false"/>
+        <w:overflowPunct w:val="true"/>
         <w:bidi w:val="0"/>
         <w:spacing w:before="0" w:after="26"/>
         <w:ind w:hanging="0" w:start="709"/>
@@ -1007,7 +2050,7 @@
           <w:tab w:val="left" w:pos="0" w:leader="none"/>
         </w:tabs>
         <w:suppressAutoHyphens w:val="true"/>
-        <w:overflowPunct w:val="false"/>
+        <w:overflowPunct w:val="true"/>
         <w:bidi w:val="0"/>
         <w:spacing w:before="0" w:after="26"/>
         <w:ind w:hanging="0" w:start="709"/>
@@ -1050,7 +2093,7 @@
           <w:tab w:val="left" w:pos="0" w:leader="none"/>
         </w:tabs>
         <w:suppressAutoHyphens w:val="true"/>
-        <w:overflowPunct w:val="false"/>
+        <w:overflowPunct w:val="true"/>
         <w:bidi w:val="0"/>
         <w:spacing w:before="0" w:after="26"/>
         <w:ind w:hanging="0" w:start="709"/>
@@ -1093,7 +2136,7 @@
           <w:tab w:val="left" w:pos="0" w:leader="none"/>
         </w:tabs>
         <w:suppressAutoHyphens w:val="true"/>
-        <w:overflowPunct w:val="false"/>
+        <w:overflowPunct w:val="true"/>
         <w:bidi w:val="0"/>
         <w:spacing w:before="0" w:after="26"/>
         <w:ind w:hanging="0" w:start="709"/>
@@ -1136,7 +2179,7 @@
           <w:tab w:val="left" w:pos="0" w:leader="none"/>
         </w:tabs>
         <w:suppressAutoHyphens w:val="true"/>
-        <w:overflowPunct w:val="false"/>
+        <w:overflowPunct w:val="true"/>
         <w:bidi w:val="0"/>
         <w:spacing w:before="0" w:after="26"/>
         <w:ind w:hanging="0" w:start="709"/>
@@ -1179,7 +2222,7 @@
           <w:tab w:val="left" w:pos="0" w:leader="none"/>
         </w:tabs>
         <w:suppressAutoHyphens w:val="true"/>
-        <w:overflowPunct w:val="false"/>
+        <w:overflowPunct w:val="true"/>
         <w:bidi w:val="0"/>
         <w:spacing w:before="0" w:after="26"/>
         <w:ind w:hanging="0" w:start="709"/>
@@ -1222,7 +2265,7 @@
           <w:tab w:val="left" w:pos="0" w:leader="none"/>
         </w:tabs>
         <w:suppressAutoHyphens w:val="true"/>
-        <w:overflowPunct w:val="false"/>
+        <w:overflowPunct w:val="true"/>
         <w:bidi w:val="0"/>
         <w:spacing w:before="0" w:after="26"/>
         <w:ind w:hanging="0" w:start="709"/>
@@ -1265,7 +2308,7 @@
           <w:tab w:val="left" w:pos="0" w:leader="none"/>
         </w:tabs>
         <w:suppressAutoHyphens w:val="true"/>
-        <w:overflowPunct w:val="false"/>
+        <w:overflowPunct w:val="true"/>
         <w:bidi w:val="0"/>
         <w:spacing w:before="0" w:after="26"/>
         <w:ind w:hanging="0" w:start="709"/>
@@ -1308,7 +2351,7 @@
           <w:tab w:val="left" w:pos="0" w:leader="none"/>
         </w:tabs>
         <w:suppressAutoHyphens w:val="true"/>
-        <w:overflowPunct w:val="false"/>
+        <w:overflowPunct w:val="true"/>
         <w:bidi w:val="0"/>
         <w:spacing w:before="0" w:after="26"/>
         <w:ind w:hanging="0" w:start="709"/>
@@ -1351,7 +2394,7 @@
           <w:tab w:val="left" w:pos="0" w:leader="none"/>
         </w:tabs>
         <w:suppressAutoHyphens w:val="true"/>
-        <w:overflowPunct w:val="false"/>
+        <w:overflowPunct w:val="true"/>
         <w:bidi w:val="0"/>
         <w:spacing w:before="0" w:after="26"/>
         <w:ind w:hanging="0" w:start="709"/>
@@ -1394,7 +2437,7 @@
           <w:tab w:val="left" w:pos="0" w:leader="none"/>
         </w:tabs>
         <w:suppressAutoHyphens w:val="true"/>
-        <w:overflowPunct w:val="false"/>
+        <w:overflowPunct w:val="true"/>
         <w:bidi w:val="0"/>
         <w:spacing w:before="0" w:after="26"/>
         <w:ind w:hanging="0" w:start="709"/>
@@ -1437,7 +2480,7 @@
           <w:tab w:val="left" w:pos="0" w:leader="none"/>
         </w:tabs>
         <w:suppressAutoHyphens w:val="true"/>
-        <w:overflowPunct w:val="false"/>
+        <w:overflowPunct w:val="true"/>
         <w:bidi w:val="0"/>
         <w:spacing w:before="0" w:after="26"/>
         <w:ind w:hanging="0" w:start="709"/>
@@ -1480,7 +2523,7 @@
           <w:tab w:val="left" w:pos="0" w:leader="none"/>
         </w:tabs>
         <w:suppressAutoHyphens w:val="true"/>
-        <w:overflowPunct w:val="false"/>
+        <w:overflowPunct w:val="true"/>
         <w:bidi w:val="0"/>
         <w:spacing w:before="0" w:after="26"/>
         <w:ind w:hanging="0" w:start="709"/>
@@ -2348,7 +3391,7 @@
           <w:tab w:val="left" w:pos="0" w:leader="none"/>
         </w:tabs>
         <w:suppressAutoHyphens w:val="true"/>
-        <w:overflowPunct w:val="true"/>
+        <w:overflowPunct w:val="false"/>
         <w:bidi w:val="0"/>
         <w:spacing w:before="0" w:after="26"/>
         <w:ind w:hanging="0" w:start="0" w:end="0"/>
@@ -2437,7 +3480,7 @@
         <w:rPr/>
         <w:t xml:space="preserve"> the latest version of the </w:t>
       </w:r>
-      <w:hyperlink r:id="rId4">
+      <w:hyperlink r:id="rId14">
         <w:r>
           <w:rPr>
             <w:rStyle w:val="Hyperlink"/>
@@ -2489,7 +3532,7 @@
           <w:tab w:val="left" w:pos="0" w:leader="none"/>
         </w:tabs>
         <w:suppressAutoHyphens w:val="true"/>
-        <w:overflowPunct w:val="true"/>
+        <w:overflowPunct w:val="false"/>
         <w:bidi w:val="0"/>
         <w:spacing w:before="0" w:after="0"/>
         <w:ind w:hanging="283" w:start="1418"/>
@@ -2524,7 +3567,7 @@
           <w:tab w:val="left" w:pos="0" w:leader="none"/>
         </w:tabs>
         <w:suppressAutoHyphens w:val="true"/>
-        <w:overflowPunct w:val="true"/>
+        <w:overflowPunct w:val="false"/>
         <w:bidi w:val="0"/>
         <w:spacing w:before="0" w:after="0"/>
         <w:ind w:hanging="283" w:start="1418"/>
@@ -2559,7 +3602,7 @@
           <w:tab w:val="left" w:pos="0" w:leader="none"/>
         </w:tabs>
         <w:suppressAutoHyphens w:val="true"/>
-        <w:overflowPunct w:val="true"/>
+        <w:overflowPunct w:val="false"/>
         <w:bidi w:val="0"/>
         <w:spacing w:before="0" w:after="0"/>
         <w:ind w:hanging="283" w:start="1418"/>
@@ -2667,7 +3710,7 @@
       </w:pPr>
       <w:r>
         <w:drawing>
-          <wp:anchor behindDoc="0" distT="0" distB="0" distL="0" distR="0" simplePos="0" locked="0" layoutInCell="0" allowOverlap="1" relativeHeight="4">
+          <wp:anchor behindDoc="0" distT="0" distB="0" distL="0" distR="0" simplePos="0" locked="0" layoutInCell="0" allowOverlap="1" relativeHeight="3">
             <wp:simplePos x="0" y="0"/>
             <wp:positionH relativeFrom="column">
               <wp:posOffset>5083175</wp:posOffset>
@@ -2678,7 +3721,7 @@
             <wp:extent cx="1183005" cy="1245870"/>
             <wp:effectExtent l="0" t="0" r="0" b="0"/>
             <wp:wrapSquare wrapText="largest"/>
-            <wp:docPr id="3" name="Image25" descr="" title=""/>
+            <wp:docPr id="19" name="Image25" descr="" title=""/>
             <wp:cNvGraphicFramePr>
               <a:graphicFrameLocks xmlns:a="http://schemas.openxmlformats.org/drawingml/2006/main" noChangeAspect="1"/>
             </wp:cNvGraphicFramePr>
@@ -2686,13 +3729,13 @@
               <a:graphicData uri="http://schemas.openxmlformats.org/drawingml/2006/picture">
                 <pic:pic xmlns:pic="http://schemas.openxmlformats.org/drawingml/2006/picture">
                   <pic:nvPicPr>
-                    <pic:cNvPr id="3" name="Image25" descr="" title=""/>
+                    <pic:cNvPr id="19" name="Image25" descr="" title=""/>
                     <pic:cNvPicPr>
                       <a:picLocks noChangeAspect="1" noChangeArrowheads="1"/>
                     </pic:cNvPicPr>
                   </pic:nvPicPr>
                   <pic:blipFill>
-                    <a:blip r:embed="rId5"/>
+                    <a:blip r:embed="rId15"/>
                     <a:stretch>
                       <a:fillRect/>
                     </a:stretch>
@@ -3044,7 +4087,7 @@
       <w:r>
         <w:rPr/>
         <w:drawing>
-          <wp:anchor behindDoc="0" distT="0" distB="0" distL="0" distR="0" simplePos="0" locked="0" layoutInCell="0" allowOverlap="1" relativeHeight="5">
+          <wp:anchor behindDoc="0" distT="0" distB="0" distL="0" distR="0" simplePos="0" locked="0" layoutInCell="0" allowOverlap="1" relativeHeight="4">
             <wp:simplePos x="0" y="0"/>
             <wp:positionH relativeFrom="column">
               <wp:posOffset>1645285</wp:posOffset>
@@ -3055,7 +4098,7 @@
             <wp:extent cx="3040380" cy="2604770"/>
             <wp:effectExtent l="0" t="0" r="0" b="0"/>
             <wp:wrapSquare wrapText="left"/>
-            <wp:docPr id="4" name="Image35 Copy 1" descr="" title=""/>
+            <wp:docPr id="20" name="Image35 Copy 1" descr="" title=""/>
             <wp:cNvGraphicFramePr>
               <a:graphicFrameLocks xmlns:a="http://schemas.openxmlformats.org/drawingml/2006/main" noChangeAspect="1"/>
             </wp:cNvGraphicFramePr>
@@ -3063,13 +4106,13 @@
               <a:graphicData uri="http://schemas.openxmlformats.org/drawingml/2006/picture">
                 <pic:pic xmlns:pic="http://schemas.openxmlformats.org/drawingml/2006/picture">
                   <pic:nvPicPr>
-                    <pic:cNvPr id="4" name="Image35 Copy 1" descr="" title=""/>
+                    <pic:cNvPr id="20" name="Image35 Copy 1" descr="" title=""/>
                     <pic:cNvPicPr>
                       <a:picLocks noChangeAspect="1" noChangeArrowheads="1"/>
                     </pic:cNvPicPr>
                   </pic:nvPicPr>
                   <pic:blipFill>
-                    <a:blip r:embed="rId6"/>
+                    <a:blip r:embed="rId16"/>
                     <a:stretch>
                       <a:fillRect/>
                     </a:stretch>
@@ -3197,7 +4240,7 @@
           <w:tab w:val="left" w:pos="0" w:leader="none"/>
         </w:tabs>
         <w:suppressAutoHyphens w:val="true"/>
-        <w:overflowPunct w:val="true"/>
+        <w:overflowPunct w:val="false"/>
         <w:bidi w:val="0"/>
         <w:spacing w:before="0" w:after="26"/>
         <w:ind w:hanging="0" w:start="0" w:end="0"/>
@@ -3269,7 +4312,7 @@
           <w:numId w:val="3"/>
         </w:numPr>
         <w:suppressAutoHyphens w:val="true"/>
-        <w:overflowPunct w:val="true"/>
+        <w:overflowPunct w:val="false"/>
         <w:bidi w:val="0"/>
         <w:spacing w:before="0" w:after="26"/>
         <w:jc w:val="start"/>
@@ -3313,7 +4356,7 @@
           <w:numId w:val="3"/>
         </w:numPr>
         <w:suppressAutoHyphens w:val="true"/>
-        <w:overflowPunct w:val="true"/>
+        <w:overflowPunct w:val="false"/>
         <w:bidi w:val="0"/>
         <w:spacing w:before="0" w:after="26"/>
         <w:jc w:val="start"/>
@@ -3357,7 +4400,7 @@
           <w:numId w:val="3"/>
         </w:numPr>
         <w:suppressAutoHyphens w:val="true"/>
-        <w:overflowPunct w:val="true"/>
+        <w:overflowPunct w:val="false"/>
         <w:bidi w:val="0"/>
         <w:spacing w:before="0" w:after="26"/>
         <w:jc w:val="start"/>
@@ -3401,7 +4444,7 @@
           <w:numId w:val="3"/>
         </w:numPr>
         <w:suppressAutoHyphens w:val="true"/>
-        <w:overflowPunct w:val="true"/>
+        <w:overflowPunct w:val="false"/>
         <w:bidi w:val="0"/>
         <w:spacing w:before="0" w:after="26"/>
         <w:jc w:val="start"/>
@@ -3445,7 +4488,7 @@
           <w:numId w:val="3"/>
         </w:numPr>
         <w:suppressAutoHyphens w:val="true"/>
-        <w:overflowPunct w:val="true"/>
+        <w:overflowPunct w:val="false"/>
         <w:bidi w:val="0"/>
         <w:spacing w:before="0" w:after="26"/>
         <w:jc w:val="start"/>
@@ -3503,7 +4546,7 @@
           <w:tab w:val="left" w:pos="0" w:leader="none"/>
         </w:tabs>
         <w:suppressAutoHyphens w:val="true"/>
-        <w:overflowPunct w:val="true"/>
+        <w:overflowPunct w:val="false"/>
         <w:bidi w:val="0"/>
         <w:spacing w:before="0" w:after="26"/>
         <w:ind w:hanging="0" w:start="0" w:end="0"/>
@@ -3513,7 +4556,7 @@
       <w:r>
         <w:rPr/>
         <w:drawing>
-          <wp:anchor behindDoc="0" distT="0" distB="0" distL="0" distR="0" simplePos="0" locked="0" layoutInCell="0" allowOverlap="1" relativeHeight="6">
+          <wp:anchor behindDoc="0" distT="0" distB="0" distL="0" distR="0" simplePos="0" locked="0" layoutInCell="0" allowOverlap="1" relativeHeight="5">
             <wp:simplePos x="0" y="0"/>
             <wp:positionH relativeFrom="column">
               <wp:posOffset>867410</wp:posOffset>
@@ -3524,7 +4567,7 @@
             <wp:extent cx="4549775" cy="5687060"/>
             <wp:effectExtent l="0" t="0" r="0" b="0"/>
             <wp:wrapSquare wrapText="largest"/>
-            <wp:docPr id="5" name="Image1 Copy 1" descr="" title=""/>
+            <wp:docPr id="21" name="Image1 Copy 1" descr="" title=""/>
             <wp:cNvGraphicFramePr>
               <a:graphicFrameLocks xmlns:a="http://schemas.openxmlformats.org/drawingml/2006/main" noChangeAspect="1"/>
             </wp:cNvGraphicFramePr>
@@ -3532,13 +4575,13 @@
               <a:graphicData uri="http://schemas.openxmlformats.org/drawingml/2006/picture">
                 <pic:pic xmlns:pic="http://schemas.openxmlformats.org/drawingml/2006/picture">
                   <pic:nvPicPr>
-                    <pic:cNvPr id="5" name="Image1 Copy 1" descr="" title=""/>
+                    <pic:cNvPr id="21" name="Image1 Copy 1" descr="" title=""/>
                     <pic:cNvPicPr>
                       <a:picLocks noChangeAspect="1" noChangeArrowheads="1"/>
                     </pic:cNvPicPr>
                   </pic:nvPicPr>
                   <pic:blipFill>
-                    <a:blip r:embed="rId7"/>
+                    <a:blip r:embed="rId17"/>
                     <a:stretch>
                       <a:fillRect/>
                     </a:stretch>
@@ -3568,7 +4611,7 @@
           <w:tab w:val="left" w:pos="0" w:leader="none"/>
         </w:tabs>
         <w:suppressAutoHyphens w:val="true"/>
-        <w:overflowPunct w:val="true"/>
+        <w:overflowPunct w:val="false"/>
         <w:bidi w:val="0"/>
         <w:spacing w:before="0" w:after="26"/>
         <w:ind w:hanging="0" w:start="0" w:end="0"/>
@@ -3588,6 +4631,505 @@
     <w:p>
       <w:pPr>
         <w:pStyle w:val="Heading2"/>
+        <w:widowControl/>
+        <w:tabs>
+          <w:tab w:val="clear" w:pos="720"/>
+          <w:tab w:val="left" w:pos="0" w:leader="none"/>
+        </w:tabs>
+        <w:suppressAutoHyphens w:val="true"/>
+        <w:overflowPunct w:val="false"/>
+        <w:bidi w:val="0"/>
+        <w:spacing w:before="0" w:after="26"/>
+        <w:ind w:hanging="0" w:start="0" w:end="0"/>
+        <w:jc w:val="start"/>
+        <w:rPr>
+          <w:sz w:val="36"/>
+          <w:szCs w:val="36"/>
+        </w:rPr>
+      </w:pPr>
+      <w:r>
+        <w:rPr>
+          <w:sz w:val="36"/>
+          <w:szCs w:val="36"/>
+        </w:rPr>
+      </w:r>
+    </w:p>
+    <w:p>
+      <w:pPr>
+        <w:pStyle w:val="BodyText"/>
+        <w:widowControl/>
+        <w:tabs>
+          <w:tab w:val="clear" w:pos="720"/>
+          <w:tab w:val="left" w:pos="0" w:leader="none"/>
+        </w:tabs>
+        <w:suppressAutoHyphens w:val="true"/>
+        <w:overflowPunct w:val="false"/>
+        <w:bidi w:val="0"/>
+        <w:spacing w:before="0" w:after="26"/>
+        <w:ind w:hanging="0" w:start="0" w:end="0"/>
+        <w:jc w:val="start"/>
+        <w:rPr>
+          <w:sz w:val="36"/>
+          <w:szCs w:val="36"/>
+        </w:rPr>
+      </w:pPr>
+      <w:r>
+        <w:rPr>
+          <w:sz w:val="36"/>
+          <w:szCs w:val="36"/>
+        </w:rPr>
+      </w:r>
+    </w:p>
+    <w:p>
+      <w:pPr>
+        <w:pStyle w:val="BodyText"/>
+        <w:widowControl/>
+        <w:tabs>
+          <w:tab w:val="clear" w:pos="720"/>
+          <w:tab w:val="left" w:pos="0" w:leader="none"/>
+        </w:tabs>
+        <w:suppressAutoHyphens w:val="true"/>
+        <w:overflowPunct w:val="false"/>
+        <w:bidi w:val="0"/>
+        <w:spacing w:before="0" w:after="26"/>
+        <w:ind w:hanging="0" w:start="0" w:end="0"/>
+        <w:jc w:val="start"/>
+        <w:rPr>
+          <w:sz w:val="36"/>
+          <w:szCs w:val="36"/>
+        </w:rPr>
+      </w:pPr>
+      <w:r>
+        <w:rPr>
+          <w:sz w:val="36"/>
+          <w:szCs w:val="36"/>
+        </w:rPr>
+      </w:r>
+    </w:p>
+    <w:p>
+      <w:pPr>
+        <w:pStyle w:val="BodyText"/>
+        <w:widowControl/>
+        <w:tabs>
+          <w:tab w:val="clear" w:pos="720"/>
+          <w:tab w:val="left" w:pos="0" w:leader="none"/>
+        </w:tabs>
+        <w:suppressAutoHyphens w:val="true"/>
+        <w:overflowPunct w:val="false"/>
+        <w:bidi w:val="0"/>
+        <w:spacing w:before="0" w:after="26"/>
+        <w:ind w:hanging="0" w:start="0" w:end="0"/>
+        <w:jc w:val="start"/>
+        <w:rPr>
+          <w:sz w:val="36"/>
+          <w:szCs w:val="36"/>
+        </w:rPr>
+      </w:pPr>
+      <w:r>
+        <w:rPr>
+          <w:sz w:val="36"/>
+          <w:szCs w:val="36"/>
+        </w:rPr>
+      </w:r>
+    </w:p>
+    <w:p>
+      <w:pPr>
+        <w:pStyle w:val="BodyText"/>
+        <w:widowControl/>
+        <w:tabs>
+          <w:tab w:val="clear" w:pos="720"/>
+          <w:tab w:val="left" w:pos="0" w:leader="none"/>
+        </w:tabs>
+        <w:suppressAutoHyphens w:val="true"/>
+        <w:overflowPunct w:val="false"/>
+        <w:bidi w:val="0"/>
+        <w:spacing w:before="0" w:after="26"/>
+        <w:ind w:hanging="0" w:start="0" w:end="0"/>
+        <w:jc w:val="start"/>
+        <w:rPr>
+          <w:sz w:val="36"/>
+          <w:szCs w:val="36"/>
+        </w:rPr>
+      </w:pPr>
+      <w:r>
+        <w:rPr>
+          <w:sz w:val="36"/>
+          <w:szCs w:val="36"/>
+        </w:rPr>
+      </w:r>
+    </w:p>
+    <w:p>
+      <w:pPr>
+        <w:pStyle w:val="BodyText"/>
+        <w:widowControl/>
+        <w:tabs>
+          <w:tab w:val="clear" w:pos="720"/>
+          <w:tab w:val="left" w:pos="0" w:leader="none"/>
+        </w:tabs>
+        <w:suppressAutoHyphens w:val="true"/>
+        <w:overflowPunct w:val="false"/>
+        <w:bidi w:val="0"/>
+        <w:spacing w:before="0" w:after="26"/>
+        <w:ind w:hanging="0" w:start="0" w:end="0"/>
+        <w:jc w:val="start"/>
+        <w:rPr>
+          <w:sz w:val="36"/>
+          <w:szCs w:val="36"/>
+        </w:rPr>
+      </w:pPr>
+      <w:r>
+        <w:rPr>
+          <w:sz w:val="36"/>
+          <w:szCs w:val="36"/>
+        </w:rPr>
+      </w:r>
+    </w:p>
+    <w:p>
+      <w:pPr>
+        <w:pStyle w:val="BodyText"/>
+        <w:widowControl/>
+        <w:tabs>
+          <w:tab w:val="clear" w:pos="720"/>
+          <w:tab w:val="left" w:pos="0" w:leader="none"/>
+        </w:tabs>
+        <w:suppressAutoHyphens w:val="true"/>
+        <w:overflowPunct w:val="false"/>
+        <w:bidi w:val="0"/>
+        <w:spacing w:before="0" w:after="26"/>
+        <w:ind w:hanging="0" w:start="0" w:end="0"/>
+        <w:jc w:val="start"/>
+        <w:rPr>
+          <w:sz w:val="36"/>
+          <w:szCs w:val="36"/>
+        </w:rPr>
+      </w:pPr>
+      <w:r>
+        <w:rPr>
+          <w:sz w:val="36"/>
+          <w:szCs w:val="36"/>
+        </w:rPr>
+      </w:r>
+    </w:p>
+    <w:p>
+      <w:pPr>
+        <w:pStyle w:val="BodyText"/>
+        <w:widowControl/>
+        <w:tabs>
+          <w:tab w:val="clear" w:pos="720"/>
+          <w:tab w:val="left" w:pos="0" w:leader="none"/>
+        </w:tabs>
+        <w:suppressAutoHyphens w:val="true"/>
+        <w:overflowPunct w:val="false"/>
+        <w:bidi w:val="0"/>
+        <w:spacing w:before="0" w:after="26"/>
+        <w:ind w:hanging="0" w:start="0" w:end="0"/>
+        <w:jc w:val="start"/>
+        <w:rPr>
+          <w:sz w:val="36"/>
+          <w:szCs w:val="36"/>
+        </w:rPr>
+      </w:pPr>
+      <w:r>
+        <w:rPr>
+          <w:sz w:val="36"/>
+          <w:szCs w:val="36"/>
+        </w:rPr>
+      </w:r>
+    </w:p>
+    <w:p>
+      <w:pPr>
+        <w:pStyle w:val="BodyText"/>
+        <w:widowControl/>
+        <w:tabs>
+          <w:tab w:val="clear" w:pos="720"/>
+          <w:tab w:val="left" w:pos="0" w:leader="none"/>
+        </w:tabs>
+        <w:suppressAutoHyphens w:val="true"/>
+        <w:overflowPunct w:val="false"/>
+        <w:bidi w:val="0"/>
+        <w:spacing w:before="0" w:after="26"/>
+        <w:ind w:hanging="0" w:start="0" w:end="0"/>
+        <w:jc w:val="start"/>
+        <w:rPr>
+          <w:sz w:val="36"/>
+          <w:szCs w:val="36"/>
+        </w:rPr>
+      </w:pPr>
+      <w:r>
+        <w:rPr>
+          <w:sz w:val="36"/>
+          <w:szCs w:val="36"/>
+        </w:rPr>
+      </w:r>
+    </w:p>
+    <w:p>
+      <w:pPr>
+        <w:pStyle w:val="BodyText"/>
+        <w:widowControl/>
+        <w:tabs>
+          <w:tab w:val="clear" w:pos="720"/>
+          <w:tab w:val="left" w:pos="0" w:leader="none"/>
+        </w:tabs>
+        <w:suppressAutoHyphens w:val="true"/>
+        <w:overflowPunct w:val="false"/>
+        <w:bidi w:val="0"/>
+        <w:spacing w:before="0" w:after="26"/>
+        <w:ind w:hanging="0" w:start="0" w:end="0"/>
+        <w:jc w:val="start"/>
+        <w:rPr>
+          <w:sz w:val="36"/>
+          <w:szCs w:val="36"/>
+        </w:rPr>
+      </w:pPr>
+      <w:r>
+        <w:rPr>
+          <w:sz w:val="36"/>
+          <w:szCs w:val="36"/>
+        </w:rPr>
+      </w:r>
+    </w:p>
+    <w:p>
+      <w:pPr>
+        <w:pStyle w:val="BodyText"/>
+        <w:widowControl/>
+        <w:tabs>
+          <w:tab w:val="clear" w:pos="720"/>
+          <w:tab w:val="left" w:pos="0" w:leader="none"/>
+        </w:tabs>
+        <w:suppressAutoHyphens w:val="true"/>
+        <w:overflowPunct w:val="false"/>
+        <w:bidi w:val="0"/>
+        <w:spacing w:before="0" w:after="26"/>
+        <w:ind w:hanging="0" w:start="0" w:end="0"/>
+        <w:jc w:val="start"/>
+        <w:rPr>
+          <w:sz w:val="36"/>
+          <w:szCs w:val="36"/>
+        </w:rPr>
+      </w:pPr>
+      <w:r>
+        <w:rPr>
+          <w:sz w:val="36"/>
+          <w:szCs w:val="36"/>
+        </w:rPr>
+      </w:r>
+    </w:p>
+    <w:p>
+      <w:pPr>
+        <w:pStyle w:val="BodyText"/>
+        <w:widowControl/>
+        <w:tabs>
+          <w:tab w:val="clear" w:pos="720"/>
+          <w:tab w:val="left" w:pos="0" w:leader="none"/>
+        </w:tabs>
+        <w:suppressAutoHyphens w:val="true"/>
+        <w:overflowPunct w:val="false"/>
+        <w:bidi w:val="0"/>
+        <w:spacing w:before="0" w:after="26"/>
+        <w:ind w:hanging="0" w:start="0" w:end="0"/>
+        <w:jc w:val="start"/>
+        <w:rPr>
+          <w:sz w:val="36"/>
+          <w:szCs w:val="36"/>
+        </w:rPr>
+      </w:pPr>
+      <w:r>
+        <w:rPr>
+          <w:sz w:val="36"/>
+          <w:szCs w:val="36"/>
+        </w:rPr>
+      </w:r>
+    </w:p>
+    <w:p>
+      <w:pPr>
+        <w:pStyle w:val="BodyText"/>
+        <w:widowControl/>
+        <w:tabs>
+          <w:tab w:val="clear" w:pos="720"/>
+          <w:tab w:val="left" w:pos="0" w:leader="none"/>
+        </w:tabs>
+        <w:suppressAutoHyphens w:val="true"/>
+        <w:overflowPunct w:val="false"/>
+        <w:bidi w:val="0"/>
+        <w:spacing w:before="0" w:after="26"/>
+        <w:ind w:hanging="0" w:start="0" w:end="0"/>
+        <w:jc w:val="start"/>
+        <w:rPr>
+          <w:sz w:val="36"/>
+          <w:szCs w:val="36"/>
+        </w:rPr>
+      </w:pPr>
+      <w:r>
+        <w:rPr>
+          <w:sz w:val="36"/>
+          <w:szCs w:val="36"/>
+        </w:rPr>
+      </w:r>
+    </w:p>
+    <w:p>
+      <w:pPr>
+        <w:pStyle w:val="BodyText"/>
+        <w:widowControl/>
+        <w:tabs>
+          <w:tab w:val="clear" w:pos="720"/>
+          <w:tab w:val="left" w:pos="0" w:leader="none"/>
+        </w:tabs>
+        <w:suppressAutoHyphens w:val="true"/>
+        <w:overflowPunct w:val="false"/>
+        <w:bidi w:val="0"/>
+        <w:spacing w:before="0" w:after="26"/>
+        <w:ind w:hanging="0" w:start="0" w:end="0"/>
+        <w:jc w:val="start"/>
+        <w:rPr>
+          <w:sz w:val="36"/>
+          <w:szCs w:val="36"/>
+        </w:rPr>
+      </w:pPr>
+      <w:r>
+        <w:rPr>
+          <w:sz w:val="36"/>
+          <w:szCs w:val="36"/>
+        </w:rPr>
+      </w:r>
+    </w:p>
+    <w:p>
+      <w:pPr>
+        <w:pStyle w:val="BodyText"/>
+        <w:widowControl/>
+        <w:tabs>
+          <w:tab w:val="clear" w:pos="720"/>
+          <w:tab w:val="left" w:pos="0" w:leader="none"/>
+        </w:tabs>
+        <w:suppressAutoHyphens w:val="true"/>
+        <w:overflowPunct w:val="false"/>
+        <w:bidi w:val="0"/>
+        <w:spacing w:before="0" w:after="26"/>
+        <w:ind w:hanging="0" w:start="0" w:end="0"/>
+        <w:jc w:val="start"/>
+        <w:rPr>
+          <w:sz w:val="36"/>
+          <w:szCs w:val="36"/>
+        </w:rPr>
+      </w:pPr>
+      <w:r>
+        <w:rPr>
+          <w:sz w:val="36"/>
+          <w:szCs w:val="36"/>
+        </w:rPr>
+      </w:r>
+    </w:p>
+    <w:p>
+      <w:pPr>
+        <w:pStyle w:val="BodyText"/>
+        <w:widowControl/>
+        <w:tabs>
+          <w:tab w:val="clear" w:pos="720"/>
+          <w:tab w:val="left" w:pos="0" w:leader="none"/>
+        </w:tabs>
+        <w:suppressAutoHyphens w:val="true"/>
+        <w:overflowPunct w:val="false"/>
+        <w:bidi w:val="0"/>
+        <w:spacing w:before="0" w:after="26"/>
+        <w:ind w:hanging="0" w:start="0" w:end="0"/>
+        <w:jc w:val="start"/>
+        <w:rPr>
+          <w:sz w:val="36"/>
+          <w:szCs w:val="36"/>
+        </w:rPr>
+      </w:pPr>
+      <w:r>
+        <w:rPr>
+          <w:sz w:val="36"/>
+          <w:szCs w:val="36"/>
+        </w:rPr>
+      </w:r>
+    </w:p>
+    <w:p>
+      <w:pPr>
+        <w:pStyle w:val="BodyText"/>
+        <w:rPr>
+          <w:rFonts w:eastAsia="Noto Serif CJK SC" w:cs="Noto Sans Devanagari"/>
+          <w:color w:val="auto"/>
+          <w:kern w:val="2"/>
+          <w:sz w:val="32"/>
+          <w:szCs w:val="32"/>
+          <w:lang w:val="fr-FR" w:eastAsia="zh-CN" w:bidi="hi-IN"/>
+        </w:rPr>
+      </w:pPr>
+      <w:r>
+        <w:rPr>
+          <w:rFonts w:eastAsia="Noto Serif CJK SC" w:cs="Noto Sans Devanagari"/>
+          <w:color w:val="auto"/>
+          <w:kern w:val="2"/>
+          <w:sz w:val="32"/>
+          <w:szCs w:val="32"/>
+          <w:lang w:val="fr-FR" w:eastAsia="zh-CN" w:bidi="hi-IN"/>
+        </w:rPr>
+      </w:r>
+    </w:p>
+    <w:p>
+      <w:pPr>
+        <w:pStyle w:val="BodyText"/>
+        <w:rPr>
+          <w:rFonts w:eastAsia="Noto Serif CJK SC" w:cs="Noto Sans Devanagari"/>
+          <w:color w:val="auto"/>
+          <w:kern w:val="2"/>
+          <w:sz w:val="32"/>
+          <w:szCs w:val="32"/>
+          <w:lang w:val="fr-FR" w:eastAsia="zh-CN" w:bidi="hi-IN"/>
+        </w:rPr>
+      </w:pPr>
+      <w:r>
+        <w:rPr>
+          <w:rFonts w:eastAsia="Noto Serif CJK SC" w:cs="Noto Sans Devanagari"/>
+          <w:color w:val="auto"/>
+          <w:kern w:val="2"/>
+          <w:sz w:val="32"/>
+          <w:szCs w:val="32"/>
+          <w:lang w:val="fr-FR" w:eastAsia="zh-CN" w:bidi="hi-IN"/>
+        </w:rPr>
+      </w:r>
+    </w:p>
+    <w:p>
+      <w:pPr>
+        <w:pStyle w:val="BodyText"/>
+        <w:rPr>
+          <w:rFonts w:eastAsia="Noto Serif CJK SC" w:cs="Noto Sans Devanagari"/>
+          <w:color w:val="auto"/>
+          <w:kern w:val="2"/>
+          <w:sz w:val="32"/>
+          <w:szCs w:val="32"/>
+          <w:lang w:val="fr-FR" w:eastAsia="zh-CN" w:bidi="hi-IN"/>
+        </w:rPr>
+      </w:pPr>
+      <w:r>
+        <w:rPr>
+          <w:rFonts w:eastAsia="Noto Serif CJK SC" w:cs="Noto Sans Devanagari"/>
+          <w:color w:val="auto"/>
+          <w:kern w:val="2"/>
+          <w:sz w:val="32"/>
+          <w:szCs w:val="32"/>
+          <w:lang w:val="fr-FR" w:eastAsia="zh-CN" w:bidi="hi-IN"/>
+        </w:rPr>
+      </w:r>
+    </w:p>
+    <w:p>
+      <w:pPr>
+        <w:pStyle w:val="Heading2"/>
+        <w:ind w:hanging="0" w:start="0"/>
+        <w:rPr/>
+      </w:pPr>
+      <w:bookmarkStart w:id="6" w:name="__RefHeading___Toc1104_1529543413"/>
+      <w:bookmarkEnd w:id="6"/>
+      <w:r>
+        <w:rPr/>
+        <w:t>3. Radio Mode</w:t>
+        <w:br/>
+      </w:r>
+    </w:p>
+    <w:p>
+      <w:pPr>
+        <w:pStyle w:val="BodyText"/>
         <w:widowControl/>
         <w:tabs>
           <w:tab w:val="clear" w:pos="720"/>
@@ -3599,16 +5141,50 @@
         <w:spacing w:before="0" w:after="26"/>
         <w:ind w:hanging="0" w:start="0" w:end="0"/>
         <w:jc w:val="start"/>
-        <w:rPr>
-          <w:sz w:val="36"/>
-          <w:szCs w:val="36"/>
-        </w:rPr>
-      </w:pPr>
-      <w:r>
-        <w:rPr>
-          <w:sz w:val="36"/>
-          <w:szCs w:val="36"/>
-        </w:rPr>
+        <w:rPr/>
+      </w:pPr>
+      <w:r>
+        <w:rPr>
+          <w:sz w:val="24"/>
+          <w:szCs w:val="24"/>
+        </w:rPr>
+        <w:t>Radio Mode allows two Pedro robots to communicate using the NRF24L01 module :</w:t>
+      </w:r>
+    </w:p>
+    <w:p>
+      <w:pPr>
+        <w:pStyle w:val="BodyText"/>
+        <w:rPr/>
+      </w:pPr>
+      <w:r>
+        <w:rPr/>
+        <w:t xml:space="preserve">👉 </w:t>
+      </w:r>
+      <w:r>
+        <w:rPr/>
+        <w:t>One robot sends commands (</w:t>
+      </w:r>
+      <w:r>
+        <w:rPr>
+          <w:rStyle w:val="Strong"/>
+        </w:rPr>
+        <w:t>Transmitter</w:t>
+      </w:r>
+      <w:r>
+        <w:rPr/>
+        <w:t>)</w:t>
+        <w:br/>
+        <w:t>👉 The other receives and executes them (</w:t>
+      </w:r>
+      <w:r>
+        <w:rPr>
+          <w:rStyle w:val="Strong"/>
+        </w:rPr>
+        <w:t>Receiver</w:t>
+      </w:r>
+      <w:r>
+        <w:rPr/>
+        <w:t>)</w:t>
       </w:r>
     </w:p>
     <w:p>
@@ -3625,479 +5201,6 @@
         <w:spacing w:before="0" w:after="26"/>
         <w:ind w:hanging="0" w:start="0" w:end="0"/>
         <w:jc w:val="start"/>
-        <w:rPr>
-          <w:sz w:val="36"/>
-          <w:szCs w:val="36"/>
-        </w:rPr>
-      </w:pPr>
-      <w:r>
-        <w:rPr>
-          <w:sz w:val="36"/>
-          <w:szCs w:val="36"/>
-        </w:rPr>
-      </w:r>
-    </w:p>
-    <w:p>
-      <w:pPr>
-        <w:pStyle w:val="BodyText"/>
-        <w:widowControl/>
-        <w:tabs>
-          <w:tab w:val="clear" w:pos="720"/>
-          <w:tab w:val="left" w:pos="0" w:leader="none"/>
-        </w:tabs>
-        <w:suppressAutoHyphens w:val="true"/>
-        <w:overflowPunct w:val="true"/>
-        <w:bidi w:val="0"/>
-        <w:spacing w:before="0" w:after="26"/>
-        <w:ind w:hanging="0" w:start="0" w:end="0"/>
-        <w:jc w:val="start"/>
-        <w:rPr>
-          <w:sz w:val="36"/>
-          <w:szCs w:val="36"/>
-        </w:rPr>
-      </w:pPr>
-      <w:r>
-        <w:rPr>
-          <w:sz w:val="36"/>
-          <w:szCs w:val="36"/>
-        </w:rPr>
-      </w:r>
-    </w:p>
-    <w:p>
-      <w:pPr>
-        <w:pStyle w:val="BodyText"/>
-        <w:widowControl/>
-        <w:tabs>
-          <w:tab w:val="clear" w:pos="720"/>
-          <w:tab w:val="left" w:pos="0" w:leader="none"/>
-        </w:tabs>
-        <w:suppressAutoHyphens w:val="true"/>
-        <w:overflowPunct w:val="true"/>
-        <w:bidi w:val="0"/>
-        <w:spacing w:before="0" w:after="26"/>
-        <w:ind w:hanging="0" w:start="0" w:end="0"/>
-        <w:jc w:val="start"/>
-        <w:rPr>
-          <w:sz w:val="36"/>
-          <w:szCs w:val="36"/>
-        </w:rPr>
-      </w:pPr>
-      <w:r>
-        <w:rPr>
-          <w:sz w:val="36"/>
-          <w:szCs w:val="36"/>
-        </w:rPr>
-      </w:r>
-    </w:p>
-    <w:p>
-      <w:pPr>
-        <w:pStyle w:val="BodyText"/>
-        <w:widowControl/>
-        <w:tabs>
-          <w:tab w:val="clear" w:pos="720"/>
-          <w:tab w:val="left" w:pos="0" w:leader="none"/>
-        </w:tabs>
-        <w:suppressAutoHyphens w:val="true"/>
-        <w:overflowPunct w:val="true"/>
-        <w:bidi w:val="0"/>
-        <w:spacing w:before="0" w:after="26"/>
-        <w:ind w:hanging="0" w:start="0" w:end="0"/>
-        <w:jc w:val="start"/>
-        <w:rPr>
-          <w:sz w:val="36"/>
-          <w:szCs w:val="36"/>
-        </w:rPr>
-      </w:pPr>
-      <w:r>
-        <w:rPr>
-          <w:sz w:val="36"/>
-          <w:szCs w:val="36"/>
-        </w:rPr>
-      </w:r>
-    </w:p>
-    <w:p>
-      <w:pPr>
-        <w:pStyle w:val="BodyText"/>
-        <w:widowControl/>
-        <w:tabs>
-          <w:tab w:val="clear" w:pos="720"/>
-          <w:tab w:val="left" w:pos="0" w:leader="none"/>
-        </w:tabs>
-        <w:suppressAutoHyphens w:val="true"/>
-        <w:overflowPunct w:val="true"/>
-        <w:bidi w:val="0"/>
-        <w:spacing w:before="0" w:after="26"/>
-        <w:ind w:hanging="0" w:start="0" w:end="0"/>
-        <w:jc w:val="start"/>
-        <w:rPr>
-          <w:sz w:val="36"/>
-          <w:szCs w:val="36"/>
-        </w:rPr>
-      </w:pPr>
-      <w:r>
-        <w:rPr>
-          <w:sz w:val="36"/>
-          <w:szCs w:val="36"/>
-        </w:rPr>
-      </w:r>
-    </w:p>
-    <w:p>
-      <w:pPr>
-        <w:pStyle w:val="BodyText"/>
-        <w:widowControl/>
-        <w:tabs>
-          <w:tab w:val="clear" w:pos="720"/>
-          <w:tab w:val="left" w:pos="0" w:leader="none"/>
-        </w:tabs>
-        <w:suppressAutoHyphens w:val="true"/>
-        <w:overflowPunct w:val="true"/>
-        <w:bidi w:val="0"/>
-        <w:spacing w:before="0" w:after="26"/>
-        <w:ind w:hanging="0" w:start="0" w:end="0"/>
-        <w:jc w:val="start"/>
-        <w:rPr>
-          <w:sz w:val="36"/>
-          <w:szCs w:val="36"/>
-        </w:rPr>
-      </w:pPr>
-      <w:r>
-        <w:rPr>
-          <w:sz w:val="36"/>
-          <w:szCs w:val="36"/>
-        </w:rPr>
-      </w:r>
-    </w:p>
-    <w:p>
-      <w:pPr>
-        <w:pStyle w:val="BodyText"/>
-        <w:widowControl/>
-        <w:tabs>
-          <w:tab w:val="clear" w:pos="720"/>
-          <w:tab w:val="left" w:pos="0" w:leader="none"/>
-        </w:tabs>
-        <w:suppressAutoHyphens w:val="true"/>
-        <w:overflowPunct w:val="true"/>
-        <w:bidi w:val="0"/>
-        <w:spacing w:before="0" w:after="26"/>
-        <w:ind w:hanging="0" w:start="0" w:end="0"/>
-        <w:jc w:val="start"/>
-        <w:rPr>
-          <w:sz w:val="36"/>
-          <w:szCs w:val="36"/>
-        </w:rPr>
-      </w:pPr>
-      <w:r>
-        <w:rPr>
-          <w:sz w:val="36"/>
-          <w:szCs w:val="36"/>
-        </w:rPr>
-      </w:r>
-    </w:p>
-    <w:p>
-      <w:pPr>
-        <w:pStyle w:val="BodyText"/>
-        <w:widowControl/>
-        <w:tabs>
-          <w:tab w:val="clear" w:pos="720"/>
-          <w:tab w:val="left" w:pos="0" w:leader="none"/>
-        </w:tabs>
-        <w:suppressAutoHyphens w:val="true"/>
-        <w:overflowPunct w:val="true"/>
-        <w:bidi w:val="0"/>
-        <w:spacing w:before="0" w:after="26"/>
-        <w:ind w:hanging="0" w:start="0" w:end="0"/>
-        <w:jc w:val="start"/>
-        <w:rPr>
-          <w:sz w:val="36"/>
-          <w:szCs w:val="36"/>
-        </w:rPr>
-      </w:pPr>
-      <w:r>
-        <w:rPr>
-          <w:sz w:val="36"/>
-          <w:szCs w:val="36"/>
-        </w:rPr>
-      </w:r>
-    </w:p>
-    <w:p>
-      <w:pPr>
-        <w:pStyle w:val="BodyText"/>
-        <w:widowControl/>
-        <w:tabs>
-          <w:tab w:val="clear" w:pos="720"/>
-          <w:tab w:val="left" w:pos="0" w:leader="none"/>
-        </w:tabs>
-        <w:suppressAutoHyphens w:val="true"/>
-        <w:overflowPunct w:val="true"/>
-        <w:bidi w:val="0"/>
-        <w:spacing w:before="0" w:after="26"/>
-        <w:ind w:hanging="0" w:start="0" w:end="0"/>
-        <w:jc w:val="start"/>
-        <w:rPr>
-          <w:sz w:val="36"/>
-          <w:szCs w:val="36"/>
-        </w:rPr>
-      </w:pPr>
-      <w:r>
-        <w:rPr>
-          <w:sz w:val="36"/>
-          <w:szCs w:val="36"/>
-        </w:rPr>
-      </w:r>
-    </w:p>
-    <w:p>
-      <w:pPr>
-        <w:pStyle w:val="BodyText"/>
-        <w:widowControl/>
-        <w:tabs>
-          <w:tab w:val="clear" w:pos="720"/>
-          <w:tab w:val="left" w:pos="0" w:leader="none"/>
-        </w:tabs>
-        <w:suppressAutoHyphens w:val="true"/>
-        <w:overflowPunct w:val="true"/>
-        <w:bidi w:val="0"/>
-        <w:spacing w:before="0" w:after="26"/>
-        <w:ind w:hanging="0" w:start="0" w:end="0"/>
-        <w:jc w:val="start"/>
-        <w:rPr>
-          <w:sz w:val="36"/>
-          <w:szCs w:val="36"/>
-        </w:rPr>
-      </w:pPr>
-      <w:r>
-        <w:rPr>
-          <w:sz w:val="36"/>
-          <w:szCs w:val="36"/>
-        </w:rPr>
-      </w:r>
-    </w:p>
-    <w:p>
-      <w:pPr>
-        <w:pStyle w:val="BodyText"/>
-        <w:widowControl/>
-        <w:tabs>
-          <w:tab w:val="clear" w:pos="720"/>
-          <w:tab w:val="left" w:pos="0" w:leader="none"/>
-        </w:tabs>
-        <w:suppressAutoHyphens w:val="true"/>
-        <w:overflowPunct w:val="true"/>
-        <w:bidi w:val="0"/>
-        <w:spacing w:before="0" w:after="26"/>
-        <w:ind w:hanging="0" w:start="0" w:end="0"/>
-        <w:jc w:val="start"/>
-        <w:rPr>
-          <w:sz w:val="36"/>
-          <w:szCs w:val="36"/>
-        </w:rPr>
-      </w:pPr>
-      <w:r>
-        <w:rPr>
-          <w:sz w:val="36"/>
-          <w:szCs w:val="36"/>
-        </w:rPr>
-      </w:r>
-    </w:p>
-    <w:p>
-      <w:pPr>
-        <w:pStyle w:val="BodyText"/>
-        <w:widowControl/>
-        <w:tabs>
-          <w:tab w:val="clear" w:pos="720"/>
-          <w:tab w:val="left" w:pos="0" w:leader="none"/>
-        </w:tabs>
-        <w:suppressAutoHyphens w:val="true"/>
-        <w:overflowPunct w:val="true"/>
-        <w:bidi w:val="0"/>
-        <w:spacing w:before="0" w:after="26"/>
-        <w:ind w:hanging="0" w:start="0" w:end="0"/>
-        <w:jc w:val="start"/>
-        <w:rPr>
-          <w:sz w:val="36"/>
-          <w:szCs w:val="36"/>
-        </w:rPr>
-      </w:pPr>
-      <w:r>
-        <w:rPr>
-          <w:sz w:val="36"/>
-          <w:szCs w:val="36"/>
-        </w:rPr>
-      </w:r>
-    </w:p>
-    <w:p>
-      <w:pPr>
-        <w:pStyle w:val="BodyText"/>
-        <w:widowControl/>
-        <w:tabs>
-          <w:tab w:val="clear" w:pos="720"/>
-          <w:tab w:val="left" w:pos="0" w:leader="none"/>
-        </w:tabs>
-        <w:suppressAutoHyphens w:val="true"/>
-        <w:overflowPunct w:val="true"/>
-        <w:bidi w:val="0"/>
-        <w:spacing w:before="0" w:after="26"/>
-        <w:ind w:hanging="0" w:start="0" w:end="0"/>
-        <w:jc w:val="start"/>
-        <w:rPr>
-          <w:sz w:val="36"/>
-          <w:szCs w:val="36"/>
-        </w:rPr>
-      </w:pPr>
-      <w:r>
-        <w:rPr>
-          <w:sz w:val="36"/>
-          <w:szCs w:val="36"/>
-        </w:rPr>
-      </w:r>
-    </w:p>
-    <w:p>
-      <w:pPr>
-        <w:pStyle w:val="BodyText"/>
-        <w:widowControl/>
-        <w:tabs>
-          <w:tab w:val="clear" w:pos="720"/>
-          <w:tab w:val="left" w:pos="0" w:leader="none"/>
-        </w:tabs>
-        <w:suppressAutoHyphens w:val="true"/>
-        <w:overflowPunct w:val="true"/>
-        <w:bidi w:val="0"/>
-        <w:spacing w:before="0" w:after="26"/>
-        <w:ind w:hanging="0" w:start="0" w:end="0"/>
-        <w:jc w:val="start"/>
-        <w:rPr>
-          <w:sz w:val="36"/>
-          <w:szCs w:val="36"/>
-        </w:rPr>
-      </w:pPr>
-      <w:r>
-        <w:rPr>
-          <w:sz w:val="36"/>
-          <w:szCs w:val="36"/>
-        </w:rPr>
-      </w:r>
-    </w:p>
-    <w:p>
-      <w:pPr>
-        <w:pStyle w:val="BodyText"/>
-        <w:widowControl/>
-        <w:tabs>
-          <w:tab w:val="clear" w:pos="720"/>
-          <w:tab w:val="left" w:pos="0" w:leader="none"/>
-        </w:tabs>
-        <w:suppressAutoHyphens w:val="true"/>
-        <w:overflowPunct w:val="true"/>
-        <w:bidi w:val="0"/>
-        <w:spacing w:before="0" w:after="26"/>
-        <w:ind w:hanging="0" w:start="0" w:end="0"/>
-        <w:jc w:val="start"/>
-        <w:rPr>
-          <w:sz w:val="36"/>
-          <w:szCs w:val="36"/>
-        </w:rPr>
-      </w:pPr>
-      <w:r>
-        <w:rPr>
-          <w:sz w:val="36"/>
-          <w:szCs w:val="36"/>
-        </w:rPr>
-      </w:r>
-    </w:p>
-    <w:p>
-      <w:pPr>
-        <w:pStyle w:val="BodyText"/>
-        <w:rPr>
-          <w:rFonts w:eastAsia="Noto Serif CJK SC" w:cs="Noto Sans Devanagari"/>
-          <w:color w:val="auto"/>
-          <w:kern w:val="2"/>
-          <w:sz w:val="32"/>
-          <w:szCs w:val="32"/>
-          <w:lang w:val="fr-FR" w:eastAsia="zh-CN" w:bidi="hi-IN"/>
-        </w:rPr>
-      </w:pPr>
-      <w:r>
-        <w:rPr>
-          <w:rFonts w:eastAsia="Noto Serif CJK SC" w:cs="Noto Sans Devanagari"/>
-          <w:color w:val="auto"/>
-          <w:kern w:val="2"/>
-          <w:sz w:val="32"/>
-          <w:szCs w:val="32"/>
-          <w:lang w:val="fr-FR" w:eastAsia="zh-CN" w:bidi="hi-IN"/>
-        </w:rPr>
-      </w:r>
-    </w:p>
-    <w:p>
-      <w:pPr>
-        <w:pStyle w:val="BodyText"/>
-        <w:rPr>
-          <w:rFonts w:eastAsia="Noto Serif CJK SC" w:cs="Noto Sans Devanagari"/>
-          <w:color w:val="auto"/>
-          <w:kern w:val="2"/>
-          <w:sz w:val="32"/>
-          <w:szCs w:val="32"/>
-          <w:lang w:val="fr-FR" w:eastAsia="zh-CN" w:bidi="hi-IN"/>
-        </w:rPr>
-      </w:pPr>
-      <w:r>
-        <w:rPr>
-          <w:rFonts w:eastAsia="Noto Serif CJK SC" w:cs="Noto Sans Devanagari"/>
-          <w:color w:val="auto"/>
-          <w:kern w:val="2"/>
-          <w:sz w:val="32"/>
-          <w:szCs w:val="32"/>
-          <w:lang w:val="fr-FR" w:eastAsia="zh-CN" w:bidi="hi-IN"/>
-        </w:rPr>
-      </w:r>
-    </w:p>
-    <w:p>
-      <w:pPr>
-        <w:pStyle w:val="BodyText"/>
-        <w:rPr>
-          <w:rFonts w:eastAsia="Noto Serif CJK SC" w:cs="Noto Sans Devanagari"/>
-          <w:color w:val="auto"/>
-          <w:kern w:val="2"/>
-          <w:sz w:val="32"/>
-          <w:szCs w:val="32"/>
-          <w:lang w:val="fr-FR" w:eastAsia="zh-CN" w:bidi="hi-IN"/>
-        </w:rPr>
-      </w:pPr>
-      <w:r>
-        <w:rPr>
-          <w:rFonts w:eastAsia="Noto Serif CJK SC" w:cs="Noto Sans Devanagari"/>
-          <w:color w:val="auto"/>
-          <w:kern w:val="2"/>
-          <w:sz w:val="32"/>
-          <w:szCs w:val="32"/>
-          <w:lang w:val="fr-FR" w:eastAsia="zh-CN" w:bidi="hi-IN"/>
-        </w:rPr>
-      </w:r>
-    </w:p>
-    <w:p>
-      <w:pPr>
-        <w:pStyle w:val="Heading2"/>
-        <w:ind w:hanging="0" w:start="0"/>
-        <w:rPr/>
-      </w:pPr>
-      <w:bookmarkStart w:id="6" w:name="__RefHeading___Toc1104_1529543413"/>
-      <w:bookmarkEnd w:id="6"/>
-      <w:r>
-        <w:rPr/>
-        <w:t>3. Radio Mode</w:t>
-        <w:br/>
-      </w:r>
-    </w:p>
-    <w:p>
-      <w:pPr>
-        <w:pStyle w:val="BodyText"/>
-        <w:widowControl/>
-        <w:tabs>
-          <w:tab w:val="clear" w:pos="720"/>
-          <w:tab w:val="left" w:pos="0" w:leader="none"/>
-        </w:tabs>
-        <w:suppressAutoHyphens w:val="true"/>
-        <w:overflowPunct w:val="false"/>
-        <w:bidi w:val="0"/>
-        <w:spacing w:before="0" w:after="26"/>
-        <w:ind w:hanging="0" w:start="0" w:end="0"/>
-        <w:jc w:val="start"/>
         <w:rPr/>
       </w:pPr>
       <w:r>
@@ -4105,97 +5208,38 @@
           <w:sz w:val="24"/>
           <w:szCs w:val="24"/>
         </w:rPr>
-        <w:t>Radio Mode allows two Pedro robots to communicate using the NRF24L01 module :</w:t>
-      </w:r>
-    </w:p>
-    <w:p>
-      <w:pPr>
-        <w:pStyle w:val="BodyText"/>
-        <w:rPr/>
-      </w:pPr>
-      <w:r>
-        <w:rPr/>
-        <w:t xml:space="preserve">👉 </w:t>
-      </w:r>
-      <w:r>
-        <w:rPr/>
-        <w:t>One robot sends commands (</w:t>
-      </w:r>
-      <w:r>
-        <w:rPr>
-          <w:rStyle w:val="Strong"/>
-        </w:rPr>
-        <w:t>Transmitter</w:t>
-      </w:r>
-      <w:r>
-        <w:rPr/>
-        <w:t>)</w:t>
-        <w:br/>
-        <w:t>👉 The other receives and executes them (</w:t>
-      </w:r>
-      <w:r>
-        <w:rPr>
-          <w:rStyle w:val="Strong"/>
-        </w:rPr>
-        <w:t>Receiver</w:t>
-      </w:r>
-      <w:r>
-        <w:rPr/>
-        <w:t>)</w:t>
-      </w:r>
-    </w:p>
-    <w:p>
-      <w:pPr>
-        <w:pStyle w:val="BodyText"/>
-        <w:widowControl/>
-        <w:tabs>
-          <w:tab w:val="clear" w:pos="720"/>
-          <w:tab w:val="left" w:pos="0" w:leader="none"/>
-        </w:tabs>
-        <w:suppressAutoHyphens w:val="true"/>
-        <w:overflowPunct w:val="false"/>
-        <w:bidi w:val="0"/>
-        <w:spacing w:before="0" w:after="26"/>
-        <w:ind w:hanging="0" w:start="0" w:end="0"/>
-        <w:jc w:val="start"/>
-        <w:rPr/>
-      </w:pPr>
+        <w:t xml:space="preserve">💡 </w:t>
+      </w:r>
       <w:r>
         <w:rPr>
           <w:sz w:val="24"/>
           <w:szCs w:val="24"/>
         </w:rPr>
-        <w:t xml:space="preserve">💡 </w:t>
+        <w:t xml:space="preserve">This is exactly how </w:t>
+      </w:r>
+      <w:r>
+        <w:rPr/>
+        <w:t>drones, remote-controlled cars or industrial robots</w:t>
       </w:r>
       <w:r>
         <w:rPr>
           <w:sz w:val="24"/>
           <w:szCs w:val="24"/>
         </w:rPr>
-        <w:t xml:space="preserve">This is exactly how </w:t>
-      </w:r>
-      <w:r>
-        <w:rPr/>
-        <w:t>drones, remote-controlled cars or industrial robots</w:t>
-      </w:r>
-      <w:r>
-        <w:rPr>
-          <w:sz w:val="24"/>
-          <w:szCs w:val="24"/>
-        </w:rPr>
         <w:t xml:space="preserve"> are controlled in real life.</w:t>
       </w:r>
     </w:p>
     <w:p>
       <w:pPr>
         <w:pStyle w:val="Heading3"/>
+        <w:ind w:hanging="0" w:start="0"/>
         <w:rPr/>
       </w:pPr>
       <w:bookmarkStart w:id="7" w:name="__RefHeading___Toc1106_1529543413"/>
       <w:bookmarkEnd w:id="7"/>
       <w:r>
         <w:drawing>
-          <wp:anchor behindDoc="0" distT="0" distB="0" distL="0" distR="0" simplePos="0" locked="0" layoutInCell="0" allowOverlap="1" relativeHeight="7">
+          <wp:anchor behindDoc="0" distT="0" distB="0" distL="0" distR="0" simplePos="0" locked="0" layoutInCell="0" allowOverlap="1" relativeHeight="6">
             <wp:simplePos x="0" y="0"/>
             <wp:positionH relativeFrom="column">
               <wp:posOffset>473075</wp:posOffset>
@@ -4206,7 +5250,7 @@
             <wp:extent cx="5215255" cy="2322195"/>
             <wp:effectExtent l="0" t="0" r="0" b="0"/>
             <wp:wrapTopAndBottom/>
-            <wp:docPr id="6" name="Image2 Copy 1" descr="" title=""/>
+            <wp:docPr id="22" name="Image2 Copy 1" descr="" title=""/>
             <wp:cNvGraphicFramePr>
               <a:graphicFrameLocks xmlns:a="http://schemas.openxmlformats.org/drawingml/2006/main" noChangeAspect="1"/>
             </wp:cNvGraphicFramePr>
@@ -4214,13 +5258,13 @@
               <a:graphicData uri="http://schemas.openxmlformats.org/drawingml/2006/picture">
                 <pic:pic xmlns:pic="http://schemas.openxmlformats.org/drawingml/2006/picture">
                   <pic:nvPicPr>
-                    <pic:cNvPr id="6" name="Image2 Copy 1" descr="" title=""/>
+                    <pic:cNvPr id="22" name="Image2 Copy 1" descr="" title=""/>
                     <pic:cNvPicPr>
                       <a:picLocks noChangeAspect="1" noChangeArrowheads="1"/>
                     </pic:cNvPicPr>
                   </pic:nvPicPr>
                   <pic:blipFill>
-                    <a:blip r:embed="rId8"/>
+                    <a:blip r:embed="rId18"/>
                     <a:stretch>
                       <a:fillRect/>
                     </a:stretch>
@@ -4247,15 +5291,7 @@
           <w:bCs/>
         </w:rPr>
         <w:br/>
-        <w:t xml:space="preserve">3.1 </w:t>
-      </w:r>
-      <w:r>
-        <w:rPr>
-          <w:rStyle w:val="Strong"/>
-          <w:b/>
-          <w:bCs/>
-        </w:rPr>
-        <w:t>Setup</w:t>
+        <w:t>3.1 Setup</w:t>
         <w:br/>
       </w:r>
     </w:p>
@@ -4274,7 +5310,7 @@
       </w:tblPr>
       <w:tblGrid>
         <w:gridCol w:w="5213"/>
-        <w:gridCol w:w="5162"/>
+        <w:gridCol w:w="5161"/>
       </w:tblGrid>
       <w:tr>
         <w:trPr/>
@@ -4304,7 +5340,7 @@
         </w:tc>
         <w:tc>
           <w:tcPr>
-            <w:tcW w:w="5162" w:type="dxa"/>
+            <w:tcW w:w="5161" w:type="dxa"/>
             <w:tcBorders>
               <w:top w:val="single" w:sz="4" w:space="0" w:color="000000"/>
               <w:start w:val="single" w:sz="4" w:space="0" w:color="000000"/>
@@ -4317,7 +5353,7 @@
               <w:pStyle w:val="BodyText"/>
               <w:widowControl/>
               <w:suppressAutoHyphens w:val="true"/>
-              <w:overflowPunct w:val="true"/>
+              <w:overflowPunct w:val="false"/>
               <w:bidi w:val="0"/>
               <w:spacing w:before="0" w:after="140"/>
               <w:jc w:val="center"/>
@@ -4356,10 +5392,10 @@
               <w:widowControl/>
               <w:numPr>
                 <w:ilvl w:val="0"/>
-                <w:numId w:val="7"/>
+                <w:numId w:val="4"/>
               </w:numPr>
               <w:suppressAutoHyphens w:val="true"/>
-              <w:overflowPunct w:val="false"/>
+              <w:overflowPunct w:val="true"/>
               <w:bidi w:val="0"/>
               <w:spacing w:lineRule="auto" w:line="276" w:before="0" w:after="0"/>
               <w:ind w:hanging="170" w:start="283" w:end="0"/>
@@ -4396,10 +5432,10 @@
               <w:widowControl/>
               <w:numPr>
                 <w:ilvl w:val="0"/>
-                <w:numId w:val="7"/>
+                <w:numId w:val="4"/>
               </w:numPr>
               <w:suppressAutoHyphens w:val="true"/>
-              <w:overflowPunct w:val="false"/>
+              <w:overflowPunct w:val="true"/>
               <w:bidi w:val="0"/>
               <w:spacing w:before="0" w:after="0"/>
               <w:ind w:hanging="170" w:start="283" w:end="0"/>
@@ -4459,10 +5495,10 @@
               <w:widowControl/>
               <w:numPr>
                 <w:ilvl w:val="0"/>
-                <w:numId w:val="7"/>
+                <w:numId w:val="4"/>
               </w:numPr>
               <w:suppressAutoHyphens w:val="true"/>
-              <w:overflowPunct w:val="false"/>
+              <w:overflowPunct w:val="true"/>
               <w:bidi w:val="0"/>
               <w:spacing w:before="0" w:after="0"/>
               <w:ind w:hanging="170" w:start="283" w:end="0"/>
@@ -4485,29 +5521,7 @@
                 <w:szCs w:val="18"/>
                 <w:lang w:val="fr-FR" w:eastAsia="zh-CN" w:bidi="hi-IN"/>
               </w:rPr>
-              <w:t xml:space="preserve">Restart </w:t>
-            </w:r>
-            <w:r>
-              <w:rPr>
-                <w:rFonts w:eastAsia="Noto Serif CJK SC" w:cs="Noto Sans Devanagari"/>
-                <w:color w:val="auto"/>
-                <w:kern w:val="2"/>
-                <w:sz w:val="18"/>
-                <w:szCs w:val="18"/>
-                <w:lang w:val="fr-FR" w:eastAsia="zh-CN" w:bidi="hi-IN"/>
-              </w:rPr>
-              <w:t>the</w:t>
-            </w:r>
-            <w:r>
-              <w:rPr>
-                <w:rFonts w:eastAsia="Noto Serif CJK SC" w:cs="Noto Sans Devanagari"/>
-                <w:color w:val="auto"/>
-                <w:kern w:val="2"/>
-                <w:sz w:val="18"/>
-                <w:szCs w:val="18"/>
-                <w:lang w:val="fr-FR" w:eastAsia="zh-CN" w:bidi="hi-IN"/>
-              </w:rPr>
-              <w:t xml:space="preserve"> robot</w:t>
+              <w:t>Restart the robot</w:t>
             </w:r>
           </w:p>
           <w:p>
@@ -4516,10 +5530,10 @@
               <w:widowControl/>
               <w:numPr>
                 <w:ilvl w:val="0"/>
-                <w:numId w:val="7"/>
+                <w:numId w:val="4"/>
               </w:numPr>
               <w:suppressAutoHyphens w:val="true"/>
-              <w:overflowPunct w:val="false"/>
+              <w:overflowPunct w:val="true"/>
               <w:bidi w:val="0"/>
               <w:spacing w:before="0" w:after="0"/>
               <w:ind w:hanging="170" w:start="283" w:end="0"/>
@@ -4590,10 +5604,10 @@
               <w:widowControl/>
               <w:numPr>
                 <w:ilvl w:val="0"/>
-                <w:numId w:val="7"/>
+                <w:numId w:val="4"/>
               </w:numPr>
               <w:suppressAutoHyphens w:val="true"/>
-              <w:overflowPunct w:val="false"/>
+              <w:overflowPunct w:val="true"/>
               <w:bidi w:val="0"/>
               <w:spacing w:before="0" w:after="0"/>
               <w:ind w:hanging="170" w:start="283" w:end="0"/>
@@ -4664,10 +5678,10 @@
               <w:widowControl/>
               <w:numPr>
                 <w:ilvl w:val="0"/>
-                <w:numId w:val="7"/>
+                <w:numId w:val="4"/>
               </w:numPr>
               <w:suppressAutoHyphens w:val="true"/>
-              <w:overflowPunct w:val="false"/>
+              <w:overflowPunct w:val="true"/>
               <w:bidi w:val="0"/>
               <w:spacing w:before="0" w:after="0"/>
               <w:ind w:hanging="170" w:start="283" w:end="0"/>
@@ -4683,29 +5697,7 @@
                 <w:szCs w:val="18"/>
                 <w:lang w:val="fr-FR" w:eastAsia="zh-CN" w:bidi="hi-IN"/>
               </w:rPr>
-              <w:t xml:space="preserve">Define the robot’s </w:t>
-            </w:r>
-            <w:r>
-              <w:rPr>
-                <w:rFonts w:eastAsia="Noto Serif CJK SC" w:cs="Noto Sans Devanagari"/>
-                <w:color w:val="auto"/>
-                <w:kern w:val="2"/>
-                <w:sz w:val="18"/>
-                <w:szCs w:val="18"/>
-                <w:lang w:val="fr-FR" w:eastAsia="zh-CN" w:bidi="hi-IN"/>
-              </w:rPr>
-              <w:t>type</w:t>
-            </w:r>
-            <w:r>
-              <w:rPr>
-                <w:rFonts w:eastAsia="Noto Serif CJK SC" w:cs="Noto Sans Devanagari"/>
-                <w:color w:val="auto"/>
-                <w:kern w:val="2"/>
-                <w:sz w:val="18"/>
-                <w:szCs w:val="18"/>
-                <w:lang w:val="fr-FR" w:eastAsia="zh-CN" w:bidi="hi-IN"/>
-              </w:rPr>
-              <w:t xml:space="preserve">: press </w:t>
+              <w:t xml:space="preserve">Define the robot’s type: press </w:t>
             </w:r>
             <w:r>
               <w:rPr>
@@ -4749,10 +5741,10 @@
               <w:widowControl/>
               <w:numPr>
                 <w:ilvl w:val="0"/>
-                <w:numId w:val="7"/>
+                <w:numId w:val="4"/>
               </w:numPr>
               <w:suppressAutoHyphens w:val="true"/>
-              <w:overflowPunct w:val="false"/>
+              <w:overflowPunct w:val="true"/>
               <w:bidi w:val="0"/>
               <w:spacing w:before="0" w:after="0"/>
               <w:ind w:hanging="170" w:start="283" w:end="0"/>
@@ -4800,10 +5792,10 @@
               <w:widowControl/>
               <w:numPr>
                 <w:ilvl w:val="0"/>
-                <w:numId w:val="7"/>
+                <w:numId w:val="4"/>
               </w:numPr>
               <w:suppressAutoHyphens w:val="true"/>
-              <w:overflowPunct w:val="false"/>
+              <w:overflowPunct w:val="true"/>
               <w:bidi w:val="0"/>
               <w:spacing w:before="0" w:after="0"/>
               <w:ind w:hanging="170" w:start="283" w:end="0"/>
@@ -4826,51 +5818,7 @@
                 <w:szCs w:val="18"/>
                 <w:lang w:val="fr-FR" w:eastAsia="zh-CN" w:bidi="hi-IN"/>
               </w:rPr>
-              <w:t xml:space="preserve">Set </w:t>
-            </w:r>
-            <w:r>
-              <w:rPr>
-                <w:rFonts w:eastAsia="Noto Serif CJK SC" w:cs="Noto Sans Devanagari"/>
-                <w:color w:val="auto"/>
-                <w:kern w:val="2"/>
-                <w:sz w:val="18"/>
-                <w:szCs w:val="18"/>
-                <w:lang w:val="fr-FR" w:eastAsia="zh-CN" w:bidi="hi-IN"/>
-              </w:rPr>
-              <w:t>the</w:t>
-            </w:r>
-            <w:r>
-              <w:rPr>
-                <w:rFonts w:eastAsia="Noto Serif CJK SC" w:cs="Noto Sans Devanagari"/>
-                <w:color w:val="auto"/>
-                <w:kern w:val="2"/>
-                <w:sz w:val="18"/>
-                <w:szCs w:val="18"/>
-                <w:lang w:val="fr-FR" w:eastAsia="zh-CN" w:bidi="hi-IN"/>
-              </w:rPr>
-              <w:t xml:space="preserve"> Code Key </w:t>
-            </w:r>
-            <w:r>
-              <w:rPr>
-                <w:rFonts w:eastAsia="Noto Serif CJK SC" w:cs="Noto Sans Devanagari"/>
-                <w:color w:val="auto"/>
-                <w:kern w:val="2"/>
-                <w:sz w:val="18"/>
-                <w:szCs w:val="18"/>
-                <w:lang w:val="fr-FR" w:eastAsia="zh-CN" w:bidi="hi-IN"/>
-              </w:rPr>
-              <w:t>(same value for transmitter and receiver)</w:t>
-            </w:r>
-            <w:r>
-              <w:rPr>
-                <w:rFonts w:eastAsia="Noto Serif CJK SC" w:cs="Noto Sans Devanagari"/>
-                <w:color w:val="auto"/>
-                <w:kern w:val="2"/>
-                <w:sz w:val="18"/>
-                <w:szCs w:val="18"/>
-                <w:lang w:val="fr-FR" w:eastAsia="zh-CN" w:bidi="hi-IN"/>
-              </w:rPr>
-              <w:t xml:space="preserve">: </w:t>
+              <w:t xml:space="preserve">Set the Code Key (same value for transmitter and receiver): </w:t>
             </w:r>
           </w:p>
           <w:p>
@@ -4879,10 +5827,10 @@
               <w:widowControl/>
               <w:numPr>
                 <w:ilvl w:val="1"/>
-                <w:numId w:val="7"/>
+                <w:numId w:val="4"/>
               </w:numPr>
               <w:suppressAutoHyphens w:val="true"/>
-              <w:overflowPunct w:val="true"/>
+              <w:overflowPunct w:val="false"/>
               <w:bidi w:val="0"/>
               <w:spacing w:lineRule="auto" w:line="276" w:before="0" w:after="0"/>
               <w:ind w:hanging="283" w:start="680" w:end="0"/>
@@ -4921,18 +5869,7 @@
                 <w:szCs w:val="18"/>
                 <w:lang w:val="fr-FR" w:eastAsia="zh-CN" w:bidi="hi-IN"/>
               </w:rPr>
-              <w:t xml:space="preserve"> to increase </w:t>
-            </w:r>
-            <w:r>
-              <w:rPr>
-                <w:rFonts w:eastAsia="Noto Serif CJK SC" w:cs="Noto Sans Devanagari"/>
-                <w:color w:val="auto"/>
-                <w:kern w:val="2"/>
-                <w:sz w:val="18"/>
-                <w:szCs w:val="18"/>
-                <w:lang w:val="fr-FR" w:eastAsia="zh-CN" w:bidi="hi-IN"/>
-              </w:rPr>
-              <w:t>the value</w:t>
+              <w:t xml:space="preserve"> to increase the value</w:t>
             </w:r>
           </w:p>
           <w:p>
@@ -4941,10 +5878,10 @@
               <w:widowControl/>
               <w:numPr>
                 <w:ilvl w:val="1"/>
-                <w:numId w:val="7"/>
+                <w:numId w:val="4"/>
               </w:numPr>
               <w:suppressAutoHyphens w:val="true"/>
-              <w:overflowPunct w:val="true"/>
+              <w:overflowPunct w:val="false"/>
               <w:bidi w:val="0"/>
               <w:spacing w:lineRule="auto" w:line="276" w:before="0" w:after="0"/>
               <w:ind w:hanging="283" w:start="680" w:end="0"/>
@@ -4983,18 +5920,7 @@
                 <w:szCs w:val="18"/>
                 <w:lang w:val="fr-FR" w:eastAsia="zh-CN" w:bidi="hi-IN"/>
               </w:rPr>
-              <w:t xml:space="preserve"> to decrease </w:t>
-            </w:r>
-            <w:r>
-              <w:rPr>
-                <w:rFonts w:eastAsia="Noto Serif CJK SC" w:cs="Noto Sans Devanagari"/>
-                <w:color w:val="auto"/>
-                <w:kern w:val="2"/>
-                <w:sz w:val="18"/>
-                <w:szCs w:val="18"/>
-                <w:lang w:val="fr-FR" w:eastAsia="zh-CN" w:bidi="hi-IN"/>
-              </w:rPr>
-              <w:t>the value</w:t>
+              <w:t xml:space="preserve"> to decrease the value</w:t>
             </w:r>
           </w:p>
           <w:p>
@@ -5003,10 +5929,10 @@
               <w:widowControl/>
               <w:numPr>
                 <w:ilvl w:val="1"/>
-                <w:numId w:val="7"/>
+                <w:numId w:val="4"/>
               </w:numPr>
               <w:suppressAutoHyphens w:val="true"/>
-              <w:overflowPunct w:val="true"/>
+              <w:overflowPunct w:val="false"/>
               <w:bidi w:val="0"/>
               <w:spacing w:lineRule="auto" w:line="276" w:before="0" w:after="0"/>
               <w:ind w:hanging="283" w:start="680" w:end="0"/>
@@ -5031,10 +5957,10 @@
               <w:widowControl/>
               <w:numPr>
                 <w:ilvl w:val="0"/>
-                <w:numId w:val="7"/>
+                <w:numId w:val="4"/>
               </w:numPr>
               <w:suppressAutoHyphens w:val="true"/>
-              <w:overflowPunct w:val="false"/>
+              <w:overflowPunct w:val="true"/>
               <w:bidi w:val="0"/>
               <w:spacing w:before="0" w:after="0"/>
               <w:ind w:hanging="170" w:start="283" w:end="0"/>
@@ -5082,14 +6008,14 @@
               <w:widowControl/>
               <w:numPr>
                 <w:ilvl w:val="0"/>
-                <w:numId w:val="7"/>
+                <w:numId w:val="4"/>
               </w:numPr>
               <w:tabs>
                 <w:tab w:val="clear" w:pos="720"/>
                 <w:tab w:val="left" w:pos="400" w:leader="none"/>
               </w:tabs>
               <w:suppressAutoHyphens w:val="true"/>
-              <w:overflowPunct w:val="false"/>
+              <w:overflowPunct w:val="true"/>
               <w:bidi w:val="0"/>
               <w:spacing w:before="0" w:after="0"/>
               <w:ind w:hanging="170" w:start="283" w:end="0"/>
@@ -5137,14 +6063,14 @@
               <w:widowControl/>
               <w:numPr>
                 <w:ilvl w:val="0"/>
-                <w:numId w:val="7"/>
+                <w:numId w:val="4"/>
               </w:numPr>
               <w:tabs>
                 <w:tab w:val="clear" w:pos="720"/>
                 <w:tab w:val="left" w:pos="400" w:leader="none"/>
               </w:tabs>
               <w:suppressAutoHyphens w:val="true"/>
-              <w:overflowPunct w:val="false"/>
+              <w:overflowPunct w:val="true"/>
               <w:bidi w:val="0"/>
               <w:spacing w:before="0" w:after="0"/>
               <w:ind w:hanging="170" w:start="283" w:end="0"/>
@@ -5153,7 +6079,7 @@
             </w:pPr>
             <w:r>
               <w:drawing>
-                <wp:anchor behindDoc="0" distT="0" distB="0" distL="0" distR="0" simplePos="0" locked="0" layoutInCell="0" allowOverlap="1" relativeHeight="8">
+                <wp:anchor behindDoc="0" distT="0" distB="0" distL="0" distR="0" simplePos="0" locked="0" layoutInCell="1" allowOverlap="1" relativeHeight="7">
                   <wp:simplePos x="0" y="0"/>
                   <wp:positionH relativeFrom="column">
                     <wp:posOffset>4389755</wp:posOffset>
@@ -5164,7 +6090,7 @@
                   <wp:extent cx="1108710" cy="1101725"/>
                   <wp:effectExtent l="0" t="0" r="0" b="0"/>
                   <wp:wrapTopAndBottom/>
-                  <wp:docPr id="7" name="Image6" descr="" title=""/>
+                  <wp:docPr id="23" name="Image6" descr="" title=""/>
                   <wp:cNvGraphicFramePr>
                     <a:graphicFrameLocks xmlns:a="http://schemas.openxmlformats.org/drawingml/2006/main" noChangeAspect="1"/>
                   </wp:cNvGraphicFramePr>
@@ -5172,13 +6098,13 @@
                     <a:graphicData uri="http://schemas.openxmlformats.org/drawingml/2006/picture">
                       <pic:pic xmlns:pic="http://schemas.openxmlformats.org/drawingml/2006/picture">
                         <pic:nvPicPr>
-                          <pic:cNvPr id="7" name="Image6" descr="" title=""/>
+                          <pic:cNvPr id="23" name="Image6" descr="" title=""/>
                           <pic:cNvPicPr>
                             <a:picLocks noChangeAspect="1" noChangeArrowheads="1"/>
                           </pic:cNvPicPr>
                         </pic:nvPicPr>
                         <pic:blipFill>
-                          <a:blip r:embed="rId9"/>
+                          <a:blip r:embed="rId19"/>
                           <a:stretch>
                             <a:fillRect/>
                           </a:stretch>
@@ -5198,7 +6124,7 @@
                 </wp:anchor>
               </w:drawing>
               <w:drawing>
-                <wp:anchor behindDoc="0" distT="0" distB="0" distL="0" distR="0" simplePos="0" locked="0" layoutInCell="0" allowOverlap="1" relativeHeight="10">
+                <wp:anchor behindDoc="0" distT="0" distB="0" distL="0" distR="0" simplePos="0" locked="0" layoutInCell="1" allowOverlap="1" relativeHeight="8">
                   <wp:simplePos x="0" y="0"/>
                   <wp:positionH relativeFrom="column">
                     <wp:posOffset>1102360</wp:posOffset>
@@ -5209,7 +6135,7 @@
                   <wp:extent cx="1113790" cy="1106170"/>
                   <wp:effectExtent l="0" t="0" r="0" b="0"/>
                   <wp:wrapTopAndBottom/>
-                  <wp:docPr id="8" name="Image5" descr="" title=""/>
+                  <wp:docPr id="24" name="Image5" descr="" title=""/>
                   <wp:cNvGraphicFramePr>
                     <a:graphicFrameLocks xmlns:a="http://schemas.openxmlformats.org/drawingml/2006/main" noChangeAspect="1"/>
                   </wp:cNvGraphicFramePr>
@@ -5217,13 +6143,13 @@
                     <a:graphicData uri="http://schemas.openxmlformats.org/drawingml/2006/picture">
                       <pic:pic xmlns:pic="http://schemas.openxmlformats.org/drawingml/2006/picture">
                         <pic:nvPicPr>
-                          <pic:cNvPr id="8" name="Image5" descr="" title=""/>
+                          <pic:cNvPr id="24" name="Image5" descr="" title=""/>
                           <pic:cNvPicPr>
                             <a:picLocks noChangeAspect="1" noChangeArrowheads="1"/>
                           </pic:cNvPicPr>
                         </pic:nvPicPr>
                         <pic:blipFill>
-                          <a:blip r:embed="rId10"/>
+                          <a:blip r:embed="rId20"/>
                           <a:stretch>
                             <a:fillRect/>
                           </a:stretch>
@@ -5276,18 +6202,7 @@
                 <w:szCs w:val="18"/>
                 <w:lang w:val="fr-FR" w:eastAsia="zh-CN" w:bidi="hi-IN"/>
               </w:rPr>
-              <w:t xml:space="preserve"> </w:t>
-            </w:r>
-            <w:r>
-              <w:rPr>
-                <w:rFonts w:eastAsia="Noto Serif CJK SC" w:cs="Noto Sans Devanagari"/>
-                <w:color w:val="auto"/>
-                <w:kern w:val="2"/>
-                <w:sz w:val="18"/>
-                <w:szCs w:val="18"/>
-                <w:lang w:val="fr-FR" w:eastAsia="zh-CN" w:bidi="hi-IN"/>
-              </w:rPr>
-              <w:t>should display that screen with the code key selected (code key 10 for this exemple)</w:t>
+              <w:t xml:space="preserve"> should display that screen with the code key selected (code key 10 for this exemple)</w:t>
             </w:r>
             <w:r>
               <w:rPr>
@@ -5300,7 +6215,7 @@
         </w:tc>
         <w:tc>
           <w:tcPr>
-            <w:tcW w:w="5162" w:type="dxa"/>
+            <w:tcW w:w="5161" w:type="dxa"/>
             <w:tcBorders>
               <w:start w:val="single" w:sz="4" w:space="0" w:color="000000"/>
               <w:bottom w:val="single" w:sz="4" w:space="0" w:color="000000"/>
@@ -5313,10 +6228,10 @@
               <w:widowControl/>
               <w:numPr>
                 <w:ilvl w:val="0"/>
-                <w:numId w:val="8"/>
+                <w:numId w:val="5"/>
               </w:numPr>
               <w:suppressAutoHyphens w:val="true"/>
-              <w:overflowPunct w:val="false"/>
+              <w:overflowPunct w:val="true"/>
               <w:bidi w:val="0"/>
               <w:spacing w:before="0" w:after="0"/>
               <w:ind w:hanging="170" w:start="283" w:end="0"/>
@@ -5353,10 +6268,10 @@
               <w:widowControl/>
               <w:numPr>
                 <w:ilvl w:val="0"/>
-                <w:numId w:val="8"/>
+                <w:numId w:val="5"/>
               </w:numPr>
               <w:suppressAutoHyphens w:val="true"/>
-              <w:overflowPunct w:val="false"/>
+              <w:overflowPunct w:val="true"/>
               <w:bidi w:val="0"/>
               <w:spacing w:before="0" w:after="0"/>
               <w:ind w:hanging="170" w:start="283" w:end="0"/>
@@ -5416,10 +6331,10 @@
               <w:widowControl/>
               <w:numPr>
                 <w:ilvl w:val="0"/>
-                <w:numId w:val="8"/>
+                <w:numId w:val="5"/>
               </w:numPr>
               <w:suppressAutoHyphens w:val="true"/>
-              <w:overflowPunct w:val="false"/>
+              <w:overflowPunct w:val="true"/>
               <w:bidi w:val="0"/>
               <w:spacing w:before="0" w:after="0"/>
               <w:ind w:hanging="170" w:start="283" w:end="0"/>
@@ -5435,29 +6350,7 @@
                 <w:szCs w:val="18"/>
                 <w:lang w:val="fr-FR" w:eastAsia="zh-CN" w:bidi="hi-IN"/>
               </w:rPr>
-              <w:t xml:space="preserve">Restart </w:t>
-            </w:r>
-            <w:r>
-              <w:rPr>
-                <w:rFonts w:eastAsia="Noto Serif CJK SC" w:cs="Noto Sans Devanagari"/>
-                <w:color w:val="auto"/>
-                <w:kern w:val="2"/>
-                <w:sz w:val="18"/>
-                <w:szCs w:val="18"/>
-                <w:lang w:val="fr-FR" w:eastAsia="zh-CN" w:bidi="hi-IN"/>
-              </w:rPr>
-              <w:t>the</w:t>
-            </w:r>
-            <w:r>
-              <w:rPr>
-                <w:rFonts w:eastAsia="Noto Serif CJK SC" w:cs="Noto Sans Devanagari"/>
-                <w:color w:val="auto"/>
-                <w:kern w:val="2"/>
-                <w:sz w:val="18"/>
-                <w:szCs w:val="18"/>
-                <w:lang w:val="fr-FR" w:eastAsia="zh-CN" w:bidi="hi-IN"/>
-              </w:rPr>
-              <w:t xml:space="preserve"> robot</w:t>
+              <w:t>Restart the robot</w:t>
             </w:r>
           </w:p>
           <w:p>
@@ -5466,10 +6359,10 @@
               <w:widowControl/>
               <w:numPr>
                 <w:ilvl w:val="0"/>
-                <w:numId w:val="8"/>
+                <w:numId w:val="5"/>
               </w:numPr>
               <w:suppressAutoHyphens w:val="true"/>
-              <w:overflowPunct w:val="false"/>
+              <w:overflowPunct w:val="true"/>
               <w:bidi w:val="0"/>
               <w:spacing w:before="0" w:after="0"/>
               <w:ind w:hanging="170" w:start="283" w:end="0"/>
@@ -5540,10 +6433,10 @@
               <w:widowControl/>
               <w:numPr>
                 <w:ilvl w:val="0"/>
-                <w:numId w:val="8"/>
+                <w:numId w:val="5"/>
               </w:numPr>
               <w:suppressAutoHyphens w:val="true"/>
-              <w:overflowPunct w:val="false"/>
+              <w:overflowPunct w:val="true"/>
               <w:bidi w:val="0"/>
               <w:spacing w:before="0" w:after="0"/>
               <w:ind w:hanging="170" w:start="283" w:end="0"/>
@@ -5614,10 +6507,10 @@
               <w:widowControl/>
               <w:numPr>
                 <w:ilvl w:val="0"/>
-                <w:numId w:val="8"/>
+                <w:numId w:val="5"/>
               </w:numPr>
               <w:suppressAutoHyphens w:val="true"/>
-              <w:overflowPunct w:val="false"/>
+              <w:overflowPunct w:val="true"/>
               <w:bidi w:val="0"/>
               <w:spacing w:before="0" w:after="0"/>
               <w:ind w:hanging="170" w:start="283" w:end="0"/>
@@ -5633,29 +6526,7 @@
                 <w:szCs w:val="18"/>
                 <w:lang w:val="fr-FR" w:eastAsia="zh-CN" w:bidi="hi-IN"/>
               </w:rPr>
-              <w:t xml:space="preserve">Define the robot’s </w:t>
-            </w:r>
-            <w:r>
-              <w:rPr>
-                <w:rFonts w:eastAsia="Noto Serif CJK SC" w:cs="Noto Sans Devanagari"/>
-                <w:color w:val="auto"/>
-                <w:kern w:val="2"/>
-                <w:sz w:val="18"/>
-                <w:szCs w:val="18"/>
-                <w:lang w:val="fr-FR" w:eastAsia="zh-CN" w:bidi="hi-IN"/>
-              </w:rPr>
-              <w:t>type</w:t>
-            </w:r>
-            <w:r>
-              <w:rPr>
-                <w:rFonts w:eastAsia="Noto Serif CJK SC" w:cs="Noto Sans Devanagari"/>
-                <w:color w:val="auto"/>
-                <w:kern w:val="2"/>
-                <w:sz w:val="18"/>
-                <w:szCs w:val="18"/>
-                <w:lang w:val="fr-FR" w:eastAsia="zh-CN" w:bidi="hi-IN"/>
-              </w:rPr>
-              <w:t xml:space="preserve">: press </w:t>
+              <w:t xml:space="preserve">Define the robot’s type: press </w:t>
             </w:r>
             <w:r>
               <w:rPr>
@@ -5699,10 +6570,10 @@
               <w:widowControl/>
               <w:numPr>
                 <w:ilvl w:val="0"/>
-                <w:numId w:val="8"/>
+                <w:numId w:val="5"/>
               </w:numPr>
               <w:suppressAutoHyphens w:val="true"/>
-              <w:overflowPunct w:val="false"/>
+              <w:overflowPunct w:val="true"/>
               <w:bidi w:val="0"/>
               <w:spacing w:before="0" w:after="0"/>
               <w:ind w:hanging="170" w:start="283" w:end="0"/>
@@ -5750,10 +6621,10 @@
               <w:widowControl/>
               <w:numPr>
                 <w:ilvl w:val="0"/>
-                <w:numId w:val="8"/>
+                <w:numId w:val="5"/>
               </w:numPr>
               <w:suppressAutoHyphens w:val="true"/>
-              <w:overflowPunct w:val="false"/>
+              <w:overflowPunct w:val="true"/>
               <w:bidi w:val="0"/>
               <w:spacing w:before="0" w:after="0"/>
               <w:ind w:hanging="170" w:start="283" w:end="0"/>
@@ -5769,51 +6640,7 @@
                 <w:szCs w:val="18"/>
                 <w:lang w:val="fr-FR" w:eastAsia="zh-CN" w:bidi="hi-IN"/>
               </w:rPr>
-              <w:t xml:space="preserve">Set </w:t>
-            </w:r>
-            <w:r>
-              <w:rPr>
-                <w:rFonts w:eastAsia="Noto Serif CJK SC" w:cs="Noto Sans Devanagari"/>
-                <w:color w:val="auto"/>
-                <w:kern w:val="2"/>
-                <w:sz w:val="18"/>
-                <w:szCs w:val="18"/>
-                <w:lang w:val="fr-FR" w:eastAsia="zh-CN" w:bidi="hi-IN"/>
-              </w:rPr>
-              <w:t>the</w:t>
-            </w:r>
-            <w:r>
-              <w:rPr>
-                <w:rFonts w:eastAsia="Noto Serif CJK SC" w:cs="Noto Sans Devanagari"/>
-                <w:color w:val="auto"/>
-                <w:kern w:val="2"/>
-                <w:sz w:val="18"/>
-                <w:szCs w:val="18"/>
-                <w:lang w:val="fr-FR" w:eastAsia="zh-CN" w:bidi="hi-IN"/>
-              </w:rPr>
-              <w:t xml:space="preserve"> Code Key </w:t>
-            </w:r>
-            <w:r>
-              <w:rPr>
-                <w:rFonts w:eastAsia="Noto Serif CJK SC" w:cs="Noto Sans Devanagari"/>
-                <w:color w:val="auto"/>
-                <w:kern w:val="2"/>
-                <w:sz w:val="18"/>
-                <w:szCs w:val="18"/>
-                <w:lang w:val="fr-FR" w:eastAsia="zh-CN" w:bidi="hi-IN"/>
-              </w:rPr>
-              <w:t>(same value for transmitter and receiver)</w:t>
-            </w:r>
-            <w:r>
-              <w:rPr>
-                <w:rFonts w:eastAsia="Noto Serif CJK SC" w:cs="Noto Sans Devanagari"/>
-                <w:color w:val="auto"/>
-                <w:kern w:val="2"/>
-                <w:sz w:val="18"/>
-                <w:szCs w:val="18"/>
-                <w:lang w:val="fr-FR" w:eastAsia="zh-CN" w:bidi="hi-IN"/>
-              </w:rPr>
-              <w:t xml:space="preserve">: </w:t>
+              <w:t xml:space="preserve">Set the Code Key (same value for transmitter and receiver): </w:t>
             </w:r>
           </w:p>
           <w:p>
@@ -5822,10 +6649,10 @@
               <w:widowControl/>
               <w:numPr>
                 <w:ilvl w:val="1"/>
-                <w:numId w:val="8"/>
+                <w:numId w:val="5"/>
               </w:numPr>
               <w:suppressAutoHyphens w:val="true"/>
-              <w:overflowPunct w:val="true"/>
+              <w:overflowPunct w:val="false"/>
               <w:bidi w:val="0"/>
               <w:spacing w:before="0" w:after="0"/>
               <w:ind w:hanging="283" w:start="680" w:end="0"/>
@@ -5873,10 +6700,10 @@
               <w:widowControl/>
               <w:numPr>
                 <w:ilvl w:val="1"/>
-                <w:numId w:val="8"/>
+                <w:numId w:val="5"/>
               </w:numPr>
               <w:suppressAutoHyphens w:val="true"/>
-              <w:overflowPunct w:val="true"/>
+              <w:overflowPunct w:val="false"/>
               <w:bidi w:val="0"/>
               <w:spacing w:before="0" w:after="0"/>
               <w:ind w:hanging="283" w:start="680" w:end="0"/>
@@ -5915,18 +6742,7 @@
                 <w:szCs w:val="18"/>
                 <w:lang w:val="fr-FR" w:eastAsia="zh-CN" w:bidi="hi-IN"/>
               </w:rPr>
-              <w:t xml:space="preserve"> to decrease </w:t>
-            </w:r>
-            <w:r>
-              <w:rPr>
-                <w:rFonts w:eastAsia="Noto Serif CJK SC" w:cs="Noto Sans Devanagari"/>
-                <w:color w:val="auto"/>
-                <w:kern w:val="2"/>
-                <w:sz w:val="18"/>
-                <w:szCs w:val="18"/>
-                <w:lang w:val="fr-FR" w:eastAsia="zh-CN" w:bidi="hi-IN"/>
-              </w:rPr>
-              <w:t>the value</w:t>
+              <w:t xml:space="preserve"> to decrease the value</w:t>
             </w:r>
           </w:p>
           <w:p>
@@ -5935,10 +6751,10 @@
               <w:widowControl/>
               <w:numPr>
                 <w:ilvl w:val="1"/>
-                <w:numId w:val="8"/>
+                <w:numId w:val="5"/>
               </w:numPr>
               <w:suppressAutoHyphens w:val="true"/>
-              <w:overflowPunct w:val="true"/>
+              <w:overflowPunct w:val="false"/>
               <w:bidi w:val="0"/>
               <w:spacing w:before="0" w:after="0"/>
               <w:ind w:hanging="283" w:start="680" w:end="0"/>
@@ -5963,10 +6779,10 @@
               <w:widowControl/>
               <w:numPr>
                 <w:ilvl w:val="0"/>
-                <w:numId w:val="8"/>
+                <w:numId w:val="5"/>
               </w:numPr>
               <w:suppressAutoHyphens w:val="true"/>
-              <w:overflowPunct w:val="false"/>
+              <w:overflowPunct w:val="true"/>
               <w:bidi w:val="0"/>
               <w:spacing w:before="0" w:after="0"/>
               <w:ind w:hanging="170" w:start="283" w:end="0"/>
@@ -6014,14 +6830,14 @@
               <w:widowControl/>
               <w:numPr>
                 <w:ilvl w:val="0"/>
-                <w:numId w:val="8"/>
+                <w:numId w:val="5"/>
               </w:numPr>
               <w:tabs>
                 <w:tab w:val="clear" w:pos="720"/>
                 <w:tab w:val="left" w:pos="400" w:leader="none"/>
               </w:tabs>
               <w:suppressAutoHyphens w:val="true"/>
-              <w:overflowPunct w:val="false"/>
+              <w:overflowPunct w:val="true"/>
               <w:bidi w:val="0"/>
               <w:spacing w:before="0" w:after="0"/>
               <w:ind w:hanging="170" w:start="283" w:end="0"/>
@@ -6069,14 +6885,14 @@
               <w:widowControl/>
               <w:numPr>
                 <w:ilvl w:val="0"/>
-                <w:numId w:val="8"/>
+                <w:numId w:val="5"/>
               </w:numPr>
               <w:tabs>
                 <w:tab w:val="clear" w:pos="720"/>
                 <w:tab w:val="left" w:pos="400" w:leader="none"/>
               </w:tabs>
               <w:suppressAutoHyphens w:val="true"/>
-              <w:overflowPunct w:val="false"/>
+              <w:overflowPunct w:val="true"/>
               <w:bidi w:val="0"/>
               <w:spacing w:before="0" w:after="0"/>
               <w:ind w:hanging="170" w:start="283" w:end="0"/>
@@ -6092,18 +6908,7 @@
                 <w:szCs w:val="18"/>
                 <w:lang w:val="fr-FR" w:eastAsia="zh-CN" w:bidi="hi-IN"/>
               </w:rPr>
-              <w:t>T</w:t>
-            </w:r>
-            <w:r>
-              <w:rPr>
-                <w:rFonts w:eastAsia="Noto Serif CJK SC" w:cs="Noto Sans Devanagari"/>
-                <w:color w:val="auto"/>
-                <w:kern w:val="2"/>
-                <w:sz w:val="18"/>
-                <w:szCs w:val="18"/>
-                <w:lang w:val="fr-FR" w:eastAsia="zh-CN" w:bidi="hi-IN"/>
-              </w:rPr>
-              <w:t xml:space="preserve">he Pedro receiver </w:t>
+              <w:t xml:space="preserve">The Pedro receiver </w:t>
             </w:r>
             <w:r>
               <w:rPr>
@@ -6127,18 +6932,7 @@
                 <w:szCs w:val="18"/>
                 <w:lang w:val="fr-FR" w:eastAsia="zh-CN" w:bidi="hi-IN"/>
               </w:rPr>
-              <w:t xml:space="preserve"> </w:t>
-            </w:r>
-            <w:r>
-              <w:rPr>
-                <w:rFonts w:eastAsia="Noto Serif CJK SC" w:cs="Noto Sans Devanagari"/>
-                <w:color w:val="auto"/>
-                <w:kern w:val="2"/>
-                <w:sz w:val="18"/>
-                <w:szCs w:val="18"/>
-                <w:lang w:val="fr-FR" w:eastAsia="zh-CN" w:bidi="hi-IN"/>
-              </w:rPr>
-              <w:t>should display that screen with the code key selected (code key 10 for this exemple)</w:t>
+              <w:t xml:space="preserve"> should display that screen with the code key selected (code key 10 for this exemple)</w:t>
             </w:r>
           </w:p>
         </w:tc>
@@ -6149,7 +6943,7 @@
         </w:trPr>
         <w:tc>
           <w:tcPr>
-            <w:tcW w:w="10375" w:type="dxa"/>
+            <w:tcW w:w="10374" w:type="dxa"/>
             <w:gridSpan w:val="2"/>
             <w:tcBorders>
               <w:top w:val="single" w:sz="4" w:space="0" w:color="000000"/>
@@ -6167,7 +6961,7 @@
                 <w:numId w:val="0"/>
               </w:numPr>
               <w:suppressAutoHyphens w:val="true"/>
-              <w:overflowPunct w:val="false"/>
+              <w:overflowPunct w:val="true"/>
               <w:bidi w:val="0"/>
               <w:spacing w:before="0" w:after="283"/>
               <w:ind w:hanging="0" w:start="0" w:end="0"/>
@@ -6207,35 +7001,7 @@
                 <w:sz w:val="18"/>
                 <w:szCs w:val="18"/>
               </w:rPr>
-              <w:t xml:space="preserve">  </w:t>
-            </w:r>
-            <w:r>
-              <w:rPr>
-                <w:sz w:val="18"/>
-                <w:szCs w:val="18"/>
-              </w:rPr>
-              <w:t>T</w:t>
-            </w:r>
-            <w:r>
-              <w:rPr>
-                <w:sz w:val="18"/>
-                <w:szCs w:val="18"/>
-              </w:rPr>
-              <w:t xml:space="preserve">he transmitter and </w:t>
-            </w:r>
-            <w:r>
-              <w:rPr>
-                <w:sz w:val="18"/>
-                <w:szCs w:val="18"/>
-              </w:rPr>
-              <w:t>the r</w:t>
-            </w:r>
-            <w:r>
-              <w:rPr>
-                <w:sz w:val="18"/>
-                <w:szCs w:val="18"/>
-              </w:rPr>
-              <w:t xml:space="preserve">eceiver must use the same </w:t>
+              <w:t xml:space="preserve">  The transmitter and the receiver must use the same </w:t>
             </w:r>
             <w:r>
               <w:rPr>
@@ -6265,8 +7031,9 @@
         <w:keepNext w:val="true"/>
         <w:widowControl/>
         <w:suppressAutoHyphens w:val="true"/>
-        <w:overflowPunct w:val="true"/>
+        <w:overflowPunct w:val="false"/>
         <w:bidi w:val="0"/>
+        <w:ind w:hanging="0" w:start="0"/>
         <w:jc w:val="start"/>
         <w:rPr/>
       </w:pPr>
@@ -6289,7 +7056,7 @@
         <w:pStyle w:val="BodyText"/>
         <w:widowControl/>
         <w:suppressAutoHyphens w:val="true"/>
-        <w:overflowPunct w:val="true"/>
+        <w:overflowPunct w:val="false"/>
         <w:bidi w:val="0"/>
         <w:jc w:val="start"/>
         <w:rPr>
@@ -6303,7 +7070,14 @@
         </w:rPr>
       </w:pPr>
       <w:r>
-        <w:rPr/>
+        <w:rPr>
+          <w:rFonts w:eastAsia="Noto Serif CJK SC" w:cs="Noto Sans Devanagari"/>
+          <w:color w:val="auto"/>
+          <w:kern w:val="2"/>
+          <w:sz w:val="24"/>
+          <w:szCs w:val="24"/>
+          <w:lang w:val="fr-FR" w:eastAsia="zh-CN" w:bidi="hi-IN"/>
+        </w:rPr>
       </w:r>
     </w:p>
     <w:p>
@@ -6312,7 +7086,7 @@
         <w:keepNext w:val="true"/>
         <w:widowControl/>
         <w:suppressAutoHyphens w:val="true"/>
-        <w:overflowPunct w:val="true"/>
+        <w:overflowPunct w:val="false"/>
         <w:bidi w:val="0"/>
         <w:ind w:hanging="0" w:start="0"/>
         <w:jc w:val="start"/>
@@ -6345,7 +7119,7 @@
             <wp:extent cx="5370830" cy="6712585"/>
             <wp:effectExtent l="0" t="0" r="0" b="0"/>
             <wp:wrapSquare wrapText="largest"/>
-            <wp:docPr id="9" name="Image4" descr="" title=""/>
+            <wp:docPr id="25" name="Image4" descr="" title=""/>
             <wp:cNvGraphicFramePr>
               <a:graphicFrameLocks xmlns:a="http://schemas.openxmlformats.org/drawingml/2006/main" noChangeAspect="1"/>
             </wp:cNvGraphicFramePr>
@@ -6353,13 +7127,13 @@
               <a:graphicData uri="http://schemas.openxmlformats.org/drawingml/2006/picture">
                 <pic:pic xmlns:pic="http://schemas.openxmlformats.org/drawingml/2006/picture">
                   <pic:nvPicPr>
-                    <pic:cNvPr id="9" name="Image4" descr="" title=""/>
+                    <pic:cNvPr id="25" name="Image4" descr="" title=""/>
                     <pic:cNvPicPr>
                       <a:picLocks noChangeAspect="1" noChangeArrowheads="1"/>
                     </pic:cNvPicPr>
                   </pic:nvPicPr>
                   <pic:blipFill>
-                    <a:blip r:embed="rId11"/>
+                    <a:blip r:embed="rId21"/>
                     <a:stretch>
                       <a:fillRect/>
                     </a:stretch>
@@ -6385,7 +7159,7 @@
         <w:pStyle w:val="BlockQuotation"/>
         <w:widowControl/>
         <w:suppressAutoHyphens w:val="true"/>
-        <w:overflowPunct w:val="false"/>
+        <w:overflowPunct w:val="true"/>
         <w:bidi w:val="0"/>
         <w:spacing w:before="0" w:after="283"/>
         <w:ind w:hanging="0" w:start="0" w:end="0"/>
@@ -6414,7 +7188,7 @@
         <w:pStyle w:val="BlockQuotation"/>
         <w:widowControl/>
         <w:suppressAutoHyphens w:val="true"/>
-        <w:overflowPunct w:val="false"/>
+        <w:overflowPunct w:val="true"/>
         <w:bidi w:val="0"/>
         <w:spacing w:before="0" w:after="283"/>
         <w:ind w:hanging="0" w:start="0" w:end="0"/>
@@ -6443,7 +7217,7 @@
         <w:pStyle w:val="BlockQuotation"/>
         <w:widowControl/>
         <w:suppressAutoHyphens w:val="true"/>
-        <w:overflowPunct w:val="false"/>
+        <w:overflowPunct w:val="true"/>
         <w:bidi w:val="0"/>
         <w:spacing w:before="0" w:after="283"/>
         <w:ind w:hanging="0" w:start="0" w:end="0"/>
@@ -6472,7 +7246,7 @@
         <w:pStyle w:val="BlockQuotation"/>
         <w:widowControl/>
         <w:suppressAutoHyphens w:val="true"/>
-        <w:overflowPunct w:val="false"/>
+        <w:overflowPunct w:val="true"/>
         <w:bidi w:val="0"/>
         <w:spacing w:before="0" w:after="283"/>
         <w:ind w:hanging="0" w:start="0" w:end="0"/>
@@ -6501,7 +7275,7 @@
         <w:pStyle w:val="BlockQuotation"/>
         <w:widowControl/>
         <w:suppressAutoHyphens w:val="true"/>
-        <w:overflowPunct w:val="false"/>
+        <w:overflowPunct w:val="true"/>
         <w:bidi w:val="0"/>
         <w:spacing w:before="0" w:after="283"/>
         <w:ind w:hanging="0" w:start="0" w:end="0"/>
@@ -6530,7 +7304,7 @@
         <w:pStyle w:val="BlockQuotation"/>
         <w:widowControl/>
         <w:suppressAutoHyphens w:val="true"/>
-        <w:overflowPunct w:val="false"/>
+        <w:overflowPunct w:val="true"/>
         <w:bidi w:val="0"/>
         <w:spacing w:before="0" w:after="283"/>
         <w:ind w:hanging="0" w:start="0" w:end="0"/>
@@ -6559,7 +7333,7 @@
         <w:pStyle w:val="BlockQuotation"/>
         <w:widowControl/>
         <w:suppressAutoHyphens w:val="true"/>
-        <w:overflowPunct w:val="false"/>
+        <w:overflowPunct w:val="true"/>
         <w:bidi w:val="0"/>
         <w:spacing w:before="0" w:after="283"/>
         <w:ind w:hanging="0" w:start="0" w:end="0"/>
@@ -6588,7 +7362,7 @@
         <w:pStyle w:val="BlockQuotation"/>
         <w:widowControl/>
         <w:suppressAutoHyphens w:val="true"/>
-        <w:overflowPunct w:val="false"/>
+        <w:overflowPunct w:val="true"/>
         <w:bidi w:val="0"/>
         <w:spacing w:before="0" w:after="283"/>
         <w:ind w:hanging="0" w:start="0" w:end="0"/>
@@ -6617,7 +7391,7 @@
         <w:pStyle w:val="BlockQuotation"/>
         <w:widowControl/>
         <w:suppressAutoHyphens w:val="true"/>
-        <w:overflowPunct w:val="false"/>
+        <w:overflowPunct w:val="true"/>
         <w:bidi w:val="0"/>
         <w:spacing w:before="0" w:after="283"/>
         <w:ind w:hanging="0" w:start="0" w:end="0"/>
@@ -6646,7 +7420,7 @@
         <w:pStyle w:val="BlockQuotation"/>
         <w:widowControl/>
         <w:suppressAutoHyphens w:val="true"/>
-        <w:overflowPunct w:val="false"/>
+        <w:overflowPunct w:val="true"/>
         <w:bidi w:val="0"/>
         <w:spacing w:before="0" w:after="283"/>
         <w:ind w:hanging="0" w:start="0" w:end="0"/>
@@ -6675,7 +7449,7 @@
         <w:pStyle w:val="BlockQuotation"/>
         <w:widowControl/>
         <w:suppressAutoHyphens w:val="true"/>
-        <w:overflowPunct w:val="false"/>
+        <w:overflowPunct w:val="true"/>
         <w:bidi w:val="0"/>
         <w:spacing w:before="0" w:after="283"/>
         <w:ind w:hanging="0" w:start="0" w:end="0"/>
@@ -6921,6 +7695,7 @@
     <w:p>
       <w:pPr>
         <w:pStyle w:val="Heading2"/>
+        <w:ind w:hanging="0" w:start="0"/>
         <w:rPr/>
       </w:pPr>
       <w:bookmarkStart w:id="11" w:name="__RefHeading___Toc3690_490965806"/>
@@ -6985,7 +7760,7 @@
         <w:pStyle w:val="BodyText"/>
         <w:widowControl/>
         <w:suppressAutoHyphens w:val="true"/>
-        <w:overflowPunct w:val="true"/>
+        <w:overflowPunct w:val="false"/>
         <w:bidi w:val="0"/>
         <w:jc w:val="start"/>
         <w:rPr>
@@ -7037,21 +7812,7 @@
           <w:b w:val="false"/>
           <w:bCs w:val="false"/>
         </w:rPr>
-        <w:t xml:space="preserve">on </w:t>
-      </w:r>
-      <w:r>
-        <w:rPr>
-          <w:b w:val="false"/>
-          <w:bCs w:val="false"/>
-        </w:rPr>
-        <w:t xml:space="preserve">the </w:t>
-      </w:r>
-      <w:r>
-        <w:rPr>
-          <w:b w:val="false"/>
-          <w:bCs w:val="false"/>
-        </w:rPr>
-        <w:t>trasmitter</w:t>
+        <w:t>on the trasmitter</w:t>
       </w:r>
     </w:p>
     <w:p>
@@ -7059,7 +7820,7 @@
         <w:pStyle w:val="BodyText"/>
         <w:widowControl/>
         <w:suppressAutoHyphens w:val="true"/>
-        <w:overflowPunct w:val="true"/>
+        <w:overflowPunct w:val="false"/>
         <w:bidi w:val="0"/>
         <w:jc w:val="start"/>
         <w:rPr>
@@ -7132,7 +7893,7 @@
         <w:keepNext w:val="true"/>
         <w:widowControl/>
         <w:suppressAutoHyphens w:val="true"/>
-        <w:overflowPunct w:val="true"/>
+        <w:overflowPunct w:val="false"/>
         <w:bidi w:val="0"/>
         <w:ind w:hanging="0" w:start="0"/>
         <w:jc w:val="start"/>
@@ -7166,7 +7927,7 @@
         <w:pStyle w:val="BodyText"/>
         <w:widowControl/>
         <w:suppressAutoHyphens w:val="true"/>
-        <w:overflowPunct w:val="true"/>
+        <w:overflowPunct w:val="false"/>
         <w:bidi w:val="0"/>
         <w:jc w:val="start"/>
         <w:rPr>
@@ -7212,7 +7973,7 @@
         <w:pStyle w:val="BodyText"/>
         <w:widowControl/>
         <w:suppressAutoHyphens w:val="true"/>
-        <w:overflowPunct w:val="true"/>
+        <w:overflowPunct w:val="false"/>
         <w:bidi w:val="0"/>
         <w:jc w:val="start"/>
         <w:rPr>
@@ -7328,7 +8089,7 @@
         <w:pStyle w:val="BodyText"/>
         <w:widowControl/>
         <w:suppressAutoHyphens w:val="true"/>
-        <w:overflowPunct w:val="true"/>
+        <w:overflowPunct w:val="false"/>
         <w:bidi w:val="0"/>
         <w:jc w:val="start"/>
         <w:rPr>
@@ -7460,7 +8221,7 @@
         <w:pStyle w:val="BodyText"/>
         <w:widowControl/>
         <w:suppressAutoHyphens w:val="true"/>
-        <w:overflowPunct w:val="true"/>
+        <w:overflowPunct w:val="false"/>
         <w:bidi w:val="0"/>
         <w:jc w:val="start"/>
         <w:rPr>
@@ -7553,7 +8314,7 @@
         <w:pStyle w:val="BodyText"/>
         <w:widowControl/>
         <w:suppressAutoHyphens w:val="true"/>
-        <w:overflowPunct w:val="true"/>
+        <w:overflowPunct w:val="false"/>
         <w:bidi w:val="0"/>
         <w:jc w:val="start"/>
         <w:rPr>
@@ -7602,7 +8363,7 @@
         <w:pStyle w:val="BodyText"/>
         <w:widowControl/>
         <w:suppressAutoHyphens w:val="true"/>
-        <w:overflowPunct w:val="true"/>
+        <w:overflowPunct w:val="false"/>
         <w:bidi w:val="0"/>
         <w:jc w:val="start"/>
         <w:rPr>
@@ -7651,7 +8412,7 @@
         <w:pStyle w:val="BodyText"/>
         <w:widowControl/>
         <w:suppressAutoHyphens w:val="true"/>
-        <w:overflowPunct w:val="true"/>
+        <w:overflowPunct w:val="false"/>
         <w:bidi w:val="0"/>
         <w:jc w:val="start"/>
         <w:rPr>
@@ -7811,15 +8572,7 @@
             </w:pPr>
             <w:r>
               <w:rPr/>
-              <w:t>yes</w:t>
-            </w:r>
-            <w:r>
-              <w:rPr/>
-              <w:t xml:space="preserve"> </w:t>
-            </w:r>
-            <w:r>
-              <w:rPr/>
-              <w:t>or no</w:t>
+              <w:t>yes or no</w:t>
             </w:r>
           </w:p>
         </w:tc>
@@ -7888,15 +8641,7 @@
             </w:pPr>
             <w:r>
               <w:rPr/>
-              <w:t>yes</w:t>
-            </w:r>
-            <w:r>
-              <w:rPr/>
-              <w:t xml:space="preserve"> </w:t>
-            </w:r>
-            <w:r>
-              <w:rPr/>
-              <w:t>or no</w:t>
+              <w:t>yes or no</w:t>
             </w:r>
           </w:p>
         </w:tc>
@@ -7965,15 +8710,7 @@
             </w:pPr>
             <w:r>
               <w:rPr/>
-              <w:t>yes</w:t>
-            </w:r>
-            <w:r>
-              <w:rPr/>
-              <w:t xml:space="preserve"> </w:t>
-            </w:r>
-            <w:r>
-              <w:rPr/>
-              <w:t>or no</w:t>
+              <w:t>yes or no</w:t>
             </w:r>
           </w:p>
         </w:tc>
@@ -8169,7 +8906,7 @@
         <w:pStyle w:val="BodyText"/>
         <w:widowControl/>
         <w:suppressAutoHyphens w:val="true"/>
-        <w:overflowPunct w:val="true"/>
+        <w:overflowPunct w:val="false"/>
         <w:bidi w:val="0"/>
         <w:jc w:val="start"/>
         <w:rPr>
@@ -8214,7 +8951,7 @@
         <w:pStyle w:val="BodyText"/>
         <w:widowControl/>
         <w:suppressAutoHyphens w:val="true"/>
-        <w:overflowPunct w:val="true"/>
+        <w:overflowPunct w:val="false"/>
         <w:bidi w:val="0"/>
         <w:jc w:val="start"/>
         <w:rPr>
@@ -8310,7 +9047,7 @@
         <w:keepNext w:val="true"/>
         <w:widowControl/>
         <w:suppressAutoHyphens w:val="true"/>
-        <w:overflowPunct w:val="true"/>
+        <w:overflowPunct w:val="false"/>
         <w:bidi w:val="0"/>
         <w:ind w:hanging="0" w:start="0"/>
         <w:jc w:val="start"/>
@@ -8497,7 +9234,7 @@
           <w:tab w:val="left" w:pos="0" w:leader="none"/>
         </w:tabs>
         <w:suppressAutoHyphens w:val="true"/>
-        <w:overflowPunct w:val="true"/>
+        <w:overflowPunct w:val="false"/>
         <w:bidi w:val="0"/>
         <w:spacing w:before="0" w:after="26"/>
         <w:ind w:hanging="0" w:start="0" w:end="0"/>
@@ -8550,7 +9287,7 @@
           <w:tab w:val="left" w:pos="0" w:leader="none"/>
         </w:tabs>
         <w:suppressAutoHyphens w:val="true"/>
-        <w:overflowPunct w:val="true"/>
+        <w:overflowPunct w:val="false"/>
         <w:bidi w:val="0"/>
         <w:spacing w:before="0" w:after="26"/>
         <w:ind w:hanging="0" w:start="0" w:end="0"/>
@@ -9116,9 +9853,9 @@
       </w:r>
     </w:p>
     <w:sectPr>
-      <w:footerReference w:type="even" r:id="rId12"/>
-      <w:footerReference w:type="default" r:id="rId13"/>
-      <w:footerReference w:type="first" r:id="rId14"/>
+      <w:footerReference w:type="even" r:id="rId22"/>
+      <w:footerReference w:type="default" r:id="rId23"/>
+      <w:footerReference w:type="first" r:id="rId24"/>
       <w:type w:val="nextPage"/>
       <w:pgSz w:w="11906" w:h="16838"/>
       <w:pgMar w:left="954" w:right="1031" w:gutter="0" w:header="0" w:top="1134" w:footer="287" w:bottom="1020"/>
@@ -9153,99 +9890,155 @@
       <w:jc w:val="center"/>
       <w:rPr/>
     </w:pPr>
-    <w:bookmarkStart w:id="28" w:name="PageNumWizard_FOOTER_Default_Page_Style1"/>
-    <w:bookmarkEnd w:id="28"/>
     <w:r>
       <w:rPr>
+        <w:rStyle w:val="Hyperlink"/>
+        <w:rFonts w:eastAsia="Noto Serif CJK SC" w:cs="Noto Sans Devanagari" w:ascii="Liberation Mono" w:hAnsi="Liberation Mono"/>
+        <w:b w:val="false"/>
+        <w:bCs w:val="false"/>
+        <w:color w:val="auto"/>
+        <w:kern w:val="2"/>
         <w:sz w:val="20"/>
         <w:szCs w:val="20"/>
+        <w:u w:val="none"/>
+        <w:lang w:val="fr-FR" w:eastAsia="zh-CN" w:bidi="hi-IN"/>
       </w:rPr>
-      <w:fldChar w:fldCharType="begin"/>
+      <w:t xml:space="preserve">Pedro STEM </w:t>
     </w:r>
     <w:r>
       <w:rPr>
+        <w:rStyle w:val="Hyperlink"/>
+        <w:rFonts w:eastAsia="Noto Serif CJK SC" w:cs="Noto Sans Devanagari" w:ascii="Liberation Mono" w:hAnsi="Liberation Mono"/>
+        <w:b w:val="false"/>
+        <w:bCs w:val="false"/>
+        <w:color w:val="auto"/>
+        <w:kern w:val="2"/>
         <w:sz w:val="20"/>
         <w:szCs w:val="20"/>
+        <w:u w:val="none"/>
+        <w:lang w:val="fr-FR" w:eastAsia="zh-CN" w:bidi="hi-IN"/>
       </w:rPr>
-      <w:instrText xml:space="preserve"> PAGE </w:instrText>
+      <w:t xml:space="preserve">Program            </w:t>
     </w:r>
     <w:r>
       <w:rPr>
+        <w:rStyle w:val="Hyperlink"/>
+        <w:rFonts w:eastAsia="Noto Serif CJK SC" w:cs="Noto Sans Devanagari" w:ascii="Liberation Mono" w:hAnsi="Liberation Mono"/>
+        <w:b w:val="false"/>
+        <w:bCs w:val="false"/>
+        <w:color w:val="auto"/>
+        <w:kern w:val="2"/>
         <w:sz w:val="20"/>
         <w:szCs w:val="20"/>
+        <w:u w:val="none"/>
+        <w:lang w:val="fr-FR" w:eastAsia="zh-CN" w:bidi="hi-IN"/>
       </w:rPr>
-      <w:fldChar w:fldCharType="separate"/>
+      <w:t>Le</w:t>
     </w:r>
     <w:r>
       <w:rPr>
+        <w:rStyle w:val="Hyperlink"/>
+        <w:rFonts w:eastAsia="Noto Serif CJK SC" w:cs="Noto Sans Devanagari" w:ascii="Liberation Mono" w:hAnsi="Liberation Mono"/>
+        <w:b w:val="false"/>
+        <w:bCs w:val="false"/>
+        <w:color w:val="auto"/>
+        <w:kern w:val="2"/>
         <w:sz w:val="20"/>
         <w:szCs w:val="20"/>
+        <w:u w:val="none"/>
+        <w:lang w:val="fr-FR" w:eastAsia="zh-CN" w:bidi="hi-IN"/>
       </w:rPr>
-      <w:t>11</w:t>
+      <w:t xml:space="preserve">sson </w:t>
     </w:r>
     <w:r>
       <w:rPr>
+        <w:rStyle w:val="Hyperlink"/>
+        <w:rFonts w:eastAsia="Noto Serif CJK SC" w:cs="Noto Sans Devanagari" w:ascii="Liberation Mono" w:hAnsi="Liberation Mono"/>
+        <w:b w:val="false"/>
+        <w:bCs w:val="false"/>
+        <w:color w:val="auto"/>
+        <w:kern w:val="2"/>
         <w:sz w:val="20"/>
         <w:szCs w:val="20"/>
+        <w:u w:val="none"/>
+        <w:lang w:val="fr-FR" w:eastAsia="zh-CN" w:bidi="hi-IN"/>
       </w:rPr>
-      <w:fldChar w:fldCharType="end"/>
+      <w:t>5</w:t>
     </w:r>
     <w:r>
       <w:rPr>
+        <w:rStyle w:val="Hyperlink"/>
+        <w:rFonts w:eastAsia="Noto Serif CJK SC" w:cs="Noto Sans Devanagari" w:ascii="Liberation Mono" w:hAnsi="Liberation Mono"/>
+        <w:b w:val="false"/>
+        <w:bCs w:val="false"/>
+        <w:color w:val="auto"/>
+        <w:kern w:val="2"/>
         <w:sz w:val="20"/>
         <w:szCs w:val="20"/>
+        <w:u w:val="none"/>
+        <w:lang w:val="fr-FR" w:eastAsia="zh-CN" w:bidi="hi-IN"/>
       </w:rPr>
       <w:t xml:space="preserve"> </w:t>
     </w:r>
     <w:r>
       <w:rPr>
+        <w:rStyle w:val="Hyperlink"/>
+        <w:rFonts w:eastAsia="Noto Serif CJK SC" w:cs="Noto Sans Devanagari" w:ascii="Liberation Mono" w:hAnsi="Liberation Mono"/>
+        <w:b w:val="false"/>
+        <w:bCs w:val="false"/>
+        <w:color w:val="auto"/>
+        <w:kern w:val="2"/>
         <w:sz w:val="20"/>
         <w:szCs w:val="20"/>
+        <w:u w:val="none"/>
+        <w:lang w:val="fr-FR" w:eastAsia="zh-CN" w:bidi="hi-IN"/>
       </w:rPr>
-      <w:t xml:space="preserve">/ </w:t>
+      <w:t>of</w:t>
     </w:r>
     <w:r>
       <w:rPr>
+        <w:rStyle w:val="Hyperlink"/>
+        <w:rFonts w:eastAsia="Noto Serif CJK SC" w:cs="Noto Sans Devanagari" w:ascii="Liberation Mono" w:hAnsi="Liberation Mono"/>
+        <w:b w:val="false"/>
+        <w:bCs w:val="false"/>
+        <w:color w:val="auto"/>
+        <w:kern w:val="2"/>
         <w:sz w:val="20"/>
         <w:szCs w:val="20"/>
+        <w:u w:val="none"/>
+        <w:lang w:val="fr-FR" w:eastAsia="zh-CN" w:bidi="hi-IN"/>
       </w:rPr>
-      <w:fldChar w:fldCharType="begin"/>
+      <w:t xml:space="preserve"> 10</w:t>
     </w:r>
     <w:r>
       <w:rPr>
+        <w:rStyle w:val="Hyperlink"/>
+        <w:rFonts w:eastAsia="Noto Serif CJK SC" w:cs="Noto Sans Devanagari" w:ascii="Liberation Mono" w:hAnsi="Liberation Mono"/>
+        <w:b w:val="false"/>
+        <w:bCs w:val="false"/>
+        <w:color w:val="auto"/>
+        <w:kern w:val="2"/>
         <w:sz w:val="20"/>
         <w:szCs w:val="20"/>
+        <w:u w:val="none"/>
+        <w:lang w:val="fr-FR" w:eastAsia="zh-CN" w:bidi="hi-IN"/>
       </w:rPr>
-      <w:instrText xml:space="preserve"> NUMPAGES </w:instrText>
+      <w:t xml:space="preserve">             </w:t>
     </w:r>
     <w:r>
       <w:rPr>
+        <w:rStyle w:val="Hyperlink"/>
+        <w:rFonts w:eastAsia="Noto Serif CJK SC" w:cs="Noto Sans Devanagari" w:ascii="Liberation Mono" w:hAnsi="Liberation Mono"/>
+        <w:b w:val="false"/>
+        <w:bCs w:val="false"/>
+        <w:color w:val="auto"/>
+        <w:kern w:val="2"/>
         <w:sz w:val="20"/>
         <w:szCs w:val="20"/>
+        <w:u w:val="none"/>
+        <w:lang w:val="fr-FR" w:eastAsia="zh-CN" w:bidi="hi-IN"/>
       </w:rPr>
-      <w:fldChar w:fldCharType="separate"/>
-    </w:r>
-    <w:r>
-      <w:rPr>
-        <w:sz w:val="20"/>
-        <w:szCs w:val="20"/>
-      </w:rPr>
-      <w:t>11</w:t>
-    </w:r>
-    <w:r>
-      <w:rPr>
-        <w:sz w:val="20"/>
-        <w:szCs w:val="20"/>
-      </w:rPr>
-      <w:fldChar w:fldCharType="end"/>
-    </w:r>
-    <w:r>
-      <w:rPr>
-        <w:sz w:val="20"/>
-        <w:szCs w:val="20"/>
-      </w:rPr>
-      <w:br/>
-      <w:t xml:space="preserve">Pedro STEM Lesson n°5                                                                                                                   </w:t>
+      <w:t>https://</w:t>
     </w:r>
     <w:hyperlink r:id="rId1">
       <w:r>
@@ -9258,9 +10051,10 @@
           <w:kern w:val="2"/>
           <w:sz w:val="18"/>
           <w:szCs w:val="18"/>
-          <w:lang w:val="fr-FR" w:eastAsia="zh-CN" w:bidi="hi-IN"/>
-        </w:rPr>
-        <w:t>https://pedrobot.com</w:t>
+          <w:u w:val="none"/>
+          <w:lang w:val="fr-FR" w:eastAsia="zh-CN" w:bidi="hi-IN"/>
+        </w:rPr>
+        <w:t>pedrobot.com</w:t>
       </w:r>
     </w:hyperlink>
   </w:p>
@@ -9275,99 +10069,155 @@
       <w:jc w:val="center"/>
       <w:rPr/>
     </w:pPr>
-    <w:bookmarkStart w:id="29" w:name="PageNumWizard_FOOTER_Default_Page_Style1"/>
-    <w:bookmarkEnd w:id="29"/>
     <w:r>
       <w:rPr>
+        <w:rStyle w:val="Hyperlink"/>
+        <w:rFonts w:eastAsia="Noto Serif CJK SC" w:cs="Noto Sans Devanagari" w:ascii="Liberation Mono" w:hAnsi="Liberation Mono"/>
+        <w:b w:val="false"/>
+        <w:bCs w:val="false"/>
+        <w:color w:val="auto"/>
+        <w:kern w:val="2"/>
         <w:sz w:val="20"/>
         <w:szCs w:val="20"/>
+        <w:u w:val="none"/>
+        <w:lang w:val="fr-FR" w:eastAsia="zh-CN" w:bidi="hi-IN"/>
       </w:rPr>
-      <w:fldChar w:fldCharType="begin"/>
+      <w:t xml:space="preserve">Pedro STEM </w:t>
     </w:r>
     <w:r>
       <w:rPr>
+        <w:rStyle w:val="Hyperlink"/>
+        <w:rFonts w:eastAsia="Noto Serif CJK SC" w:cs="Noto Sans Devanagari" w:ascii="Liberation Mono" w:hAnsi="Liberation Mono"/>
+        <w:b w:val="false"/>
+        <w:bCs w:val="false"/>
+        <w:color w:val="auto"/>
+        <w:kern w:val="2"/>
         <w:sz w:val="20"/>
         <w:szCs w:val="20"/>
+        <w:u w:val="none"/>
+        <w:lang w:val="fr-FR" w:eastAsia="zh-CN" w:bidi="hi-IN"/>
       </w:rPr>
-      <w:instrText xml:space="preserve"> PAGE </w:instrText>
+      <w:t xml:space="preserve">Program            </w:t>
     </w:r>
     <w:r>
       <w:rPr>
+        <w:rStyle w:val="Hyperlink"/>
+        <w:rFonts w:eastAsia="Noto Serif CJK SC" w:cs="Noto Sans Devanagari" w:ascii="Liberation Mono" w:hAnsi="Liberation Mono"/>
+        <w:b w:val="false"/>
+        <w:bCs w:val="false"/>
+        <w:color w:val="auto"/>
+        <w:kern w:val="2"/>
         <w:sz w:val="20"/>
         <w:szCs w:val="20"/>
+        <w:u w:val="none"/>
+        <w:lang w:val="fr-FR" w:eastAsia="zh-CN" w:bidi="hi-IN"/>
       </w:rPr>
-      <w:fldChar w:fldCharType="separate"/>
+      <w:t>Le</w:t>
     </w:r>
     <w:r>
       <w:rPr>
+        <w:rStyle w:val="Hyperlink"/>
+        <w:rFonts w:eastAsia="Noto Serif CJK SC" w:cs="Noto Sans Devanagari" w:ascii="Liberation Mono" w:hAnsi="Liberation Mono"/>
+        <w:b w:val="false"/>
+        <w:bCs w:val="false"/>
+        <w:color w:val="auto"/>
+        <w:kern w:val="2"/>
         <w:sz w:val="20"/>
         <w:szCs w:val="20"/>
+        <w:u w:val="none"/>
+        <w:lang w:val="fr-FR" w:eastAsia="zh-CN" w:bidi="hi-IN"/>
       </w:rPr>
-      <w:t>11</w:t>
+      <w:t xml:space="preserve">sson </w:t>
     </w:r>
     <w:r>
       <w:rPr>
+        <w:rStyle w:val="Hyperlink"/>
+        <w:rFonts w:eastAsia="Noto Serif CJK SC" w:cs="Noto Sans Devanagari" w:ascii="Liberation Mono" w:hAnsi="Liberation Mono"/>
+        <w:b w:val="false"/>
+        <w:bCs w:val="false"/>
+        <w:color w:val="auto"/>
+        <w:kern w:val="2"/>
         <w:sz w:val="20"/>
         <w:szCs w:val="20"/>
+        <w:u w:val="none"/>
+        <w:lang w:val="fr-FR" w:eastAsia="zh-CN" w:bidi="hi-IN"/>
       </w:rPr>
-      <w:fldChar w:fldCharType="end"/>
+      <w:t>5</w:t>
     </w:r>
     <w:r>
       <w:rPr>
+        <w:rStyle w:val="Hyperlink"/>
+        <w:rFonts w:eastAsia="Noto Serif CJK SC" w:cs="Noto Sans Devanagari" w:ascii="Liberation Mono" w:hAnsi="Liberation Mono"/>
+        <w:b w:val="false"/>
+        <w:bCs w:val="false"/>
+        <w:color w:val="auto"/>
+        <w:kern w:val="2"/>
         <w:sz w:val="20"/>
         <w:szCs w:val="20"/>
+        <w:u w:val="none"/>
+        <w:lang w:val="fr-FR" w:eastAsia="zh-CN" w:bidi="hi-IN"/>
       </w:rPr>
       <w:t xml:space="preserve"> </w:t>
     </w:r>
     <w:r>
       <w:rPr>
+        <w:rStyle w:val="Hyperlink"/>
+        <w:rFonts w:eastAsia="Noto Serif CJK SC" w:cs="Noto Sans Devanagari" w:ascii="Liberation Mono" w:hAnsi="Liberation Mono"/>
+        <w:b w:val="false"/>
+        <w:bCs w:val="false"/>
+        <w:color w:val="auto"/>
+        <w:kern w:val="2"/>
         <w:sz w:val="20"/>
         <w:szCs w:val="20"/>
+        <w:u w:val="none"/>
+        <w:lang w:val="fr-FR" w:eastAsia="zh-CN" w:bidi="hi-IN"/>
       </w:rPr>
-      <w:t xml:space="preserve">/ </w:t>
+      <w:t>of</w:t>
     </w:r>
     <w:r>
       <w:rPr>
+        <w:rStyle w:val="Hyperlink"/>
+        <w:rFonts w:eastAsia="Noto Serif CJK SC" w:cs="Noto Sans Devanagari" w:ascii="Liberation Mono" w:hAnsi="Liberation Mono"/>
+        <w:b w:val="false"/>
+        <w:bCs w:val="false"/>
+        <w:color w:val="auto"/>
+        <w:kern w:val="2"/>
         <w:sz w:val="20"/>
         <w:szCs w:val="20"/>
+        <w:u w:val="none"/>
+        <w:lang w:val="fr-FR" w:eastAsia="zh-CN" w:bidi="hi-IN"/>
       </w:rPr>
-      <w:fldChar w:fldCharType="begin"/>
+      <w:t xml:space="preserve"> 10</w:t>
     </w:r>
     <w:r>
       <w:rPr>
+        <w:rStyle w:val="Hyperlink"/>
+        <w:rFonts w:eastAsia="Noto Serif CJK SC" w:cs="Noto Sans Devanagari" w:ascii="Liberation Mono" w:hAnsi="Liberation Mono"/>
+        <w:b w:val="false"/>
+        <w:bCs w:val="false"/>
+        <w:color w:val="auto"/>
+        <w:kern w:val="2"/>
         <w:sz w:val="20"/>
         <w:szCs w:val="20"/>
+        <w:u w:val="none"/>
+        <w:lang w:val="fr-FR" w:eastAsia="zh-CN" w:bidi="hi-IN"/>
       </w:rPr>
-      <w:instrText xml:space="preserve"> NUMPAGES </w:instrText>
+      <w:t xml:space="preserve">             </w:t>
     </w:r>
     <w:r>
       <w:rPr>
+        <w:rStyle w:val="Hyperlink"/>
+        <w:rFonts w:eastAsia="Noto Serif CJK SC" w:cs="Noto Sans Devanagari" w:ascii="Liberation Mono" w:hAnsi="Liberation Mono"/>
+        <w:b w:val="false"/>
+        <w:bCs w:val="false"/>
+        <w:color w:val="auto"/>
+        <w:kern w:val="2"/>
         <w:sz w:val="20"/>
         <w:szCs w:val="20"/>
+        <w:u w:val="none"/>
+        <w:lang w:val="fr-FR" w:eastAsia="zh-CN" w:bidi="hi-IN"/>
       </w:rPr>
-      <w:fldChar w:fldCharType="separate"/>
-    </w:r>
-    <w:r>
-      <w:rPr>
-        <w:sz w:val="20"/>
-        <w:szCs w:val="20"/>
-      </w:rPr>
-      <w:t>11</w:t>
-    </w:r>
-    <w:r>
-      <w:rPr>
-        <w:sz w:val="20"/>
-        <w:szCs w:val="20"/>
-      </w:rPr>
-      <w:fldChar w:fldCharType="end"/>
-    </w:r>
-    <w:r>
-      <w:rPr>
-        <w:sz w:val="20"/>
-        <w:szCs w:val="20"/>
-      </w:rPr>
-      <w:br/>
-      <w:t xml:space="preserve">Pedro STEM Lesson n°5                                                                                                                   </w:t>
+      <w:t>https://</w:t>
     </w:r>
     <w:hyperlink r:id="rId1">
       <w:r>
@@ -9380,9 +10230,10 @@
           <w:kern w:val="2"/>
           <w:sz w:val="18"/>
           <w:szCs w:val="18"/>
-          <w:lang w:val="fr-FR" w:eastAsia="zh-CN" w:bidi="hi-IN"/>
-        </w:rPr>
-        <w:t>https://pedrobot.com</w:t>
+          <w:u w:val="none"/>
+          <w:lang w:val="fr-FR" w:eastAsia="zh-CN" w:bidi="hi-IN"/>
+        </w:rPr>
+        <w:t>pedrobot.com</w:t>
       </w:r>
     </w:hyperlink>
   </w:p>
@@ -9808,6 +10659,298 @@
       <w:lvlJc w:val="start"/>
       <w:pPr>
         <w:tabs>
+          <w:tab w:val="num" w:pos="720"/>
+        </w:tabs>
+        <w:ind w:start="720" w:hanging="360"/>
+      </w:pPr>
+      <w:rPr>
+        <w:sz w:val="18"/>
+        <w:b/>
+        <w:szCs w:val="18"/>
+        <w:bCs/>
+      </w:rPr>
+    </w:lvl>
+    <w:lvl w:ilvl="1">
+      <w:start w:val="1"/>
+      <w:numFmt w:val="decimal"/>
+      <w:lvlText w:val="%1.%2."/>
+      <w:lvlJc w:val="start"/>
+      <w:pPr>
+        <w:tabs>
+          <w:tab w:val="num" w:pos="1080"/>
+        </w:tabs>
+        <w:ind w:start="1080" w:hanging="360"/>
+      </w:pPr>
+      <w:rPr>
+        <w:sz w:val="18"/>
+        <w:b/>
+        <w:szCs w:val="18"/>
+        <w:bCs/>
+      </w:rPr>
+    </w:lvl>
+    <w:lvl w:ilvl="2">
+      <w:start w:val="1"/>
+      <w:numFmt w:val="lowerLetter"/>
+      <w:lvlText w:val="%3)"/>
+      <w:lvlJc w:val="start"/>
+      <w:pPr>
+        <w:tabs>
+          <w:tab w:val="num" w:pos="1440"/>
+        </w:tabs>
+        <w:ind w:start="1440" w:hanging="360"/>
+      </w:pPr>
+      <w:rPr>
+        <w:sz w:val="18"/>
+        <w:b/>
+        <w:szCs w:val="18"/>
+        <w:bCs/>
+      </w:rPr>
+    </w:lvl>
+    <w:lvl w:ilvl="3">
+      <w:start w:val="1"/>
+      <w:numFmt w:val="bullet"/>
+      <w:lvlText w:val=""/>
+      <w:lvlJc w:val="start"/>
+      <w:pPr>
+        <w:tabs>
+          <w:tab w:val="num" w:pos="1800"/>
+        </w:tabs>
+        <w:ind w:start="1800" w:hanging="360"/>
+      </w:pPr>
+      <w:rPr>
+        <w:rFonts w:ascii="Symbol" w:hAnsi="Symbol" w:cs="Symbol" w:hint="default"/>
+      </w:rPr>
+    </w:lvl>
+    <w:lvl w:ilvl="4">
+      <w:start w:val="1"/>
+      <w:numFmt w:val="bullet"/>
+      <w:lvlText w:val=""/>
+      <w:lvlJc w:val="start"/>
+      <w:pPr>
+        <w:tabs>
+          <w:tab w:val="num" w:pos="2160"/>
+        </w:tabs>
+        <w:ind w:start="2160" w:hanging="360"/>
+      </w:pPr>
+      <w:rPr>
+        <w:rFonts w:ascii="Symbol" w:hAnsi="Symbol" w:cs="Symbol" w:hint="default"/>
+      </w:rPr>
+    </w:lvl>
+    <w:lvl w:ilvl="5">
+      <w:start w:val="1"/>
+      <w:numFmt w:val="bullet"/>
+      <w:lvlText w:val=""/>
+      <w:lvlJc w:val="start"/>
+      <w:pPr>
+        <w:tabs>
+          <w:tab w:val="num" w:pos="2520"/>
+        </w:tabs>
+        <w:ind w:start="2520" w:hanging="360"/>
+      </w:pPr>
+      <w:rPr>
+        <w:rFonts w:ascii="Symbol" w:hAnsi="Symbol" w:cs="Symbol" w:hint="default"/>
+      </w:rPr>
+    </w:lvl>
+    <w:lvl w:ilvl="6">
+      <w:start w:val="1"/>
+      <w:numFmt w:val="bullet"/>
+      <w:lvlText w:val=""/>
+      <w:lvlJc w:val="start"/>
+      <w:pPr>
+        <w:tabs>
+          <w:tab w:val="num" w:pos="2880"/>
+        </w:tabs>
+        <w:ind w:start="2880" w:hanging="360"/>
+      </w:pPr>
+      <w:rPr>
+        <w:rFonts w:ascii="Symbol" w:hAnsi="Symbol" w:cs="Symbol" w:hint="default"/>
+      </w:rPr>
+    </w:lvl>
+    <w:lvl w:ilvl="7">
+      <w:start w:val="1"/>
+      <w:numFmt w:val="bullet"/>
+      <w:lvlText w:val=""/>
+      <w:lvlJc w:val="start"/>
+      <w:pPr>
+        <w:tabs>
+          <w:tab w:val="num" w:pos="3240"/>
+        </w:tabs>
+        <w:ind w:start="3240" w:hanging="360"/>
+      </w:pPr>
+      <w:rPr>
+        <w:rFonts w:ascii="Symbol" w:hAnsi="Symbol" w:cs="Symbol" w:hint="default"/>
+      </w:rPr>
+    </w:lvl>
+    <w:lvl w:ilvl="8">
+      <w:start w:val="1"/>
+      <w:numFmt w:val="bullet"/>
+      <w:lvlText w:val=""/>
+      <w:lvlJc w:val="start"/>
+      <w:pPr>
+        <w:tabs>
+          <w:tab w:val="num" w:pos="3600"/>
+        </w:tabs>
+        <w:ind w:start="3600" w:hanging="360"/>
+      </w:pPr>
+      <w:rPr>
+        <w:rFonts w:ascii="Symbol" w:hAnsi="Symbol" w:cs="Symbol" w:hint="default"/>
+      </w:rPr>
+    </w:lvl>
+  </w:abstractNum>
+  <w:abstractNum w:abstractNumId="5">
+    <w:lvl w:ilvl="0">
+      <w:start w:val="1"/>
+      <w:numFmt w:val="decimal"/>
+      <w:lvlText w:val="%1."/>
+      <w:lvlJc w:val="start"/>
+      <w:pPr>
+        <w:tabs>
+          <w:tab w:val="num" w:pos="720"/>
+        </w:tabs>
+        <w:ind w:start="720" w:hanging="360"/>
+      </w:pPr>
+      <w:rPr>
+        <w:sz w:val="18"/>
+        <w:b/>
+        <w:szCs w:val="18"/>
+        <w:bCs/>
+      </w:rPr>
+    </w:lvl>
+    <w:lvl w:ilvl="1">
+      <w:start w:val="1"/>
+      <w:numFmt w:val="decimal"/>
+      <w:lvlText w:val="%1.%2."/>
+      <w:lvlJc w:val="start"/>
+      <w:pPr>
+        <w:tabs>
+          <w:tab w:val="num" w:pos="1080"/>
+        </w:tabs>
+        <w:ind w:start="1080" w:hanging="360"/>
+      </w:pPr>
+      <w:rPr>
+        <w:sz w:val="18"/>
+        <w:b/>
+        <w:szCs w:val="18"/>
+        <w:bCs/>
+      </w:rPr>
+    </w:lvl>
+    <w:lvl w:ilvl="2">
+      <w:start w:val="1"/>
+      <w:numFmt w:val="lowerLetter"/>
+      <w:lvlText w:val="%3)"/>
+      <w:lvlJc w:val="start"/>
+      <w:pPr>
+        <w:tabs>
+          <w:tab w:val="num" w:pos="1440"/>
+        </w:tabs>
+        <w:ind w:start="1440" w:hanging="360"/>
+      </w:pPr>
+      <w:rPr>
+        <w:sz w:val="18"/>
+        <w:b/>
+        <w:szCs w:val="18"/>
+        <w:bCs/>
+      </w:rPr>
+    </w:lvl>
+    <w:lvl w:ilvl="3">
+      <w:start w:val="1"/>
+      <w:numFmt w:val="bullet"/>
+      <w:lvlText w:val=""/>
+      <w:lvlJc w:val="start"/>
+      <w:pPr>
+        <w:tabs>
+          <w:tab w:val="num" w:pos="1800"/>
+        </w:tabs>
+        <w:ind w:start="1800" w:hanging="360"/>
+      </w:pPr>
+      <w:rPr>
+        <w:rFonts w:ascii="Symbol" w:hAnsi="Symbol" w:cs="Symbol" w:hint="default"/>
+      </w:rPr>
+    </w:lvl>
+    <w:lvl w:ilvl="4">
+      <w:start w:val="1"/>
+      <w:numFmt w:val="bullet"/>
+      <w:lvlText w:val=""/>
+      <w:lvlJc w:val="start"/>
+      <w:pPr>
+        <w:tabs>
+          <w:tab w:val="num" w:pos="2160"/>
+        </w:tabs>
+        <w:ind w:start="2160" w:hanging="360"/>
+      </w:pPr>
+      <w:rPr>
+        <w:rFonts w:ascii="Symbol" w:hAnsi="Symbol" w:cs="Symbol" w:hint="default"/>
+      </w:rPr>
+    </w:lvl>
+    <w:lvl w:ilvl="5">
+      <w:start w:val="1"/>
+      <w:numFmt w:val="bullet"/>
+      <w:lvlText w:val=""/>
+      <w:lvlJc w:val="start"/>
+      <w:pPr>
+        <w:tabs>
+          <w:tab w:val="num" w:pos="2520"/>
+        </w:tabs>
+        <w:ind w:start="2520" w:hanging="360"/>
+      </w:pPr>
+      <w:rPr>
+        <w:rFonts w:ascii="Symbol" w:hAnsi="Symbol" w:cs="Symbol" w:hint="default"/>
+      </w:rPr>
+    </w:lvl>
+    <w:lvl w:ilvl="6">
+      <w:start w:val="1"/>
+      <w:numFmt w:val="bullet"/>
+      <w:lvlText w:val=""/>
+      <w:lvlJc w:val="start"/>
+      <w:pPr>
+        <w:tabs>
+          <w:tab w:val="num" w:pos="2880"/>
+        </w:tabs>
+        <w:ind w:start="2880" w:hanging="360"/>
+      </w:pPr>
+      <w:rPr>
+        <w:rFonts w:ascii="Symbol" w:hAnsi="Symbol" w:cs="Symbol" w:hint="default"/>
+      </w:rPr>
+    </w:lvl>
+    <w:lvl w:ilvl="7">
+      <w:start w:val="1"/>
+      <w:numFmt w:val="bullet"/>
+      <w:lvlText w:val=""/>
+      <w:lvlJc w:val="start"/>
+      <w:pPr>
+        <w:tabs>
+          <w:tab w:val="num" w:pos="3240"/>
+        </w:tabs>
+        <w:ind w:start="3240" w:hanging="360"/>
+      </w:pPr>
+      <w:rPr>
+        <w:rFonts w:ascii="Symbol" w:hAnsi="Symbol" w:cs="Symbol" w:hint="default"/>
+      </w:rPr>
+    </w:lvl>
+    <w:lvl w:ilvl="8">
+      <w:start w:val="1"/>
+      <w:numFmt w:val="bullet"/>
+      <w:lvlText w:val=""/>
+      <w:lvlJc w:val="start"/>
+      <w:pPr>
+        <w:tabs>
+          <w:tab w:val="num" w:pos="3600"/>
+        </w:tabs>
+        <w:ind w:start="3600" w:hanging="360"/>
+      </w:pPr>
+      <w:rPr>
+        <w:rFonts w:ascii="Symbol" w:hAnsi="Symbol" w:cs="Symbol" w:hint="default"/>
+      </w:rPr>
+    </w:lvl>
+  </w:abstractNum>
+  <w:abstractNum w:abstractNumId="6">
+    <w:lvl w:ilvl="0">
+      <w:start w:val="1"/>
+      <w:numFmt w:val="decimal"/>
+      <w:lvlText w:val="%1."/>
+      <w:lvlJc w:val="start"/>
+      <w:pPr>
+        <w:tabs>
           <w:tab w:val="num" w:pos="709"/>
         </w:tabs>
         <w:ind w:start="709" w:hanging="283"/>
@@ -9944,7 +11087,7 @@
       </w:rPr>
     </w:lvl>
   </w:abstractNum>
-  <w:abstractNum w:abstractNumId="5">
+  <w:abstractNum w:abstractNumId="7">
     <w:lvl w:ilvl="0">
       <w:start w:val="1"/>
       <w:numFmt w:val="decimal"/>
@@ -10088,7 +11231,7 @@
       </w:rPr>
     </w:lvl>
   </w:abstractNum>
-  <w:abstractNum w:abstractNumId="6">
+  <w:abstractNum w:abstractNumId="8">
     <w:lvl w:ilvl="0">
       <w:start w:val="1"/>
       <w:numFmt w:val="decimal"/>
@@ -10226,298 +11369,6 @@
           <w:tab w:val="num" w:pos="6381"/>
         </w:tabs>
         <w:ind w:start="6381" w:hanging="283"/>
-      </w:pPr>
-      <w:rPr>
-        <w:rFonts w:ascii="Symbol" w:hAnsi="Symbol" w:cs="Symbol" w:hint="default"/>
-      </w:rPr>
-    </w:lvl>
-  </w:abstractNum>
-  <w:abstractNum w:abstractNumId="7">
-    <w:lvl w:ilvl="0">
-      <w:start w:val="1"/>
-      <w:numFmt w:val="decimal"/>
-      <w:lvlText w:val="%1."/>
-      <w:lvlJc w:val="start"/>
-      <w:pPr>
-        <w:tabs>
-          <w:tab w:val="num" w:pos="720"/>
-        </w:tabs>
-        <w:ind w:start="720" w:hanging="360"/>
-      </w:pPr>
-      <w:rPr>
-        <w:sz w:val="18"/>
-        <w:b/>
-        <w:szCs w:val="18"/>
-        <w:bCs/>
-      </w:rPr>
-    </w:lvl>
-    <w:lvl w:ilvl="1">
-      <w:start w:val="1"/>
-      <w:numFmt w:val="decimal"/>
-      <w:lvlText w:val="%1.%2."/>
-      <w:lvlJc w:val="start"/>
-      <w:pPr>
-        <w:tabs>
-          <w:tab w:val="num" w:pos="1080"/>
-        </w:tabs>
-        <w:ind w:start="1080" w:hanging="360"/>
-      </w:pPr>
-      <w:rPr>
-        <w:sz w:val="18"/>
-        <w:b/>
-        <w:szCs w:val="18"/>
-        <w:bCs/>
-      </w:rPr>
-    </w:lvl>
-    <w:lvl w:ilvl="2">
-      <w:start w:val="1"/>
-      <w:numFmt w:val="lowerLetter"/>
-      <w:lvlText w:val="%3)"/>
-      <w:lvlJc w:val="start"/>
-      <w:pPr>
-        <w:tabs>
-          <w:tab w:val="num" w:pos="1440"/>
-        </w:tabs>
-        <w:ind w:start="1440" w:hanging="360"/>
-      </w:pPr>
-      <w:rPr>
-        <w:sz w:val="18"/>
-        <w:b/>
-        <w:szCs w:val="18"/>
-        <w:bCs/>
-      </w:rPr>
-    </w:lvl>
-    <w:lvl w:ilvl="3">
-      <w:start w:val="1"/>
-      <w:numFmt w:val="bullet"/>
-      <w:lvlText w:val=""/>
-      <w:lvlJc w:val="start"/>
-      <w:pPr>
-        <w:tabs>
-          <w:tab w:val="num" w:pos="1800"/>
-        </w:tabs>
-        <w:ind w:start="1800" w:hanging="360"/>
-      </w:pPr>
-      <w:rPr>
-        <w:rFonts w:ascii="Symbol" w:hAnsi="Symbol" w:cs="Symbol" w:hint="default"/>
-      </w:rPr>
-    </w:lvl>
-    <w:lvl w:ilvl="4">
-      <w:start w:val="1"/>
-      <w:numFmt w:val="bullet"/>
-      <w:lvlText w:val=""/>
-      <w:lvlJc w:val="start"/>
-      <w:pPr>
-        <w:tabs>
-          <w:tab w:val="num" w:pos="2160"/>
-        </w:tabs>
-        <w:ind w:start="2160" w:hanging="360"/>
-      </w:pPr>
-      <w:rPr>
-        <w:rFonts w:ascii="Symbol" w:hAnsi="Symbol" w:cs="Symbol" w:hint="default"/>
-      </w:rPr>
-    </w:lvl>
-    <w:lvl w:ilvl="5">
-      <w:start w:val="1"/>
-      <w:numFmt w:val="bullet"/>
-      <w:lvlText w:val=""/>
-      <w:lvlJc w:val="start"/>
-      <w:pPr>
-        <w:tabs>
-          <w:tab w:val="num" w:pos="2520"/>
-        </w:tabs>
-        <w:ind w:start="2520" w:hanging="360"/>
-      </w:pPr>
-      <w:rPr>
-        <w:rFonts w:ascii="Symbol" w:hAnsi="Symbol" w:cs="Symbol" w:hint="default"/>
-      </w:rPr>
-    </w:lvl>
-    <w:lvl w:ilvl="6">
-      <w:start w:val="1"/>
-      <w:numFmt w:val="bullet"/>
-      <w:lvlText w:val=""/>
-      <w:lvlJc w:val="start"/>
-      <w:pPr>
-        <w:tabs>
-          <w:tab w:val="num" w:pos="2880"/>
-        </w:tabs>
-        <w:ind w:start="2880" w:hanging="360"/>
-      </w:pPr>
-      <w:rPr>
-        <w:rFonts w:ascii="Symbol" w:hAnsi="Symbol" w:cs="Symbol" w:hint="default"/>
-      </w:rPr>
-    </w:lvl>
-    <w:lvl w:ilvl="7">
-      <w:start w:val="1"/>
-      <w:numFmt w:val="bullet"/>
-      <w:lvlText w:val=""/>
-      <w:lvlJc w:val="start"/>
-      <w:pPr>
-        <w:tabs>
-          <w:tab w:val="num" w:pos="3240"/>
-        </w:tabs>
-        <w:ind w:start="3240" w:hanging="360"/>
-      </w:pPr>
-      <w:rPr>
-        <w:rFonts w:ascii="Symbol" w:hAnsi="Symbol" w:cs="Symbol" w:hint="default"/>
-      </w:rPr>
-    </w:lvl>
-    <w:lvl w:ilvl="8">
-      <w:start w:val="1"/>
-      <w:numFmt w:val="bullet"/>
-      <w:lvlText w:val=""/>
-      <w:lvlJc w:val="start"/>
-      <w:pPr>
-        <w:tabs>
-          <w:tab w:val="num" w:pos="3600"/>
-        </w:tabs>
-        <w:ind w:start="3600" w:hanging="360"/>
-      </w:pPr>
-      <w:rPr>
-        <w:rFonts w:ascii="Symbol" w:hAnsi="Symbol" w:cs="Symbol" w:hint="default"/>
-      </w:rPr>
-    </w:lvl>
-  </w:abstractNum>
-  <w:abstractNum w:abstractNumId="8">
-    <w:lvl w:ilvl="0">
-      <w:start w:val="1"/>
-      <w:numFmt w:val="decimal"/>
-      <w:lvlText w:val="%1."/>
-      <w:lvlJc w:val="start"/>
-      <w:pPr>
-        <w:tabs>
-          <w:tab w:val="num" w:pos="720"/>
-        </w:tabs>
-        <w:ind w:start="720" w:hanging="360"/>
-      </w:pPr>
-      <w:rPr>
-        <w:sz w:val="18"/>
-        <w:b/>
-        <w:szCs w:val="18"/>
-        <w:bCs/>
-      </w:rPr>
-    </w:lvl>
-    <w:lvl w:ilvl="1">
-      <w:start w:val="1"/>
-      <w:numFmt w:val="decimal"/>
-      <w:lvlText w:val="%1.%2."/>
-      <w:lvlJc w:val="start"/>
-      <w:pPr>
-        <w:tabs>
-          <w:tab w:val="num" w:pos="1080"/>
-        </w:tabs>
-        <w:ind w:start="1080" w:hanging="360"/>
-      </w:pPr>
-      <w:rPr>
-        <w:sz w:val="18"/>
-        <w:b/>
-        <w:szCs w:val="18"/>
-        <w:bCs/>
-      </w:rPr>
-    </w:lvl>
-    <w:lvl w:ilvl="2">
-      <w:start w:val="1"/>
-      <w:numFmt w:val="lowerLetter"/>
-      <w:lvlText w:val="%3)"/>
-      <w:lvlJc w:val="start"/>
-      <w:pPr>
-        <w:tabs>
-          <w:tab w:val="num" w:pos="1440"/>
-        </w:tabs>
-        <w:ind w:start="1440" w:hanging="360"/>
-      </w:pPr>
-      <w:rPr>
-        <w:sz w:val="18"/>
-        <w:b/>
-        <w:szCs w:val="18"/>
-        <w:bCs/>
-      </w:rPr>
-    </w:lvl>
-    <w:lvl w:ilvl="3">
-      <w:start w:val="1"/>
-      <w:numFmt w:val="bullet"/>
-      <w:lvlText w:val=""/>
-      <w:lvlJc w:val="start"/>
-      <w:pPr>
-        <w:tabs>
-          <w:tab w:val="num" w:pos="1800"/>
-        </w:tabs>
-        <w:ind w:start="1800" w:hanging="360"/>
-      </w:pPr>
-      <w:rPr>
-        <w:rFonts w:ascii="Symbol" w:hAnsi="Symbol" w:cs="Symbol" w:hint="default"/>
-      </w:rPr>
-    </w:lvl>
-    <w:lvl w:ilvl="4">
-      <w:start w:val="1"/>
-      <w:numFmt w:val="bullet"/>
-      <w:lvlText w:val=""/>
-      <w:lvlJc w:val="start"/>
-      <w:pPr>
-        <w:tabs>
-          <w:tab w:val="num" w:pos="2160"/>
-        </w:tabs>
-        <w:ind w:start="2160" w:hanging="360"/>
-      </w:pPr>
-      <w:rPr>
-        <w:rFonts w:ascii="Symbol" w:hAnsi="Symbol" w:cs="Symbol" w:hint="default"/>
-      </w:rPr>
-    </w:lvl>
-    <w:lvl w:ilvl="5">
-      <w:start w:val="1"/>
-      <w:numFmt w:val="bullet"/>
-      <w:lvlText w:val=""/>
-      <w:lvlJc w:val="start"/>
-      <w:pPr>
-        <w:tabs>
-          <w:tab w:val="num" w:pos="2520"/>
-        </w:tabs>
-        <w:ind w:start="2520" w:hanging="360"/>
-      </w:pPr>
-      <w:rPr>
-        <w:rFonts w:ascii="Symbol" w:hAnsi="Symbol" w:cs="Symbol" w:hint="default"/>
-      </w:rPr>
-    </w:lvl>
-    <w:lvl w:ilvl="6">
-      <w:start w:val="1"/>
-      <w:numFmt w:val="bullet"/>
-      <w:lvlText w:val=""/>
-      <w:lvlJc w:val="start"/>
-      <w:pPr>
-        <w:tabs>
-          <w:tab w:val="num" w:pos="2880"/>
-        </w:tabs>
-        <w:ind w:start="2880" w:hanging="360"/>
-      </w:pPr>
-      <w:rPr>
-        <w:rFonts w:ascii="Symbol" w:hAnsi="Symbol" w:cs="Symbol" w:hint="default"/>
-      </w:rPr>
-    </w:lvl>
-    <w:lvl w:ilvl="7">
-      <w:start w:val="1"/>
-      <w:numFmt w:val="bullet"/>
-      <w:lvlText w:val=""/>
-      <w:lvlJc w:val="start"/>
-      <w:pPr>
-        <w:tabs>
-          <w:tab w:val="num" w:pos="3240"/>
-        </w:tabs>
-        <w:ind w:start="3240" w:hanging="360"/>
-      </w:pPr>
-      <w:rPr>
-        <w:rFonts w:ascii="Symbol" w:hAnsi="Symbol" w:cs="Symbol" w:hint="default"/>
-      </w:rPr>
-    </w:lvl>
-    <w:lvl w:ilvl="8">
-      <w:start w:val="1"/>
-      <w:numFmt w:val="bullet"/>
-      <w:lvlText w:val=""/>
-      <w:lvlJc w:val="start"/>
-      <w:pPr>
-        <w:tabs>
-          <w:tab w:val="num" w:pos="3600"/>
-        </w:tabs>
-        <w:ind w:start="3600" w:hanging="360"/>
       </w:pPr>
       <w:rPr>
         <w:rFonts w:ascii="Symbol" w:hAnsi="Symbol" w:cs="Symbol" w:hint="default"/>
@@ -11261,7 +12112,7 @@
     <w:pPr>
       <w:widowControl/>
       <w:suppressAutoHyphens w:val="true"/>
-      <w:overflowPunct w:val="true"/>
+      <w:overflowPunct w:val="false"/>
       <w:bidi w:val="0"/>
       <w:spacing w:before="0" w:after="0"/>
       <w:jc w:val="start"/>
